--- a/docs/CT240_Nhóm_4_Đặc tả yêu cầu SRS.docx
+++ b/docs/CT240_Nhóm_4_Đặc tả yêu cầu SRS.docx
@@ -1,6 +1,6 @@
 
 <file path=word/document.xml><?xml version="1.0" encoding="utf-8"?>
-<w:document xmlns:wpc="http://schemas.microsoft.com/office/word/2010/wordprocessingCanvas" xmlns:cx="http://schemas.microsoft.com/office/drawing/2014/chartex" xmlns:cx1="http://schemas.microsoft.com/office/drawing/2015/9/8/chartex" xmlns:cx2="http://schemas.microsoft.com/office/drawing/2015/10/21/chartex" xmlns:cx3="http://schemas.microsoft.com/office/drawing/2016/5/9/chartex" xmlns:cx4="http://schemas.microsoft.com/office/drawing/2016/5/10/chartex" xmlns:cx5="http://schemas.microsoft.com/office/drawing/2016/5/11/chartex" xmlns:cx6="http://schemas.microsoft.com/office/drawing/2016/5/12/chartex" xmlns:cx7="http://schemas.microsoft.com/office/drawing/2016/5/13/chartex" xmlns:cx8="http://schemas.microsoft.com/office/drawing/2016/5/14/chartex" xmlns:mc="http://schemas.openxmlformats.org/markup-compatibility/2006" xmlns:aink="http://schemas.microsoft.com/office/drawing/2016/ink" xmlns:am3d="http://schemas.microsoft.com/office/drawing/2017/model3d" xmlns:o="urn:schemas-microsoft-com:office:office" xmlns:oel="http://schemas.microsoft.com/office/2019/extlst" xmlns:r="http://schemas.openxmlformats.org/officeDocument/2006/relationships" xmlns:m="http://schemas.openxmlformats.org/officeDocument/2006/math" xmlns:v="urn:schemas-microsoft-com:vml" xmlns:wp14="http://schemas.microsoft.com/office/word/2010/wordprocessingDrawing" xmlns:wp="http://schemas.openxmlformats.org/drawingml/2006/wordprocessingDrawing" xmlns:w10="urn:schemas-microsoft-com:office:word" xmlns:w="http://schemas.openxmlformats.org/wordprocessingml/2006/main" xmlns:w14="http://schemas.microsoft.com/office/word/2010/wordml" xmlns:w15="http://schemas.microsoft.com/office/word/2012/wordml" xmlns:w16cex="http://schemas.microsoft.com/office/word/2018/wordml/cex" xmlns:w16cid="http://schemas.microsoft.com/office/word/2016/wordml/cid" xmlns:w16="http://schemas.microsoft.com/office/word/2018/wordml" xmlns:w16du="http://schemas.microsoft.com/office/word/2023/wordml/word16du" xmlns:w16sdtdh="http://schemas.microsoft.com/office/word/2020/wordml/sdtdatahash" xmlns:w16sdtfl="http://schemas.microsoft.com/office/word/2024/wordml/sdtformatlock" xmlns:w16se="http://schemas.microsoft.com/office/word/2015/wordml/symex" xmlns:wpg="http://schemas.microsoft.com/office/word/2010/wordprocessingGroup" xmlns:wpi="http://schemas.microsoft.com/office/word/2010/wordprocessingInk" xmlns:wne="http://schemas.microsoft.com/office/word/2006/wordml" xmlns:wps="http://schemas.microsoft.com/office/word/2010/wordprocessingShape" mc:Ignorable="w14 w15 w16se w16cid w16 w16cex w16sdtdh w16sdtfl w16du wp14">
+<w:document xmlns:wpc="http://schemas.microsoft.com/office/word/2010/wordprocessingCanvas" xmlns:cx="http://schemas.microsoft.com/office/drawing/2014/chartex" xmlns:cx1="http://schemas.microsoft.com/office/drawing/2015/9/8/chartex" xmlns:cx2="http://schemas.microsoft.com/office/drawing/2015/10/21/chartex" xmlns:cx3="http://schemas.microsoft.com/office/drawing/2016/5/9/chartex" xmlns:cx4="http://schemas.microsoft.com/office/drawing/2016/5/10/chartex" xmlns:cx5="http://schemas.microsoft.com/office/drawing/2016/5/11/chartex" xmlns:cx6="http://schemas.microsoft.com/office/drawing/2016/5/12/chartex" xmlns:cx7="http://schemas.microsoft.com/office/drawing/2016/5/13/chartex" xmlns:cx8="http://schemas.microsoft.com/office/drawing/2016/5/14/chartex" xmlns:mc="http://schemas.openxmlformats.org/markup-compatibility/2006" xmlns:aink="http://schemas.microsoft.com/office/drawing/2016/ink" xmlns:am3d="http://schemas.microsoft.com/office/drawing/2017/model3d" xmlns:o="urn:schemas-microsoft-com:office:office" xmlns:oel="http://schemas.microsoft.com/office/2019/extlst" xmlns:r="http://schemas.openxmlformats.org/officeDocument/2006/relationships" xmlns:m="http://schemas.openxmlformats.org/officeDocument/2006/math" xmlns:v="urn:schemas-microsoft-com:vml" xmlns:wp14="http://schemas.microsoft.com/office/word/2010/wordprocessingDrawing" xmlns:wp="http://schemas.openxmlformats.org/drawingml/2006/wordprocessingDrawing" xmlns:w10="urn:schemas-microsoft-com:office:word" xmlns:w="http://schemas.openxmlformats.org/wordprocessingml/2006/main" xmlns:w14="http://schemas.microsoft.com/office/word/2010/wordml" xmlns:w15="http://schemas.microsoft.com/office/word/2012/wordml" xmlns:w16cex="http://schemas.microsoft.com/office/word/2018/wordml/cex" xmlns:w16cid="http://schemas.microsoft.com/office/word/2016/wordml/cid" xmlns:w16="http://schemas.microsoft.com/office/word/2018/wordml" xmlns:w16du="http://schemas.microsoft.com/office/word/2023/wordml/word16du" xmlns:w16sdtdh="http://schemas.microsoft.com/office/word/2020/wordml/sdtdatahash" xmlns:w16sdtfl="http://schemas.microsoft.com/office/word/2024/wordml/sdtformatlock" xmlns:w16se="http://schemas.microsoft.com/office/word/2015/wordml/symex" xmlns:wpg="http://schemas.microsoft.com/office/word/2010/wordprocessingGroup" xmlns:wpi="http://schemas.microsoft.com/office/word/2010/wordprocessingInk" xmlns:wne="http://schemas.microsoft.com/office/word/2006/wordml" xmlns:wps="http://schemas.microsoft.com/office/word/2010/wordprocessingShape" xmlns:a="http://schemas.openxmlformats.org/drawingml/2006/main" xmlns:pic="http://schemas.openxmlformats.org/drawingml/2006/picture" xmlns:a14="http://schemas.microsoft.com/office/drawing/2010/main" mc:Ignorable="w14 w15 w16se w16cid w16 w16cex w16sdtdh w16sdtfl w16du wp14">
   <w:body>
     <w:p>
       <w:pPr>
@@ -15,7 +15,7 @@
     </w:p>
     <w:p>
       <w:pPr>
-        <w:pStyle w:val="Title"/>
+        <w:pStyle w:val="Tiu"/>
       </w:pPr>
       <w:r>
         <w:t>Đặc Tả Yêu Cầu Phần Mềm</w:t>
@@ -26,7 +26,7 @@
     </w:p>
     <w:p>
       <w:pPr>
-        <w:pStyle w:val="Title"/>
+        <w:pStyle w:val="Tiu"/>
         <w:spacing w:before="0" w:after="400"/>
         <w:rPr>
           <w:sz w:val="40"/>
@@ -41,25 +41,45 @@
     </w:p>
     <w:p>
       <w:pPr>
-        <w:pStyle w:val="Title"/>
-      </w:pPr>
-      <w:r>
+        <w:pStyle w:val="Tiu"/>
+      </w:pPr>
+      <w:r>
+        <w:rPr/>
         <w:t>Phần</w:t>
       </w:r>
       <w:r>
         <w:rPr>
           <w:lang w:val="vi-VN"/>
         </w:rPr>
-        <w:t xml:space="preserve"> mềm</w:t>
-      </w:r>
-      <w:r>
-        <w:rPr>
-          <w:lang w:val="vi-VN"/>
-        </w:rPr>
+        <w:t xml:space="preserve"> mềm </w:t>
+      </w:r>
+      <w:r>
+        <w:rPr/>
+        <w:t xml:space="preserve">Quản </w:t>
+      </w:r>
+      <w:r>
+        <w:rPr/>
+        <w:t>lý</w:t>
+      </w:r>
+      <w:r>
+        <w:rPr/>
         <w:t xml:space="preserve"> </w:t>
       </w:r>
       <w:r>
-        <w:t>Quản lý công việc nhóm</w:t>
+        <w:rPr/>
+        <w:t>công</w:t>
+      </w:r>
+      <w:r>
+        <w:rPr/>
+        <w:t xml:space="preserve"> </w:t>
+      </w:r>
+      <w:r>
+        <w:rPr/>
+        <w:t>việc</w:t>
+      </w:r>
+      <w:r>
+        <w:rPr/>
+        <w:t xml:space="preserve"> Nexus</w:t>
       </w:r>
     </w:p>
     <w:p>
@@ -67,16 +87,7 @@
         <w:pStyle w:val="ByLine"/>
       </w:pPr>
       <w:r>
-        <w:t xml:space="preserve">Phiên bản </w:t>
-      </w:r>
-      <w:r>
-        <w:t>1.0</w:t>
-      </w:r>
-      <w:r>
-        <w:t xml:space="preserve"> </w:t>
-      </w:r>
-      <w:r>
-        <w:t>được phê chuẩn</w:t>
+        <w:t>Phiên bản 1.2 được phê chuẩn</w:t>
       </w:r>
     </w:p>
     <w:p>
@@ -200,7 +211,7 @@
           <w:sz w:val="32"/>
         </w:rPr>
         <w:sectPr>
-          <w:pgSz w:w="12240" w:h="15840" w:code="1"/>
+          <w:pgSz w:w="12240" w:h="15840" w:orient="portrait" w:code="1"/>
           <w:pgMar w:top="1440" w:right="1440" w:bottom="1440" w:left="1440" w:header="720" w:footer="720" w:gutter="0"/>
           <w:pgNumType w:fmt="lowerRoman" w:start="1"/>
           <w:cols w:space="720"/>
@@ -215,12 +226,12 @@
           <w:rFonts w:ascii="Arial" w:hAnsi="Arial" w:cs="Arial"/>
         </w:rPr>
       </w:pPr>
-      <w:bookmarkStart w:id="0" w:name="_Toc344877432"/>
-      <w:bookmarkStart w:id="1" w:name="_Toc344879822"/>
-      <w:bookmarkStart w:id="2" w:name="_Toc346508722"/>
-      <w:bookmarkStart w:id="3" w:name="_Toc346508952"/>
-      <w:bookmarkStart w:id="4" w:name="_Toc346509227"/>
-      <w:bookmarkStart w:id="5" w:name="_Toc220871583"/>
+      <w:bookmarkStart w:name="_Toc344877432" w:id="0"/>
+      <w:bookmarkStart w:name="_Toc344879822" w:id="1"/>
+      <w:bookmarkStart w:name="_Toc346508722" w:id="2"/>
+      <w:bookmarkStart w:name="_Toc346508952" w:id="3"/>
+      <w:bookmarkStart w:name="_Toc346509227" w:id="4"/>
+      <w:bookmarkStart w:name="_Toc225025717" w:id="5"/>
       <w:bookmarkEnd w:id="0"/>
       <w:bookmarkEnd w:id="1"/>
       <w:bookmarkEnd w:id="2"/>
@@ -237,12 +248,14 @@
     </w:p>
     <w:p>
       <w:pPr>
-        <w:pStyle w:val="TOC1"/>
-        <w:rPr>
-          <w:rFonts w:ascii="Aptos" w:hAnsi="Aptos"/>
+        <w:pStyle w:val="Mucluc1"/>
+        <w:rPr>
+          <w:rFonts w:asciiTheme="minorHAnsi" w:hAnsiTheme="minorHAnsi" w:eastAsiaTheme="minorEastAsia" w:cstheme="minorBidi"/>
           <w:b w:val="0"/>
           <w:kern w:val="2"/>
           <w:szCs w:val="24"/>
+          <w:lang w:val="vi-VN" w:eastAsia="ja-JP"/>
+          <w14:ligatures w14:val="standardContextual"/>
         </w:rPr>
       </w:pPr>
       <w:r>
@@ -263,10 +276,10 @@
         </w:rPr>
         <w:fldChar w:fldCharType="separate"/>
       </w:r>
-      <w:hyperlink w:anchor="_Toc220871583" w:history="1">
-        <w:r>
-          <w:rPr>
-            <w:rStyle w:val="Hyperlink"/>
+      <w:hyperlink w:history="1" w:anchor="_Toc225025717">
+        <w:r>
+          <w:rPr>
+            <w:rStyle w:val="Siuktni"/>
             <w:rFonts w:ascii="Arial" w:hAnsi="Arial" w:cs="Arial"/>
           </w:rPr>
           <w:t>Mục Lục</w:t>
@@ -287,7 +300,7 @@
           <w:rPr>
             <w:webHidden/>
           </w:rPr>
-          <w:instrText xml:space="preserve"> PAGEREF _Toc220871583 \h </w:instrText>
+          <w:instrText xml:space="preserve"> PAGEREF _Toc225025717 \h </w:instrText>
         </w:r>
         <w:r>
           <w:rPr>
@@ -316,18 +329,20 @@
     </w:p>
     <w:p>
       <w:pPr>
-        <w:pStyle w:val="TOC1"/>
-        <w:rPr>
-          <w:rFonts w:ascii="Aptos" w:hAnsi="Aptos"/>
+        <w:pStyle w:val="Mucluc1"/>
+        <w:rPr>
+          <w:rFonts w:asciiTheme="minorHAnsi" w:hAnsiTheme="minorHAnsi" w:eastAsiaTheme="minorEastAsia" w:cstheme="minorBidi"/>
           <w:b w:val="0"/>
           <w:kern w:val="2"/>
           <w:szCs w:val="24"/>
-        </w:rPr>
-      </w:pPr>
-      <w:hyperlink w:anchor="_Toc220871584" w:history="1">
-        <w:r>
-          <w:rPr>
-            <w:rStyle w:val="Hyperlink"/>
+          <w:lang w:val="vi-VN" w:eastAsia="ja-JP"/>
+          <w14:ligatures w14:val="standardContextual"/>
+        </w:rPr>
+      </w:pPr>
+      <w:hyperlink w:history="1" w:anchor="_Toc225025718">
+        <w:r>
+          <w:rPr>
+            <w:rStyle w:val="Siuktni"/>
             <w:rFonts w:ascii="Arial" w:hAnsi="Arial" w:cs="Arial"/>
           </w:rPr>
           <w:t>Theo dõi phiên bản tài liệu</w:t>
@@ -348,7 +363,7 @@
           <w:rPr>
             <w:webHidden/>
           </w:rPr>
-          <w:instrText xml:space="preserve"> PAGEREF _Toc220871584 \h </w:instrText>
+          <w:instrText xml:space="preserve"> PAGEREF _Toc225025718 \h </w:instrText>
         </w:r>
         <w:r>
           <w:rPr>
@@ -377,34 +392,38 @@
     </w:p>
     <w:p>
       <w:pPr>
-        <w:pStyle w:val="TOC1"/>
-        <w:rPr>
-          <w:rFonts w:ascii="Aptos" w:hAnsi="Aptos"/>
+        <w:pStyle w:val="Mucluc1"/>
+        <w:rPr>
+          <w:rFonts w:asciiTheme="minorHAnsi" w:hAnsiTheme="minorHAnsi" w:eastAsiaTheme="minorEastAsia" w:cstheme="minorBidi"/>
           <w:b w:val="0"/>
           <w:kern w:val="2"/>
           <w:szCs w:val="24"/>
-        </w:rPr>
-      </w:pPr>
-      <w:hyperlink w:anchor="_Toc220871585" w:history="1">
-        <w:r>
-          <w:rPr>
-            <w:rStyle w:val="Hyperlink"/>
+          <w:lang w:val="vi-VN" w:eastAsia="ja-JP"/>
+          <w14:ligatures w14:val="standardContextual"/>
+        </w:rPr>
+      </w:pPr>
+      <w:hyperlink w:history="1" w:anchor="_Toc225025719">
+        <w:r>
+          <w:rPr>
+            <w:rStyle w:val="Siuktni"/>
             <w:rFonts w:ascii="Times New Roman" w:hAnsi="Times New Roman"/>
           </w:rPr>
           <w:t>1.</w:t>
         </w:r>
         <w:r>
           <w:rPr>
-            <w:rFonts w:ascii="Aptos" w:hAnsi="Aptos"/>
+            <w:rFonts w:asciiTheme="minorHAnsi" w:hAnsiTheme="minorHAnsi" w:eastAsiaTheme="minorEastAsia" w:cstheme="minorBidi"/>
             <w:b w:val="0"/>
             <w:kern w:val="2"/>
             <w:szCs w:val="24"/>
+            <w:lang w:val="vi-VN" w:eastAsia="ja-JP"/>
+            <w14:ligatures w14:val="standardContextual"/>
           </w:rPr>
           <w:tab/>
         </w:r>
         <w:r>
           <w:rPr>
-            <w:rStyle w:val="Hyperlink"/>
+            <w:rStyle w:val="Siuktni"/>
             <w:rFonts w:ascii="Times New Roman" w:hAnsi="Times New Roman"/>
           </w:rPr>
           <w:t>Giới thiệu</w:t>
@@ -425,7 +444,7 @@
           <w:rPr>
             <w:webHidden/>
           </w:rPr>
-          <w:instrText xml:space="preserve"> PAGEREF _Toc220871585 \h </w:instrText>
+          <w:instrText xml:space="preserve"> PAGEREF _Toc225025719 \h </w:instrText>
         </w:r>
         <w:r>
           <w:rPr>
@@ -454,22 +473,24 @@
     </w:p>
     <w:p>
       <w:pPr>
-        <w:pStyle w:val="TOC2"/>
+        <w:pStyle w:val="Mucluc2"/>
         <w:tabs>
           <w:tab w:val="left" w:pos="960"/>
         </w:tabs>
         <w:rPr>
-          <w:rFonts w:ascii="Aptos" w:hAnsi="Aptos"/>
+          <w:rFonts w:asciiTheme="minorHAnsi" w:hAnsiTheme="minorHAnsi" w:eastAsiaTheme="minorEastAsia" w:cstheme="minorBidi"/>
           <w:noProof/>
           <w:kern w:val="2"/>
           <w:sz w:val="24"/>
           <w:szCs w:val="24"/>
-        </w:rPr>
-      </w:pPr>
-      <w:hyperlink w:anchor="_Toc220871586" w:history="1">
-        <w:r>
-          <w:rPr>
-            <w:rStyle w:val="Hyperlink"/>
+          <w:lang w:val="vi-VN" w:eastAsia="ja-JP"/>
+          <w14:ligatures w14:val="standardContextual"/>
+        </w:rPr>
+      </w:pPr>
+      <w:hyperlink w:history="1" w:anchor="_Toc225025720">
+        <w:r>
+          <w:rPr>
+            <w:rStyle w:val="Siuktni"/>
             <w:rFonts w:ascii="Times New Roman" w:hAnsi="Times New Roman"/>
             <w:bCs/>
             <w:noProof/>
@@ -478,17 +499,19 @@
         </w:r>
         <w:r>
           <w:rPr>
-            <w:rFonts w:ascii="Aptos" w:hAnsi="Aptos"/>
+            <w:rFonts w:asciiTheme="minorHAnsi" w:hAnsiTheme="minorHAnsi" w:eastAsiaTheme="minorEastAsia" w:cstheme="minorBidi"/>
             <w:noProof/>
             <w:kern w:val="2"/>
             <w:sz w:val="24"/>
             <w:szCs w:val="24"/>
+            <w:lang w:val="vi-VN" w:eastAsia="ja-JP"/>
+            <w14:ligatures w14:val="standardContextual"/>
           </w:rPr>
           <w:tab/>
         </w:r>
         <w:r>
           <w:rPr>
-            <w:rStyle w:val="Hyperlink"/>
+            <w:rStyle w:val="Siuktni"/>
             <w:rFonts w:ascii="Times New Roman" w:hAnsi="Times New Roman"/>
             <w:noProof/>
           </w:rPr>
@@ -513,7 +536,7 @@
             <w:noProof/>
             <w:webHidden/>
           </w:rPr>
-          <w:instrText xml:space="preserve"> PAGEREF _Toc220871586 \h </w:instrText>
+          <w:instrText xml:space="preserve"> PAGEREF _Toc225025720 \h </w:instrText>
         </w:r>
         <w:r>
           <w:rPr>
@@ -546,22 +569,24 @@
     </w:p>
     <w:p>
       <w:pPr>
-        <w:pStyle w:val="TOC2"/>
+        <w:pStyle w:val="Mucluc2"/>
         <w:tabs>
           <w:tab w:val="left" w:pos="960"/>
         </w:tabs>
         <w:rPr>
-          <w:rFonts w:ascii="Aptos" w:hAnsi="Aptos"/>
+          <w:rFonts w:asciiTheme="minorHAnsi" w:hAnsiTheme="minorHAnsi" w:eastAsiaTheme="minorEastAsia" w:cstheme="minorBidi"/>
           <w:noProof/>
           <w:kern w:val="2"/>
           <w:sz w:val="24"/>
           <w:szCs w:val="24"/>
-        </w:rPr>
-      </w:pPr>
-      <w:hyperlink w:anchor="_Toc220871587" w:history="1">
-        <w:r>
-          <w:rPr>
-            <w:rStyle w:val="Hyperlink"/>
+          <w:lang w:val="vi-VN" w:eastAsia="ja-JP"/>
+          <w14:ligatures w14:val="standardContextual"/>
+        </w:rPr>
+      </w:pPr>
+      <w:hyperlink w:history="1" w:anchor="_Toc225025721">
+        <w:r>
+          <w:rPr>
+            <w:rStyle w:val="Siuktni"/>
             <w:rFonts w:ascii="Times New Roman" w:hAnsi="Times New Roman"/>
             <w:bCs/>
             <w:noProof/>
@@ -570,17 +595,19 @@
         </w:r>
         <w:r>
           <w:rPr>
-            <w:rFonts w:ascii="Aptos" w:hAnsi="Aptos"/>
+            <w:rFonts w:asciiTheme="minorHAnsi" w:hAnsiTheme="minorHAnsi" w:eastAsiaTheme="minorEastAsia" w:cstheme="minorBidi"/>
             <w:noProof/>
             <w:kern w:val="2"/>
             <w:sz w:val="24"/>
             <w:szCs w:val="24"/>
+            <w:lang w:val="vi-VN" w:eastAsia="ja-JP"/>
+            <w14:ligatures w14:val="standardContextual"/>
           </w:rPr>
           <w:tab/>
         </w:r>
         <w:r>
           <w:rPr>
-            <w:rStyle w:val="Hyperlink"/>
+            <w:rStyle w:val="Siuktni"/>
             <w:rFonts w:ascii="Times New Roman" w:hAnsi="Times New Roman"/>
             <w:noProof/>
           </w:rPr>
@@ -605,7 +632,7 @@
             <w:noProof/>
             <w:webHidden/>
           </w:rPr>
-          <w:instrText xml:space="preserve"> PAGEREF _Toc220871587 \h </w:instrText>
+          <w:instrText xml:space="preserve"> PAGEREF _Toc225025721 \h </w:instrText>
         </w:r>
         <w:r>
           <w:rPr>
@@ -638,22 +665,24 @@
     </w:p>
     <w:p>
       <w:pPr>
-        <w:pStyle w:val="TOC2"/>
+        <w:pStyle w:val="Mucluc2"/>
         <w:tabs>
           <w:tab w:val="left" w:pos="960"/>
         </w:tabs>
         <w:rPr>
-          <w:rFonts w:ascii="Aptos" w:hAnsi="Aptos"/>
+          <w:rFonts w:asciiTheme="minorHAnsi" w:hAnsiTheme="minorHAnsi" w:eastAsiaTheme="minorEastAsia" w:cstheme="minorBidi"/>
           <w:noProof/>
           <w:kern w:val="2"/>
           <w:sz w:val="24"/>
           <w:szCs w:val="24"/>
-        </w:rPr>
-      </w:pPr>
-      <w:hyperlink w:anchor="_Toc220871588" w:history="1">
-        <w:r>
-          <w:rPr>
-            <w:rStyle w:val="Hyperlink"/>
+          <w:lang w:val="vi-VN" w:eastAsia="ja-JP"/>
+          <w14:ligatures w14:val="standardContextual"/>
+        </w:rPr>
+      </w:pPr>
+      <w:hyperlink w:history="1" w:anchor="_Toc225025722">
+        <w:r>
+          <w:rPr>
+            <w:rStyle w:val="Siuktni"/>
             <w:rFonts w:ascii="Times New Roman" w:hAnsi="Times New Roman"/>
             <w:bCs/>
             <w:noProof/>
@@ -662,17 +691,19 @@
         </w:r>
         <w:r>
           <w:rPr>
-            <w:rFonts w:ascii="Aptos" w:hAnsi="Aptos"/>
+            <w:rFonts w:asciiTheme="minorHAnsi" w:hAnsiTheme="minorHAnsi" w:eastAsiaTheme="minorEastAsia" w:cstheme="minorBidi"/>
             <w:noProof/>
             <w:kern w:val="2"/>
             <w:sz w:val="24"/>
             <w:szCs w:val="24"/>
+            <w:lang w:val="vi-VN" w:eastAsia="ja-JP"/>
+            <w14:ligatures w14:val="standardContextual"/>
           </w:rPr>
           <w:tab/>
         </w:r>
         <w:r>
           <w:rPr>
-            <w:rStyle w:val="Hyperlink"/>
+            <w:rStyle w:val="Siuktni"/>
             <w:rFonts w:ascii="Times New Roman" w:hAnsi="Times New Roman"/>
             <w:noProof/>
           </w:rPr>
@@ -697,7 +728,7 @@
             <w:noProof/>
             <w:webHidden/>
           </w:rPr>
-          <w:instrText xml:space="preserve"> PAGEREF _Toc220871588 \h </w:instrText>
+          <w:instrText xml:space="preserve"> PAGEREF _Toc225025722 \h </w:instrText>
         </w:r>
         <w:r>
           <w:rPr>
@@ -730,22 +761,24 @@
     </w:p>
     <w:p>
       <w:pPr>
-        <w:pStyle w:val="TOC2"/>
+        <w:pStyle w:val="Mucluc2"/>
         <w:tabs>
           <w:tab w:val="left" w:pos="960"/>
         </w:tabs>
         <w:rPr>
-          <w:rFonts w:ascii="Aptos" w:hAnsi="Aptos"/>
+          <w:rFonts w:asciiTheme="minorHAnsi" w:hAnsiTheme="minorHAnsi" w:eastAsiaTheme="minorEastAsia" w:cstheme="minorBidi"/>
           <w:noProof/>
           <w:kern w:val="2"/>
           <w:sz w:val="24"/>
           <w:szCs w:val="24"/>
-        </w:rPr>
-      </w:pPr>
-      <w:hyperlink w:anchor="_Toc220871589" w:history="1">
-        <w:r>
-          <w:rPr>
-            <w:rStyle w:val="Hyperlink"/>
+          <w:lang w:val="vi-VN" w:eastAsia="ja-JP"/>
+          <w14:ligatures w14:val="standardContextual"/>
+        </w:rPr>
+      </w:pPr>
+      <w:hyperlink w:history="1" w:anchor="_Toc225025723">
+        <w:r>
+          <w:rPr>
+            <w:rStyle w:val="Siuktni"/>
             <w:rFonts w:ascii="Times New Roman" w:hAnsi="Times New Roman"/>
             <w:bCs/>
             <w:noProof/>
@@ -754,17 +787,19 @@
         </w:r>
         <w:r>
           <w:rPr>
-            <w:rFonts w:ascii="Aptos" w:hAnsi="Aptos"/>
+            <w:rFonts w:asciiTheme="minorHAnsi" w:hAnsiTheme="minorHAnsi" w:eastAsiaTheme="minorEastAsia" w:cstheme="minorBidi"/>
             <w:noProof/>
             <w:kern w:val="2"/>
             <w:sz w:val="24"/>
             <w:szCs w:val="24"/>
+            <w:lang w:val="vi-VN" w:eastAsia="ja-JP"/>
+            <w14:ligatures w14:val="standardContextual"/>
           </w:rPr>
           <w:tab/>
         </w:r>
         <w:r>
           <w:rPr>
-            <w:rStyle w:val="Hyperlink"/>
+            <w:rStyle w:val="Siuktni"/>
             <w:rFonts w:ascii="Times New Roman" w:hAnsi="Times New Roman"/>
             <w:noProof/>
           </w:rPr>
@@ -772,15 +807,6 @@
         </w:r>
         <w:r>
           <w:rPr>
-            <w:rStyle w:val="Hyperlink"/>
-            <w:rFonts w:ascii="Times New Roman" w:hAnsi="Times New Roman"/>
-            <w:noProof/>
-            <w:lang w:val="vi-VN"/>
-          </w:rPr>
-          <w:t xml:space="preserve"> (chưa)</w:t>
-        </w:r>
-        <w:r>
-          <w:rPr>
             <w:noProof/>
             <w:webHidden/>
           </w:rPr>
@@ -798,7 +824,7 @@
             <w:noProof/>
             <w:webHidden/>
           </w:rPr>
-          <w:instrText xml:space="preserve"> PAGEREF _Toc220871589 \h </w:instrText>
+          <w:instrText xml:space="preserve"> PAGEREF _Toc225025723 \h </w:instrText>
         </w:r>
         <w:r>
           <w:rPr>
@@ -831,22 +857,24 @@
     </w:p>
     <w:p>
       <w:pPr>
-        <w:pStyle w:val="TOC2"/>
+        <w:pStyle w:val="Mucluc2"/>
         <w:tabs>
           <w:tab w:val="left" w:pos="960"/>
         </w:tabs>
         <w:rPr>
-          <w:rFonts w:ascii="Aptos" w:hAnsi="Aptos"/>
+          <w:rFonts w:asciiTheme="minorHAnsi" w:hAnsiTheme="minorHAnsi" w:eastAsiaTheme="minorEastAsia" w:cstheme="minorBidi"/>
           <w:noProof/>
           <w:kern w:val="2"/>
           <w:sz w:val="24"/>
           <w:szCs w:val="24"/>
-        </w:rPr>
-      </w:pPr>
-      <w:hyperlink w:anchor="_Toc220871590" w:history="1">
-        <w:r>
-          <w:rPr>
-            <w:rStyle w:val="Hyperlink"/>
+          <w:lang w:val="vi-VN" w:eastAsia="ja-JP"/>
+          <w14:ligatures w14:val="standardContextual"/>
+        </w:rPr>
+      </w:pPr>
+      <w:hyperlink w:history="1" w:anchor="_Toc225025724">
+        <w:r>
+          <w:rPr>
+            <w:rStyle w:val="Siuktni"/>
             <w:rFonts w:ascii="Times New Roman" w:hAnsi="Times New Roman"/>
             <w:bCs/>
             <w:noProof/>
@@ -855,17 +883,19 @@
         </w:r>
         <w:r>
           <w:rPr>
-            <w:rFonts w:ascii="Aptos" w:hAnsi="Aptos"/>
+            <w:rFonts w:asciiTheme="minorHAnsi" w:hAnsiTheme="minorHAnsi" w:eastAsiaTheme="minorEastAsia" w:cstheme="minorBidi"/>
             <w:noProof/>
             <w:kern w:val="2"/>
             <w:sz w:val="24"/>
             <w:szCs w:val="24"/>
+            <w:lang w:val="vi-VN" w:eastAsia="ja-JP"/>
+            <w14:ligatures w14:val="standardContextual"/>
           </w:rPr>
           <w:tab/>
         </w:r>
         <w:r>
           <w:rPr>
-            <w:rStyle w:val="Hyperlink"/>
+            <w:rStyle w:val="Siuktni"/>
             <w:rFonts w:ascii="Times New Roman" w:hAnsi="Times New Roman"/>
             <w:noProof/>
           </w:rPr>
@@ -890,7 +920,7 @@
             <w:noProof/>
             <w:webHidden/>
           </w:rPr>
-          <w:instrText xml:space="preserve"> PAGEREF _Toc220871590 \h </w:instrText>
+          <w:instrText xml:space="preserve"> PAGEREF _Toc225025724 \h </w:instrText>
         </w:r>
         <w:r>
           <w:rPr>
@@ -923,34 +953,38 @@
     </w:p>
     <w:p>
       <w:pPr>
-        <w:pStyle w:val="TOC1"/>
-        <w:rPr>
-          <w:rFonts w:ascii="Aptos" w:hAnsi="Aptos"/>
+        <w:pStyle w:val="Mucluc1"/>
+        <w:rPr>
+          <w:rFonts w:asciiTheme="minorHAnsi" w:hAnsiTheme="minorHAnsi" w:eastAsiaTheme="minorEastAsia" w:cstheme="minorBidi"/>
           <w:b w:val="0"/>
           <w:kern w:val="2"/>
           <w:szCs w:val="24"/>
-        </w:rPr>
-      </w:pPr>
-      <w:hyperlink w:anchor="_Toc220871591" w:history="1">
-        <w:r>
-          <w:rPr>
-            <w:rStyle w:val="Hyperlink"/>
+          <w:lang w:val="vi-VN" w:eastAsia="ja-JP"/>
+          <w14:ligatures w14:val="standardContextual"/>
+        </w:rPr>
+      </w:pPr>
+      <w:hyperlink w:history="1" w:anchor="_Toc225025725">
+        <w:r>
+          <w:rPr>
+            <w:rStyle w:val="Siuktni"/>
             <w:rFonts w:ascii="Times New Roman" w:hAnsi="Times New Roman"/>
           </w:rPr>
           <w:t>2.</w:t>
         </w:r>
         <w:r>
           <w:rPr>
-            <w:rFonts w:ascii="Aptos" w:hAnsi="Aptos"/>
+            <w:rFonts w:asciiTheme="minorHAnsi" w:hAnsiTheme="minorHAnsi" w:eastAsiaTheme="minorEastAsia" w:cstheme="minorBidi"/>
             <w:b w:val="0"/>
             <w:kern w:val="2"/>
             <w:szCs w:val="24"/>
+            <w:lang w:val="vi-VN" w:eastAsia="ja-JP"/>
+            <w14:ligatures w14:val="standardContextual"/>
           </w:rPr>
           <w:tab/>
         </w:r>
         <w:r>
           <w:rPr>
-            <w:rStyle w:val="Hyperlink"/>
+            <w:rStyle w:val="Siuktni"/>
             <w:rFonts w:ascii="Times New Roman" w:hAnsi="Times New Roman"/>
           </w:rPr>
           <w:t>Mô tả tổng quan</w:t>
@@ -971,7 +1005,7 @@
           <w:rPr>
             <w:webHidden/>
           </w:rPr>
-          <w:instrText xml:space="preserve"> PAGEREF _Toc220871591 \h </w:instrText>
+          <w:instrText xml:space="preserve"> PAGEREF _Toc225025725 \h </w:instrText>
         </w:r>
         <w:r>
           <w:rPr>
@@ -1000,22 +1034,24 @@
     </w:p>
     <w:p>
       <w:pPr>
-        <w:pStyle w:val="TOC2"/>
+        <w:pStyle w:val="Mucluc2"/>
         <w:tabs>
           <w:tab w:val="left" w:pos="960"/>
         </w:tabs>
         <w:rPr>
-          <w:rFonts w:ascii="Aptos" w:hAnsi="Aptos"/>
+          <w:rFonts w:asciiTheme="minorHAnsi" w:hAnsiTheme="minorHAnsi" w:eastAsiaTheme="minorEastAsia" w:cstheme="minorBidi"/>
           <w:noProof/>
           <w:kern w:val="2"/>
           <w:sz w:val="24"/>
           <w:szCs w:val="24"/>
-        </w:rPr>
-      </w:pPr>
-      <w:hyperlink w:anchor="_Toc220871592" w:history="1">
-        <w:r>
-          <w:rPr>
-            <w:rStyle w:val="Hyperlink"/>
+          <w:lang w:val="vi-VN" w:eastAsia="ja-JP"/>
+          <w14:ligatures w14:val="standardContextual"/>
+        </w:rPr>
+      </w:pPr>
+      <w:hyperlink w:history="1" w:anchor="_Toc225025726">
+        <w:r>
+          <w:rPr>
+            <w:rStyle w:val="Siuktni"/>
             <w:rFonts w:ascii="Times New Roman" w:hAnsi="Times New Roman"/>
             <w:bCs/>
             <w:noProof/>
@@ -1024,17 +1060,19 @@
         </w:r>
         <w:r>
           <w:rPr>
-            <w:rFonts w:ascii="Aptos" w:hAnsi="Aptos"/>
+            <w:rFonts w:asciiTheme="minorHAnsi" w:hAnsiTheme="minorHAnsi" w:eastAsiaTheme="minorEastAsia" w:cstheme="minorBidi"/>
             <w:noProof/>
             <w:kern w:val="2"/>
             <w:sz w:val="24"/>
             <w:szCs w:val="24"/>
+            <w:lang w:val="vi-VN" w:eastAsia="ja-JP"/>
+            <w14:ligatures w14:val="standardContextual"/>
           </w:rPr>
           <w:tab/>
         </w:r>
         <w:r>
           <w:rPr>
-            <w:rStyle w:val="Hyperlink"/>
+            <w:rStyle w:val="Siuktni"/>
             <w:rFonts w:ascii="Times New Roman" w:hAnsi="Times New Roman"/>
             <w:noProof/>
           </w:rPr>
@@ -1059,7 +1097,7 @@
             <w:noProof/>
             <w:webHidden/>
           </w:rPr>
-          <w:instrText xml:space="preserve"> PAGEREF _Toc220871592 \h </w:instrText>
+          <w:instrText xml:space="preserve"> PAGEREF _Toc225025726 \h </w:instrText>
         </w:r>
         <w:r>
           <w:rPr>
@@ -1092,22 +1130,24 @@
     </w:p>
     <w:p>
       <w:pPr>
-        <w:pStyle w:val="TOC2"/>
+        <w:pStyle w:val="Mucluc2"/>
         <w:tabs>
           <w:tab w:val="left" w:pos="960"/>
         </w:tabs>
         <w:rPr>
-          <w:rFonts w:ascii="Aptos" w:hAnsi="Aptos"/>
+          <w:rFonts w:asciiTheme="minorHAnsi" w:hAnsiTheme="minorHAnsi" w:eastAsiaTheme="minorEastAsia" w:cstheme="minorBidi"/>
           <w:noProof/>
           <w:kern w:val="2"/>
           <w:sz w:val="24"/>
           <w:szCs w:val="24"/>
-        </w:rPr>
-      </w:pPr>
-      <w:hyperlink w:anchor="_Toc220871593" w:history="1">
-        <w:r>
-          <w:rPr>
-            <w:rStyle w:val="Hyperlink"/>
+          <w:lang w:val="vi-VN" w:eastAsia="ja-JP"/>
+          <w14:ligatures w14:val="standardContextual"/>
+        </w:rPr>
+      </w:pPr>
+      <w:hyperlink w:history="1" w:anchor="_Toc225025727">
+        <w:r>
+          <w:rPr>
+            <w:rStyle w:val="Siuktni"/>
             <w:rFonts w:ascii="Times New Roman" w:hAnsi="Times New Roman"/>
             <w:bCs/>
             <w:noProof/>
@@ -1116,17 +1156,19 @@
         </w:r>
         <w:r>
           <w:rPr>
-            <w:rFonts w:ascii="Aptos" w:hAnsi="Aptos"/>
+            <w:rFonts w:asciiTheme="minorHAnsi" w:hAnsiTheme="minorHAnsi" w:eastAsiaTheme="minorEastAsia" w:cstheme="minorBidi"/>
             <w:noProof/>
             <w:kern w:val="2"/>
             <w:sz w:val="24"/>
             <w:szCs w:val="24"/>
+            <w:lang w:val="vi-VN" w:eastAsia="ja-JP"/>
+            <w14:ligatures w14:val="standardContextual"/>
           </w:rPr>
           <w:tab/>
         </w:r>
         <w:r>
           <w:rPr>
-            <w:rStyle w:val="Hyperlink"/>
+            <w:rStyle w:val="Siuktni"/>
             <w:rFonts w:ascii="Times New Roman" w:hAnsi="Times New Roman"/>
             <w:noProof/>
           </w:rPr>
@@ -1151,7 +1193,7 @@
             <w:noProof/>
             <w:webHidden/>
           </w:rPr>
-          <w:instrText xml:space="preserve"> PAGEREF _Toc220871593 \h </w:instrText>
+          <w:instrText xml:space="preserve"> PAGEREF _Toc225025727 \h </w:instrText>
         </w:r>
         <w:r>
           <w:rPr>
@@ -1184,22 +1226,24 @@
     </w:p>
     <w:p>
       <w:pPr>
-        <w:pStyle w:val="TOC2"/>
+        <w:pStyle w:val="Mucluc2"/>
         <w:tabs>
           <w:tab w:val="left" w:pos="960"/>
         </w:tabs>
         <w:rPr>
-          <w:rFonts w:ascii="Aptos" w:hAnsi="Aptos"/>
+          <w:rFonts w:asciiTheme="minorHAnsi" w:hAnsiTheme="minorHAnsi" w:eastAsiaTheme="minorEastAsia" w:cstheme="minorBidi"/>
           <w:noProof/>
           <w:kern w:val="2"/>
           <w:sz w:val="24"/>
           <w:szCs w:val="24"/>
-        </w:rPr>
-      </w:pPr>
-      <w:hyperlink w:anchor="_Toc220871594" w:history="1">
-        <w:r>
-          <w:rPr>
-            <w:rStyle w:val="Hyperlink"/>
+          <w:lang w:val="vi-VN" w:eastAsia="ja-JP"/>
+          <w14:ligatures w14:val="standardContextual"/>
+        </w:rPr>
+      </w:pPr>
+      <w:hyperlink w:history="1" w:anchor="_Toc225025728">
+        <w:r>
+          <w:rPr>
+            <w:rStyle w:val="Siuktni"/>
             <w:rFonts w:ascii="Times New Roman" w:hAnsi="Times New Roman"/>
             <w:bCs/>
             <w:noProof/>
@@ -1208,17 +1252,19 @@
         </w:r>
         <w:r>
           <w:rPr>
-            <w:rFonts w:ascii="Aptos" w:hAnsi="Aptos"/>
+            <w:rFonts w:asciiTheme="minorHAnsi" w:hAnsiTheme="minorHAnsi" w:eastAsiaTheme="minorEastAsia" w:cstheme="minorBidi"/>
             <w:noProof/>
             <w:kern w:val="2"/>
             <w:sz w:val="24"/>
             <w:szCs w:val="24"/>
+            <w:lang w:val="vi-VN" w:eastAsia="ja-JP"/>
+            <w14:ligatures w14:val="standardContextual"/>
           </w:rPr>
           <w:tab/>
         </w:r>
         <w:r>
           <w:rPr>
-            <w:rStyle w:val="Hyperlink"/>
+            <w:rStyle w:val="Siuktni"/>
             <w:rFonts w:ascii="Times New Roman" w:hAnsi="Times New Roman"/>
             <w:noProof/>
           </w:rPr>
@@ -1243,7 +1289,7 @@
             <w:noProof/>
             <w:webHidden/>
           </w:rPr>
-          <w:instrText xml:space="preserve"> PAGEREF _Toc220871594 \h </w:instrText>
+          <w:instrText xml:space="preserve"> PAGEREF _Toc225025728 \h </w:instrText>
         </w:r>
         <w:r>
           <w:rPr>
@@ -1263,7 +1309,7 @@
             <w:noProof/>
             <w:webHidden/>
           </w:rPr>
-          <w:t>5</w:t>
+          <w:t>4</w:t>
         </w:r>
         <w:r>
           <w:rPr>
@@ -1276,22 +1322,24 @@
     </w:p>
     <w:p>
       <w:pPr>
-        <w:pStyle w:val="TOC2"/>
+        <w:pStyle w:val="Mucluc2"/>
         <w:tabs>
           <w:tab w:val="left" w:pos="960"/>
         </w:tabs>
         <w:rPr>
-          <w:rFonts w:ascii="Aptos" w:hAnsi="Aptos"/>
+          <w:rFonts w:asciiTheme="minorHAnsi" w:hAnsiTheme="minorHAnsi" w:eastAsiaTheme="minorEastAsia" w:cstheme="minorBidi"/>
           <w:noProof/>
           <w:kern w:val="2"/>
           <w:sz w:val="24"/>
           <w:szCs w:val="24"/>
-        </w:rPr>
-      </w:pPr>
-      <w:hyperlink w:anchor="_Toc220871595" w:history="1">
-        <w:r>
-          <w:rPr>
-            <w:rStyle w:val="Hyperlink"/>
+          <w:lang w:val="vi-VN" w:eastAsia="ja-JP"/>
+          <w14:ligatures w14:val="standardContextual"/>
+        </w:rPr>
+      </w:pPr>
+      <w:hyperlink w:history="1" w:anchor="_Toc225025729">
+        <w:r>
+          <w:rPr>
+            <w:rStyle w:val="Siuktni"/>
             <w:rFonts w:ascii="Times New Roman" w:hAnsi="Times New Roman"/>
             <w:bCs/>
             <w:noProof/>
@@ -1300,17 +1348,19 @@
         </w:r>
         <w:r>
           <w:rPr>
-            <w:rFonts w:ascii="Aptos" w:hAnsi="Aptos"/>
+            <w:rFonts w:asciiTheme="minorHAnsi" w:hAnsiTheme="minorHAnsi" w:eastAsiaTheme="minorEastAsia" w:cstheme="minorBidi"/>
             <w:noProof/>
             <w:kern w:val="2"/>
             <w:sz w:val="24"/>
             <w:szCs w:val="24"/>
+            <w:lang w:val="vi-VN" w:eastAsia="ja-JP"/>
+            <w14:ligatures w14:val="standardContextual"/>
           </w:rPr>
           <w:tab/>
         </w:r>
         <w:r>
           <w:rPr>
-            <w:rStyle w:val="Hyperlink"/>
+            <w:rStyle w:val="Siuktni"/>
             <w:rFonts w:ascii="Times New Roman" w:hAnsi="Times New Roman"/>
             <w:noProof/>
           </w:rPr>
@@ -1335,7 +1385,7 @@
             <w:noProof/>
             <w:webHidden/>
           </w:rPr>
-          <w:instrText xml:space="preserve"> PAGEREF _Toc220871595 \h </w:instrText>
+          <w:instrText xml:space="preserve"> PAGEREF _Toc225025729 \h </w:instrText>
         </w:r>
         <w:r>
           <w:rPr>
@@ -1368,22 +1418,24 @@
     </w:p>
     <w:p>
       <w:pPr>
-        <w:pStyle w:val="TOC2"/>
+        <w:pStyle w:val="Mucluc2"/>
         <w:tabs>
           <w:tab w:val="left" w:pos="960"/>
         </w:tabs>
         <w:rPr>
-          <w:rFonts w:ascii="Aptos" w:hAnsi="Aptos"/>
+          <w:rFonts w:asciiTheme="minorHAnsi" w:hAnsiTheme="minorHAnsi" w:eastAsiaTheme="minorEastAsia" w:cstheme="minorBidi"/>
           <w:noProof/>
           <w:kern w:val="2"/>
           <w:sz w:val="24"/>
           <w:szCs w:val="24"/>
-        </w:rPr>
-      </w:pPr>
-      <w:hyperlink w:anchor="_Toc220871596" w:history="1">
-        <w:r>
-          <w:rPr>
-            <w:rStyle w:val="Hyperlink"/>
+          <w:lang w:val="vi-VN" w:eastAsia="ja-JP"/>
+          <w14:ligatures w14:val="standardContextual"/>
+        </w:rPr>
+      </w:pPr>
+      <w:hyperlink w:history="1" w:anchor="_Toc225025730">
+        <w:r>
+          <w:rPr>
+            <w:rStyle w:val="Siuktni"/>
             <w:rFonts w:ascii="Times New Roman" w:hAnsi="Times New Roman"/>
             <w:bCs/>
             <w:noProof/>
@@ -1392,17 +1444,19 @@
         </w:r>
         <w:r>
           <w:rPr>
-            <w:rFonts w:ascii="Aptos" w:hAnsi="Aptos"/>
+            <w:rFonts w:asciiTheme="minorHAnsi" w:hAnsiTheme="minorHAnsi" w:eastAsiaTheme="minorEastAsia" w:cstheme="minorBidi"/>
             <w:noProof/>
             <w:kern w:val="2"/>
             <w:sz w:val="24"/>
             <w:szCs w:val="24"/>
+            <w:lang w:val="vi-VN" w:eastAsia="ja-JP"/>
+            <w14:ligatures w14:val="standardContextual"/>
           </w:rPr>
           <w:tab/>
         </w:r>
         <w:r>
           <w:rPr>
-            <w:rStyle w:val="Hyperlink"/>
+            <w:rStyle w:val="Siuktni"/>
             <w:rFonts w:ascii="Times New Roman" w:hAnsi="Times New Roman"/>
             <w:noProof/>
           </w:rPr>
@@ -1410,15 +1464,6 @@
         </w:r>
         <w:r>
           <w:rPr>
-            <w:rStyle w:val="Hyperlink"/>
-            <w:rFonts w:ascii="Times New Roman" w:hAnsi="Times New Roman"/>
-            <w:noProof/>
-            <w:lang w:val="vi-VN"/>
-          </w:rPr>
-          <w:t xml:space="preserve"> (chưa)</w:t>
-        </w:r>
-        <w:r>
-          <w:rPr>
             <w:noProof/>
             <w:webHidden/>
           </w:rPr>
@@ -1436,7 +1481,7 @@
             <w:noProof/>
             <w:webHidden/>
           </w:rPr>
-          <w:instrText xml:space="preserve"> PAGEREF _Toc220871596 \h </w:instrText>
+          <w:instrText xml:space="preserve"> PAGEREF _Toc225025730 \h </w:instrText>
         </w:r>
         <w:r>
           <w:rPr>
@@ -1456,7 +1501,7 @@
             <w:noProof/>
             <w:webHidden/>
           </w:rPr>
-          <w:t>6</w:t>
+          <w:t>5</w:t>
         </w:r>
         <w:r>
           <w:rPr>
@@ -1469,22 +1514,24 @@
     </w:p>
     <w:p>
       <w:pPr>
-        <w:pStyle w:val="TOC2"/>
+        <w:pStyle w:val="Mucluc2"/>
         <w:tabs>
           <w:tab w:val="left" w:pos="960"/>
         </w:tabs>
         <w:rPr>
-          <w:rFonts w:ascii="Aptos" w:hAnsi="Aptos"/>
+          <w:rFonts w:asciiTheme="minorHAnsi" w:hAnsiTheme="minorHAnsi" w:eastAsiaTheme="minorEastAsia" w:cstheme="minorBidi"/>
           <w:noProof/>
           <w:kern w:val="2"/>
           <w:sz w:val="24"/>
           <w:szCs w:val="24"/>
-        </w:rPr>
-      </w:pPr>
-      <w:hyperlink w:anchor="_Toc220871597" w:history="1">
-        <w:r>
-          <w:rPr>
-            <w:rStyle w:val="Hyperlink"/>
+          <w:lang w:val="vi-VN" w:eastAsia="ja-JP"/>
+          <w14:ligatures w14:val="standardContextual"/>
+        </w:rPr>
+      </w:pPr>
+      <w:hyperlink w:history="1" w:anchor="_Toc225025731">
+        <w:r>
+          <w:rPr>
+            <w:rStyle w:val="Siuktni"/>
             <w:rFonts w:ascii="Times New Roman" w:hAnsi="Times New Roman"/>
             <w:bCs/>
             <w:noProof/>
@@ -1493,17 +1540,19 @@
         </w:r>
         <w:r>
           <w:rPr>
-            <w:rFonts w:ascii="Aptos" w:hAnsi="Aptos"/>
+            <w:rFonts w:asciiTheme="minorHAnsi" w:hAnsiTheme="minorHAnsi" w:eastAsiaTheme="minorEastAsia" w:cstheme="minorBidi"/>
             <w:noProof/>
             <w:kern w:val="2"/>
             <w:sz w:val="24"/>
             <w:szCs w:val="24"/>
+            <w:lang w:val="vi-VN" w:eastAsia="ja-JP"/>
+            <w14:ligatures w14:val="standardContextual"/>
           </w:rPr>
           <w:tab/>
         </w:r>
         <w:r>
           <w:rPr>
-            <w:rStyle w:val="Hyperlink"/>
+            <w:rStyle w:val="Siuktni"/>
             <w:rFonts w:ascii="Times New Roman" w:hAnsi="Times New Roman"/>
             <w:noProof/>
           </w:rPr>
@@ -1528,7 +1577,7 @@
             <w:noProof/>
             <w:webHidden/>
           </w:rPr>
-          <w:instrText xml:space="preserve"> PAGEREF _Toc220871597 \h </w:instrText>
+          <w:instrText xml:space="preserve"> PAGEREF _Toc225025731 \h </w:instrText>
         </w:r>
         <w:r>
           <w:rPr>
@@ -1548,7 +1597,7 @@
             <w:noProof/>
             <w:webHidden/>
           </w:rPr>
-          <w:t>6</w:t>
+          <w:t>5</w:t>
         </w:r>
         <w:r>
           <w:rPr>
@@ -1561,34 +1610,38 @@
     </w:p>
     <w:p>
       <w:pPr>
-        <w:pStyle w:val="TOC1"/>
-        <w:rPr>
-          <w:rFonts w:ascii="Aptos" w:hAnsi="Aptos"/>
+        <w:pStyle w:val="Mucluc1"/>
+        <w:rPr>
+          <w:rFonts w:asciiTheme="minorHAnsi" w:hAnsiTheme="minorHAnsi" w:eastAsiaTheme="minorEastAsia" w:cstheme="minorBidi"/>
           <w:b w:val="0"/>
           <w:kern w:val="2"/>
           <w:szCs w:val="24"/>
-        </w:rPr>
-      </w:pPr>
-      <w:hyperlink w:anchor="_Toc220871598" w:history="1">
-        <w:r>
-          <w:rPr>
-            <w:rStyle w:val="Hyperlink"/>
+          <w:lang w:val="vi-VN" w:eastAsia="ja-JP"/>
+          <w14:ligatures w14:val="standardContextual"/>
+        </w:rPr>
+      </w:pPr>
+      <w:hyperlink w:history="1" w:anchor="_Toc225025732">
+        <w:r>
+          <w:rPr>
+            <w:rStyle w:val="Siuktni"/>
             <w:rFonts w:ascii="Times New Roman" w:hAnsi="Times New Roman"/>
           </w:rPr>
           <w:t>3.</w:t>
         </w:r>
         <w:r>
           <w:rPr>
-            <w:rFonts w:ascii="Aptos" w:hAnsi="Aptos"/>
+            <w:rFonts w:asciiTheme="minorHAnsi" w:hAnsiTheme="minorHAnsi" w:eastAsiaTheme="minorEastAsia" w:cstheme="minorBidi"/>
             <w:b w:val="0"/>
             <w:kern w:val="2"/>
             <w:szCs w:val="24"/>
+            <w:lang w:val="vi-VN" w:eastAsia="ja-JP"/>
+            <w14:ligatures w14:val="standardContextual"/>
           </w:rPr>
           <w:tab/>
         </w:r>
         <w:r>
           <w:rPr>
-            <w:rStyle w:val="Hyperlink"/>
+            <w:rStyle w:val="Siuktni"/>
             <w:rFonts w:ascii="Times New Roman" w:hAnsi="Times New Roman"/>
           </w:rPr>
           <w:t>Các yêu cầu giao tiếp bên ngoài</w:t>
@@ -1609,7 +1662,7 @@
           <w:rPr>
             <w:webHidden/>
           </w:rPr>
-          <w:instrText xml:space="preserve"> PAGEREF _Toc220871598 \h </w:instrText>
+          <w:instrText xml:space="preserve"> PAGEREF _Toc225025732 \h </w:instrText>
         </w:r>
         <w:r>
           <w:rPr>
@@ -1626,7 +1679,7 @@
           <w:rPr>
             <w:webHidden/>
           </w:rPr>
-          <w:t>7</w:t>
+          <w:t>6</w:t>
         </w:r>
         <w:r>
           <w:rPr>
@@ -1638,22 +1691,24 @@
     </w:p>
     <w:p>
       <w:pPr>
-        <w:pStyle w:val="TOC2"/>
+        <w:pStyle w:val="Mucluc2"/>
         <w:tabs>
           <w:tab w:val="left" w:pos="960"/>
         </w:tabs>
         <w:rPr>
-          <w:rFonts w:ascii="Aptos" w:hAnsi="Aptos"/>
+          <w:rFonts w:asciiTheme="minorHAnsi" w:hAnsiTheme="minorHAnsi" w:eastAsiaTheme="minorEastAsia" w:cstheme="minorBidi"/>
           <w:noProof/>
           <w:kern w:val="2"/>
           <w:sz w:val="24"/>
           <w:szCs w:val="24"/>
-        </w:rPr>
-      </w:pPr>
-      <w:hyperlink w:anchor="_Toc220871599" w:history="1">
-        <w:r>
-          <w:rPr>
-            <w:rStyle w:val="Hyperlink"/>
+          <w:lang w:val="vi-VN" w:eastAsia="ja-JP"/>
+          <w14:ligatures w14:val="standardContextual"/>
+        </w:rPr>
+      </w:pPr>
+      <w:hyperlink w:history="1" w:anchor="_Toc225025733">
+        <w:r>
+          <w:rPr>
+            <w:rStyle w:val="Siuktni"/>
             <w:rFonts w:ascii="Times New Roman" w:hAnsi="Times New Roman"/>
             <w:bCs/>
             <w:noProof/>
@@ -1662,17 +1717,19 @@
         </w:r>
         <w:r>
           <w:rPr>
-            <w:rFonts w:ascii="Aptos" w:hAnsi="Aptos"/>
+            <w:rFonts w:asciiTheme="minorHAnsi" w:hAnsiTheme="minorHAnsi" w:eastAsiaTheme="minorEastAsia" w:cstheme="minorBidi"/>
             <w:noProof/>
             <w:kern w:val="2"/>
             <w:sz w:val="24"/>
             <w:szCs w:val="24"/>
+            <w:lang w:val="vi-VN" w:eastAsia="ja-JP"/>
+            <w14:ligatures w14:val="standardContextual"/>
           </w:rPr>
           <w:tab/>
         </w:r>
         <w:r>
           <w:rPr>
-            <w:rStyle w:val="Hyperlink"/>
+            <w:rStyle w:val="Siuktni"/>
             <w:rFonts w:ascii="Times New Roman" w:hAnsi="Times New Roman"/>
             <w:noProof/>
           </w:rPr>
@@ -1697,7 +1754,7 @@
             <w:noProof/>
             <w:webHidden/>
           </w:rPr>
-          <w:instrText xml:space="preserve"> PAGEREF _Toc220871599 \h </w:instrText>
+          <w:instrText xml:space="preserve"> PAGEREF _Toc225025733 \h </w:instrText>
         </w:r>
         <w:r>
           <w:rPr>
@@ -1717,7 +1774,7 @@
             <w:noProof/>
             <w:webHidden/>
           </w:rPr>
-          <w:t>7</w:t>
+          <w:t>6</w:t>
         </w:r>
         <w:r>
           <w:rPr>
@@ -1730,22 +1787,24 @@
     </w:p>
     <w:p>
       <w:pPr>
-        <w:pStyle w:val="TOC2"/>
+        <w:pStyle w:val="Mucluc2"/>
         <w:tabs>
           <w:tab w:val="left" w:pos="960"/>
         </w:tabs>
         <w:rPr>
-          <w:rFonts w:ascii="Aptos" w:hAnsi="Aptos"/>
+          <w:rFonts w:asciiTheme="minorHAnsi" w:hAnsiTheme="minorHAnsi" w:eastAsiaTheme="minorEastAsia" w:cstheme="minorBidi"/>
           <w:noProof/>
           <w:kern w:val="2"/>
           <w:sz w:val="24"/>
           <w:szCs w:val="24"/>
-        </w:rPr>
-      </w:pPr>
-      <w:hyperlink w:anchor="_Toc220871600" w:history="1">
-        <w:r>
-          <w:rPr>
-            <w:rStyle w:val="Hyperlink"/>
+          <w:lang w:val="vi-VN" w:eastAsia="ja-JP"/>
+          <w14:ligatures w14:val="standardContextual"/>
+        </w:rPr>
+      </w:pPr>
+      <w:hyperlink w:history="1" w:anchor="_Toc225025734">
+        <w:r>
+          <w:rPr>
+            <w:rStyle w:val="Siuktni"/>
             <w:rFonts w:ascii="Times New Roman" w:hAnsi="Times New Roman"/>
             <w:bCs/>
             <w:noProof/>
@@ -1754,17 +1813,19 @@
         </w:r>
         <w:r>
           <w:rPr>
-            <w:rFonts w:ascii="Aptos" w:hAnsi="Aptos"/>
+            <w:rFonts w:asciiTheme="minorHAnsi" w:hAnsiTheme="minorHAnsi" w:eastAsiaTheme="minorEastAsia" w:cstheme="minorBidi"/>
             <w:noProof/>
             <w:kern w:val="2"/>
             <w:sz w:val="24"/>
             <w:szCs w:val="24"/>
+            <w:lang w:val="vi-VN" w:eastAsia="ja-JP"/>
+            <w14:ligatures w14:val="standardContextual"/>
           </w:rPr>
           <w:tab/>
         </w:r>
         <w:r>
           <w:rPr>
-            <w:rStyle w:val="Hyperlink"/>
+            <w:rStyle w:val="Siuktni"/>
             <w:rFonts w:ascii="Times New Roman" w:hAnsi="Times New Roman"/>
             <w:noProof/>
           </w:rPr>
@@ -1789,7 +1850,7 @@
             <w:noProof/>
             <w:webHidden/>
           </w:rPr>
-          <w:instrText xml:space="preserve"> PAGEREF _Toc220871600 \h </w:instrText>
+          <w:instrText xml:space="preserve"> PAGEREF _Toc225025734 \h </w:instrText>
         </w:r>
         <w:r>
           <w:rPr>
@@ -1809,7 +1870,7 @@
             <w:noProof/>
             <w:webHidden/>
           </w:rPr>
-          <w:t>7</w:t>
+          <w:t>6</w:t>
         </w:r>
         <w:r>
           <w:rPr>
@@ -1822,22 +1883,24 @@
     </w:p>
     <w:p>
       <w:pPr>
-        <w:pStyle w:val="TOC2"/>
+        <w:pStyle w:val="Mucluc2"/>
         <w:tabs>
           <w:tab w:val="left" w:pos="960"/>
         </w:tabs>
         <w:rPr>
-          <w:rFonts w:ascii="Aptos" w:hAnsi="Aptos"/>
+          <w:rFonts w:asciiTheme="minorHAnsi" w:hAnsiTheme="minorHAnsi" w:eastAsiaTheme="minorEastAsia" w:cstheme="minorBidi"/>
           <w:noProof/>
           <w:kern w:val="2"/>
           <w:sz w:val="24"/>
           <w:szCs w:val="24"/>
-        </w:rPr>
-      </w:pPr>
-      <w:hyperlink w:anchor="_Toc220871601" w:history="1">
-        <w:r>
-          <w:rPr>
-            <w:rStyle w:val="Hyperlink"/>
+          <w:lang w:val="vi-VN" w:eastAsia="ja-JP"/>
+          <w14:ligatures w14:val="standardContextual"/>
+        </w:rPr>
+      </w:pPr>
+      <w:hyperlink w:history="1" w:anchor="_Toc225025735">
+        <w:r>
+          <w:rPr>
+            <w:rStyle w:val="Siuktni"/>
             <w:rFonts w:ascii="Times New Roman" w:hAnsi="Times New Roman"/>
             <w:bCs/>
             <w:noProof/>
@@ -1846,17 +1909,19 @@
         </w:r>
         <w:r>
           <w:rPr>
-            <w:rFonts w:ascii="Aptos" w:hAnsi="Aptos"/>
+            <w:rFonts w:asciiTheme="minorHAnsi" w:hAnsiTheme="minorHAnsi" w:eastAsiaTheme="minorEastAsia" w:cstheme="minorBidi"/>
             <w:noProof/>
             <w:kern w:val="2"/>
             <w:sz w:val="24"/>
             <w:szCs w:val="24"/>
+            <w:lang w:val="vi-VN" w:eastAsia="ja-JP"/>
+            <w14:ligatures w14:val="standardContextual"/>
           </w:rPr>
           <w:tab/>
         </w:r>
         <w:r>
           <w:rPr>
-            <w:rStyle w:val="Hyperlink"/>
+            <w:rStyle w:val="Siuktni"/>
             <w:rFonts w:ascii="Times New Roman" w:hAnsi="Times New Roman"/>
             <w:noProof/>
           </w:rPr>
@@ -1864,15 +1929,6 @@
         </w:r>
         <w:r>
           <w:rPr>
-            <w:rStyle w:val="Hyperlink"/>
-            <w:rFonts w:ascii="Times New Roman" w:hAnsi="Times New Roman"/>
-            <w:noProof/>
-            <w:lang w:val="vi-VN"/>
-          </w:rPr>
-          <w:t xml:space="preserve"> (chưa)</w:t>
-        </w:r>
-        <w:r>
-          <w:rPr>
             <w:noProof/>
             <w:webHidden/>
           </w:rPr>
@@ -1890,7 +1946,7 @@
             <w:noProof/>
             <w:webHidden/>
           </w:rPr>
-          <w:instrText xml:space="preserve"> PAGEREF _Toc220871601 \h </w:instrText>
+          <w:instrText xml:space="preserve"> PAGEREF _Toc225025735 \h </w:instrText>
         </w:r>
         <w:r>
           <w:rPr>
@@ -1910,7 +1966,7 @@
             <w:noProof/>
             <w:webHidden/>
           </w:rPr>
-          <w:t>7</w:t>
+          <w:t>6</w:t>
         </w:r>
         <w:r>
           <w:rPr>
@@ -1923,22 +1979,24 @@
     </w:p>
     <w:p>
       <w:pPr>
-        <w:pStyle w:val="TOC2"/>
+        <w:pStyle w:val="Mucluc2"/>
         <w:tabs>
           <w:tab w:val="left" w:pos="960"/>
         </w:tabs>
         <w:rPr>
-          <w:rFonts w:ascii="Aptos" w:hAnsi="Aptos"/>
+          <w:rFonts w:asciiTheme="minorHAnsi" w:hAnsiTheme="minorHAnsi" w:eastAsiaTheme="minorEastAsia" w:cstheme="minorBidi"/>
           <w:noProof/>
           <w:kern w:val="2"/>
           <w:sz w:val="24"/>
           <w:szCs w:val="24"/>
-        </w:rPr>
-      </w:pPr>
-      <w:hyperlink w:anchor="_Toc220871602" w:history="1">
-        <w:r>
-          <w:rPr>
-            <w:rStyle w:val="Hyperlink"/>
+          <w:lang w:val="vi-VN" w:eastAsia="ja-JP"/>
+          <w14:ligatures w14:val="standardContextual"/>
+        </w:rPr>
+      </w:pPr>
+      <w:hyperlink w:history="1" w:anchor="_Toc225025736">
+        <w:r>
+          <w:rPr>
+            <w:rStyle w:val="Siuktni"/>
             <w:rFonts w:ascii="Times New Roman" w:hAnsi="Times New Roman"/>
             <w:bCs/>
             <w:noProof/>
@@ -1947,17 +2005,19 @@
         </w:r>
         <w:r>
           <w:rPr>
-            <w:rFonts w:ascii="Aptos" w:hAnsi="Aptos"/>
+            <w:rFonts w:asciiTheme="minorHAnsi" w:hAnsiTheme="minorHAnsi" w:eastAsiaTheme="minorEastAsia" w:cstheme="minorBidi"/>
             <w:noProof/>
             <w:kern w:val="2"/>
             <w:sz w:val="24"/>
             <w:szCs w:val="24"/>
+            <w:lang w:val="vi-VN" w:eastAsia="ja-JP"/>
+            <w14:ligatures w14:val="standardContextual"/>
           </w:rPr>
           <w:tab/>
         </w:r>
         <w:r>
           <w:rPr>
-            <w:rStyle w:val="Hyperlink"/>
+            <w:rStyle w:val="Siuktni"/>
             <w:rFonts w:ascii="Times New Roman" w:hAnsi="Times New Roman"/>
             <w:noProof/>
           </w:rPr>
@@ -1982,7 +2042,7 @@
             <w:noProof/>
             <w:webHidden/>
           </w:rPr>
-          <w:instrText xml:space="preserve"> PAGEREF _Toc220871602 \h </w:instrText>
+          <w:instrText xml:space="preserve"> PAGEREF _Toc225025736 \h </w:instrText>
         </w:r>
         <w:r>
           <w:rPr>
@@ -2002,7 +2062,7 @@
             <w:noProof/>
             <w:webHidden/>
           </w:rPr>
-          <w:t>7</w:t>
+          <w:t>6</w:t>
         </w:r>
         <w:r>
           <w:rPr>
@@ -2015,33 +2075,37 @@
     </w:p>
     <w:p>
       <w:pPr>
-        <w:pStyle w:val="TOC1"/>
-        <w:rPr>
-          <w:rFonts w:ascii="Aptos" w:hAnsi="Aptos"/>
+        <w:pStyle w:val="Mucluc1"/>
+        <w:rPr>
+          <w:rFonts w:asciiTheme="minorHAnsi" w:hAnsiTheme="minorHAnsi" w:eastAsiaTheme="minorEastAsia" w:cstheme="minorBidi"/>
           <w:b w:val="0"/>
           <w:kern w:val="2"/>
           <w:szCs w:val="24"/>
-        </w:rPr>
-      </w:pPr>
-      <w:hyperlink w:anchor="_Toc220871603" w:history="1">
-        <w:r>
-          <w:rPr>
-            <w:rStyle w:val="Hyperlink"/>
+          <w:lang w:val="vi-VN" w:eastAsia="ja-JP"/>
+          <w14:ligatures w14:val="standardContextual"/>
+        </w:rPr>
+      </w:pPr>
+      <w:hyperlink w:history="1" w:anchor="_Toc225025737">
+        <w:r>
+          <w:rPr>
+            <w:rStyle w:val="Siuktni"/>
           </w:rPr>
           <w:t>4.</w:t>
         </w:r>
         <w:r>
           <w:rPr>
-            <w:rFonts w:ascii="Aptos" w:hAnsi="Aptos"/>
+            <w:rFonts w:asciiTheme="minorHAnsi" w:hAnsiTheme="minorHAnsi" w:eastAsiaTheme="minorEastAsia" w:cstheme="minorBidi"/>
             <w:b w:val="0"/>
             <w:kern w:val="2"/>
             <w:szCs w:val="24"/>
+            <w:lang w:val="vi-VN" w:eastAsia="ja-JP"/>
+            <w14:ligatures w14:val="standardContextual"/>
           </w:rPr>
           <w:tab/>
         </w:r>
         <w:r>
           <w:rPr>
-            <w:rStyle w:val="Hyperlink"/>
+            <w:rStyle w:val="Siuktni"/>
           </w:rPr>
           <w:t>Các tính năng của hệ thống</w:t>
         </w:r>
@@ -2061,7 +2125,7 @@
           <w:rPr>
             <w:webHidden/>
           </w:rPr>
-          <w:instrText xml:space="preserve"> PAGEREF _Toc220871603 \h </w:instrText>
+          <w:instrText xml:space="preserve"> PAGEREF _Toc225025737 \h </w:instrText>
         </w:r>
         <w:r>
           <w:rPr>
@@ -2078,7 +2142,7 @@
           <w:rPr>
             <w:webHidden/>
           </w:rPr>
-          <w:t>8</w:t>
+          <w:t>7</w:t>
         </w:r>
         <w:r>
           <w:rPr>
@@ -2090,22 +2154,24 @@
     </w:p>
     <w:p>
       <w:pPr>
-        <w:pStyle w:val="TOC2"/>
+        <w:pStyle w:val="Mucluc2"/>
         <w:tabs>
           <w:tab w:val="left" w:pos="960"/>
         </w:tabs>
         <w:rPr>
-          <w:rFonts w:ascii="Aptos" w:hAnsi="Aptos"/>
+          <w:rFonts w:asciiTheme="minorHAnsi" w:hAnsiTheme="minorHAnsi" w:eastAsiaTheme="minorEastAsia" w:cstheme="minorBidi"/>
           <w:noProof/>
           <w:kern w:val="2"/>
           <w:sz w:val="24"/>
           <w:szCs w:val="24"/>
-        </w:rPr>
-      </w:pPr>
-      <w:hyperlink w:anchor="_Toc220871604" w:history="1">
-        <w:r>
-          <w:rPr>
-            <w:rStyle w:val="Hyperlink"/>
+          <w:lang w:val="vi-VN" w:eastAsia="ja-JP"/>
+          <w14:ligatures w14:val="standardContextual"/>
+        </w:rPr>
+      </w:pPr>
+      <w:hyperlink w:history="1" w:anchor="_Toc225025738">
+        <w:r>
+          <w:rPr>
+            <w:rStyle w:val="Siuktni"/>
             <w:rFonts w:eastAsia="Times"/>
             <w:bCs/>
             <w:noProof/>
@@ -2114,17 +2180,19 @@
         </w:r>
         <w:r>
           <w:rPr>
-            <w:rFonts w:ascii="Aptos" w:hAnsi="Aptos"/>
+            <w:rFonts w:asciiTheme="minorHAnsi" w:hAnsiTheme="minorHAnsi" w:eastAsiaTheme="minorEastAsia" w:cstheme="minorBidi"/>
             <w:noProof/>
             <w:kern w:val="2"/>
             <w:sz w:val="24"/>
             <w:szCs w:val="24"/>
+            <w:lang w:val="vi-VN" w:eastAsia="ja-JP"/>
+            <w14:ligatures w14:val="standardContextual"/>
           </w:rPr>
           <w:tab/>
         </w:r>
         <w:r>
           <w:rPr>
-            <w:rStyle w:val="Hyperlink"/>
+            <w:rStyle w:val="Siuktni"/>
             <w:rFonts w:eastAsia="Times"/>
             <w:noProof/>
           </w:rPr>
@@ -2149,7 +2217,7 @@
             <w:noProof/>
             <w:webHidden/>
           </w:rPr>
-          <w:instrText xml:space="preserve"> PAGEREF _Toc220871604 \h </w:instrText>
+          <w:instrText xml:space="preserve"> PAGEREF _Toc225025738 \h </w:instrText>
         </w:r>
         <w:r>
           <w:rPr>
@@ -2169,7 +2237,7 @@
             <w:noProof/>
             <w:webHidden/>
           </w:rPr>
-          <w:t>8</w:t>
+          <w:t>7</w:t>
         </w:r>
         <w:r>
           <w:rPr>
@@ -2182,22 +2250,24 @@
     </w:p>
     <w:p>
       <w:pPr>
-        <w:pStyle w:val="TOC2"/>
+        <w:pStyle w:val="Mucluc2"/>
         <w:tabs>
           <w:tab w:val="left" w:pos="960"/>
         </w:tabs>
         <w:rPr>
-          <w:rFonts w:ascii="Aptos" w:hAnsi="Aptos"/>
+          <w:rFonts w:asciiTheme="minorHAnsi" w:hAnsiTheme="minorHAnsi" w:eastAsiaTheme="minorEastAsia" w:cstheme="minorBidi"/>
           <w:noProof/>
           <w:kern w:val="2"/>
           <w:sz w:val="24"/>
           <w:szCs w:val="24"/>
-        </w:rPr>
-      </w:pPr>
-      <w:hyperlink w:anchor="_Toc220871605" w:history="1">
-        <w:r>
-          <w:rPr>
-            <w:rStyle w:val="Hyperlink"/>
+          <w:lang w:val="vi-VN" w:eastAsia="ja-JP"/>
+          <w14:ligatures w14:val="standardContextual"/>
+        </w:rPr>
+      </w:pPr>
+      <w:hyperlink w:history="1" w:anchor="_Toc225025739">
+        <w:r>
+          <w:rPr>
+            <w:rStyle w:val="Siuktni"/>
             <w:rFonts w:eastAsia="Times"/>
             <w:bCs/>
             <w:noProof/>
@@ -2206,17 +2276,19 @@
         </w:r>
         <w:r>
           <w:rPr>
-            <w:rFonts w:ascii="Aptos" w:hAnsi="Aptos"/>
+            <w:rFonts w:asciiTheme="minorHAnsi" w:hAnsiTheme="minorHAnsi" w:eastAsiaTheme="minorEastAsia" w:cstheme="minorBidi"/>
             <w:noProof/>
             <w:kern w:val="2"/>
             <w:sz w:val="24"/>
             <w:szCs w:val="24"/>
+            <w:lang w:val="vi-VN" w:eastAsia="ja-JP"/>
+            <w14:ligatures w14:val="standardContextual"/>
           </w:rPr>
           <w:tab/>
         </w:r>
         <w:r>
           <w:rPr>
-            <w:rStyle w:val="Hyperlink"/>
+            <w:rStyle w:val="Siuktni"/>
             <w:rFonts w:eastAsia="Times"/>
             <w:noProof/>
           </w:rPr>
@@ -2241,7 +2313,7 @@
             <w:noProof/>
             <w:webHidden/>
           </w:rPr>
-          <w:instrText xml:space="preserve"> PAGEREF _Toc220871605 \h </w:instrText>
+          <w:instrText xml:space="preserve"> PAGEREF _Toc225025739 \h </w:instrText>
         </w:r>
         <w:r>
           <w:rPr>
@@ -2261,7 +2333,7 @@
             <w:noProof/>
             <w:webHidden/>
           </w:rPr>
-          <w:t>9</w:t>
+          <w:t>8</w:t>
         </w:r>
         <w:r>
           <w:rPr>
@@ -2274,22 +2346,24 @@
     </w:p>
     <w:p>
       <w:pPr>
-        <w:pStyle w:val="TOC2"/>
+        <w:pStyle w:val="Mucluc2"/>
         <w:tabs>
           <w:tab w:val="left" w:pos="960"/>
         </w:tabs>
         <w:rPr>
-          <w:rFonts w:ascii="Aptos" w:hAnsi="Aptos"/>
+          <w:rFonts w:asciiTheme="minorHAnsi" w:hAnsiTheme="minorHAnsi" w:eastAsiaTheme="minorEastAsia" w:cstheme="minorBidi"/>
           <w:noProof/>
           <w:kern w:val="2"/>
           <w:sz w:val="24"/>
           <w:szCs w:val="24"/>
-        </w:rPr>
-      </w:pPr>
-      <w:hyperlink w:anchor="_Toc220871606" w:history="1">
-        <w:r>
-          <w:rPr>
-            <w:rStyle w:val="Hyperlink"/>
+          <w:lang w:val="vi-VN" w:eastAsia="ja-JP"/>
+          <w14:ligatures w14:val="standardContextual"/>
+        </w:rPr>
+      </w:pPr>
+      <w:hyperlink w:history="1" w:anchor="_Toc225025740">
+        <w:r>
+          <w:rPr>
+            <w:rStyle w:val="Siuktni"/>
             <w:rFonts w:eastAsia="Times"/>
             <w:bCs/>
             <w:noProof/>
@@ -2298,17 +2372,19 @@
         </w:r>
         <w:r>
           <w:rPr>
-            <w:rFonts w:ascii="Aptos" w:hAnsi="Aptos"/>
+            <w:rFonts w:asciiTheme="minorHAnsi" w:hAnsiTheme="minorHAnsi" w:eastAsiaTheme="minorEastAsia" w:cstheme="minorBidi"/>
             <w:noProof/>
             <w:kern w:val="2"/>
             <w:sz w:val="24"/>
             <w:szCs w:val="24"/>
+            <w:lang w:val="vi-VN" w:eastAsia="ja-JP"/>
+            <w14:ligatures w14:val="standardContextual"/>
           </w:rPr>
           <w:tab/>
         </w:r>
         <w:r>
           <w:rPr>
-            <w:rStyle w:val="Hyperlink"/>
+            <w:rStyle w:val="Siuktni"/>
             <w:rFonts w:eastAsia="Times"/>
             <w:noProof/>
           </w:rPr>
@@ -2333,7 +2409,7 @@
             <w:noProof/>
             <w:webHidden/>
           </w:rPr>
-          <w:instrText xml:space="preserve"> PAGEREF _Toc220871606 \h </w:instrText>
+          <w:instrText xml:space="preserve"> PAGEREF _Toc225025740 \h </w:instrText>
         </w:r>
         <w:r>
           <w:rPr>
@@ -2353,7 +2429,7 @@
             <w:noProof/>
             <w:webHidden/>
           </w:rPr>
-          <w:t>10</w:t>
+          <w:t>9</w:t>
         </w:r>
         <w:r>
           <w:rPr>
@@ -2366,22 +2442,24 @@
     </w:p>
     <w:p>
       <w:pPr>
-        <w:pStyle w:val="TOC2"/>
+        <w:pStyle w:val="Mucluc2"/>
         <w:tabs>
           <w:tab w:val="left" w:pos="960"/>
         </w:tabs>
         <w:rPr>
-          <w:rFonts w:ascii="Aptos" w:hAnsi="Aptos"/>
+          <w:rFonts w:asciiTheme="minorHAnsi" w:hAnsiTheme="minorHAnsi" w:eastAsiaTheme="minorEastAsia" w:cstheme="minorBidi"/>
           <w:noProof/>
           <w:kern w:val="2"/>
           <w:sz w:val="24"/>
           <w:szCs w:val="24"/>
-        </w:rPr>
-      </w:pPr>
-      <w:hyperlink w:anchor="_Toc220871607" w:history="1">
-        <w:r>
-          <w:rPr>
-            <w:rStyle w:val="Hyperlink"/>
+          <w:lang w:val="vi-VN" w:eastAsia="ja-JP"/>
+          <w14:ligatures w14:val="standardContextual"/>
+        </w:rPr>
+      </w:pPr>
+      <w:hyperlink w:history="1" w:anchor="_Toc225025741">
+        <w:r>
+          <w:rPr>
+            <w:rStyle w:val="Siuktni"/>
             <w:rFonts w:eastAsia="Times"/>
             <w:bCs/>
             <w:noProof/>
@@ -2390,17 +2468,19 @@
         </w:r>
         <w:r>
           <w:rPr>
-            <w:rFonts w:ascii="Aptos" w:hAnsi="Aptos"/>
+            <w:rFonts w:asciiTheme="minorHAnsi" w:hAnsiTheme="minorHAnsi" w:eastAsiaTheme="minorEastAsia" w:cstheme="minorBidi"/>
             <w:noProof/>
             <w:kern w:val="2"/>
             <w:sz w:val="24"/>
             <w:szCs w:val="24"/>
+            <w:lang w:val="vi-VN" w:eastAsia="ja-JP"/>
+            <w14:ligatures w14:val="standardContextual"/>
           </w:rPr>
           <w:tab/>
         </w:r>
         <w:r>
           <w:rPr>
-            <w:rStyle w:val="Hyperlink"/>
+            <w:rStyle w:val="Siuktni"/>
             <w:rFonts w:eastAsia="Times"/>
             <w:noProof/>
           </w:rPr>
@@ -2425,7 +2505,7 @@
             <w:noProof/>
             <w:webHidden/>
           </w:rPr>
-          <w:instrText xml:space="preserve"> PAGEREF _Toc220871607 \h </w:instrText>
+          <w:instrText xml:space="preserve"> PAGEREF _Toc225025741 \h </w:instrText>
         </w:r>
         <w:r>
           <w:rPr>
@@ -2445,7 +2525,7 @@
             <w:noProof/>
             <w:webHidden/>
           </w:rPr>
-          <w:t>11</w:t>
+          <w:t>10</w:t>
         </w:r>
         <w:r>
           <w:rPr>
@@ -2458,34 +2538,38 @@
     </w:p>
     <w:p>
       <w:pPr>
-        <w:pStyle w:val="TOC1"/>
-        <w:rPr>
-          <w:rFonts w:ascii="Aptos" w:hAnsi="Aptos"/>
+        <w:pStyle w:val="Mucluc1"/>
+        <w:rPr>
+          <w:rFonts w:asciiTheme="minorHAnsi" w:hAnsiTheme="minorHAnsi" w:eastAsiaTheme="minorEastAsia" w:cstheme="minorBidi"/>
           <w:b w:val="0"/>
           <w:kern w:val="2"/>
           <w:szCs w:val="24"/>
-        </w:rPr>
-      </w:pPr>
-      <w:hyperlink w:anchor="_Toc220871608" w:history="1">
-        <w:r>
-          <w:rPr>
-            <w:rStyle w:val="Hyperlink"/>
+          <w:lang w:val="vi-VN" w:eastAsia="ja-JP"/>
+          <w14:ligatures w14:val="standardContextual"/>
+        </w:rPr>
+      </w:pPr>
+      <w:hyperlink w:history="1" w:anchor="_Toc225025742">
+        <w:r>
+          <w:rPr>
+            <w:rStyle w:val="Siuktni"/>
             <w:rFonts w:ascii="Times New Roman" w:hAnsi="Times New Roman"/>
           </w:rPr>
           <w:t>5.</w:t>
         </w:r>
         <w:r>
           <w:rPr>
-            <w:rFonts w:ascii="Aptos" w:hAnsi="Aptos"/>
+            <w:rFonts w:asciiTheme="minorHAnsi" w:hAnsiTheme="minorHAnsi" w:eastAsiaTheme="minorEastAsia" w:cstheme="minorBidi"/>
             <w:b w:val="0"/>
             <w:kern w:val="2"/>
             <w:szCs w:val="24"/>
+            <w:lang w:val="vi-VN" w:eastAsia="ja-JP"/>
+            <w14:ligatures w14:val="standardContextual"/>
           </w:rPr>
           <w:tab/>
         </w:r>
         <w:r>
           <w:rPr>
-            <w:rStyle w:val="Hyperlink"/>
+            <w:rStyle w:val="Siuktni"/>
             <w:rFonts w:ascii="Times New Roman" w:hAnsi="Times New Roman"/>
           </w:rPr>
           <w:t>Các yêu cầu phi chức năng</w:t>
@@ -2506,7 +2590,7 @@
           <w:rPr>
             <w:webHidden/>
           </w:rPr>
-          <w:instrText xml:space="preserve"> PAGEREF _Toc220871608 \h </w:instrText>
+          <w:instrText xml:space="preserve"> PAGEREF _Toc225025742 \h </w:instrText>
         </w:r>
         <w:r>
           <w:rPr>
@@ -2535,22 +2619,24 @@
     </w:p>
     <w:p>
       <w:pPr>
-        <w:pStyle w:val="TOC2"/>
+        <w:pStyle w:val="Mucluc2"/>
         <w:tabs>
           <w:tab w:val="left" w:pos="960"/>
         </w:tabs>
         <w:rPr>
-          <w:rFonts w:ascii="Aptos" w:hAnsi="Aptos"/>
+          <w:rFonts w:asciiTheme="minorHAnsi" w:hAnsiTheme="minorHAnsi" w:eastAsiaTheme="minorEastAsia" w:cstheme="minorBidi"/>
           <w:noProof/>
           <w:kern w:val="2"/>
           <w:sz w:val="24"/>
           <w:szCs w:val="24"/>
-        </w:rPr>
-      </w:pPr>
-      <w:hyperlink w:anchor="_Toc220871609" w:history="1">
-        <w:r>
-          <w:rPr>
-            <w:rStyle w:val="Hyperlink"/>
+          <w:lang w:val="vi-VN" w:eastAsia="ja-JP"/>
+          <w14:ligatures w14:val="standardContextual"/>
+        </w:rPr>
+      </w:pPr>
+      <w:hyperlink w:history="1" w:anchor="_Toc225025743">
+        <w:r>
+          <w:rPr>
+            <w:rStyle w:val="Siuktni"/>
             <w:rFonts w:ascii="Times New Roman" w:hAnsi="Times New Roman"/>
             <w:bCs/>
             <w:noProof/>
@@ -2559,17 +2645,19 @@
         </w:r>
         <w:r>
           <w:rPr>
-            <w:rFonts w:ascii="Aptos" w:hAnsi="Aptos"/>
+            <w:rFonts w:asciiTheme="minorHAnsi" w:hAnsiTheme="minorHAnsi" w:eastAsiaTheme="minorEastAsia" w:cstheme="minorBidi"/>
             <w:noProof/>
             <w:kern w:val="2"/>
             <w:sz w:val="24"/>
             <w:szCs w:val="24"/>
+            <w:lang w:val="vi-VN" w:eastAsia="ja-JP"/>
+            <w14:ligatures w14:val="standardContextual"/>
           </w:rPr>
           <w:tab/>
         </w:r>
         <w:r>
           <w:rPr>
-            <w:rStyle w:val="Hyperlink"/>
+            <w:rStyle w:val="Siuktni"/>
             <w:rFonts w:ascii="Times New Roman" w:hAnsi="Times New Roman"/>
             <w:noProof/>
           </w:rPr>
@@ -2594,7 +2682,7 @@
             <w:noProof/>
             <w:webHidden/>
           </w:rPr>
-          <w:instrText xml:space="preserve"> PAGEREF _Toc220871609 \h </w:instrText>
+          <w:instrText xml:space="preserve"> PAGEREF _Toc225025743 \h </w:instrText>
         </w:r>
         <w:r>
           <w:rPr>
@@ -2627,22 +2715,24 @@
     </w:p>
     <w:p>
       <w:pPr>
-        <w:pStyle w:val="TOC2"/>
+        <w:pStyle w:val="Mucluc2"/>
         <w:tabs>
           <w:tab w:val="left" w:pos="960"/>
         </w:tabs>
         <w:rPr>
-          <w:rFonts w:ascii="Aptos" w:hAnsi="Aptos"/>
+          <w:rFonts w:asciiTheme="minorHAnsi" w:hAnsiTheme="minorHAnsi" w:eastAsiaTheme="minorEastAsia" w:cstheme="minorBidi"/>
           <w:noProof/>
           <w:kern w:val="2"/>
           <w:sz w:val="24"/>
           <w:szCs w:val="24"/>
-        </w:rPr>
-      </w:pPr>
-      <w:hyperlink w:anchor="_Toc220871610" w:history="1">
-        <w:r>
-          <w:rPr>
-            <w:rStyle w:val="Hyperlink"/>
+          <w:lang w:val="vi-VN" w:eastAsia="ja-JP"/>
+          <w14:ligatures w14:val="standardContextual"/>
+        </w:rPr>
+      </w:pPr>
+      <w:hyperlink w:history="1" w:anchor="_Toc225025744">
+        <w:r>
+          <w:rPr>
+            <w:rStyle w:val="Siuktni"/>
             <w:rFonts w:ascii="Times New Roman" w:hAnsi="Times New Roman"/>
             <w:bCs/>
             <w:noProof/>
@@ -2651,17 +2741,19 @@
         </w:r>
         <w:r>
           <w:rPr>
-            <w:rFonts w:ascii="Aptos" w:hAnsi="Aptos"/>
+            <w:rFonts w:asciiTheme="minorHAnsi" w:hAnsiTheme="minorHAnsi" w:eastAsiaTheme="minorEastAsia" w:cstheme="minorBidi"/>
             <w:noProof/>
             <w:kern w:val="2"/>
             <w:sz w:val="24"/>
             <w:szCs w:val="24"/>
+            <w:lang w:val="vi-VN" w:eastAsia="ja-JP"/>
+            <w14:ligatures w14:val="standardContextual"/>
           </w:rPr>
           <w:tab/>
         </w:r>
         <w:r>
           <w:rPr>
-            <w:rStyle w:val="Hyperlink"/>
+            <w:rStyle w:val="Siuktni"/>
             <w:rFonts w:ascii="Times New Roman" w:hAnsi="Times New Roman"/>
             <w:noProof/>
           </w:rPr>
@@ -2686,7 +2778,7 @@
             <w:noProof/>
             <w:webHidden/>
           </w:rPr>
-          <w:instrText xml:space="preserve"> PAGEREF _Toc220871610 \h </w:instrText>
+          <w:instrText xml:space="preserve"> PAGEREF _Toc225025744 \h </w:instrText>
         </w:r>
         <w:r>
           <w:rPr>
@@ -2706,7 +2798,7 @@
             <w:noProof/>
             <w:webHidden/>
           </w:rPr>
-          <w:t>12</w:t>
+          <w:t>13</w:t>
         </w:r>
         <w:r>
           <w:rPr>
@@ -2719,22 +2811,24 @@
     </w:p>
     <w:p>
       <w:pPr>
-        <w:pStyle w:val="TOC2"/>
+        <w:pStyle w:val="Mucluc2"/>
         <w:tabs>
           <w:tab w:val="left" w:pos="960"/>
         </w:tabs>
         <w:rPr>
-          <w:rFonts w:ascii="Aptos" w:hAnsi="Aptos"/>
+          <w:rFonts w:asciiTheme="minorHAnsi" w:hAnsiTheme="minorHAnsi" w:eastAsiaTheme="minorEastAsia" w:cstheme="minorBidi"/>
           <w:noProof/>
           <w:kern w:val="2"/>
           <w:sz w:val="24"/>
           <w:szCs w:val="24"/>
-        </w:rPr>
-      </w:pPr>
-      <w:hyperlink w:anchor="_Toc220871611" w:history="1">
-        <w:r>
-          <w:rPr>
-            <w:rStyle w:val="Hyperlink"/>
+          <w:lang w:val="vi-VN" w:eastAsia="ja-JP"/>
+          <w14:ligatures w14:val="standardContextual"/>
+        </w:rPr>
+      </w:pPr>
+      <w:hyperlink w:history="1" w:anchor="_Toc225025745">
+        <w:r>
+          <w:rPr>
+            <w:rStyle w:val="Siuktni"/>
             <w:rFonts w:ascii="Times New Roman" w:hAnsi="Times New Roman"/>
             <w:bCs/>
             <w:noProof/>
@@ -2743,17 +2837,19 @@
         </w:r>
         <w:r>
           <w:rPr>
-            <w:rFonts w:ascii="Aptos" w:hAnsi="Aptos"/>
+            <w:rFonts w:asciiTheme="minorHAnsi" w:hAnsiTheme="minorHAnsi" w:eastAsiaTheme="minorEastAsia" w:cstheme="minorBidi"/>
             <w:noProof/>
             <w:kern w:val="2"/>
             <w:sz w:val="24"/>
             <w:szCs w:val="24"/>
+            <w:lang w:val="vi-VN" w:eastAsia="ja-JP"/>
+            <w14:ligatures w14:val="standardContextual"/>
           </w:rPr>
           <w:tab/>
         </w:r>
         <w:r>
           <w:rPr>
-            <w:rStyle w:val="Hyperlink"/>
+            <w:rStyle w:val="Siuktni"/>
             <w:rFonts w:ascii="Times New Roman" w:hAnsi="Times New Roman"/>
             <w:noProof/>
           </w:rPr>
@@ -2778,7 +2874,7 @@
             <w:noProof/>
             <w:webHidden/>
           </w:rPr>
-          <w:instrText xml:space="preserve"> PAGEREF _Toc220871611 \h </w:instrText>
+          <w:instrText xml:space="preserve"> PAGEREF _Toc225025745 \h </w:instrText>
         </w:r>
         <w:r>
           <w:rPr>
@@ -2811,22 +2907,24 @@
     </w:p>
     <w:p>
       <w:pPr>
-        <w:pStyle w:val="TOC2"/>
+        <w:pStyle w:val="Mucluc2"/>
         <w:tabs>
           <w:tab w:val="left" w:pos="960"/>
         </w:tabs>
         <w:rPr>
-          <w:rFonts w:ascii="Aptos" w:hAnsi="Aptos"/>
+          <w:rFonts w:asciiTheme="minorHAnsi" w:hAnsiTheme="minorHAnsi" w:eastAsiaTheme="minorEastAsia" w:cstheme="minorBidi"/>
           <w:noProof/>
           <w:kern w:val="2"/>
           <w:sz w:val="24"/>
           <w:szCs w:val="24"/>
-        </w:rPr>
-      </w:pPr>
-      <w:hyperlink w:anchor="_Toc220871612" w:history="1">
-        <w:r>
-          <w:rPr>
-            <w:rStyle w:val="Hyperlink"/>
+          <w:lang w:val="vi-VN" w:eastAsia="ja-JP"/>
+          <w14:ligatures w14:val="standardContextual"/>
+        </w:rPr>
+      </w:pPr>
+      <w:hyperlink w:history="1" w:anchor="_Toc225025746">
+        <w:r>
+          <w:rPr>
+            <w:rStyle w:val="Siuktni"/>
             <w:rFonts w:ascii="Times New Roman" w:hAnsi="Times New Roman"/>
             <w:bCs/>
             <w:noProof/>
@@ -2835,17 +2933,19 @@
         </w:r>
         <w:r>
           <w:rPr>
-            <w:rFonts w:ascii="Aptos" w:hAnsi="Aptos"/>
+            <w:rFonts w:asciiTheme="minorHAnsi" w:hAnsiTheme="minorHAnsi" w:eastAsiaTheme="minorEastAsia" w:cstheme="minorBidi"/>
             <w:noProof/>
             <w:kern w:val="2"/>
             <w:sz w:val="24"/>
             <w:szCs w:val="24"/>
+            <w:lang w:val="vi-VN" w:eastAsia="ja-JP"/>
+            <w14:ligatures w14:val="standardContextual"/>
           </w:rPr>
           <w:tab/>
         </w:r>
         <w:r>
           <w:rPr>
-            <w:rStyle w:val="Hyperlink"/>
+            <w:rStyle w:val="Siuktni"/>
             <w:rFonts w:ascii="Times New Roman" w:hAnsi="Times New Roman"/>
             <w:noProof/>
           </w:rPr>
@@ -2870,7 +2970,7 @@
             <w:noProof/>
             <w:webHidden/>
           </w:rPr>
-          <w:instrText xml:space="preserve"> PAGEREF _Toc220871612 \h </w:instrText>
+          <w:instrText xml:space="preserve"> PAGEREF _Toc225025746 \h </w:instrText>
         </w:r>
         <w:r>
           <w:rPr>
@@ -2890,7 +2990,7 @@
             <w:noProof/>
             <w:webHidden/>
           </w:rPr>
-          <w:t>13</w:t>
+          <w:t>14</w:t>
         </w:r>
         <w:r>
           <w:rPr>
@@ -2903,22 +3003,24 @@
     </w:p>
     <w:p>
       <w:pPr>
-        <w:pStyle w:val="TOC2"/>
+        <w:pStyle w:val="Mucluc2"/>
         <w:tabs>
           <w:tab w:val="left" w:pos="960"/>
         </w:tabs>
         <w:rPr>
-          <w:rFonts w:ascii="Aptos" w:hAnsi="Aptos"/>
+          <w:rFonts w:asciiTheme="minorHAnsi" w:hAnsiTheme="minorHAnsi" w:eastAsiaTheme="minorEastAsia" w:cstheme="minorBidi"/>
           <w:noProof/>
           <w:kern w:val="2"/>
           <w:sz w:val="24"/>
           <w:szCs w:val="24"/>
-        </w:rPr>
-      </w:pPr>
-      <w:hyperlink w:anchor="_Toc220871613" w:history="1">
-        <w:r>
-          <w:rPr>
-            <w:rStyle w:val="Hyperlink"/>
+          <w:lang w:val="vi-VN" w:eastAsia="ja-JP"/>
+          <w14:ligatures w14:val="standardContextual"/>
+        </w:rPr>
+      </w:pPr>
+      <w:hyperlink w:history="1" w:anchor="_Toc225025747">
+        <w:r>
+          <w:rPr>
+            <w:rStyle w:val="Siuktni"/>
             <w:rFonts w:ascii="Times New Roman" w:hAnsi="Times New Roman"/>
             <w:bCs/>
             <w:noProof/>
@@ -2927,17 +3029,19 @@
         </w:r>
         <w:r>
           <w:rPr>
-            <w:rFonts w:ascii="Aptos" w:hAnsi="Aptos"/>
+            <w:rFonts w:asciiTheme="minorHAnsi" w:hAnsiTheme="minorHAnsi" w:eastAsiaTheme="minorEastAsia" w:cstheme="minorBidi"/>
             <w:noProof/>
             <w:kern w:val="2"/>
             <w:sz w:val="24"/>
             <w:szCs w:val="24"/>
+            <w:lang w:val="vi-VN" w:eastAsia="ja-JP"/>
+            <w14:ligatures w14:val="standardContextual"/>
           </w:rPr>
           <w:tab/>
         </w:r>
         <w:r>
           <w:rPr>
-            <w:rStyle w:val="Hyperlink"/>
+            <w:rStyle w:val="Siuktni"/>
             <w:rFonts w:ascii="Times New Roman" w:hAnsi="Times New Roman"/>
             <w:noProof/>
           </w:rPr>
@@ -2962,7 +3066,7 @@
             <w:noProof/>
             <w:webHidden/>
           </w:rPr>
-          <w:instrText xml:space="preserve"> PAGEREF _Toc220871613 \h </w:instrText>
+          <w:instrText xml:space="preserve"> PAGEREF _Toc225025747 \h </w:instrText>
         </w:r>
         <w:r>
           <w:rPr>
@@ -2995,34 +3099,38 @@
     </w:p>
     <w:p>
       <w:pPr>
-        <w:pStyle w:val="TOC1"/>
-        <w:rPr>
-          <w:rFonts w:ascii="Aptos" w:hAnsi="Aptos"/>
+        <w:pStyle w:val="Mucluc1"/>
+        <w:rPr>
+          <w:rFonts w:asciiTheme="minorHAnsi" w:hAnsiTheme="minorHAnsi" w:eastAsiaTheme="minorEastAsia" w:cstheme="minorBidi"/>
           <w:b w:val="0"/>
           <w:kern w:val="2"/>
           <w:szCs w:val="24"/>
-        </w:rPr>
-      </w:pPr>
-      <w:hyperlink w:anchor="_Toc220871614" w:history="1">
-        <w:r>
-          <w:rPr>
-            <w:rStyle w:val="Hyperlink"/>
+          <w:lang w:val="vi-VN" w:eastAsia="ja-JP"/>
+          <w14:ligatures w14:val="standardContextual"/>
+        </w:rPr>
+      </w:pPr>
+      <w:hyperlink w:history="1" w:anchor="_Toc225025748">
+        <w:r>
+          <w:rPr>
+            <w:rStyle w:val="Siuktni"/>
             <w:rFonts w:ascii="Times New Roman" w:hAnsi="Times New Roman"/>
           </w:rPr>
           <w:t>6.</w:t>
         </w:r>
         <w:r>
           <w:rPr>
-            <w:rFonts w:ascii="Aptos" w:hAnsi="Aptos"/>
+            <w:rFonts w:asciiTheme="minorHAnsi" w:hAnsiTheme="minorHAnsi" w:eastAsiaTheme="minorEastAsia" w:cstheme="minorBidi"/>
             <w:b w:val="0"/>
             <w:kern w:val="2"/>
             <w:szCs w:val="24"/>
+            <w:lang w:val="vi-VN" w:eastAsia="ja-JP"/>
+            <w14:ligatures w14:val="standardContextual"/>
           </w:rPr>
           <w:tab/>
         </w:r>
         <w:r>
           <w:rPr>
-            <w:rStyle w:val="Hyperlink"/>
+            <w:rStyle w:val="Siuktni"/>
             <w:rFonts w:ascii="Times New Roman" w:hAnsi="Times New Roman"/>
           </w:rPr>
           <w:t>Các yêu cầu khác</w:t>
@@ -3043,7 +3151,7 @@
           <w:rPr>
             <w:webHidden/>
           </w:rPr>
-          <w:instrText xml:space="preserve"> PAGEREF _Toc220871614 \h </w:instrText>
+          <w:instrText xml:space="preserve"> PAGEREF _Toc225025748 \h </w:instrText>
         </w:r>
         <w:r>
           <w:rPr>
@@ -3072,18 +3180,20 @@
     </w:p>
     <w:p>
       <w:pPr>
-        <w:pStyle w:val="TOC1"/>
-        <w:rPr>
-          <w:rFonts w:ascii="Aptos" w:hAnsi="Aptos"/>
+        <w:pStyle w:val="Mucluc1"/>
+        <w:rPr>
+          <w:rFonts w:asciiTheme="minorHAnsi" w:hAnsiTheme="minorHAnsi" w:eastAsiaTheme="minorEastAsia" w:cstheme="minorBidi"/>
           <w:b w:val="0"/>
           <w:kern w:val="2"/>
           <w:szCs w:val="24"/>
-        </w:rPr>
-      </w:pPr>
-      <w:hyperlink w:anchor="_Toc220871615" w:history="1">
-        <w:r>
-          <w:rPr>
-            <w:rStyle w:val="Hyperlink"/>
+          <w:lang w:val="vi-VN" w:eastAsia="ja-JP"/>
+          <w14:ligatures w14:val="standardContextual"/>
+        </w:rPr>
+      </w:pPr>
+      <w:hyperlink w:history="1" w:anchor="_Toc225025749">
+        <w:r>
+          <w:rPr>
+            <w:rStyle w:val="Siuktni"/>
             <w:rFonts w:ascii="Times New Roman" w:hAnsi="Times New Roman"/>
           </w:rPr>
           <w:t>Phụ lục A: Các mô hình phân tích</w:t>
@@ -3104,7 +3214,7 @@
           <w:rPr>
             <w:webHidden/>
           </w:rPr>
-          <w:instrText xml:space="preserve"> PAGEREF _Toc220871615 \h </w:instrText>
+          <w:instrText xml:space="preserve"> PAGEREF _Toc225025749 \h </w:instrText>
         </w:r>
         <w:r>
           <w:rPr>
@@ -3167,7 +3277,7 @@
       <w:r>
         <w:br w:type="page"/>
       </w:r>
-      <w:bookmarkStart w:id="6" w:name="_Toc220871584"/>
+      <w:bookmarkStart w:name="_Toc225025718" w:id="6"/>
       <w:r>
         <w:rPr>
           <w:rFonts w:ascii="Arial" w:hAnsi="Arial" w:cs="Arial"/>
@@ -3181,12 +3291,12 @@
       <w:tblPr>
         <w:tblW w:w="9868" w:type="dxa"/>
         <w:tblBorders>
-          <w:top w:val="single" w:sz="12" w:space="0" w:color="auto"/>
-          <w:left w:val="single" w:sz="12" w:space="0" w:color="auto"/>
-          <w:bottom w:val="single" w:sz="12" w:space="0" w:color="auto"/>
-          <w:right w:val="single" w:sz="12" w:space="0" w:color="auto"/>
-          <w:insideH w:val="single" w:sz="6" w:space="0" w:color="auto"/>
-          <w:insideV w:val="single" w:sz="6" w:space="0" w:color="auto"/>
+          <w:top w:val="single" w:color="auto" w:sz="12" w:space="0"/>
+          <w:left w:val="single" w:color="auto" w:sz="12" w:space="0"/>
+          <w:bottom w:val="single" w:color="auto" w:sz="12" w:space="0"/>
+          <w:right w:val="single" w:color="auto" w:sz="12" w:space="0"/>
+          <w:insideH w:val="single" w:color="auto" w:sz="6" w:space="0"/>
+          <w:insideV w:val="single" w:color="auto" w:sz="6" w:space="0"/>
         </w:tblBorders>
         <w:tblLayout w:type="fixed"/>
         <w:tblLook w:val="0000" w:firstRow="0" w:lastRow="0" w:firstColumn="0" w:lastColumn="0" w:noHBand="0" w:noVBand="0"/>
@@ -3202,8 +3312,8 @@
           <w:tcPr>
             <w:tcW w:w="2160" w:type="dxa"/>
             <w:tcBorders>
-              <w:top w:val="single" w:sz="12" w:space="0" w:color="auto"/>
-              <w:bottom w:val="double" w:sz="12" w:space="0" w:color="auto"/>
+              <w:top w:val="single" w:color="auto" w:sz="12" w:space="0"/>
+              <w:bottom w:val="double" w:color="auto" w:sz="12" w:space="0"/>
             </w:tcBorders>
             <w:shd w:val="clear" w:color="auto" w:fill="E0E0E0"/>
           </w:tcPr>
@@ -3228,8 +3338,8 @@
           <w:tcPr>
             <w:tcW w:w="1380" w:type="dxa"/>
             <w:tcBorders>
-              <w:top w:val="single" w:sz="12" w:space="0" w:color="auto"/>
-              <w:bottom w:val="double" w:sz="12" w:space="0" w:color="auto"/>
+              <w:top w:val="single" w:color="auto" w:sz="12" w:space="0"/>
+              <w:bottom w:val="double" w:color="auto" w:sz="12" w:space="0"/>
             </w:tcBorders>
             <w:shd w:val="clear" w:color="auto" w:fill="E0E0E0"/>
           </w:tcPr>
@@ -3254,8 +3364,8 @@
           <w:tcPr>
             <w:tcW w:w="4744" w:type="dxa"/>
             <w:tcBorders>
-              <w:top w:val="single" w:sz="12" w:space="0" w:color="auto"/>
-              <w:bottom w:val="double" w:sz="12" w:space="0" w:color="auto"/>
+              <w:top w:val="single" w:color="auto" w:sz="12" w:space="0"/>
+              <w:bottom w:val="double" w:color="auto" w:sz="12" w:space="0"/>
             </w:tcBorders>
             <w:shd w:val="clear" w:color="auto" w:fill="E0E0E0"/>
           </w:tcPr>
@@ -3280,8 +3390,8 @@
           <w:tcPr>
             <w:tcW w:w="1584" w:type="dxa"/>
             <w:tcBorders>
-              <w:top w:val="single" w:sz="12" w:space="0" w:color="auto"/>
-              <w:bottom w:val="double" w:sz="12" w:space="0" w:color="auto"/>
+              <w:top w:val="single" w:color="auto" w:sz="12" w:space="0"/>
+              <w:bottom w:val="double" w:color="auto" w:sz="12" w:space="0"/>
             </w:tcBorders>
             <w:shd w:val="clear" w:color="auto" w:fill="E0E0E0"/>
           </w:tcPr>
@@ -3374,7 +3484,7 @@
           <w:tcPr>
             <w:tcW w:w="2160" w:type="dxa"/>
             <w:tcBorders>
-              <w:bottom w:val="single" w:sz="12" w:space="0" w:color="auto"/>
+              <w:bottom w:val="single" w:color="auto" w:sz="12" w:space="0"/>
             </w:tcBorders>
           </w:tcPr>
           <w:p>
@@ -3390,7 +3500,7 @@
           <w:tcPr>
             <w:tcW w:w="1380" w:type="dxa"/>
             <w:tcBorders>
-              <w:bottom w:val="single" w:sz="12" w:space="0" w:color="auto"/>
+              <w:bottom w:val="single" w:color="auto" w:sz="12" w:space="0"/>
             </w:tcBorders>
           </w:tcPr>
           <w:p>
@@ -3406,7 +3516,7 @@
           <w:tcPr>
             <w:tcW w:w="4744" w:type="dxa"/>
             <w:tcBorders>
-              <w:bottom w:val="single" w:sz="12" w:space="0" w:color="auto"/>
+              <w:bottom w:val="single" w:color="auto" w:sz="12" w:space="0"/>
             </w:tcBorders>
           </w:tcPr>
           <w:p>
@@ -3422,7 +3532,7 @@
           <w:tcPr>
             <w:tcW w:w="1584" w:type="dxa"/>
             <w:tcBorders>
-              <w:bottom w:val="single" w:sz="12" w:space="0" w:color="auto"/>
+              <w:bottom w:val="single" w:color="auto" w:sz="12" w:space="0"/>
             </w:tcBorders>
           </w:tcPr>
           <w:p>
@@ -3435,6 +3545,63 @@
           </w:p>
         </w:tc>
       </w:tr>
+      <w:tr>
+        <w:trPr>
+          <w:trHeight w:val="300"/>
+        </w:trPr>
+        <w:tc>
+          <w:tcPr>
+            <w:tcW w:w="2160" w:type="dxa"/>
+            <w:tcBorders>
+              <w:bottom w:val="single" w:color="auto" w:sz="12" w:space="0"/>
+            </w:tcBorders>
+          </w:tcPr>
+          <w:p>
+            <w:r>
+              <w:t>Nhóm 4</w:t>
+            </w:r>
+          </w:p>
+        </w:tc>
+        <w:tc>
+          <w:tcPr>
+            <w:tcW w:w="1380" w:type="dxa"/>
+            <w:tcBorders>
+              <w:bottom w:val="single" w:color="auto" w:sz="12" w:space="0"/>
+            </w:tcBorders>
+          </w:tcPr>
+          <w:p>
+            <w:r>
+              <w:t>01/03/2026</w:t>
+            </w:r>
+          </w:p>
+        </w:tc>
+        <w:tc>
+          <w:tcPr>
+            <w:tcW w:w="4744" w:type="dxa"/>
+            <w:tcBorders>
+              <w:bottom w:val="single" w:color="auto" w:sz="12" w:space="0"/>
+            </w:tcBorders>
+          </w:tcPr>
+          <w:p>
+            <w:r>
+              <w:t>Chỉnh sửa mã các yêu cầu</w:t>
+            </w:r>
+          </w:p>
+        </w:tc>
+        <w:tc>
+          <w:tcPr>
+            <w:tcW w:w="1584" w:type="dxa"/>
+            <w:tcBorders>
+              <w:bottom w:val="single" w:color="auto" w:sz="12" w:space="0"/>
+            </w:tcBorders>
+          </w:tcPr>
+          <w:p>
+            <w:r>
+              <w:t>1.2</w:t>
+            </w:r>
+          </w:p>
+        </w:tc>
+      </w:tr>
     </w:tbl>
     <w:p>
       <w:pPr>
@@ -3449,7 +3616,7 @@
         <w:sectPr>
           <w:headerReference w:type="default" r:id="rId8"/>
           <w:footerReference w:type="default" r:id="rId9"/>
-          <w:pgSz w:w="12240" w:h="15840" w:code="1"/>
+          <w:pgSz w:w="12240" w:h="15840" w:orient="portrait" w:code="1"/>
           <w:pgMar w:top="1440" w:right="1440" w:bottom="1440" w:left="1440" w:header="720" w:footer="720" w:gutter="0"/>
           <w:pgNumType w:fmt="lowerRoman"/>
           <w:cols w:space="720"/>
@@ -3458,7 +3625,7 @@
     </w:p>
     <w:p>
       <w:pPr>
-        <w:pStyle w:val="Heading1"/>
+        <w:pStyle w:val="u1"/>
         <w:spacing w:line="360" w:lineRule="auto"/>
         <w:rPr>
           <w:rFonts w:ascii="Times New Roman" w:hAnsi="Times New Roman"/>
@@ -3466,7 +3633,7 @@
           <w:szCs w:val="28"/>
         </w:rPr>
       </w:pPr>
-      <w:bookmarkStart w:id="7" w:name="_Toc220871585"/>
+      <w:bookmarkStart w:name="_Toc225025719" w:id="7"/>
       <w:r>
         <w:rPr>
           <w:rFonts w:ascii="Times New Roman" w:hAnsi="Times New Roman"/>
@@ -3480,14 +3647,14 @@
     </w:p>
     <w:p>
       <w:pPr>
-        <w:pStyle w:val="Heading2"/>
+        <w:pStyle w:val="u2"/>
         <w:spacing w:line="360" w:lineRule="auto"/>
         <w:rPr>
           <w:rFonts w:ascii="Times New Roman" w:hAnsi="Times New Roman"/>
           <w:szCs w:val="28"/>
         </w:rPr>
       </w:pPr>
-      <w:bookmarkStart w:id="8" w:name="_Toc220871586"/>
+      <w:bookmarkStart w:name="_Toc225025720" w:id="8"/>
       <w:r>
         <w:rPr>
           <w:rFonts w:ascii="Times New Roman" w:hAnsi="Times New Roman"/>
@@ -3533,14 +3700,14 @@
     </w:p>
     <w:p>
       <w:pPr>
-        <w:pStyle w:val="Heading2"/>
+        <w:pStyle w:val="u2"/>
         <w:spacing w:line="360" w:lineRule="auto"/>
         <w:rPr>
           <w:rFonts w:ascii="Times New Roman" w:hAnsi="Times New Roman"/>
           <w:szCs w:val="28"/>
         </w:rPr>
       </w:pPr>
-      <w:bookmarkStart w:id="9" w:name="_Toc220871587"/>
+      <w:bookmarkStart w:name="_Toc225025721" w:id="9"/>
       <w:r>
         <w:rPr>
           <w:rFonts w:ascii="Times New Roman" w:hAnsi="Times New Roman"/>
@@ -3579,14 +3746,14 @@
     </w:p>
     <w:p>
       <w:pPr>
-        <w:pStyle w:val="Heading2"/>
+        <w:pStyle w:val="u2"/>
         <w:spacing w:line="360" w:lineRule="auto"/>
         <w:rPr>
           <w:rFonts w:ascii="Times New Roman" w:hAnsi="Times New Roman"/>
           <w:szCs w:val="28"/>
         </w:rPr>
       </w:pPr>
-      <w:bookmarkStart w:id="10" w:name="_Toc220871588"/>
+      <w:bookmarkStart w:name="_Toc225025722" w:id="10"/>
       <w:r>
         <w:rPr>
           <w:rFonts w:ascii="Times New Roman" w:hAnsi="Times New Roman"/>
@@ -3601,12 +3768,12 @@
         <w:tblW w:w="0" w:type="auto"/>
         <w:jc w:val="center"/>
         <w:tblBorders>
-          <w:top w:val="single" w:sz="4" w:space="0" w:color="auto"/>
-          <w:left w:val="single" w:sz="4" w:space="0" w:color="auto"/>
-          <w:bottom w:val="single" w:sz="4" w:space="0" w:color="auto"/>
-          <w:right w:val="single" w:sz="4" w:space="0" w:color="auto"/>
-          <w:insideH w:val="single" w:sz="4" w:space="0" w:color="auto"/>
-          <w:insideV w:val="single" w:sz="4" w:space="0" w:color="auto"/>
+          <w:top w:val="single" w:color="auto" w:sz="4" w:space="0"/>
+          <w:left w:val="single" w:color="auto" w:sz="4" w:space="0"/>
+          <w:bottom w:val="single" w:color="auto" w:sz="4" w:space="0"/>
+          <w:right w:val="single" w:color="auto" w:sz="4" w:space="0"/>
+          <w:insideH w:val="single" w:color="auto" w:sz="4" w:space="0"/>
+          <w:insideV w:val="single" w:color="auto" w:sz="4" w:space="0"/>
         </w:tblBorders>
         <w:tblLook w:val="01E0" w:firstRow="1" w:lastRow="1" w:firstColumn="1" w:lastColumn="1" w:noHBand="0" w:noVBand="0"/>
       </w:tblPr>
@@ -4437,13 +4604,13 @@
     </w:tbl>
     <w:p>
       <w:pPr>
-        <w:pStyle w:val="Heading2"/>
-        <w:spacing w:line="360" w:lineRule="auto"/>
-        <w:rPr>
-          <w:rFonts w:ascii="Times New Roman" w:hAnsi="Times New Roman"/>
-        </w:rPr>
-      </w:pPr>
-      <w:bookmarkStart w:id="11" w:name="_Toc220871589"/>
+        <w:pStyle w:val="u2"/>
+        <w:spacing w:after="0" w:line="360" w:lineRule="auto"/>
+        <w:rPr>
+          <w:rFonts w:ascii="Times New Roman" w:hAnsi="Times New Roman"/>
+        </w:rPr>
+      </w:pPr>
+      <w:bookmarkStart w:name="_Toc225025723" w:id="11"/>
       <w:r>
         <w:rPr>
           <w:rFonts w:ascii="Times New Roman" w:hAnsi="Times New Roman"/>
@@ -4454,7 +4621,7 @@
     </w:p>
     <w:p>
       <w:pPr>
-        <w:pStyle w:val="ListParagraph"/>
+        <w:pStyle w:val="oancuaDanhsach"/>
         <w:numPr>
           <w:ilvl w:val="0"/>
           <w:numId w:val="1"/>
@@ -4478,7 +4645,7 @@
     </w:p>
     <w:p>
       <w:pPr>
-        <w:pStyle w:val="ListParagraph"/>
+        <w:pStyle w:val="oancuaDanhsach"/>
         <w:numPr>
           <w:ilvl w:val="0"/>
           <w:numId w:val="1"/>
@@ -4502,7 +4669,7 @@
     </w:p>
     <w:p>
       <w:pPr>
-        <w:pStyle w:val="ListParagraph"/>
+        <w:pStyle w:val="oancuaDanhsach"/>
         <w:numPr>
           <w:ilvl w:val="0"/>
           <w:numId w:val="1"/>
@@ -4526,7 +4693,7 @@
     </w:p>
     <w:p>
       <w:pPr>
-        <w:pStyle w:val="ListParagraph"/>
+        <w:pStyle w:val="oancuaDanhsach"/>
         <w:numPr>
           <w:ilvl w:val="0"/>
           <w:numId w:val="1"/>
@@ -4550,14 +4717,14 @@
     </w:p>
     <w:p>
       <w:pPr>
-        <w:pStyle w:val="Heading2"/>
-        <w:spacing w:line="360" w:lineRule="auto"/>
-        <w:rPr>
-          <w:rFonts w:ascii="Times New Roman" w:hAnsi="Times New Roman"/>
-          <w:szCs w:val="28"/>
-        </w:rPr>
-      </w:pPr>
-      <w:bookmarkStart w:id="12" w:name="_Toc220871590"/>
+        <w:pStyle w:val="u2"/>
+        <w:spacing w:after="0" w:line="360" w:lineRule="auto"/>
+        <w:rPr>
+          <w:rFonts w:ascii="Times New Roman" w:hAnsi="Times New Roman"/>
+          <w:szCs w:val="28"/>
+        </w:rPr>
+      </w:pPr>
+      <w:bookmarkStart w:name="_Toc225025724" w:id="12"/>
       <w:r>
         <w:rPr>
           <w:rFonts w:ascii="Times New Roman" w:hAnsi="Times New Roman"/>
@@ -4589,157 +4756,6 @@
     </w:p>
     <w:p>
       <w:pPr>
-        <w:spacing w:before="240" w:after="240" w:line="360" w:lineRule="auto"/>
-        <w:ind w:firstLine="720"/>
-        <w:jc w:val="both"/>
-        <w:rPr>
-          <w:rFonts w:ascii="Times New Roman" w:hAnsi="Times New Roman"/>
-          <w:sz w:val="28"/>
-          <w:szCs w:val="28"/>
-        </w:rPr>
-      </w:pPr>
-      <w:r>
-        <w:rPr>
-          <w:rFonts w:ascii="Times New Roman" w:hAnsi="Times New Roman"/>
-          <w:b/>
-          <w:bCs/>
-          <w:sz w:val="28"/>
-          <w:szCs w:val="28"/>
-        </w:rPr>
-        <w:t>Chương 1</w:t>
-      </w:r>
-      <w:r>
-        <w:rPr>
-          <w:rFonts w:ascii="Times New Roman" w:hAnsi="Times New Roman"/>
-          <w:sz w:val="28"/>
-          <w:szCs w:val="28"/>
-        </w:rPr>
-        <w:t xml:space="preserve"> – Giới thiệu trình bày mục tiêu, phạm vi và các thông tin tổng quan về tài liệu. </w:t>
-      </w:r>
-    </w:p>
-    <w:p>
-      <w:pPr>
-        <w:spacing w:before="240" w:after="240" w:line="360" w:lineRule="auto"/>
-        <w:ind w:firstLine="720"/>
-        <w:jc w:val="both"/>
-        <w:rPr>
-          <w:rFonts w:ascii="Times New Roman" w:hAnsi="Times New Roman"/>
-          <w:sz w:val="28"/>
-          <w:szCs w:val="28"/>
-        </w:rPr>
-      </w:pPr>
-      <w:r>
-        <w:rPr>
-          <w:rFonts w:ascii="Times New Roman" w:hAnsi="Times New Roman"/>
-          <w:b/>
-          <w:bCs/>
-          <w:sz w:val="28"/>
-          <w:szCs w:val="28"/>
-        </w:rPr>
-        <w:t>Chương 2</w:t>
-      </w:r>
-      <w:r>
-        <w:rPr>
-          <w:rFonts w:ascii="Times New Roman" w:hAnsi="Times New Roman"/>
-          <w:sz w:val="28"/>
-          <w:szCs w:val="28"/>
-        </w:rPr>
-        <w:t xml:space="preserve"> – Mô tả tổng quan cung cấp cái nhìn tổng thể về hệ thống, các đặc điểm chính và đối tượng sử dụng.</w:t>
-      </w:r>
-    </w:p>
-    <w:p>
-      <w:pPr>
-        <w:spacing w:before="240" w:after="240" w:line="360" w:lineRule="auto"/>
-        <w:ind w:firstLine="720"/>
-        <w:jc w:val="both"/>
-        <w:rPr>
-          <w:rFonts w:ascii="Times New Roman" w:hAnsi="Times New Roman"/>
-          <w:sz w:val="28"/>
-          <w:szCs w:val="28"/>
-        </w:rPr>
-      </w:pPr>
-      <w:r>
-        <w:rPr>
-          <w:rFonts w:ascii="Times New Roman" w:hAnsi="Times New Roman"/>
-          <w:b/>
-          <w:bCs/>
-          <w:sz w:val="28"/>
-          <w:szCs w:val="28"/>
-        </w:rPr>
-        <w:t xml:space="preserve">Chương 3 </w:t>
-      </w:r>
-      <w:r>
-        <w:rPr>
-          <w:rFonts w:ascii="Times New Roman" w:hAnsi="Times New Roman"/>
-          <w:sz w:val="28"/>
-          <w:szCs w:val="28"/>
-        </w:rPr>
-        <w:t xml:space="preserve">– Yêu cầu giao tiếp bên ngoài mô tả các tương tác giữa hệ thống với người dùng và các hệ thống hoặc thành phần bên ngoài. </w:t>
-      </w:r>
-    </w:p>
-    <w:p>
-      <w:pPr>
-        <w:spacing w:before="240" w:after="240" w:line="360" w:lineRule="auto"/>
-        <w:ind w:firstLine="720"/>
-        <w:jc w:val="both"/>
-        <w:rPr>
-          <w:rFonts w:ascii="Times New Roman" w:hAnsi="Times New Roman"/>
-          <w:sz w:val="28"/>
-          <w:szCs w:val="28"/>
-        </w:rPr>
-      </w:pPr>
-      <w:r>
-        <w:rPr>
-          <w:rFonts w:ascii="Times New Roman" w:hAnsi="Times New Roman"/>
-          <w:b/>
-          <w:bCs/>
-          <w:sz w:val="28"/>
-          <w:szCs w:val="28"/>
-        </w:rPr>
-        <w:t>Chương 4</w:t>
-      </w:r>
-      <w:r>
-        <w:rPr>
-          <w:rFonts w:ascii="Times New Roman" w:hAnsi="Times New Roman"/>
-          <w:sz w:val="28"/>
-          <w:szCs w:val="28"/>
-        </w:rPr>
-        <w:t xml:space="preserve"> – Tính năng hệ thống trình bày chi tiết các chức năng mà hệ thống cung cấp nhằm đáp ứng nhu cầu nghiệp vụ.</w:t>
-      </w:r>
-    </w:p>
-    <w:p>
-      <w:pPr>
-        <w:spacing w:before="240" w:after="240" w:line="360" w:lineRule="auto"/>
-        <w:ind w:firstLine="720"/>
-        <w:jc w:val="both"/>
-        <w:rPr>
-          <w:rFonts w:ascii="Times New Roman" w:hAnsi="Times New Roman"/>
-          <w:sz w:val="28"/>
-          <w:szCs w:val="28"/>
-        </w:rPr>
-      </w:pPr>
-      <w:r>
-        <w:rPr>
-          <w:rFonts w:ascii="Times New Roman" w:hAnsi="Times New Roman"/>
-          <w:b/>
-          <w:bCs/>
-          <w:sz w:val="28"/>
-          <w:szCs w:val="28"/>
-        </w:rPr>
-        <w:lastRenderedPageBreak/>
-        <w:t>Chương 5</w:t>
-      </w:r>
-      <w:r>
-        <w:rPr>
-          <w:rFonts w:ascii="Times New Roman" w:hAnsi="Times New Roman"/>
-          <w:sz w:val="28"/>
-          <w:szCs w:val="28"/>
-        </w:rPr>
-        <w:t xml:space="preserve"> – Yêu cầu phi chức năng nêu các yêu cầu liên quan đến hiệu năng, bảo mật, độ tin cậy và các ràng buộc khác của hệ thống.</w:t>
-      </w:r>
-    </w:p>
-    <w:p>
-      <w:pPr>
         <w:spacing w:line="360" w:lineRule="auto"/>
         <w:ind w:firstLine="720"/>
         <w:jc w:val="both"/>
@@ -4752,23 +4768,182 @@
       <w:r>
         <w:rPr>
           <w:rFonts w:ascii="Times New Roman" w:hAnsi="Times New Roman"/>
-          <w:sz w:val="28"/>
-          <w:szCs w:val="28"/>
-        </w:rPr>
-        <w:t>Tài liệu này phù hợp cho nhiều nhóm đối tượng khác nhau như nhóm phát triển, nhóm kiểm thử và các bên liên quan. Trong đó, nhóm phát triển và kiểm thử nên tập trung vào các chương 3, 4 và 5 để phục vụ cho việc thiết kế, triển khai và đánh giá hệ thống.</w:t>
-      </w:r>
-    </w:p>
-    <w:p>
-      <w:pPr>
-        <w:pStyle w:val="Heading1"/>
+          <w:b/>
+          <w:bCs/>
+          <w:sz w:val="28"/>
+          <w:szCs w:val="28"/>
+        </w:rPr>
+        <w:t>Chương 1</w:t>
+      </w:r>
+      <w:r>
+        <w:rPr>
+          <w:rFonts w:ascii="Times New Roman" w:hAnsi="Times New Roman"/>
+          <w:sz w:val="28"/>
+          <w:szCs w:val="28"/>
+        </w:rPr>
+        <w:t xml:space="preserve"> – Giới thiệu trình bày mục tiêu, phạm vi và các thông tin tổng quan về tài liệu. </w:t>
+      </w:r>
+    </w:p>
+    <w:p>
+      <w:pPr>
         <w:spacing w:line="360" w:lineRule="auto"/>
-        <w:rPr>
-          <w:rFonts w:ascii="Times New Roman" w:hAnsi="Times New Roman"/>
-          <w:sz w:val="28"/>
-          <w:szCs w:val="28"/>
-        </w:rPr>
-      </w:pPr>
-      <w:bookmarkStart w:id="13" w:name="_Toc220871591"/>
+        <w:ind w:firstLine="720"/>
+        <w:jc w:val="both"/>
+        <w:rPr>
+          <w:rFonts w:ascii="Times New Roman" w:hAnsi="Times New Roman"/>
+          <w:sz w:val="28"/>
+          <w:szCs w:val="28"/>
+        </w:rPr>
+      </w:pPr>
+      <w:r>
+        <w:rPr>
+          <w:rFonts w:ascii="Times New Roman" w:hAnsi="Times New Roman"/>
+          <w:b/>
+          <w:bCs/>
+          <w:sz w:val="28"/>
+          <w:szCs w:val="28"/>
+        </w:rPr>
+        <w:t>Chương 2</w:t>
+      </w:r>
+      <w:r>
+        <w:rPr>
+          <w:rFonts w:ascii="Times New Roman" w:hAnsi="Times New Roman"/>
+          <w:sz w:val="28"/>
+          <w:szCs w:val="28"/>
+        </w:rPr>
+        <w:t xml:space="preserve"> – Mô tả tổng quan cung cấp cái nhìn tổng thể về hệ thống, các đặc điểm chính và đối tượng sử dụng.</w:t>
+      </w:r>
+    </w:p>
+    <w:p>
+      <w:pPr>
+        <w:spacing w:line="360" w:lineRule="auto"/>
+        <w:ind w:firstLine="720"/>
+        <w:jc w:val="both"/>
+        <w:rPr>
+          <w:rFonts w:ascii="Times New Roman" w:hAnsi="Times New Roman"/>
+          <w:sz w:val="28"/>
+          <w:szCs w:val="28"/>
+        </w:rPr>
+      </w:pPr>
+      <w:r>
+        <w:rPr>
+          <w:rFonts w:ascii="Times New Roman" w:hAnsi="Times New Roman"/>
+          <w:b/>
+          <w:bCs/>
+          <w:sz w:val="28"/>
+          <w:szCs w:val="28"/>
+        </w:rPr>
+        <w:t xml:space="preserve">Chương 3 </w:t>
+      </w:r>
+      <w:r>
+        <w:rPr>
+          <w:rFonts w:ascii="Times New Roman" w:hAnsi="Times New Roman"/>
+          <w:sz w:val="28"/>
+          <w:szCs w:val="28"/>
+        </w:rPr>
+        <w:t xml:space="preserve">– Yêu cầu giao tiếp bên ngoài mô tả các tương tác giữa hệ thống với người dùng và các hệ thống hoặc thành phần bên ngoài. </w:t>
+      </w:r>
+    </w:p>
+    <w:p>
+      <w:pPr>
+        <w:spacing w:line="360" w:lineRule="auto"/>
+        <w:ind w:firstLine="720"/>
+        <w:jc w:val="both"/>
+        <w:rPr>
+          <w:rFonts w:ascii="Times New Roman" w:hAnsi="Times New Roman"/>
+          <w:sz w:val="28"/>
+          <w:szCs w:val="28"/>
+        </w:rPr>
+      </w:pPr>
+      <w:r>
+        <w:rPr>
+          <w:rFonts w:ascii="Times New Roman" w:hAnsi="Times New Roman"/>
+          <w:b/>
+          <w:bCs/>
+          <w:sz w:val="28"/>
+          <w:szCs w:val="28"/>
+        </w:rPr>
+        <w:t>Chương 4</w:t>
+      </w:r>
+      <w:r>
+        <w:rPr>
+          <w:rFonts w:ascii="Times New Roman" w:hAnsi="Times New Roman"/>
+          <w:sz w:val="28"/>
+          <w:szCs w:val="28"/>
+        </w:rPr>
+        <w:t xml:space="preserve"> – Tính năng hệ thống trình bày chi tiết các chức năng mà hệ thống cung cấp nhằm đáp ứng nhu cầu nghiệp vụ.</w:t>
+      </w:r>
+    </w:p>
+    <w:p>
+      <w:pPr>
+        <w:spacing w:line="360" w:lineRule="auto"/>
+        <w:ind w:firstLine="720"/>
+        <w:jc w:val="both"/>
+        <w:rPr>
+          <w:rFonts w:ascii="Times New Roman" w:hAnsi="Times New Roman"/>
+          <w:sz w:val="28"/>
+          <w:szCs w:val="28"/>
+        </w:rPr>
+      </w:pPr>
+      <w:r>
+        <w:rPr>
+          <w:rFonts w:ascii="Times New Roman" w:hAnsi="Times New Roman"/>
+          <w:b/>
+          <w:bCs/>
+          <w:sz w:val="28"/>
+          <w:szCs w:val="28"/>
+        </w:rPr>
+        <w:t>Chương 5</w:t>
+      </w:r>
+      <w:r>
+        <w:rPr>
+          <w:rFonts w:ascii="Times New Roman" w:hAnsi="Times New Roman"/>
+          <w:sz w:val="28"/>
+          <w:szCs w:val="28"/>
+        </w:rPr>
+        <w:t xml:space="preserve"> – Yêu cầu phi chức năng nêu các yêu cầu liên quan đến hiệu năng, bảo mật, độ tin cậy và các ràng buộc khác của hệ thống.</w:t>
+      </w:r>
+    </w:p>
+    <w:p>
+      <w:pPr>
+        <w:spacing w:line="360" w:lineRule="auto"/>
+        <w:ind w:firstLine="720"/>
+        <w:jc w:val="both"/>
+        <w:rPr>
+          <w:rFonts w:ascii="Times New Roman" w:hAnsi="Times New Roman"/>
+          <w:sz w:val="28"/>
+          <w:szCs w:val="28"/>
+        </w:rPr>
+      </w:pPr>
+      <w:r>
+        <w:rPr>
+          <w:rFonts w:ascii="Times New Roman" w:hAnsi="Times New Roman"/>
+          <w:sz w:val="28"/>
+          <w:szCs w:val="28"/>
+        </w:rPr>
+        <w:t xml:space="preserve">Tài liệu này phù hợp cho nhiều nhóm đối tượng khác nhau như nhóm phát triển, nhóm kiểm thử và các bên liên quan. Trong đó, nhóm phát triển và kiểm thử </w:t>
+      </w:r>
+      <w:r>
+        <w:rPr>
+          <w:rFonts w:ascii="Times New Roman" w:hAnsi="Times New Roman"/>
+          <w:sz w:val="28"/>
+          <w:szCs w:val="28"/>
+        </w:rPr>
+        <w:lastRenderedPageBreak/>
+        <w:t>nên tập trung vào các chương 3, 4 và 5 để phục vụ cho việc thiết kế, triển khai và đánh giá hệ thống.</w:t>
+      </w:r>
+    </w:p>
+    <w:p>
+      <w:pPr>
+        <w:pStyle w:val="u1"/>
+        <w:spacing w:before="0" w:after="0" w:line="360" w:lineRule="auto"/>
+        <w:rPr>
+          <w:rFonts w:ascii="Times New Roman" w:hAnsi="Times New Roman"/>
+          <w:sz w:val="28"/>
+          <w:szCs w:val="28"/>
+        </w:rPr>
+      </w:pPr>
+      <w:bookmarkStart w:name="_Toc225025725" w:id="13"/>
       <w:r>
         <w:rPr>
           <w:rFonts w:ascii="Times New Roman" w:hAnsi="Times New Roman"/>
@@ -4781,74 +4956,219 @@
     </w:p>
     <w:p>
       <w:pPr>
-        <w:pStyle w:val="Heading2"/>
+        <w:pStyle w:val="u2"/>
+        <w:spacing w:before="0" w:after="0" w:line="360" w:lineRule="auto"/>
+        <w:rPr>
+          <w:rFonts w:ascii="Times New Roman" w:hAnsi="Times New Roman"/>
+          <w:szCs w:val="28"/>
+        </w:rPr>
+      </w:pPr>
+      <w:bookmarkStart w:name="_Toc225025726" w:id="14"/>
+      <w:r>
+        <w:rPr>
+          <w:rFonts w:ascii="Times New Roman" w:hAnsi="Times New Roman"/>
+          <w:szCs w:val="28"/>
+        </w:rPr>
+        <w:t>Bối cảnh của sản phẩm</w:t>
+      </w:r>
+      <w:bookmarkEnd w:id="14"/>
+    </w:p>
+    <w:p>
+      <w:pPr>
         <w:spacing w:line="360" w:lineRule="auto"/>
-        <w:rPr>
-          <w:rFonts w:ascii="Times New Roman" w:hAnsi="Times New Roman"/>
-          <w:szCs w:val="28"/>
-        </w:rPr>
-      </w:pPr>
-      <w:bookmarkStart w:id="14" w:name="_Toc220871592"/>
-      <w:r>
-        <w:rPr>
-          <w:rFonts w:ascii="Times New Roman" w:hAnsi="Times New Roman"/>
-          <w:szCs w:val="28"/>
-        </w:rPr>
-        <w:t>Bối cảnh của sản phẩm</w:t>
-      </w:r>
-      <w:bookmarkEnd w:id="14"/>
+        <w:ind w:firstLine="720"/>
+        <w:rPr>
+          <w:sz w:val="28"/>
+          <w:szCs w:val="28"/>
+        </w:rPr>
+      </w:pPr>
+      <w:r>
+        <w:rPr>
+          <w:sz w:val="28"/>
+          <w:szCs w:val="28"/>
+        </w:rPr>
+        <w:t>Trong bối cảnh công nghệ thông tin ngày càng phát triển, nhu cầu quản lý công việc và dự án một cách hiệu quả trở thành yêu cầu thiết yếu đối với cá nhân và các nhóm làm việc. Việc phối hợp thủ công thông qua giấy tờ, tin nhắn rời rạc hoặc các công cụ không tập trung thường gây khó khăn trong việc theo dõi tiến độ, phân công nhiệm vụ và đánh giá hiệu quả làm việc của từng thành viên.</w:t>
+      </w:r>
+    </w:p>
+    <w:p>
+      <w:pPr>
+        <w:spacing w:before="240" w:line="360" w:lineRule="auto"/>
+        <w:ind w:firstLine="720"/>
+        <w:rPr>
+          <w:sz w:val="28"/>
+          <w:szCs w:val="28"/>
+        </w:rPr>
+      </w:pPr>
+      <w:r>
+        <w:rPr>
+          <w:sz w:val="28"/>
+          <w:szCs w:val="28"/>
+        </w:rPr>
+        <w:t>Đối với các nhóm làm việc nội bộ hoặc cá nhân, một hệ thống quản lý công việc tập trung giúp tổ chức công việc khoa học hơn, giảm thiểu sai sót và tiết kiệm thời gian. Việc ứng dụng phần mềm quản lý cho phép người dùng dễ dàng theo dõi trạng thái công việc, trao đổi thông tin và cập nhật tiến độ một cách nhanh chóng, từ đó nâng cao hiệu suất làm việc và chất lượng phối hợp trong nhóm.</w:t>
+      </w:r>
+    </w:p>
+    <w:p>
+      <w:pPr>
+        <w:spacing w:before="240" w:line="360" w:lineRule="auto"/>
+        <w:ind w:firstLine="720"/>
+        <w:rPr>
+          <w:rFonts w:eastAsia="Times" w:cs="Times"/>
+          <w:sz w:val="28"/>
+          <w:szCs w:val="28"/>
+        </w:rPr>
+      </w:pPr>
+      <w:r>
+        <w:rPr>
+          <w:rFonts w:eastAsia="Times" w:cs="Times"/>
+          <w:sz w:val="28"/>
+          <w:szCs w:val="28"/>
+        </w:rPr>
+        <w:t xml:space="preserve">Xuất phát từ nhu cầu thực tế đó, hệ thống được xây dựng theo mô hình </w:t>
+      </w:r>
+      <w:r>
+        <w:rPr>
+          <w:rFonts w:eastAsia="Times" w:cs="Times"/>
+          <w:b/>
+          <w:bCs/>
+          <w:sz w:val="28"/>
+          <w:szCs w:val="28"/>
+        </w:rPr>
+        <w:t>client–server</w:t>
+      </w:r>
+      <w:r>
+        <w:rPr>
+          <w:rFonts w:eastAsia="Times" w:cs="Times"/>
+          <w:sz w:val="28"/>
+          <w:szCs w:val="28"/>
+        </w:rPr>
+        <w:t xml:space="preserve">. Phía </w:t>
+      </w:r>
+      <w:r>
+        <w:rPr>
+          <w:rFonts w:eastAsia="Times" w:cs="Times"/>
+          <w:b/>
+          <w:bCs/>
+          <w:sz w:val="28"/>
+          <w:szCs w:val="28"/>
+        </w:rPr>
+        <w:t>Frontend</w:t>
+      </w:r>
+      <w:r>
+        <w:rPr>
+          <w:rFonts w:eastAsia="Times" w:cs="Times"/>
+          <w:sz w:val="28"/>
+          <w:szCs w:val="28"/>
+        </w:rPr>
+        <w:t xml:space="preserve"> được phát triển bằng </w:t>
+      </w:r>
+      <w:r>
+        <w:rPr>
+          <w:rFonts w:eastAsia="Times" w:cs="Times"/>
+          <w:b/>
+          <w:bCs/>
+          <w:sz w:val="28"/>
+          <w:szCs w:val="28"/>
+        </w:rPr>
+        <w:t>JavaFX</w:t>
+      </w:r>
+      <w:r>
+        <w:rPr>
+          <w:rFonts w:eastAsia="Times" w:cs="Times"/>
+          <w:sz w:val="28"/>
+          <w:szCs w:val="28"/>
+        </w:rPr>
+        <w:t xml:space="preserve">, đảm nhiệm việc hiển thị giao diện và tiếp nhận thao tác của người dùng. Phía </w:t>
+      </w:r>
+      <w:r>
+        <w:rPr>
+          <w:rFonts w:eastAsia="Times" w:cs="Times"/>
+          <w:b/>
+          <w:bCs/>
+          <w:sz w:val="28"/>
+          <w:szCs w:val="28"/>
+        </w:rPr>
+        <w:t>Backend</w:t>
+      </w:r>
+      <w:r>
+        <w:rPr>
+          <w:rFonts w:eastAsia="Times" w:cs="Times"/>
+          <w:sz w:val="28"/>
+          <w:szCs w:val="28"/>
+        </w:rPr>
+        <w:t xml:space="preserve"> sử dụng </w:t>
+      </w:r>
+      <w:r>
+        <w:rPr>
+          <w:rFonts w:eastAsia="Times" w:cs="Times"/>
+          <w:b/>
+          <w:bCs/>
+          <w:sz w:val="28"/>
+          <w:szCs w:val="28"/>
+        </w:rPr>
+        <w:t>Spring Boot</w:t>
+      </w:r>
+      <w:r>
+        <w:rPr>
+          <w:rFonts w:eastAsia="Times" w:cs="Times"/>
+          <w:sz w:val="28"/>
+          <w:szCs w:val="28"/>
+        </w:rPr>
+        <w:t xml:space="preserve"> để xây dựng các </w:t>
+      </w:r>
+      <w:r>
+        <w:rPr>
+          <w:rFonts w:eastAsia="Times" w:cs="Times"/>
+          <w:b/>
+          <w:bCs/>
+          <w:sz w:val="28"/>
+          <w:szCs w:val="28"/>
+        </w:rPr>
+        <w:t>RESTful API</w:t>
+      </w:r>
+      <w:r>
+        <w:rPr>
+          <w:rFonts w:eastAsia="Times" w:cs="Times"/>
+          <w:sz w:val="28"/>
+          <w:szCs w:val="28"/>
+        </w:rPr>
+        <w:t xml:space="preserve">, chịu trách nhiệm xử lý logic nghiệp vụ và quản lý dữ liệu. Hệ thống sử dụng </w:t>
+      </w:r>
+      <w:r>
+        <w:rPr>
+          <w:rFonts w:eastAsia="Times" w:cs="Times"/>
+          <w:b/>
+          <w:bCs/>
+          <w:sz w:val="28"/>
+          <w:szCs w:val="28"/>
+        </w:rPr>
+        <w:t>MySQL</w:t>
+      </w:r>
+      <w:r>
+        <w:rPr>
+          <w:rFonts w:eastAsia="Times" w:cs="Times"/>
+          <w:sz w:val="28"/>
+          <w:szCs w:val="28"/>
+        </w:rPr>
+        <w:t xml:space="preserve"> làm hệ quản trị cơ sở dữ liệu nhằm lưu trữ thông tin người dùng, dự án và công việc một cách tập trung và nhất quán.</w:t>
+      </w:r>
     </w:p>
     <w:p>
       <w:pPr>
         <w:spacing w:before="240" w:after="240" w:line="360" w:lineRule="auto"/>
         <w:ind w:firstLine="720"/>
         <w:rPr>
-          <w:sz w:val="28"/>
-          <w:szCs w:val="28"/>
-        </w:rPr>
-      </w:pPr>
-      <w:r>
-        <w:rPr>
-          <w:sz w:val="28"/>
-          <w:szCs w:val="28"/>
-        </w:rPr>
-        <w:t>Trong bối cảnh công nghệ thông tin ngày càng phát triển, nhu cầu quản lý công việc và dự án một cách hiệu quả trở thành yêu cầu thiết yếu đối với cá nhân và các nhóm làm việc. Việc phối hợp thủ công thông qua giấy tờ, tin nhắn rời rạc hoặc các công cụ không tập trung thường gây khó khăn trong việc theo dõi tiến độ, phân công nhiệm vụ và đánh giá hiệu quả làm việc của từng thành viên.</w:t>
-      </w:r>
-    </w:p>
-    <w:p>
-      <w:pPr>
-        <w:spacing w:before="240" w:after="240" w:line="360" w:lineRule="auto"/>
-        <w:ind w:firstLine="720"/>
-        <w:rPr>
-          <w:sz w:val="28"/>
-          <w:szCs w:val="28"/>
-        </w:rPr>
-      </w:pPr>
-      <w:r>
-        <w:rPr>
-          <w:sz w:val="28"/>
-          <w:szCs w:val="28"/>
-        </w:rPr>
-        <w:t>Đối với các nhóm làm việc nội bộ hoặc cá nhân, một hệ thống quản lý công việc tập trung giúp tổ chức công việc khoa học hơn, giảm thiểu sai sót và tiết kiệm thời gian. Việc ứng dụng phần mềm quản lý cho phép người dùng dễ dàng theo dõi trạng thái công việc, trao đổi thông tin và cập nhật tiến độ một cách nhanh chóng, từ đó nâng cao hiệu suất làm việc và chất lượng phối hợp trong nhóm.</w:t>
-      </w:r>
-    </w:p>
-    <w:p>
-      <w:pPr>
-        <w:spacing w:before="240" w:after="240" w:line="360" w:lineRule="auto"/>
-        <w:ind w:firstLine="720"/>
-        <w:rPr>
-          <w:rFonts w:eastAsia="Times" w:cs="Times"/>
-          <w:sz w:val="28"/>
-          <w:szCs w:val="28"/>
-        </w:rPr>
-      </w:pPr>
-      <w:r>
-        <w:rPr>
-          <w:rFonts w:eastAsia="Times" w:cs="Times"/>
-          <w:sz w:val="28"/>
-          <w:szCs w:val="28"/>
-        </w:rPr>
-        <w:t xml:space="preserve">Xuất phát từ nhu cầu thực tế đó, hệ thống được xây dựng theo mô hình </w:t>
+          <w:rFonts w:eastAsia="Times" w:cs="Times"/>
+          <w:sz w:val="28"/>
+          <w:szCs w:val="28"/>
+        </w:rPr>
+      </w:pPr>
+      <w:r>
+        <w:rPr>
+          <w:rFonts w:eastAsia="Times" w:cs="Times"/>
+          <w:sz w:val="28"/>
+          <w:szCs w:val="28"/>
+        </w:rPr>
+        <w:t xml:space="preserve">Ứng dụng được thiết kế để phục vụ </w:t>
       </w:r>
       <w:r>
         <w:rPr>
@@ -4858,16 +5178,47 @@
           <w:sz w:val="28"/>
           <w:szCs w:val="28"/>
         </w:rPr>
-        <w:t>client–server</w:t>
-      </w:r>
-      <w:r>
-        <w:rPr>
-          <w:rFonts w:eastAsia="Times" w:cs="Times"/>
-          <w:sz w:val="28"/>
-          <w:szCs w:val="28"/>
-        </w:rPr>
-        <w:t xml:space="preserve">. Phía </w:t>
-      </w:r>
+        <w:t>người dùng cá nhân và các nhóm làm việc nội bộ</w:t>
+      </w:r>
+      <w:r>
+        <w:rPr>
+          <w:rFonts w:eastAsia="Times" w:cs="Times"/>
+          <w:sz w:val="28"/>
+          <w:szCs w:val="28"/>
+        </w:rPr>
+        <w:t>, hỗ trợ quản lý công việc và dự án một cách trực quan, hiệu quả và dễ mở rộng trong tương lai.</w:t>
+      </w:r>
+    </w:p>
+    <w:p>
+      <w:pPr>
+        <w:pStyle w:val="u2"/>
+        <w:spacing w:after="0" w:line="360" w:lineRule="auto"/>
+        <w:rPr>
+          <w:rFonts w:ascii="Times New Roman" w:hAnsi="Times New Roman"/>
+        </w:rPr>
+      </w:pPr>
+      <w:bookmarkStart w:name="_Toc225025727" w:id="15"/>
+      <w:r>
+        <w:rPr>
+          <w:rFonts w:ascii="Times New Roman" w:hAnsi="Times New Roman"/>
+        </w:rPr>
+        <w:lastRenderedPageBreak/>
+        <w:t>Các chức năng của sản phẩm</w:t>
+      </w:r>
+      <w:bookmarkEnd w:id="15"/>
+    </w:p>
+    <w:p>
+      <w:pPr>
+        <w:spacing w:line="360" w:lineRule="auto"/>
+        <w:ind w:firstLine="720"/>
+        <w:jc w:val="both"/>
+        <w:rPr>
+          <w:rFonts w:eastAsia="Times" w:cs="Times"/>
+          <w:b/>
+          <w:sz w:val="28"/>
+          <w:szCs w:val="28"/>
+        </w:rPr>
+      </w:pPr>
       <w:r>
         <w:rPr>
           <w:rFonts w:eastAsia="Times" w:cs="Times"/>
@@ -4876,16 +5227,38 @@
           <w:sz w:val="28"/>
           <w:szCs w:val="28"/>
         </w:rPr>
-        <w:t>Frontend</w:t>
-      </w:r>
-      <w:r>
-        <w:rPr>
-          <w:rFonts w:eastAsia="Times" w:cs="Times"/>
-          <w:sz w:val="28"/>
-          <w:szCs w:val="28"/>
-        </w:rPr>
-        <w:t xml:space="preserve"> được phát triển bằng </w:t>
-      </w:r>
+        <w:t>Quản lý dự án:</w:t>
+      </w:r>
+      <w:r>
+        <w:rPr>
+          <w:rFonts w:eastAsia="Times" w:cs="Times"/>
+          <w:sz w:val="28"/>
+          <w:szCs w:val="28"/>
+          <w:lang w:val="vi-VN"/>
+        </w:rPr>
+        <w:t xml:space="preserve"> C</w:t>
+      </w:r>
+      <w:r>
+        <w:rPr>
+          <w:rFonts w:eastAsia="Times" w:cs="Times"/>
+          <w:sz w:val="28"/>
+          <w:szCs w:val="28"/>
+        </w:rPr>
+        <w:t>ho phép người dùng tạo, chỉnh sửa và xóa các dự án; quản lý thông tin tổng quan của dự án; theo dõi danh sách các công việc thuộc từng dự án và trạng thái thực hiện của chúng.</w:t>
+      </w:r>
+    </w:p>
+    <w:p>
+      <w:pPr>
+        <w:spacing w:line="360" w:lineRule="auto"/>
+        <w:ind w:firstLine="720"/>
+        <w:jc w:val="both"/>
+        <w:rPr>
+          <w:rFonts w:eastAsia="Times" w:cs="Times"/>
+          <w:b/>
+          <w:sz w:val="28"/>
+          <w:szCs w:val="28"/>
+        </w:rPr>
+      </w:pPr>
       <w:r>
         <w:rPr>
           <w:rFonts w:eastAsia="Times" w:cs="Times"/>
@@ -4894,62 +5267,85 @@
           <w:sz w:val="28"/>
           <w:szCs w:val="28"/>
         </w:rPr>
-        <w:t>JavaFX</w:t>
-      </w:r>
-      <w:r>
-        <w:rPr>
-          <w:rFonts w:eastAsia="Times" w:cs="Times"/>
-          <w:sz w:val="28"/>
-          <w:szCs w:val="28"/>
-        </w:rPr>
-        <w:t xml:space="preserve">, đảm nhiệm việc hiển thị giao diện và tiếp nhận thao tác của người dùng. Phía </w:t>
-      </w:r>
-      <w:r>
+        <w:t>Quản lý công việc:</w:t>
+      </w:r>
+      <w:r>
+        <w:rPr>
+          <w:rFonts w:eastAsia="Times" w:cs="Times"/>
+          <w:sz w:val="28"/>
+          <w:szCs w:val="28"/>
+          <w:lang w:val="vi-VN"/>
+        </w:rPr>
+        <w:t xml:space="preserve"> C</w:t>
+      </w:r>
+      <w:r>
+        <w:rPr>
+          <w:rFonts w:eastAsia="Times" w:cs="Times"/>
+          <w:sz w:val="28"/>
+          <w:szCs w:val="28"/>
+        </w:rPr>
+        <w:t>ho phép tạo và cập nhật công việc; phân công công việc cho các thành viên; thiết lập trạng thái, thời hạn và mức độ hoàn thành của từng công việc nhằm hỗ trợ theo dõi tiến độ thực hiện.</w:t>
+      </w:r>
+    </w:p>
+    <w:p>
+      <w:pPr>
+        <w:spacing w:line="360" w:lineRule="auto"/>
+        <w:ind w:firstLine="720"/>
+        <w:jc w:val="both"/>
         <w:rPr>
           <w:rFonts w:eastAsia="Times" w:cs="Times"/>
           <w:b/>
           <w:bCs/>
-          <w:sz w:val="28"/>
-          <w:szCs w:val="28"/>
-        </w:rPr>
-        <w:t>Backend</w:t>
-      </w:r>
-      <w:r>
-        <w:rPr>
-          <w:rFonts w:eastAsia="Times" w:cs="Times"/>
-          <w:sz w:val="28"/>
-          <w:szCs w:val="28"/>
-        </w:rPr>
-        <w:t xml:space="preserve"> sử dụng </w:t>
-      </w:r>
+          <w:spacing w:val="-3"/>
+          <w:sz w:val="28"/>
+          <w:szCs w:val="28"/>
+        </w:rPr>
+      </w:pPr>
       <w:r>
         <w:rPr>
           <w:rFonts w:eastAsia="Times" w:cs="Times"/>
           <w:b/>
           <w:bCs/>
-          <w:sz w:val="28"/>
-          <w:szCs w:val="28"/>
-        </w:rPr>
-        <w:t>Spring Boot</w:t>
-      </w:r>
-      <w:r>
-        <w:rPr>
-          <w:rFonts w:eastAsia="Times" w:cs="Times"/>
-          <w:sz w:val="28"/>
-          <w:szCs w:val="28"/>
-        </w:rPr>
-        <w:t xml:space="preserve"> để </w:t>
-      </w:r>
-      <w:r>
-        <w:rPr>
-          <w:rFonts w:eastAsia="Times" w:cs="Times"/>
-          <w:sz w:val="28"/>
-          <w:szCs w:val="28"/>
-        </w:rPr>
-        <w:lastRenderedPageBreak/>
-        <w:t xml:space="preserve">xây dựng các </w:t>
-      </w:r>
-      <w:r>
+          <w:spacing w:val="-3"/>
+          <w:sz w:val="28"/>
+          <w:szCs w:val="28"/>
+        </w:rPr>
+        <w:t>Quản lý người dùng:</w:t>
+      </w:r>
+      <w:r>
+        <w:rPr>
+          <w:rFonts w:eastAsia="Times" w:cs="Times"/>
+          <w:spacing w:val="-3"/>
+          <w:sz w:val="28"/>
+          <w:szCs w:val="28"/>
+        </w:rPr>
+        <w:t xml:space="preserve"> </w:t>
+      </w:r>
+      <w:r>
+        <w:rPr>
+          <w:rFonts w:eastAsia="Times" w:cs="Times"/>
+          <w:spacing w:val="-3"/>
+          <w:sz w:val="28"/>
+          <w:szCs w:val="28"/>
+          <w:lang w:val="vi-VN"/>
+        </w:rPr>
+        <w:t>H</w:t>
+      </w:r>
+      <w:r>
+        <w:rPr>
+          <w:rFonts w:eastAsia="Times" w:cs="Times"/>
+          <w:spacing w:val="-3"/>
+          <w:sz w:val="28"/>
+          <w:szCs w:val="28"/>
+        </w:rPr>
+        <w:t>ỗ trợ đăng ký, đăng nhập và quản lý thông tin người dùng; phân quyền và quản lý vai trò của người dùng trong hệ thống và trong từng dự án.</w:t>
+      </w:r>
+    </w:p>
+    <w:p>
+      <w:pPr>
+        <w:spacing w:line="360" w:lineRule="auto"/>
+        <w:ind w:firstLine="720"/>
+        <w:jc w:val="both"/>
         <w:rPr>
           <w:rFonts w:eastAsia="Times" w:cs="Times"/>
           <w:b/>
@@ -4957,16 +5353,7 @@
           <w:sz w:val="28"/>
           <w:szCs w:val="28"/>
         </w:rPr>
-        <w:t>RESTful API</w:t>
-      </w:r>
-      <w:r>
-        <w:rPr>
-          <w:rFonts w:eastAsia="Times" w:cs="Times"/>
-          <w:sz w:val="28"/>
-          <w:szCs w:val="28"/>
-        </w:rPr>
-        <w:t xml:space="preserve">, chịu trách nhiệm xử lý logic nghiệp vụ và quản lý dữ liệu. Hệ thống sử dụng </w:t>
-      </w:r>
+      </w:pPr>
       <w:r>
         <w:rPr>
           <w:rFonts w:eastAsia="Times" w:cs="Times"/>
@@ -4975,35 +5362,46 @@
           <w:sz w:val="28"/>
           <w:szCs w:val="28"/>
         </w:rPr>
-        <w:t>MySQL</w:t>
-      </w:r>
-      <w:r>
-        <w:rPr>
-          <w:rFonts w:eastAsia="Times" w:cs="Times"/>
-          <w:sz w:val="28"/>
-          <w:szCs w:val="28"/>
-        </w:rPr>
-        <w:t xml:space="preserve"> làm hệ quản trị cơ sở dữ liệu nhằm lưu trữ thông tin người dùng, dự án và công việc một cách tập trung và nhất quán.</w:t>
-      </w:r>
-    </w:p>
-    <w:p>
-      <w:pPr>
-        <w:spacing w:before="240" w:after="240" w:line="360" w:lineRule="auto"/>
+        <w:t>Thông báo:</w:t>
+      </w:r>
+      <w:r>
+        <w:rPr>
+          <w:rFonts w:eastAsia="Times" w:cs="Times"/>
+          <w:sz w:val="28"/>
+          <w:szCs w:val="28"/>
+        </w:rPr>
+        <w:t xml:space="preserve"> </w:t>
+      </w:r>
+      <w:r>
+        <w:rPr>
+          <w:rFonts w:eastAsia="Times" w:cs="Times"/>
+          <w:sz w:val="28"/>
+          <w:szCs w:val="28"/>
+          <w:lang w:val="vi-VN"/>
+        </w:rPr>
+        <w:t>C</w:t>
+      </w:r>
+      <w:r>
+        <w:rPr>
+          <w:rFonts w:eastAsia="Times" w:cs="Times"/>
+          <w:sz w:val="28"/>
+          <w:szCs w:val="28"/>
+        </w:rPr>
+        <w:t>ung cấp cơ chế thông báo khi có thay đổi liên quan đến dự án hoặc công việc, giúp người dùng kịp thời nắm bắt thông tin và không bỏ sót các nhiệm vụ quan trọng.</w:t>
+      </w:r>
+    </w:p>
+    <w:p>
+      <w:pPr>
+        <w:spacing w:line="360" w:lineRule="auto"/>
         <w:ind w:firstLine="720"/>
-        <w:rPr>
-          <w:rFonts w:eastAsia="Times" w:cs="Times"/>
-          <w:sz w:val="28"/>
-          <w:szCs w:val="28"/>
-        </w:rPr>
-      </w:pPr>
-      <w:r>
-        <w:rPr>
-          <w:rFonts w:eastAsia="Times" w:cs="Times"/>
-          <w:sz w:val="28"/>
-          <w:szCs w:val="28"/>
-        </w:rPr>
-        <w:t xml:space="preserve">Ứng dụng được thiết kế để phục vụ </w:t>
-      </w:r>
+        <w:jc w:val="both"/>
+        <w:rPr>
+          <w:rFonts w:eastAsia="Times" w:cs="Times"/>
+          <w:b/>
+          <w:sz w:val="28"/>
+          <w:szCs w:val="28"/>
+        </w:rPr>
+      </w:pPr>
       <w:r>
         <w:rPr>
           <w:rFonts w:eastAsia="Times" w:cs="Times"/>
@@ -5012,38 +5410,39 @@
           <w:sz w:val="28"/>
           <w:szCs w:val="28"/>
         </w:rPr>
-        <w:t>người dùng cá nhân và các nhóm làm việc nội bộ</w:t>
-      </w:r>
-      <w:r>
-        <w:rPr>
-          <w:rFonts w:eastAsia="Times" w:cs="Times"/>
-          <w:sz w:val="28"/>
-          <w:szCs w:val="28"/>
-        </w:rPr>
-        <w:t>, hỗ trợ quản lý công việc và dự án một cách trực quan, hiệu quả và dễ mở rộng trong tương lai.</w:t>
-      </w:r>
-    </w:p>
-    <w:p>
-      <w:pPr>
-        <w:pStyle w:val="Heading2"/>
+        <w:t>Bình luận và trao đổi:</w:t>
+      </w:r>
+      <w:r>
+        <w:rPr>
+          <w:rFonts w:eastAsia="Times" w:cs="Times"/>
+          <w:sz w:val="28"/>
+          <w:szCs w:val="28"/>
+        </w:rPr>
+        <w:t xml:space="preserve"> </w:t>
+      </w:r>
+      <w:r>
+        <w:rPr>
+          <w:rFonts w:eastAsia="Times" w:cs="Times"/>
+          <w:sz w:val="28"/>
+          <w:szCs w:val="28"/>
+          <w:lang w:val="vi-VN"/>
+        </w:rPr>
+        <w:t>C</w:t>
+      </w:r>
+      <w:r>
+        <w:rPr>
+          <w:rFonts w:eastAsia="Times" w:cs="Times"/>
+          <w:sz w:val="28"/>
+          <w:szCs w:val="28"/>
+        </w:rPr>
+        <w:t>ho phép người dùng trao đổi thông tin, thảo luận và phản hồi thông qua chức năng bình luận trong từng công việc hoặc dự án, hỗ trợ quá trình làm việc nhóm hiệu quả hơn.</w:t>
+      </w:r>
+    </w:p>
+    <w:p>
+      <w:pPr>
         <w:spacing w:line="360" w:lineRule="auto"/>
-        <w:rPr>
-          <w:rFonts w:ascii="Times New Roman" w:hAnsi="Times New Roman"/>
-        </w:rPr>
-      </w:pPr>
-      <w:bookmarkStart w:id="15" w:name="_Toc220871593"/>
-      <w:r>
-        <w:rPr>
-          <w:rFonts w:ascii="Times New Roman" w:hAnsi="Times New Roman"/>
-        </w:rPr>
-        <w:t>Các chức năng của sản phẩm</w:t>
-      </w:r>
-      <w:bookmarkEnd w:id="15"/>
-    </w:p>
-    <w:p>
-      <w:pPr>
-        <w:spacing w:before="240" w:after="240" w:line="360" w:lineRule="auto"/>
         <w:ind w:firstLine="720"/>
+        <w:jc w:val="both"/>
         <w:rPr>
           <w:rFonts w:eastAsia="Times" w:cs="Times"/>
           <w:b/>
@@ -5059,7 +5458,15 @@
           <w:sz w:val="28"/>
           <w:szCs w:val="28"/>
         </w:rPr>
-        <w:t>Quản lý dự án:</w:t>
+        <w:t>Thống kê và báo cáo:</w:t>
+      </w:r>
+      <w:r>
+        <w:rPr>
+          <w:rFonts w:eastAsia="Times" w:cs="Times"/>
+          <w:sz w:val="28"/>
+          <w:szCs w:val="28"/>
+        </w:rPr>
+        <w:t xml:space="preserve"> </w:t>
       </w:r>
       <w:r>
         <w:rPr>
@@ -5068,141 +5475,6 @@
           <w:szCs w:val="28"/>
           <w:lang w:val="vi-VN"/>
         </w:rPr>
-        <w:t xml:space="preserve"> C</w:t>
-      </w:r>
-      <w:r>
-        <w:rPr>
-          <w:rFonts w:eastAsia="Times" w:cs="Times"/>
-          <w:sz w:val="28"/>
-          <w:szCs w:val="28"/>
-        </w:rPr>
-        <w:t>ho phép người dùng tạo, chỉnh sửa và xóa các dự án; quản lý thông tin tổng quan của dự án; theo dõi danh sách các công việc thuộc từng dự án và trạng thái thực hiện của chúng.</w:t>
-      </w:r>
-    </w:p>
-    <w:p>
-      <w:pPr>
-        <w:spacing w:before="240" w:after="240" w:line="360" w:lineRule="auto"/>
-        <w:ind w:firstLine="720"/>
-        <w:rPr>
-          <w:rFonts w:eastAsia="Times" w:cs="Times"/>
-          <w:b/>
-          <w:sz w:val="28"/>
-          <w:szCs w:val="28"/>
-        </w:rPr>
-      </w:pPr>
-      <w:r>
-        <w:rPr>
-          <w:rFonts w:eastAsia="Times" w:cs="Times"/>
-          <w:b/>
-          <w:bCs/>
-          <w:sz w:val="28"/>
-          <w:szCs w:val="28"/>
-        </w:rPr>
-        <w:t>Quản lý công việc:</w:t>
-      </w:r>
-      <w:r>
-        <w:rPr>
-          <w:rFonts w:eastAsia="Times" w:cs="Times"/>
-          <w:sz w:val="28"/>
-          <w:szCs w:val="28"/>
-          <w:lang w:val="vi-VN"/>
-        </w:rPr>
-        <w:t xml:space="preserve"> C</w:t>
-      </w:r>
-      <w:r>
-        <w:rPr>
-          <w:rFonts w:eastAsia="Times" w:cs="Times"/>
-          <w:sz w:val="28"/>
-          <w:szCs w:val="28"/>
-        </w:rPr>
-        <w:t>ho phép tạo và cập nhật công việc; phân công công việc cho các thành viên; thiết lập trạng thái, thời hạn và mức độ hoàn thành của từng công việc nhằm hỗ trợ theo dõi tiến độ thực hiện.</w:t>
-      </w:r>
-    </w:p>
-    <w:p>
-      <w:pPr>
-        <w:spacing w:before="240" w:after="240" w:line="360" w:lineRule="auto"/>
-        <w:ind w:firstLine="720"/>
-        <w:rPr>
-          <w:rFonts w:eastAsia="Times" w:cs="Times"/>
-          <w:b/>
-          <w:bCs/>
-          <w:sz w:val="28"/>
-          <w:szCs w:val="28"/>
-        </w:rPr>
-      </w:pPr>
-      <w:r>
-        <w:rPr>
-          <w:rFonts w:eastAsia="Times" w:cs="Times"/>
-          <w:b/>
-          <w:bCs/>
-          <w:sz w:val="28"/>
-          <w:szCs w:val="28"/>
-        </w:rPr>
-        <w:t>Quản lý người dùng:</w:t>
-      </w:r>
-      <w:r>
-        <w:rPr>
-          <w:rFonts w:eastAsia="Times" w:cs="Times"/>
-          <w:sz w:val="28"/>
-          <w:szCs w:val="28"/>
-        </w:rPr>
-        <w:t xml:space="preserve"> </w:t>
-      </w:r>
-      <w:r>
-        <w:rPr>
-          <w:rFonts w:eastAsia="Times" w:cs="Times"/>
-          <w:sz w:val="28"/>
-          <w:szCs w:val="28"/>
-          <w:lang w:val="vi-VN"/>
-        </w:rPr>
-        <w:t>H</w:t>
-      </w:r>
-      <w:r>
-        <w:rPr>
-          <w:rFonts w:eastAsia="Times" w:cs="Times"/>
-          <w:sz w:val="28"/>
-          <w:szCs w:val="28"/>
-        </w:rPr>
-        <w:t>ỗ trợ đăng ký, đăng nhập và quản lý thông tin người dùng; phân quyền và quản lý vai trò của người dùng trong hệ thống và trong từng dự án.</w:t>
-      </w:r>
-    </w:p>
-    <w:p>
-      <w:pPr>
-        <w:spacing w:before="240" w:after="240" w:line="360" w:lineRule="auto"/>
-        <w:ind w:firstLine="720"/>
-        <w:rPr>
-          <w:rFonts w:eastAsia="Times" w:cs="Times"/>
-          <w:b/>
-          <w:bCs/>
-          <w:sz w:val="28"/>
-          <w:szCs w:val="28"/>
-        </w:rPr>
-      </w:pPr>
-      <w:r>
-        <w:rPr>
-          <w:rFonts w:eastAsia="Times" w:cs="Times"/>
-          <w:b/>
-          <w:bCs/>
-          <w:sz w:val="28"/>
-          <w:szCs w:val="28"/>
-        </w:rPr>
-        <w:t>Thông báo:</w:t>
-      </w:r>
-      <w:r>
-        <w:rPr>
-          <w:rFonts w:eastAsia="Times" w:cs="Times"/>
-          <w:sz w:val="28"/>
-          <w:szCs w:val="28"/>
-        </w:rPr>
-        <w:t xml:space="preserve"> </w:t>
-      </w:r>
-      <w:r>
-        <w:rPr>
-          <w:rFonts w:eastAsia="Times" w:cs="Times"/>
-          <w:sz w:val="28"/>
-          <w:szCs w:val="28"/>
-          <w:lang w:val="vi-VN"/>
-        </w:rPr>
         <w:t>C</w:t>
       </w:r>
       <w:r>
@@ -5211,114 +5483,19 @@
           <w:sz w:val="28"/>
           <w:szCs w:val="28"/>
         </w:rPr>
-        <w:t>ung cấp cơ chế thông báo khi có thay đổi liên quan đến dự án hoặc công việc, giúp người dùng kịp thời nắm bắt thông tin và không bỏ sót các nhiệm vụ quan trọng.</w:t>
-      </w:r>
-    </w:p>
-    <w:p>
-      <w:pPr>
-        <w:spacing w:before="240" w:after="240" w:line="360" w:lineRule="auto"/>
-        <w:ind w:firstLine="720"/>
-        <w:rPr>
-          <w:rFonts w:eastAsia="Times" w:cs="Times"/>
-          <w:b/>
-          <w:sz w:val="28"/>
-          <w:szCs w:val="28"/>
-        </w:rPr>
-      </w:pPr>
-      <w:r>
-        <w:rPr>
-          <w:rFonts w:eastAsia="Times" w:cs="Times"/>
-          <w:b/>
-          <w:bCs/>
-          <w:sz w:val="28"/>
-          <w:szCs w:val="28"/>
-        </w:rPr>
-        <w:lastRenderedPageBreak/>
-        <w:t>Bình luận và trao đổi:</w:t>
-      </w:r>
-      <w:r>
-        <w:rPr>
-          <w:rFonts w:eastAsia="Times" w:cs="Times"/>
-          <w:sz w:val="28"/>
-          <w:szCs w:val="28"/>
-        </w:rPr>
-        <w:t xml:space="preserve"> </w:t>
-      </w:r>
-      <w:r>
-        <w:rPr>
-          <w:rFonts w:eastAsia="Times" w:cs="Times"/>
-          <w:sz w:val="28"/>
-          <w:szCs w:val="28"/>
-          <w:lang w:val="vi-VN"/>
-        </w:rPr>
-        <w:t>C</w:t>
-      </w:r>
-      <w:r>
-        <w:rPr>
-          <w:rFonts w:eastAsia="Times" w:cs="Times"/>
-          <w:sz w:val="28"/>
-          <w:szCs w:val="28"/>
-        </w:rPr>
-        <w:t>ho phép người dùng trao đổi thông tin, thảo luận và phản hồi thông qua chức năng bình luận trong từng công việc hoặc dự án, hỗ trợ quá trình làm việc nhóm hiệu quả hơn.</w:t>
-      </w:r>
-    </w:p>
-    <w:p>
-      <w:pPr>
-        <w:spacing w:before="240" w:after="240" w:line="360" w:lineRule="auto"/>
-        <w:ind w:firstLine="720"/>
-        <w:rPr>
-          <w:rFonts w:eastAsia="Times" w:cs="Times"/>
-          <w:b/>
-          <w:sz w:val="28"/>
-          <w:szCs w:val="28"/>
-        </w:rPr>
-      </w:pPr>
-      <w:r>
-        <w:rPr>
-          <w:rFonts w:eastAsia="Times" w:cs="Times"/>
-          <w:b/>
-          <w:bCs/>
-          <w:sz w:val="28"/>
-          <w:szCs w:val="28"/>
-        </w:rPr>
-        <w:t>Thống kê và báo cáo:</w:t>
-      </w:r>
-      <w:r>
-        <w:rPr>
-          <w:rFonts w:eastAsia="Times" w:cs="Times"/>
-          <w:sz w:val="28"/>
-          <w:szCs w:val="28"/>
-        </w:rPr>
-        <w:t xml:space="preserve"> </w:t>
-      </w:r>
-      <w:r>
-        <w:rPr>
-          <w:rFonts w:eastAsia="Times" w:cs="Times"/>
-          <w:sz w:val="28"/>
-          <w:szCs w:val="28"/>
-          <w:lang w:val="vi-VN"/>
-        </w:rPr>
-        <w:t>C</w:t>
-      </w:r>
-      <w:r>
-        <w:rPr>
-          <w:rFonts w:eastAsia="Times" w:cs="Times"/>
-          <w:sz w:val="28"/>
-          <w:szCs w:val="28"/>
-        </w:rPr>
         <w:t>ung cấp các chức năng thống kê và báo cáo nhằm phân tích tiến độ thực hiện công việc và dự án, hỗ trợ người dùng đánh giá hiệu quả làm việc và đưa ra các quyết định quản lý phù hợp.</w:t>
       </w:r>
     </w:p>
     <w:p>
       <w:pPr>
-        <w:pStyle w:val="Heading2"/>
-        <w:spacing w:line="360" w:lineRule="auto"/>
-        <w:rPr>
-          <w:rFonts w:ascii="Times New Roman" w:hAnsi="Times New Roman"/>
-          <w:szCs w:val="28"/>
-        </w:rPr>
-      </w:pPr>
-      <w:bookmarkStart w:id="16" w:name="_Toc220871594"/>
+        <w:pStyle w:val="u2"/>
+        <w:spacing w:after="0" w:line="360" w:lineRule="auto"/>
+        <w:rPr>
+          <w:rFonts w:ascii="Times New Roman" w:hAnsi="Times New Roman"/>
+          <w:szCs w:val="28"/>
+        </w:rPr>
+      </w:pPr>
+      <w:bookmarkStart w:name="_Toc225025728" w:id="16"/>
       <w:r>
         <w:rPr>
           <w:rFonts w:ascii="Times New Roman" w:hAnsi="Times New Roman"/>
@@ -5507,39 +5684,48 @@
     </w:p>
     <w:p>
       <w:pPr>
-        <w:pStyle w:val="template"/>
-        <w:spacing w:line="360" w:lineRule="auto"/>
-        <w:jc w:val="both"/>
-        <w:rPr>
-          <w:rFonts w:ascii="Times New Roman" w:hAnsi="Times New Roman"/>
-          <w:i w:val="0"/>
-          <w:sz w:val="28"/>
-          <w:szCs w:val="28"/>
-        </w:rPr>
-      </w:pPr>
-    </w:p>
-    <w:p>
-      <w:pPr>
-        <w:pStyle w:val="Heading2"/>
-        <w:spacing w:line="360" w:lineRule="auto"/>
-        <w:rPr>
-          <w:rFonts w:ascii="Times New Roman" w:hAnsi="Times New Roman"/>
-          <w:szCs w:val="28"/>
-        </w:rPr>
-      </w:pPr>
-      <w:bookmarkStart w:id="17" w:name="_Toc220871595"/>
-      <w:r>
-        <w:rPr>
-          <w:rFonts w:ascii="Times New Roman" w:hAnsi="Times New Roman"/>
-          <w:szCs w:val="28"/>
-        </w:rPr>
+        <w:pStyle w:val="u2"/>
+        <w:spacing w:before="0" w:after="0" w:line="360" w:lineRule="auto"/>
+        <w:rPr>
+          <w:rFonts w:ascii="Times New Roman" w:hAnsi="Times New Roman"/>
+          <w:szCs w:val="28"/>
+        </w:rPr>
+      </w:pPr>
+      <w:bookmarkStart w:name="_Toc225025729" w:id="17"/>
+      <w:r>
+        <w:rPr>
+          <w:rFonts w:ascii="Times New Roman" w:hAnsi="Times New Roman"/>
+          <w:szCs w:val="28"/>
+        </w:rPr>
+        <w:lastRenderedPageBreak/>
         <w:t>Môi trường vận hành</w:t>
       </w:r>
       <w:bookmarkEnd w:id="17"/>
     </w:p>
     <w:p>
       <w:pPr>
-        <w:pStyle w:val="ListParagraph"/>
+        <w:pStyle w:val="oancuaDanhsach"/>
+        <w:numPr>
+          <w:ilvl w:val="0"/>
+          <w:numId w:val="12"/>
+        </w:numPr>
+        <w:spacing w:after="240" w:line="360" w:lineRule="auto"/>
+        <w:rPr>
+          <w:sz w:val="28"/>
+          <w:szCs w:val="28"/>
+        </w:rPr>
+      </w:pPr>
+      <w:r>
+        <w:rPr>
+          <w:sz w:val="28"/>
+          <w:szCs w:val="28"/>
+        </w:rPr>
+        <w:t>Ngôn ngữ: Java</w:t>
+      </w:r>
+    </w:p>
+    <w:p>
+      <w:pPr>
+        <w:pStyle w:val="oancuaDanhsach"/>
         <w:numPr>
           <w:ilvl w:val="0"/>
           <w:numId w:val="12"/>
@@ -5555,12 +5741,12 @@
           <w:sz w:val="28"/>
           <w:szCs w:val="28"/>
         </w:rPr>
-        <w:t>Ngôn ngữ: Java</w:t>
-      </w:r>
-    </w:p>
-    <w:p>
-      <w:pPr>
-        <w:pStyle w:val="ListParagraph"/>
+        <w:t>Backend: Spring Boot</w:t>
+      </w:r>
+    </w:p>
+    <w:p>
+      <w:pPr>
+        <w:pStyle w:val="oancuaDanhsach"/>
         <w:numPr>
           <w:ilvl w:val="0"/>
           <w:numId w:val="12"/>
@@ -5576,12 +5762,12 @@
           <w:sz w:val="28"/>
           <w:szCs w:val="28"/>
         </w:rPr>
-        <w:t>Backend: Spring Boot</w:t>
-      </w:r>
-    </w:p>
-    <w:p>
-      <w:pPr>
-        <w:pStyle w:val="ListParagraph"/>
+        <w:t>Frontend: JavaFX</w:t>
+      </w:r>
+    </w:p>
+    <w:p>
+      <w:pPr>
+        <w:pStyle w:val="oancuaDanhsach"/>
         <w:numPr>
           <w:ilvl w:val="0"/>
           <w:numId w:val="12"/>
@@ -5597,12 +5783,12 @@
           <w:sz w:val="28"/>
           <w:szCs w:val="28"/>
         </w:rPr>
-        <w:t>Frontend: JavaFX</w:t>
-      </w:r>
-    </w:p>
-    <w:p>
-      <w:pPr>
-        <w:pStyle w:val="ListParagraph"/>
+        <w:t>Database: MySQL</w:t>
+      </w:r>
+    </w:p>
+    <w:p>
+      <w:pPr>
+        <w:pStyle w:val="oancuaDanhsach"/>
         <w:numPr>
           <w:ilvl w:val="0"/>
           <w:numId w:val="12"/>
@@ -5611,54 +5797,33 @@
         <w:rPr>
           <w:sz w:val="28"/>
           <w:szCs w:val="28"/>
-        </w:rPr>
-      </w:pPr>
-      <w:r>
-        <w:rPr>
-          <w:sz w:val="28"/>
-          <w:szCs w:val="28"/>
-        </w:rPr>
-        <w:t>Database: MySQL</w:t>
-      </w:r>
-    </w:p>
-    <w:p>
-      <w:pPr>
-        <w:pStyle w:val="ListParagraph"/>
+          <w:lang w:val="vi-VN"/>
+        </w:rPr>
+      </w:pPr>
+      <w:r>
+        <w:rPr>
+          <w:sz w:val="28"/>
+          <w:szCs w:val="28"/>
+        </w:rPr>
+        <w:t>IDE: Intelij</w:t>
+      </w:r>
+      <w:r>
+        <w:rPr>
+          <w:sz w:val="28"/>
+          <w:szCs w:val="28"/>
+          <w:lang w:val="vi-VN"/>
+        </w:rPr>
+        <w:t xml:space="preserve"> IDEA.</w:t>
+      </w:r>
+    </w:p>
+    <w:p>
+      <w:pPr>
+        <w:pStyle w:val="oancuaDanhsach"/>
         <w:numPr>
           <w:ilvl w:val="0"/>
           <w:numId w:val="12"/>
         </w:numPr>
-        <w:spacing w:before="240" w:after="240" w:line="360" w:lineRule="auto"/>
-        <w:rPr>
-          <w:sz w:val="28"/>
-          <w:szCs w:val="28"/>
-          <w:lang w:val="vi-VN"/>
-        </w:rPr>
-      </w:pPr>
-      <w:r>
-        <w:rPr>
-          <w:sz w:val="28"/>
-          <w:szCs w:val="28"/>
-        </w:rPr>
-        <w:t>IDE: Intelij</w:t>
-      </w:r>
-      <w:r>
-        <w:rPr>
-          <w:sz w:val="28"/>
-          <w:szCs w:val="28"/>
-          <w:lang w:val="vi-VN"/>
-        </w:rPr>
-        <w:t xml:space="preserve"> IDEA.</w:t>
-      </w:r>
-    </w:p>
-    <w:p>
-      <w:pPr>
-        <w:pStyle w:val="ListParagraph"/>
-        <w:numPr>
-          <w:ilvl w:val="0"/>
-          <w:numId w:val="12"/>
-        </w:numPr>
-        <w:spacing w:before="240" w:after="240" w:line="360" w:lineRule="auto"/>
+        <w:spacing w:before="240" w:line="360" w:lineRule="auto"/>
         <w:rPr>
           <w:sz w:val="28"/>
           <w:szCs w:val="28"/>
@@ -5674,18 +5839,17 @@
     </w:p>
     <w:p>
       <w:pPr>
-        <w:pStyle w:val="Heading2"/>
-        <w:spacing w:line="360" w:lineRule="auto"/>
-        <w:rPr>
-          <w:rFonts w:ascii="Times New Roman" w:hAnsi="Times New Roman"/>
-        </w:rPr>
-      </w:pPr>
-      <w:bookmarkStart w:id="18" w:name="_Toc220871596"/>
-      <w:r>
-        <w:rPr>
-          <w:rFonts w:ascii="Times New Roman" w:hAnsi="Times New Roman"/>
-        </w:rPr>
-        <w:lastRenderedPageBreak/>
+        <w:pStyle w:val="u2"/>
+        <w:spacing w:before="0" w:after="0" w:line="360" w:lineRule="auto"/>
+        <w:rPr>
+          <w:rFonts w:ascii="Times New Roman" w:hAnsi="Times New Roman"/>
+        </w:rPr>
+      </w:pPr>
+      <w:bookmarkStart w:name="_Toc225025730" w:id="18"/>
+      <w:r>
+        <w:rPr>
+          <w:rFonts w:ascii="Times New Roman" w:hAnsi="Times New Roman"/>
+        </w:rPr>
         <w:t>Các ràng buộc về thực thi và thiết kế</w:t>
       </w:r>
       <w:bookmarkEnd w:id="18"/>
@@ -5744,7 +5908,7 @@
     </w:p>
     <w:p>
       <w:pPr>
-        <w:pStyle w:val="ListParagraph"/>
+        <w:pStyle w:val="oancuaDanhsach"/>
         <w:numPr>
           <w:ilvl w:val="0"/>
           <w:numId w:val="13"/>
@@ -5796,12 +5960,12 @@
     </w:p>
     <w:p>
       <w:pPr>
-        <w:pStyle w:val="ListParagraph"/>
+        <w:pStyle w:val="oancuaDanhsach"/>
         <w:numPr>
           <w:ilvl w:val="0"/>
           <w:numId w:val="13"/>
         </w:numPr>
-        <w:spacing w:before="260" w:after="120" w:line="360" w:lineRule="auto"/>
+        <w:spacing w:before="260" w:after="240" w:line="360" w:lineRule="auto"/>
         <w:jc w:val="both"/>
         <w:rPr>
           <w:rFonts w:ascii="Times New Roman" w:hAnsi="Times New Roman"/>
@@ -5830,14 +5994,14 @@
     </w:p>
     <w:p>
       <w:pPr>
-        <w:pStyle w:val="Heading2"/>
-        <w:spacing w:line="360" w:lineRule="auto"/>
-        <w:rPr>
-          <w:rFonts w:ascii="Times New Roman" w:hAnsi="Times New Roman"/>
-          <w:szCs w:val="28"/>
-        </w:rPr>
-      </w:pPr>
-      <w:bookmarkStart w:id="19" w:name="_Toc220871597"/>
+        <w:pStyle w:val="u2"/>
+        <w:spacing w:before="0" w:after="0" w:line="360" w:lineRule="auto"/>
+        <w:rPr>
+          <w:rFonts w:ascii="Times New Roman" w:hAnsi="Times New Roman"/>
+          <w:szCs w:val="28"/>
+        </w:rPr>
+      </w:pPr>
+      <w:bookmarkStart w:name="_Toc225025731" w:id="19"/>
       <w:r>
         <w:rPr>
           <w:rFonts w:ascii="Times New Roman" w:hAnsi="Times New Roman"/>
@@ -5863,7 +6027,30 @@
     </w:p>
     <w:p>
       <w:pPr>
-        <w:pStyle w:val="ListParagraph"/>
+        <w:pStyle w:val="oancuaDanhsach"/>
+        <w:numPr>
+          <w:ilvl w:val="0"/>
+          <w:numId w:val="20"/>
+        </w:numPr>
+        <w:spacing w:after="240" w:line="360" w:lineRule="auto"/>
+        <w:rPr>
+          <w:rFonts w:eastAsia="Times" w:cs="Times"/>
+          <w:sz w:val="28"/>
+          <w:szCs w:val="28"/>
+        </w:rPr>
+      </w:pPr>
+      <w:r>
+        <w:rPr>
+          <w:rFonts w:eastAsia="Times" w:cs="Times"/>
+          <w:sz w:val="28"/>
+          <w:szCs w:val="28"/>
+        </w:rPr>
+        <w:t>Người dùng sử dụng hệ thống trên máy tính cá nhân có khả năng chạy ứng dụng JavaFX.</w:t>
+      </w:r>
+    </w:p>
+    <w:p>
+      <w:pPr>
+        <w:pStyle w:val="oancuaDanhsach"/>
         <w:numPr>
           <w:ilvl w:val="0"/>
           <w:numId w:val="20"/>
@@ -5881,12 +6068,12 @@
           <w:sz w:val="28"/>
           <w:szCs w:val="28"/>
         </w:rPr>
-        <w:t>Người dùng sử dụng hệ thống trên máy tính cá nhân có khả năng chạy ứng dụng JavaFX.</w:t>
-      </w:r>
-    </w:p>
-    <w:p>
-      <w:pPr>
-        <w:pStyle w:val="ListParagraph"/>
+        <w:t>Người dùng có kết nối mạng ổn định để truy cập và sử dụng các chức năng của hệ thống.</w:t>
+      </w:r>
+    </w:p>
+    <w:p>
+      <w:pPr>
+        <w:pStyle w:val="oancuaDanhsach"/>
         <w:numPr>
           <w:ilvl w:val="0"/>
           <w:numId w:val="20"/>
@@ -5904,12 +6091,12 @@
           <w:sz w:val="28"/>
           <w:szCs w:val="28"/>
         </w:rPr>
-        <w:t>Người dùng có kết nối mạng ổn định để truy cập và sử dụng các chức năng của hệ thống.</w:t>
-      </w:r>
-    </w:p>
-    <w:p>
-      <w:pPr>
-        <w:pStyle w:val="ListParagraph"/>
+        <w:t>Việc sử dụng các chức năng của hệ thống phụ thuộc vào vai trò người dùng.</w:t>
+      </w:r>
+    </w:p>
+    <w:p>
+      <w:pPr>
+        <w:pStyle w:val="oancuaDanhsach"/>
         <w:numPr>
           <w:ilvl w:val="0"/>
           <w:numId w:val="20"/>
@@ -5927,73 +6114,50 @@
           <w:sz w:val="28"/>
           <w:szCs w:val="28"/>
         </w:rPr>
-        <w:t>Việc sử dụng các chức năng của hệ thống phụ thuộc vào vai trò người dùng.</w:t>
-      </w:r>
-    </w:p>
-    <w:p>
-      <w:pPr>
-        <w:pStyle w:val="ListParagraph"/>
+        <w:t>Người dùng cần đăng nhập hệ thống để thực hiện các chức năng quản lý dự án và công việc.</w:t>
+      </w:r>
+    </w:p>
+    <w:p>
+      <w:pPr>
+        <w:pStyle w:val="oancuaDanhsach"/>
         <w:numPr>
           <w:ilvl w:val="0"/>
           <w:numId w:val="20"/>
         </w:numPr>
-        <w:spacing w:before="240" w:after="240" w:line="360" w:lineRule="auto"/>
-        <w:rPr>
-          <w:rFonts w:eastAsia="Times" w:cs="Times"/>
-          <w:sz w:val="28"/>
-          <w:szCs w:val="28"/>
-        </w:rPr>
-      </w:pPr>
-      <w:r>
-        <w:rPr>
-          <w:rFonts w:eastAsia="Times" w:cs="Times"/>
-          <w:sz w:val="28"/>
-          <w:szCs w:val="28"/>
-        </w:rPr>
-        <w:t>Người dùng cần đăng nhập hệ thống để thực hiện các chức năng quản lý dự án và công việc.</w:t>
-      </w:r>
-    </w:p>
-    <w:p>
-      <w:pPr>
-        <w:pStyle w:val="ListParagraph"/>
-        <w:numPr>
-          <w:ilvl w:val="0"/>
-          <w:numId w:val="20"/>
-        </w:numPr>
-        <w:spacing w:before="240" w:after="240" w:line="360" w:lineRule="auto"/>
-        <w:rPr>
-          <w:rFonts w:eastAsia="Times" w:cs="Times"/>
-          <w:sz w:val="28"/>
-          <w:szCs w:val="28"/>
-        </w:rPr>
-      </w:pPr>
-      <w:r>
-        <w:rPr>
-          <w:rFonts w:eastAsia="Times" w:cs="Times"/>
-          <w:sz w:val="28"/>
-          <w:szCs w:val="28"/>
-        </w:rPr>
+        <w:spacing w:after="240" w:line="360" w:lineRule="auto"/>
+        <w:rPr>
+          <w:rFonts w:eastAsia="Times" w:cs="Times"/>
+          <w:sz w:val="28"/>
+          <w:szCs w:val="28"/>
+        </w:rPr>
+      </w:pPr>
+      <w:r>
+        <w:rPr>
+          <w:rFonts w:eastAsia="Times" w:cs="Times"/>
+          <w:sz w:val="28"/>
+          <w:szCs w:val="28"/>
+        </w:rPr>
+        <w:lastRenderedPageBreak/>
         <w:t>Việc cập nhật và hiển thị dữ liệu phụ thuộc vào thông tin do các thành viên thêm vào.</w:t>
       </w:r>
     </w:p>
     <w:p>
       <w:pPr>
-        <w:pStyle w:val="Heading1"/>
-        <w:spacing w:line="360" w:lineRule="auto"/>
-        <w:rPr>
-          <w:rFonts w:ascii="Times New Roman" w:hAnsi="Times New Roman"/>
-          <w:sz w:val="28"/>
-          <w:szCs w:val="28"/>
-        </w:rPr>
-      </w:pPr>
-      <w:bookmarkStart w:id="20" w:name="_Toc220871598"/>
-      <w:r>
-        <w:rPr>
-          <w:rFonts w:ascii="Times New Roman" w:hAnsi="Times New Roman"/>
-          <w:sz w:val="28"/>
-          <w:szCs w:val="28"/>
-        </w:rPr>
-        <w:lastRenderedPageBreak/>
+        <w:pStyle w:val="u1"/>
+        <w:spacing w:before="0" w:after="0" w:line="360" w:lineRule="auto"/>
+        <w:rPr>
+          <w:rFonts w:ascii="Times New Roman" w:hAnsi="Times New Roman"/>
+          <w:sz w:val="28"/>
+          <w:szCs w:val="28"/>
+        </w:rPr>
+      </w:pPr>
+      <w:bookmarkStart w:name="_Toc225025732" w:id="20"/>
+      <w:r>
+        <w:rPr>
+          <w:rFonts w:ascii="Times New Roman" w:hAnsi="Times New Roman"/>
+          <w:sz w:val="28"/>
+          <w:szCs w:val="28"/>
+        </w:rPr>
         <w:t>Các yêu cầu giao tiếp</w:t>
       </w:r>
       <w:r>
@@ -6008,14 +6172,14 @@
     </w:p>
     <w:p>
       <w:pPr>
-        <w:pStyle w:val="Heading2"/>
-        <w:spacing w:line="360" w:lineRule="auto"/>
-        <w:rPr>
-          <w:rFonts w:ascii="Times New Roman" w:hAnsi="Times New Roman"/>
-          <w:szCs w:val="28"/>
-        </w:rPr>
-      </w:pPr>
-      <w:bookmarkStart w:id="21" w:name="_Toc220871599"/>
+        <w:pStyle w:val="u2"/>
+        <w:spacing w:before="0" w:after="0" w:line="360" w:lineRule="auto"/>
+        <w:rPr>
+          <w:rFonts w:ascii="Times New Roman" w:hAnsi="Times New Roman"/>
+          <w:szCs w:val="28"/>
+        </w:rPr>
+      </w:pPr>
+      <w:bookmarkStart w:name="_Toc225025733" w:id="21"/>
       <w:r>
         <w:rPr>
           <w:rFonts w:ascii="Times New Roman" w:hAnsi="Times New Roman"/>
@@ -6050,65 +6214,202 @@
     </w:p>
     <w:p>
       <w:pPr>
-        <w:pStyle w:val="Heading2"/>
+        <w:pStyle w:val="u2"/>
+        <w:spacing w:after="0" w:line="360" w:lineRule="auto"/>
+        <w:rPr>
+          <w:rFonts w:ascii="Times New Roman" w:hAnsi="Times New Roman"/>
+          <w:szCs w:val="28"/>
+        </w:rPr>
+      </w:pPr>
+      <w:bookmarkStart w:name="_Toc225025734" w:id="22"/>
+      <w:r>
+        <w:rPr>
+          <w:rFonts w:ascii="Times New Roman" w:hAnsi="Times New Roman"/>
+          <w:szCs w:val="28"/>
+        </w:rPr>
+        <w:t xml:space="preserve">Giao </w:t>
+      </w:r>
+      <w:r>
+        <w:rPr>
+          <w:rFonts w:ascii="Times New Roman" w:hAnsi="Times New Roman"/>
+          <w:szCs w:val="28"/>
+        </w:rPr>
+        <w:t>tiếp</w:t>
+      </w:r>
+      <w:r>
+        <w:rPr>
+          <w:rFonts w:ascii="Times New Roman" w:hAnsi="Times New Roman"/>
+          <w:szCs w:val="28"/>
+        </w:rPr>
+        <w:t xml:space="preserve"> phần cứng</w:t>
+      </w:r>
+      <w:bookmarkEnd w:id="22"/>
+    </w:p>
+    <w:p>
+      <w:pPr>
         <w:spacing w:line="360" w:lineRule="auto"/>
-        <w:rPr>
-          <w:rFonts w:ascii="Times New Roman" w:hAnsi="Times New Roman"/>
-          <w:szCs w:val="28"/>
-        </w:rPr>
-      </w:pPr>
-      <w:bookmarkStart w:id="22" w:name="_Toc220871600"/>
-      <w:r>
-        <w:rPr>
-          <w:rFonts w:ascii="Times New Roman" w:hAnsi="Times New Roman"/>
-          <w:szCs w:val="28"/>
-        </w:rPr>
-        <w:t xml:space="preserve">Giao </w:t>
-      </w:r>
-      <w:r>
-        <w:rPr>
-          <w:rFonts w:ascii="Times New Roman" w:hAnsi="Times New Roman"/>
+        <w:ind w:firstLine="720"/>
+        <w:rPr>
+          <w:rFonts w:eastAsia="Times" w:cs="Times"/>
+          <w:sz w:val="28"/>
+          <w:szCs w:val="28"/>
+        </w:rPr>
+      </w:pPr>
+      <w:r>
+        <w:rPr>
+          <w:rFonts w:eastAsia="Times" w:cs="Times"/>
+          <w:sz w:val="28"/>
+          <w:szCs w:val="28"/>
+        </w:rPr>
+        <w:t>Không</w:t>
+      </w:r>
+      <w:r>
+        <w:rPr>
+          <w:rFonts w:eastAsia="Times" w:cs="Times"/>
+          <w:sz w:val="28"/>
+          <w:szCs w:val="28"/>
+        </w:rPr>
+        <w:t xml:space="preserve"> </w:t>
+      </w:r>
+      <w:r>
+        <w:rPr>
+          <w:rFonts w:eastAsia="Times" w:cs="Times"/>
+          <w:sz w:val="28"/>
+          <w:szCs w:val="28"/>
+        </w:rPr>
+        <w:t>yêu</w:t>
+      </w:r>
+      <w:r>
+        <w:rPr>
+          <w:rFonts w:eastAsia="Times" w:cs="Times"/>
+          <w:sz w:val="28"/>
+          <w:szCs w:val="28"/>
+        </w:rPr>
+        <w:t xml:space="preserve"> </w:t>
+      </w:r>
+      <w:r>
+        <w:rPr>
+          <w:rFonts w:eastAsia="Times" w:cs="Times"/>
+          <w:sz w:val="28"/>
+          <w:szCs w:val="28"/>
+        </w:rPr>
+        <w:t>cầu</w:t>
+      </w:r>
+      <w:r>
+        <w:rPr>
+          <w:rFonts w:eastAsia="Times" w:cs="Times"/>
+          <w:sz w:val="28"/>
+          <w:szCs w:val="28"/>
+        </w:rPr>
+        <w:t xml:space="preserve"> </w:t>
+      </w:r>
+      <w:r>
+        <w:rPr>
+          <w:rFonts w:eastAsia="Times" w:cs="Times"/>
+          <w:sz w:val="28"/>
+          <w:szCs w:val="28"/>
+        </w:rPr>
+        <w:t>giao</w:t>
+      </w:r>
+      <w:r>
+        <w:rPr>
+          <w:rFonts w:eastAsia="Times" w:cs="Times"/>
+          <w:sz w:val="28"/>
+          <w:szCs w:val="28"/>
+        </w:rPr>
+        <w:t xml:space="preserve"> </w:t>
+      </w:r>
+      <w:r>
+        <w:rPr>
+          <w:rFonts w:eastAsia="Times" w:cs="Times"/>
+          <w:sz w:val="28"/>
           <w:szCs w:val="28"/>
         </w:rPr>
         <w:t>tiếp</w:t>
       </w:r>
       <w:r>
         <w:rPr>
-          <w:rFonts w:ascii="Times New Roman" w:hAnsi="Times New Roman"/>
-          <w:szCs w:val="28"/>
-        </w:rPr>
-        <w:t xml:space="preserve"> phần cứng</w:t>
-      </w:r>
-      <w:bookmarkEnd w:id="22"/>
-    </w:p>
-    <w:p>
-      <w:pPr>
-        <w:spacing w:line="360" w:lineRule="auto"/>
-        <w:rPr>
-          <w:rFonts w:eastAsia="Times" w:cs="Times"/>
-          <w:sz w:val="28"/>
-          <w:szCs w:val="28"/>
-        </w:rPr>
-      </w:pPr>
-      <w:r>
-        <w:rPr>
-          <w:rFonts w:eastAsia="Times" w:cs="Times"/>
-          <w:sz w:val="28"/>
-          <w:szCs w:val="28"/>
-        </w:rPr>
-        <w:t>Không yêu cầu giao tiếp phần cứng đặc biệt.</w:t>
-      </w:r>
-    </w:p>
-    <w:p>
-      <w:pPr>
-        <w:pStyle w:val="Heading2"/>
-        <w:spacing w:line="360" w:lineRule="auto"/>
+          <w:rFonts w:eastAsia="Times" w:cs="Times"/>
+          <w:sz w:val="28"/>
+          <w:szCs w:val="28"/>
+        </w:rPr>
+        <w:t xml:space="preserve"> </w:t>
+      </w:r>
+      <w:r>
+        <w:rPr>
+          <w:rFonts w:eastAsia="Times" w:cs="Times"/>
+          <w:sz w:val="28"/>
+          <w:szCs w:val="28"/>
+        </w:rPr>
+        <w:t>phần</w:t>
+      </w:r>
+      <w:r>
+        <w:rPr>
+          <w:rFonts w:eastAsia="Times" w:cs="Times"/>
+          <w:sz w:val="28"/>
+          <w:szCs w:val="28"/>
+        </w:rPr>
+        <w:t xml:space="preserve"> </w:t>
+      </w:r>
+      <w:r>
+        <w:rPr>
+          <w:rFonts w:eastAsia="Times" w:cs="Times"/>
+          <w:sz w:val="28"/>
+          <w:szCs w:val="28"/>
+        </w:rPr>
+        <w:t>cứng</w:t>
+      </w:r>
+      <w:r>
+        <w:rPr>
+          <w:rFonts w:eastAsia="Times" w:cs="Times"/>
+          <w:sz w:val="28"/>
+          <w:szCs w:val="28"/>
+        </w:rPr>
+        <w:t xml:space="preserve"> </w:t>
+      </w:r>
+      <w:r>
+        <w:rPr>
+          <w:rFonts w:eastAsia="Times" w:cs="Times"/>
+          <w:sz w:val="28"/>
+          <w:szCs w:val="28"/>
+        </w:rPr>
+        <w:t>đặc</w:t>
+      </w:r>
+      <w:r>
+        <w:rPr>
+          <w:rFonts w:eastAsia="Times" w:cs="Times"/>
+          <w:sz w:val="28"/>
+          <w:szCs w:val="28"/>
+        </w:rPr>
+        <w:t xml:space="preserve"> </w:t>
+      </w:r>
+      <w:r>
+        <w:rPr>
+          <w:rFonts w:eastAsia="Times" w:cs="Times"/>
+          <w:sz w:val="28"/>
+          <w:szCs w:val="28"/>
+        </w:rPr>
+        <w:t>biệt</w:t>
+      </w:r>
+      <w:r>
+        <w:rPr>
+          <w:rFonts w:eastAsia="Times" w:cs="Times"/>
+          <w:sz w:val="28"/>
+          <w:szCs w:val="28"/>
+        </w:rPr>
+        <w:t>.</w:t>
+      </w:r>
+    </w:p>
+    <w:p>
+      <w:pPr>
+        <w:pStyle w:val="u2"/>
+        <w:spacing w:after="0" w:line="360" w:lineRule="auto"/>
         <w:rPr>
           <w:rFonts w:ascii="Times New Roman" w:hAnsi="Times New Roman"/>
           <w:b w:val="0"/>
         </w:rPr>
       </w:pPr>
-      <w:bookmarkStart w:id="23" w:name="_Toc220871601"/>
+      <w:bookmarkStart w:name="_Toc225025735" w:id="23"/>
       <w:r>
         <w:rPr>
           <w:rFonts w:ascii="Times New Roman" w:hAnsi="Times New Roman"/>
@@ -6153,7 +6454,7 @@
     </w:p>
     <w:p>
       <w:pPr>
-        <w:pStyle w:val="ListParagraph"/>
+        <w:pStyle w:val="oancuaDanhsach"/>
         <w:numPr>
           <w:ilvl w:val="0"/>
           <w:numId w:val="2"/>
@@ -6187,7 +6488,7 @@
     </w:p>
     <w:p>
       <w:pPr>
-        <w:pStyle w:val="ListParagraph"/>
+        <w:pStyle w:val="oancuaDanhsach"/>
         <w:numPr>
           <w:ilvl w:val="0"/>
           <w:numId w:val="2"/>
@@ -6221,6 +6522,25 @@
     </w:p>
     <w:p>
       <w:pPr>
+        <w:pStyle w:val="u2"/>
+        <w:spacing w:after="0" w:line="360" w:lineRule="auto"/>
+        <w:rPr>
+          <w:rFonts w:ascii="Times New Roman" w:hAnsi="Times New Roman"/>
+          <w:szCs w:val="28"/>
+        </w:rPr>
+      </w:pPr>
+      <w:bookmarkStart w:name="_Toc225025736" w:id="24"/>
+      <w:r>
+        <w:rPr>
+          <w:rFonts w:ascii="Times New Roman" w:hAnsi="Times New Roman"/>
+          <w:szCs w:val="28"/>
+        </w:rPr>
+        <w:t>Giao tiếp truyền thông tin</w:t>
+      </w:r>
+      <w:bookmarkEnd w:id="24"/>
+    </w:p>
+    <w:p>
+      <w:pPr>
         <w:pStyle w:val="template"/>
         <w:spacing w:line="360" w:lineRule="auto"/>
         <w:ind w:firstLine="720"/>
@@ -6232,39 +6552,6 @@
           <w:szCs w:val="28"/>
         </w:rPr>
       </w:pPr>
-    </w:p>
-    <w:p>
-      <w:pPr>
-        <w:pStyle w:val="Heading2"/>
-        <w:spacing w:line="360" w:lineRule="auto"/>
-        <w:rPr>
-          <w:rFonts w:ascii="Times New Roman" w:hAnsi="Times New Roman"/>
-          <w:szCs w:val="28"/>
-        </w:rPr>
-      </w:pPr>
-      <w:bookmarkStart w:id="24" w:name="_Toc220871602"/>
-      <w:r>
-        <w:rPr>
-          <w:rFonts w:ascii="Times New Roman" w:hAnsi="Times New Roman"/>
-          <w:szCs w:val="28"/>
-        </w:rPr>
-        <w:t>Giao tiếp truyền thông tin</w:t>
-      </w:r>
-      <w:bookmarkEnd w:id="24"/>
-    </w:p>
-    <w:p>
-      <w:pPr>
-        <w:pStyle w:val="template"/>
-        <w:spacing w:line="360" w:lineRule="auto"/>
-        <w:ind w:firstLine="720"/>
-        <w:jc w:val="both"/>
-        <w:rPr>
-          <w:rFonts w:ascii="Times New Roman" w:hAnsi="Times New Roman"/>
-          <w:i w:val="0"/>
-          <w:sz w:val="28"/>
-          <w:szCs w:val="28"/>
-        </w:rPr>
-      </w:pPr>
       <w:r>
         <w:rPr>
           <w:rFonts w:ascii="Times New Roman" w:hAnsi="Times New Roman"/>
@@ -6317,9 +6604,9 @@
     </w:p>
     <w:p>
       <w:pPr>
-        <w:pStyle w:val="Heading1"/>
-      </w:pPr>
-      <w:bookmarkStart w:id="25" w:name="_Toc220871603"/>
+        <w:pStyle w:val="u1"/>
+      </w:pPr>
+      <w:bookmarkStart w:name="_Toc225025737" w:id="25"/>
       <w:r>
         <w:lastRenderedPageBreak/>
         <w:t>Các tính năng của hệ thống</w:t>
@@ -6331,12 +6618,12 @@
     </w:p>
     <w:p>
       <w:pPr>
-        <w:pStyle w:val="Heading2"/>
+        <w:pStyle w:val="u2"/>
         <w:rPr>
           <w:rFonts w:eastAsia="Times"/>
         </w:rPr>
       </w:pPr>
-      <w:bookmarkStart w:id="26" w:name="_Toc220871604"/>
+      <w:bookmarkStart w:name="_Toc225025738" w:id="26"/>
       <w:r>
         <w:rPr>
           <w:rFonts w:eastAsia="Times"/>
@@ -6347,7 +6634,7 @@
     </w:p>
     <w:p>
       <w:pPr>
-        <w:pStyle w:val="Heading3"/>
+        <w:pStyle w:val="u3"/>
         <w:numPr>
           <w:ilvl w:val="0"/>
           <w:numId w:val="0"/>
@@ -6373,7 +6660,7 @@
     </w:p>
     <w:p>
       <w:pPr>
-        <w:pStyle w:val="ListParagraph"/>
+        <w:pStyle w:val="oancuaDanhsach"/>
         <w:spacing w:before="240" w:after="240" w:line="360" w:lineRule="auto"/>
         <w:ind w:firstLine="720"/>
         <w:rPr>
@@ -6411,7 +6698,7 @@
     </w:p>
     <w:p>
       <w:pPr>
-        <w:pStyle w:val="Heading3"/>
+        <w:pStyle w:val="u3"/>
         <w:numPr>
           <w:ilvl w:val="0"/>
           <w:numId w:val="0"/>
@@ -6437,7 +6724,7 @@
     </w:p>
     <w:p>
       <w:pPr>
-        <w:pStyle w:val="ListParagraph"/>
+        <w:pStyle w:val="oancuaDanhsach"/>
         <w:spacing w:before="240" w:after="240" w:line="360" w:lineRule="auto"/>
         <w:ind w:firstLine="720"/>
         <w:rPr>
@@ -6457,7 +6744,7 @@
     </w:p>
     <w:p>
       <w:pPr>
-        <w:pStyle w:val="Heading3"/>
+        <w:pStyle w:val="u3"/>
         <w:numPr>
           <w:ilvl w:val="0"/>
           <w:numId w:val="0"/>
@@ -6483,7 +6770,7 @@
     </w:p>
     <w:p>
       <w:pPr>
-        <w:pStyle w:val="ListParagraph"/>
+        <w:pStyle w:val="oancuaDanhsach"/>
         <w:numPr>
           <w:ilvl w:val="0"/>
           <w:numId w:val="23"/>
@@ -6534,7 +6821,7 @@
     </w:p>
     <w:p>
       <w:pPr>
-        <w:pStyle w:val="ListParagraph"/>
+        <w:pStyle w:val="oancuaDanhsach"/>
         <w:numPr>
           <w:ilvl w:val="0"/>
           <w:numId w:val="23"/>
@@ -6585,7 +6872,7 @@
     </w:p>
     <w:p>
       <w:pPr>
-        <w:pStyle w:val="ListParagraph"/>
+        <w:pStyle w:val="oancuaDanhsach"/>
         <w:numPr>
           <w:ilvl w:val="0"/>
           <w:numId w:val="23"/>
@@ -6655,7 +6942,7 @@
     </w:p>
     <w:p>
       <w:pPr>
-        <w:pStyle w:val="ListParagraph"/>
+        <w:pStyle w:val="oancuaDanhsach"/>
         <w:numPr>
           <w:ilvl w:val="0"/>
           <w:numId w:val="23"/>
@@ -6688,7 +6975,7 @@
     </w:p>
     <w:p>
       <w:pPr>
-        <w:pStyle w:val="ListParagraph"/>
+        <w:pStyle w:val="oancuaDanhsach"/>
         <w:numPr>
           <w:ilvl w:val="0"/>
           <w:numId w:val="23"/>
@@ -6721,7 +7008,7 @@
     </w:p>
     <w:p>
       <w:pPr>
-        <w:pStyle w:val="ListParagraph"/>
+        <w:pStyle w:val="oancuaDanhsach"/>
         <w:numPr>
           <w:ilvl w:val="0"/>
           <w:numId w:val="23"/>
@@ -6754,12 +7041,12 @@
     </w:p>
     <w:p>
       <w:pPr>
-        <w:pStyle w:val="Heading2"/>
+        <w:pStyle w:val="u2"/>
         <w:rPr>
           <w:rFonts w:eastAsia="Times"/>
         </w:rPr>
       </w:pPr>
-      <w:bookmarkStart w:id="27" w:name="_Toc220871605"/>
+      <w:bookmarkStart w:name="_Toc225025739" w:id="27"/>
       <w:r>
         <w:rPr>
           <w:rFonts w:eastAsia="Times"/>
@@ -6770,7 +7057,7 @@
     </w:p>
     <w:p>
       <w:pPr>
-        <w:pStyle w:val="Heading3"/>
+        <w:pStyle w:val="u3"/>
         <w:numPr>
           <w:ilvl w:val="0"/>
           <w:numId w:val="0"/>
@@ -6841,7 +7128,7 @@
     </w:p>
     <w:p>
       <w:pPr>
-        <w:pStyle w:val="Heading3"/>
+        <w:pStyle w:val="u3"/>
         <w:numPr>
           <w:ilvl w:val="0"/>
           <w:numId w:val="0"/>
@@ -6885,7 +7172,7 @@
     </w:p>
     <w:p>
       <w:pPr>
-        <w:pStyle w:val="Heading3"/>
+        <w:pStyle w:val="u3"/>
         <w:numPr>
           <w:ilvl w:val="0"/>
           <w:numId w:val="0"/>
@@ -6911,7 +7198,7 @@
     </w:p>
     <w:p>
       <w:pPr>
-        <w:pStyle w:val="ListParagraph"/>
+        <w:pStyle w:val="oancuaDanhsach"/>
         <w:numPr>
           <w:ilvl w:val="0"/>
           <w:numId w:val="24"/>
@@ -6931,7 +7218,7 @@
           <w:sz w:val="28"/>
           <w:szCs w:val="28"/>
         </w:rPr>
-        <w:t>REQ-5 (CRUD Task):</w:t>
+        <w:t>REQ-7 (CRUD Task):</w:t>
       </w:r>
       <w:r>
         <w:rPr>
@@ -6944,7 +7231,7 @@
     </w:p>
     <w:p>
       <w:pPr>
-        <w:pStyle w:val="ListParagraph"/>
+        <w:pStyle w:val="oancuaDanhsach"/>
         <w:numPr>
           <w:ilvl w:val="0"/>
           <w:numId w:val="24"/>
@@ -6964,7 +7251,7 @@
           <w:sz w:val="28"/>
           <w:szCs w:val="28"/>
         </w:rPr>
-        <w:t>REQ-6 (Giao Task):</w:t>
+        <w:t>REQ-8 (Giao Task):</w:t>
       </w:r>
       <w:r>
         <w:rPr>
@@ -6977,7 +7264,7 @@
     </w:p>
     <w:p>
       <w:pPr>
-        <w:pStyle w:val="ListParagraph"/>
+        <w:pStyle w:val="oancuaDanhsach"/>
         <w:numPr>
           <w:ilvl w:val="0"/>
           <w:numId w:val="24"/>
@@ -6997,7 +7284,7 @@
           <w:sz w:val="28"/>
           <w:szCs w:val="28"/>
         </w:rPr>
-        <w:t>REQ-7 (Cập nhật trạng thái):</w:t>
+        <w:t>REQ-9 (Cập nhật trạng thái):</w:t>
       </w:r>
       <w:r>
         <w:rPr>
@@ -7010,12 +7297,42 @@
     </w:p>
     <w:p>
       <w:pPr>
-        <w:pStyle w:val="Heading2"/>
+        <w:pStyle w:val="oancuaDanhsach"/>
+        <w:numPr>
+          <w:ilvl w:val="0"/>
+          <w:numId w:val="24"/>
+        </w:numPr>
+        <w:spacing w:before="240" w:after="240" w:line="360" w:lineRule="auto"/>
+        <w:rPr>
+          <w:sz w:val="28"/>
+          <w:szCs w:val="28"/>
+        </w:rPr>
+      </w:pPr>
+      <w:r>
+        <w:rPr>
+          <w:b/>
+          <w:bCs/>
+          <w:sz w:val="28"/>
+          <w:szCs w:val="28"/>
+        </w:rPr>
+        <w:t>REQ-10 (Task History):</w:t>
+      </w:r>
+      <w:r>
+        <w:rPr>
+          <w:sz w:val="28"/>
+          <w:szCs w:val="28"/>
+        </w:rPr>
+        <w:t xml:space="preserve"> Hệ thống lưu lại và cho phép người dùng có quyền xem lịch sử thay đổi của Task, bao gồm cập nhật thông tin Task, cập nhật trạng thái và thay đổi người được gán Task.</w:t>
+      </w:r>
+    </w:p>
+    <w:p>
+      <w:pPr>
+        <w:pStyle w:val="u2"/>
         <w:rPr>
           <w:rFonts w:eastAsia="Times"/>
         </w:rPr>
       </w:pPr>
-      <w:bookmarkStart w:id="28" w:name="_Toc220871606"/>
+      <w:bookmarkStart w:name="_Toc225025740" w:id="28"/>
       <w:r>
         <w:rPr>
           <w:rFonts w:eastAsia="Times"/>
@@ -7026,7 +7343,7 @@
     </w:p>
     <w:p>
       <w:pPr>
-        <w:pStyle w:val="Heading3"/>
+        <w:pStyle w:val="u3"/>
         <w:numPr>
           <w:ilvl w:val="0"/>
           <w:numId w:val="0"/>
@@ -7089,7 +7406,7 @@
     </w:p>
     <w:p>
       <w:pPr>
-        <w:pStyle w:val="Heading3"/>
+        <w:pStyle w:val="u3"/>
         <w:numPr>
           <w:ilvl w:val="0"/>
           <w:numId w:val="0"/>
@@ -7129,12 +7446,21 @@
           <w:sz w:val="28"/>
           <w:szCs w:val="28"/>
         </w:rPr>
-        <w:t>Hệ thống tự động theo dõi các sự kiện phát sinh trong dự án như giao việc, thay đổi trạng thái hoặc sắp đến hạn hoàn thành. Khi xảy ra sự kiện, hệ thống tạo và gửi thông báo đến người dùng liên quan, đồng thời cập nhật dữ liệu thống kê để hiển thị dưới dạng biểu đồ hoặc danh sách trên giao diện người dùng.</w:t>
-      </w:r>
-    </w:p>
-    <w:p>
-      <w:pPr>
-        <w:pStyle w:val="Heading3"/>
+        <w:t xml:space="preserve">Hệ thống tự động theo dõi các sự kiện phát sinh trong dự án như giao việc, thay đổi trạng thái hoặc sắp đến hạn hoàn thành. Khi xảy ra sự kiện, hệ thống tạo và gửi thông báo đến người dùng liên quan, đồng thời cập nhật dữ </w:t>
+      </w:r>
+      <w:r>
+        <w:rPr>
+          <w:rFonts w:eastAsia="Times" w:cs="Times"/>
+          <w:sz w:val="28"/>
+          <w:szCs w:val="28"/>
+        </w:rPr>
+        <w:lastRenderedPageBreak/>
+        <w:t>liệu thống kê để hiển thị dưới dạng biểu đồ hoặc danh sách trên giao diện người dùng.</w:t>
+      </w:r>
+    </w:p>
+    <w:p>
+      <w:pPr>
+        <w:pStyle w:val="u3"/>
         <w:numPr>
           <w:ilvl w:val="0"/>
           <w:numId w:val="0"/>
@@ -7155,13 +7481,12 @@
           <w:sz w:val="28"/>
           <w:szCs w:val="28"/>
         </w:rPr>
-        <w:lastRenderedPageBreak/>
         <w:t>4.3.3 Các yêu cầu chức năng</w:t>
       </w:r>
     </w:p>
     <w:p>
       <w:pPr>
-        <w:pStyle w:val="ListParagraph"/>
+        <w:pStyle w:val="oancuaDanhsach"/>
         <w:numPr>
           <w:ilvl w:val="0"/>
           <w:numId w:val="26"/>
@@ -7181,7 +7506,7 @@
           <w:sz w:val="28"/>
           <w:szCs w:val="28"/>
         </w:rPr>
-        <w:t>REQ-8 (Thông báo):</w:t>
+        <w:t>REQ-11 (Thông báo):</w:t>
       </w:r>
       <w:r>
         <w:rPr>
@@ -7194,7 +7519,7 @@
     </w:p>
     <w:p>
       <w:pPr>
-        <w:pStyle w:val="ListParagraph"/>
+        <w:pStyle w:val="oancuaDanhsach"/>
         <w:numPr>
           <w:ilvl w:val="0"/>
           <w:numId w:val="26"/>
@@ -7214,7 +7539,7 @@
           <w:sz w:val="28"/>
           <w:szCs w:val="28"/>
         </w:rPr>
-        <w:t>REQ-9-A (Thống kê theo dự án):</w:t>
+        <w:t>REQ-12-A (Thống kê theo dự án):</w:t>
       </w:r>
       <w:r>
         <w:rPr>
@@ -7227,7 +7552,7 @@
     </w:p>
     <w:p>
       <w:pPr>
-        <w:pStyle w:val="ListParagraph"/>
+        <w:pStyle w:val="oancuaDanhsach"/>
         <w:numPr>
           <w:ilvl w:val="0"/>
           <w:numId w:val="26"/>
@@ -7247,7 +7572,7 @@
           <w:sz w:val="28"/>
           <w:szCs w:val="28"/>
         </w:rPr>
-        <w:t>REQ-9-B (Thống kê cá nhân):</w:t>
+        <w:t>REQ-12-B (Thống kê cá nhân):</w:t>
       </w:r>
       <w:r>
         <w:rPr>
@@ -7260,7 +7585,7 @@
     </w:p>
     <w:p>
       <w:pPr>
-        <w:pStyle w:val="ListParagraph"/>
+        <w:pStyle w:val="oancuaDanhsach"/>
         <w:numPr>
           <w:ilvl w:val="0"/>
           <w:numId w:val="26"/>
@@ -7280,7 +7605,7 @@
           <w:sz w:val="28"/>
           <w:szCs w:val="28"/>
         </w:rPr>
-        <w:t>REQ-10 (Bình luận):</w:t>
+        <w:t>REQ-13 (Bình luận):</w:t>
       </w:r>
       <w:r>
         <w:rPr>
@@ -7293,12 +7618,12 @@
     </w:p>
     <w:p>
       <w:pPr>
-        <w:pStyle w:val="Heading2"/>
+        <w:pStyle w:val="u2"/>
         <w:rPr>
           <w:rFonts w:eastAsia="Times"/>
         </w:rPr>
       </w:pPr>
-      <w:bookmarkStart w:id="29" w:name="_Toc220871607"/>
+      <w:bookmarkStart w:name="_Toc225025741" w:id="29"/>
       <w:r>
         <w:rPr>
           <w:rFonts w:eastAsia="Times"/>
@@ -7309,7 +7634,7 @@
     </w:p>
     <w:p>
       <w:pPr>
-        <w:pStyle w:val="Heading3"/>
+        <w:pStyle w:val="u3"/>
         <w:numPr>
           <w:ilvl w:val="0"/>
           <w:numId w:val="0"/>
@@ -7318,15 +7643,13 @@
         <w:ind w:left="720"/>
         <w:rPr>
           <w:rFonts w:eastAsia="Times" w:cs="Times"/>
-          <w:bCs/>
-          <w:sz w:val="28"/>
-          <w:szCs w:val="28"/>
-        </w:rPr>
-      </w:pPr>
-      <w:r>
-        <w:rPr>
-          <w:rFonts w:eastAsia="Times" w:cs="Times"/>
-          <w:bCs/>
+          <w:sz w:val="28"/>
+          <w:szCs w:val="28"/>
+        </w:rPr>
+      </w:pPr>
+      <w:r>
+        <w:rPr>
+          <w:rFonts w:eastAsia="Times" w:cs="Times"/>
           <w:sz w:val="28"/>
           <w:szCs w:val="28"/>
         </w:rPr>
@@ -7372,7 +7695,7 @@
     </w:p>
     <w:p>
       <w:pPr>
-        <w:pStyle w:val="Heading3"/>
+        <w:pStyle w:val="u3"/>
         <w:numPr>
           <w:ilvl w:val="0"/>
           <w:numId w:val="0"/>
@@ -7381,15 +7704,13 @@
         <w:ind w:left="720"/>
         <w:rPr>
           <w:rFonts w:eastAsia="Times" w:cs="Times"/>
-          <w:bCs/>
-          <w:sz w:val="28"/>
-          <w:szCs w:val="28"/>
-        </w:rPr>
-      </w:pPr>
-      <w:r>
-        <w:rPr>
-          <w:rFonts w:eastAsia="Times" w:cs="Times"/>
-          <w:bCs/>
+          <w:sz w:val="28"/>
+          <w:szCs w:val="28"/>
+        </w:rPr>
+      </w:pPr>
+      <w:r>
+        <w:rPr>
+          <w:rFonts w:eastAsia="Times" w:cs="Times"/>
           <w:sz w:val="28"/>
           <w:szCs w:val="28"/>
         </w:rPr>
@@ -7412,12 +7733,13 @@
           <w:sz w:val="28"/>
           <w:szCs w:val="28"/>
         </w:rPr>
+        <w:lastRenderedPageBreak/>
         <w:t>Người dùng thực hiện đăng ký hoặc đăng nhập thông qua giao diện hệ thống. Hệ thống kiểm tra tính hợp lệ của thông tin nhập vào, xác thực tài khoản và phân quyền truy cập tương ứng. Sau khi xác thực thành công, người dùng được điều hướng đến giao diện làm việc phù hợp với vai trò của mình.</w:t>
       </w:r>
     </w:p>
     <w:p>
       <w:pPr>
-        <w:pStyle w:val="Heading3"/>
+        <w:pStyle w:val="u3"/>
         <w:numPr>
           <w:ilvl w:val="0"/>
           <w:numId w:val="0"/>
@@ -7426,25 +7748,22 @@
         <w:ind w:left="720"/>
         <w:rPr>
           <w:rFonts w:eastAsia="Times" w:cs="Times"/>
-          <w:bCs/>
-          <w:sz w:val="28"/>
-          <w:szCs w:val="28"/>
-        </w:rPr>
-      </w:pPr>
-      <w:r>
-        <w:rPr>
-          <w:rFonts w:eastAsia="Times" w:cs="Times"/>
-          <w:bCs/>
-          <w:sz w:val="28"/>
-          <w:szCs w:val="28"/>
-        </w:rPr>
-        <w:lastRenderedPageBreak/>
+          <w:sz w:val="28"/>
+          <w:szCs w:val="28"/>
+        </w:rPr>
+      </w:pPr>
+      <w:r>
+        <w:rPr>
+          <w:rFonts w:eastAsia="Times" w:cs="Times"/>
+          <w:sz w:val="28"/>
+          <w:szCs w:val="28"/>
+        </w:rPr>
         <w:t>4.4.3 Các yêu cầu chức năng</w:t>
       </w:r>
     </w:p>
     <w:p>
       <w:pPr>
-        <w:pStyle w:val="ListParagraph"/>
+        <w:pStyle w:val="oancuaDanhsach"/>
         <w:numPr>
           <w:ilvl w:val="0"/>
           <w:numId w:val="25"/>
@@ -7464,7 +7783,7 @@
           <w:sz w:val="28"/>
           <w:szCs w:val="28"/>
         </w:rPr>
-        <w:t>REQ-11 (Đăng ký):</w:t>
+        <w:t>REQ-14 (Đăng ký):</w:t>
       </w:r>
       <w:r>
         <w:rPr>
@@ -7477,7 +7796,7 @@
     </w:p>
     <w:p>
       <w:pPr>
-        <w:pStyle w:val="ListParagraph"/>
+        <w:pStyle w:val="oancuaDanhsach"/>
         <w:numPr>
           <w:ilvl w:val="0"/>
           <w:numId w:val="25"/>
@@ -7497,7 +7816,7 @@
           <w:sz w:val="28"/>
           <w:szCs w:val="28"/>
         </w:rPr>
-        <w:t>REQ-12 (Đăng nhập):</w:t>
+        <w:t>REQ-15 (Đăng nhập):</w:t>
       </w:r>
       <w:r>
         <w:rPr>
@@ -7509,8 +7828,278 @@
       </w:r>
     </w:p>
     <w:p>
-      <w:pPr>
-        <w:pStyle w:val="Heading1"/>
+      <w:r>
+        <w:rPr>
+          <w:b/>
+          <w:bCs/>
+          <w:sz w:val="28"/>
+          <w:szCs w:val="28"/>
+        </w:rPr>
+        <w:t>4.5</w:t>
+      </w:r>
+      <w:r>
+        <w:tab/>
+      </w:r>
+      <w:r>
+        <w:rPr>
+          <w:b/>
+          <w:bCs/>
+          <w:sz w:val="28"/>
+          <w:szCs w:val="28"/>
+        </w:rPr>
+        <w:t>Quản lý Plugin (Plugin Management)</w:t>
+      </w:r>
+    </w:p>
+    <w:p>
+      <w:pPr>
+        <w:pStyle w:val="u3"/>
+        <w:numPr>
+          <w:ilvl w:val="0"/>
+          <w:numId w:val="0"/>
+        </w:numPr>
+        <w:spacing w:before="281" w:after="281" w:line="360" w:lineRule="auto"/>
+        <w:ind w:left="720"/>
+        <w:rPr>
+          <w:rFonts w:eastAsia="Times" w:cs="Times"/>
+          <w:sz w:val="28"/>
+          <w:szCs w:val="28"/>
+        </w:rPr>
+      </w:pPr>
+      <w:r>
+        <w:rPr>
+          <w:rFonts w:eastAsia="Times" w:cs="Times"/>
+          <w:sz w:val="28"/>
+          <w:szCs w:val="28"/>
+        </w:rPr>
+        <w:t>4.5.1 Mô tả và Mức độ ưu tiên</w:t>
+      </w:r>
+    </w:p>
+    <w:p>
+      <w:pPr>
+        <w:spacing w:before="240" w:after="240" w:line="360" w:lineRule="auto"/>
+        <w:ind w:left="720" w:firstLine="720"/>
+      </w:pPr>
+      <w:r>
+        <w:rPr>
+          <w:rFonts w:eastAsia="Times" w:cs="Times"/>
+          <w:sz w:val="28"/>
+          <w:szCs w:val="28"/>
+        </w:rPr>
+        <w:t xml:space="preserve">Chức năng này cho phép hệ thống hỗ trợ cài đặt và quản lý các plugin nhằm mở rộng chức năng của ứng dụng quản lý công việc. Plugin có thể cung cấp thêm các tiện ích như tự động hóa công việc, tích hợp dịch vụ bên ngoài hoặc bổ sung tính năng cho hệ thống. Chỉ người dùng có quyền quản trị mới được phép quản lý plugin. Đây là chức năng có </w:t>
+      </w:r>
+      <w:r>
+        <w:rPr>
+          <w:rFonts w:eastAsia="Times" w:cs="Times"/>
+          <w:b/>
+          <w:bCs/>
+          <w:sz w:val="28"/>
+          <w:szCs w:val="28"/>
+        </w:rPr>
+        <w:t>mức độ ưu tiên trung bình</w:t>
+      </w:r>
+      <w:r>
+        <w:rPr>
+          <w:rFonts w:eastAsia="Times" w:cs="Times"/>
+          <w:sz w:val="28"/>
+          <w:szCs w:val="28"/>
+        </w:rPr>
+        <w:t>, giúp hệ thống linh hoạt và dễ mở rộng trong tương lai.</w:t>
+      </w:r>
+    </w:p>
+    <w:p>
+      <w:pPr>
+        <w:pStyle w:val="u3"/>
+        <w:numPr>
+          <w:ilvl w:val="0"/>
+          <w:numId w:val="0"/>
+        </w:numPr>
+        <w:spacing w:before="281" w:after="281" w:line="360" w:lineRule="auto"/>
+        <w:ind w:left="720"/>
+        <w:rPr>
+          <w:rFonts w:eastAsia="Times" w:cs="Times"/>
+          <w:sz w:val="28"/>
+          <w:szCs w:val="28"/>
+        </w:rPr>
+      </w:pPr>
+      <w:r>
+        <w:rPr>
+          <w:rFonts w:eastAsia="Times" w:cs="Times"/>
+          <w:sz w:val="28"/>
+          <w:szCs w:val="28"/>
+        </w:rPr>
+        <w:t>4.5.2 Luồng phản hồi của hệ thống</w:t>
+      </w:r>
+    </w:p>
+    <w:p>
+      <w:pPr>
+        <w:spacing w:before="240" w:after="240" w:line="360" w:lineRule="auto"/>
+        <w:ind w:left="720" w:firstLine="720"/>
+      </w:pPr>
+      <w:r>
+        <w:rPr>
+          <w:rFonts w:eastAsia="Times" w:cs="Times"/>
+          <w:sz w:val="28"/>
+          <w:szCs w:val="28"/>
+        </w:rPr>
+        <w:t xml:space="preserve">Người quản trị truy cập vào giao diện quản lý plugin và thực hiện thao tác cài đặt, kích hoạt hoặc vô hiệu hóa plugin. Hệ thống kiểm tra tính hợp lệ của plugin và quyền truy cập của người dùng. Nếu hợp lệ, hệ thống sẽ cài đặt </w:t>
+      </w:r>
+      <w:r>
+        <w:rPr>
+          <w:rFonts w:eastAsia="Times" w:cs="Times"/>
+          <w:sz w:val="28"/>
+          <w:szCs w:val="28"/>
+        </w:rPr>
+        <w:lastRenderedPageBreak/>
+        <w:t>hoặc cập nhật trạng thái plugin và hiển thị danh sách plugin hiện có cùng trạng thái hoạt động của chúng.</w:t>
+      </w:r>
+    </w:p>
+    <w:p>
+      <w:pPr>
+        <w:pStyle w:val="u3"/>
+        <w:numPr>
+          <w:ilvl w:val="0"/>
+          <w:numId w:val="0"/>
+        </w:numPr>
+        <w:spacing w:before="281" w:after="281" w:line="360" w:lineRule="auto"/>
+        <w:ind w:left="720"/>
+        <w:rPr>
+          <w:rFonts w:eastAsia="Times" w:cs="Times"/>
+          <w:sz w:val="28"/>
+          <w:szCs w:val="28"/>
+        </w:rPr>
+      </w:pPr>
+      <w:r>
+        <w:rPr>
+          <w:rFonts w:eastAsia="Times" w:cs="Times"/>
+          <w:sz w:val="28"/>
+          <w:szCs w:val="28"/>
+        </w:rPr>
+        <w:t>4.5.3 Các yêu cầu chức năng</w:t>
+      </w:r>
+    </w:p>
+    <w:p>
+      <w:pPr>
+        <w:pStyle w:val="oancuaDanhsach"/>
+        <w:numPr>
+          <w:ilvl w:val="0"/>
+          <w:numId w:val="25"/>
+        </w:numPr>
+        <w:spacing w:line="360" w:lineRule="auto"/>
+        <w:rPr>
+          <w:sz w:val="28"/>
+          <w:szCs w:val="28"/>
+        </w:rPr>
+      </w:pPr>
+      <w:r>
+        <w:rPr>
+          <w:rFonts w:eastAsia="Times" w:cs="Times"/>
+          <w:b/>
+          <w:bCs/>
+          <w:sz w:val="28"/>
+          <w:szCs w:val="28"/>
+        </w:rPr>
+        <w:t>REQ-16</w:t>
+      </w:r>
+      <w:r>
+        <w:rPr>
+          <w:b/>
+          <w:bCs/>
+          <w:sz w:val="28"/>
+          <w:szCs w:val="28"/>
+        </w:rPr>
+        <w:t xml:space="preserve"> (Cài đặt Plugin):</w:t>
+      </w:r>
+      <w:r>
+        <w:rPr>
+          <w:sz w:val="28"/>
+          <w:szCs w:val="28"/>
+        </w:rPr>
+        <w:t xml:space="preserve"> Hệ thống cho phép Admin cài đặt plugin để mở rộng chức năng của hệ thống.</w:t>
+      </w:r>
+    </w:p>
+    <w:p>
+      <w:pPr>
+        <w:pStyle w:val="oancuaDanhsach"/>
+        <w:numPr>
+          <w:ilvl w:val="0"/>
+          <w:numId w:val="25"/>
+        </w:numPr>
+        <w:spacing w:before="240" w:after="240" w:line="360" w:lineRule="auto"/>
+        <w:rPr>
+          <w:sz w:val="28"/>
+          <w:szCs w:val="28"/>
+        </w:rPr>
+      </w:pPr>
+      <w:r>
+        <w:rPr>
+          <w:rFonts w:eastAsia="Times" w:cs="Times"/>
+          <w:b/>
+          <w:bCs/>
+          <w:sz w:val="28"/>
+          <w:szCs w:val="28"/>
+        </w:rPr>
+        <w:t xml:space="preserve">REQ-17 </w:t>
+      </w:r>
+      <w:r>
+        <w:rPr>
+          <w:b/>
+          <w:bCs/>
+          <w:sz w:val="28"/>
+          <w:szCs w:val="28"/>
+        </w:rPr>
+        <w:t>(Kích hoạt / Vô hiệu hóa Plugin):</w:t>
+      </w:r>
+      <w:r>
+        <w:rPr>
+          <w:sz w:val="28"/>
+          <w:szCs w:val="28"/>
+        </w:rPr>
+        <w:t xml:space="preserve"> Hệ thống cho phép Admin kích hoạt hoặc vô hiệu hóa plugin đã cài đặt.</w:t>
+      </w:r>
+    </w:p>
+    <w:p>
+      <w:pPr>
+        <w:pStyle w:val="oancuaDanhsach"/>
+        <w:numPr>
+          <w:ilvl w:val="0"/>
+          <w:numId w:val="25"/>
+        </w:numPr>
+        <w:spacing w:before="240" w:after="240" w:line="360" w:lineRule="auto"/>
+        <w:rPr>
+          <w:sz w:val="28"/>
+          <w:szCs w:val="28"/>
+        </w:rPr>
+      </w:pPr>
+      <w:r>
+        <w:rPr>
+          <w:rFonts w:eastAsia="Times" w:cs="Times"/>
+          <w:b/>
+          <w:bCs/>
+          <w:sz w:val="28"/>
+          <w:szCs w:val="28"/>
+        </w:rPr>
+        <w:t xml:space="preserve">REQ-18 </w:t>
+      </w:r>
+      <w:r>
+        <w:rPr>
+          <w:b/>
+          <w:bCs/>
+          <w:sz w:val="28"/>
+          <w:szCs w:val="28"/>
+        </w:rPr>
+        <w:t>(Xem danh sách Plugin):</w:t>
+      </w:r>
+      <w:r>
+        <w:rPr>
+          <w:sz w:val="28"/>
+          <w:szCs w:val="28"/>
+        </w:rPr>
+        <w:t xml:space="preserve"> Hệ thống cho phép Admin xem danh sách các plugin đã cài đặt cùng trạng thái hoạt động của chúng.</w:t>
+      </w:r>
+    </w:p>
+    <w:p>
+      <w:pPr>
+        <w:pStyle w:val="u1"/>
         <w:spacing w:before="240" w:line="360" w:lineRule="auto"/>
         <w:rPr>
           <w:rFonts w:ascii="Times New Roman" w:hAnsi="Times New Roman"/>
@@ -7518,8 +8107,8 @@
           <w:szCs w:val="28"/>
         </w:rPr>
       </w:pPr>
-      <w:bookmarkStart w:id="30" w:name="_Toc220871608"/>
-      <w:bookmarkStart w:id="31" w:name="_Toc439994690"/>
+      <w:bookmarkStart w:name="_Toc439994690" w:id="30"/>
+      <w:bookmarkStart w:name="_Toc225025742" w:id="31"/>
       <w:r>
         <w:rPr>
           <w:rFonts w:ascii="Times New Roman" w:hAnsi="Times New Roman"/>
@@ -7528,19 +8117,19 @@
         </w:rPr>
         <w:t>Các yêu cầu phi chức năng</w:t>
       </w:r>
+      <w:bookmarkEnd w:id="31"/>
+    </w:p>
+    <w:p>
+      <w:pPr>
+        <w:pStyle w:val="u2"/>
+        <w:spacing w:line="360" w:lineRule="auto"/>
+        <w:rPr>
+          <w:rFonts w:ascii="Times New Roman" w:hAnsi="Times New Roman"/>
+          <w:szCs w:val="28"/>
+        </w:rPr>
+      </w:pPr>
+      <w:bookmarkStart w:name="_Toc225025743" w:id="32"/>
       <w:bookmarkEnd w:id="30"/>
-    </w:p>
-    <w:p>
-      <w:pPr>
-        <w:pStyle w:val="Heading2"/>
-        <w:spacing w:line="360" w:lineRule="auto"/>
-        <w:rPr>
-          <w:rFonts w:ascii="Times New Roman" w:hAnsi="Times New Roman"/>
-          <w:szCs w:val="28"/>
-        </w:rPr>
-      </w:pPr>
-      <w:bookmarkStart w:id="32" w:name="_Toc220871609"/>
-      <w:bookmarkEnd w:id="31"/>
       <w:r>
         <w:rPr>
           <w:rFonts w:ascii="Times New Roman" w:hAnsi="Times New Roman"/>
@@ -7679,26 +8268,27 @@
     </w:p>
     <w:p>
       <w:pPr>
-        <w:pStyle w:val="Heading2"/>
+        <w:pStyle w:val="u2"/>
         <w:spacing w:line="360" w:lineRule="auto"/>
         <w:rPr>
           <w:rFonts w:ascii="Times New Roman" w:hAnsi="Times New Roman"/>
           <w:szCs w:val="28"/>
         </w:rPr>
       </w:pPr>
-      <w:bookmarkStart w:id="33" w:name="_Toc220871610"/>
-      <w:r>
-        <w:rPr>
-          <w:rFonts w:ascii="Times New Roman" w:hAnsi="Times New Roman"/>
-          <w:szCs w:val="28"/>
-        </w:rPr>
+      <w:bookmarkStart w:name="_Toc225025744" w:id="33"/>
+      <w:r>
+        <w:rPr>
+          <w:rFonts w:ascii="Times New Roman" w:hAnsi="Times New Roman"/>
+          <w:szCs w:val="28"/>
+        </w:rPr>
+        <w:lastRenderedPageBreak/>
         <w:t>Yêu cầu an toàn</w:t>
       </w:r>
       <w:bookmarkEnd w:id="33"/>
     </w:p>
     <w:p>
       <w:pPr>
-        <w:pStyle w:val="ListParagraph"/>
+        <w:pStyle w:val="oancuaDanhsach"/>
         <w:numPr>
           <w:ilvl w:val="0"/>
           <w:numId w:val="6"/>
@@ -7719,7 +8309,7 @@
     </w:p>
     <w:p>
       <w:pPr>
-        <w:pStyle w:val="ListParagraph"/>
+        <w:pStyle w:val="oancuaDanhsach"/>
         <w:numPr>
           <w:ilvl w:val="0"/>
           <w:numId w:val="6"/>
@@ -7735,13 +8325,12 @@
           <w:sz w:val="28"/>
           <w:szCs w:val="28"/>
         </w:rPr>
-        <w:lastRenderedPageBreak/>
         <w:t>Các thao tác quan trọng (xóa dự án, xóa công việc) phải được xác nhận trước khi thực hiện.</w:t>
       </w:r>
     </w:p>
     <w:p>
       <w:pPr>
-        <w:pStyle w:val="ListParagraph"/>
+        <w:pStyle w:val="oancuaDanhsach"/>
         <w:numPr>
           <w:ilvl w:val="0"/>
           <w:numId w:val="6"/>
@@ -7762,7 +8351,7 @@
     </w:p>
     <w:p>
       <w:pPr>
-        <w:pStyle w:val="ListParagraph"/>
+        <w:pStyle w:val="oancuaDanhsach"/>
         <w:numPr>
           <w:ilvl w:val="0"/>
           <w:numId w:val="6"/>
@@ -7783,14 +8372,14 @@
     </w:p>
     <w:p>
       <w:pPr>
-        <w:pStyle w:val="Heading2"/>
+        <w:pStyle w:val="u2"/>
         <w:spacing w:line="360" w:lineRule="auto"/>
         <w:rPr>
           <w:rFonts w:ascii="Times New Roman" w:hAnsi="Times New Roman"/>
           <w:szCs w:val="28"/>
         </w:rPr>
       </w:pPr>
-      <w:bookmarkStart w:id="34" w:name="_Toc220871611"/>
+      <w:bookmarkStart w:name="_Toc225025745" w:id="34"/>
       <w:r>
         <w:rPr>
           <w:rFonts w:ascii="Times New Roman" w:hAnsi="Times New Roman"/>
@@ -7802,7 +8391,7 @@
     </w:p>
     <w:p>
       <w:pPr>
-        <w:pStyle w:val="ListParagraph"/>
+        <w:pStyle w:val="oancuaDanhsach"/>
         <w:numPr>
           <w:ilvl w:val="0"/>
           <w:numId w:val="28"/>
@@ -7825,7 +8414,7 @@
     </w:p>
     <w:p>
       <w:pPr>
-        <w:pStyle w:val="ListParagraph"/>
+        <w:pStyle w:val="oancuaDanhsach"/>
         <w:numPr>
           <w:ilvl w:val="0"/>
           <w:numId w:val="28"/>
@@ -7848,7 +8437,7 @@
     </w:p>
     <w:p>
       <w:pPr>
-        <w:pStyle w:val="ListParagraph"/>
+        <w:pStyle w:val="oancuaDanhsach"/>
         <w:numPr>
           <w:ilvl w:val="0"/>
           <w:numId w:val="28"/>
@@ -7871,7 +8460,7 @@
     </w:p>
     <w:p>
       <w:pPr>
-        <w:pStyle w:val="ListParagraph"/>
+        <w:pStyle w:val="oancuaDanhsach"/>
         <w:numPr>
           <w:ilvl w:val="0"/>
           <w:numId w:val="28"/>
@@ -7910,7 +8499,7 @@
     </w:p>
     <w:p>
       <w:pPr>
-        <w:pStyle w:val="ListParagraph"/>
+        <w:pStyle w:val="oancuaDanhsach"/>
         <w:numPr>
           <w:ilvl w:val="0"/>
           <w:numId w:val="28"/>
@@ -7933,26 +8522,27 @@
     </w:p>
     <w:p>
       <w:pPr>
-        <w:pStyle w:val="Heading2"/>
+        <w:pStyle w:val="u2"/>
         <w:spacing w:line="360" w:lineRule="auto"/>
         <w:rPr>
           <w:rFonts w:ascii="Times New Roman" w:hAnsi="Times New Roman"/>
           <w:szCs w:val="28"/>
         </w:rPr>
       </w:pPr>
-      <w:bookmarkStart w:id="35" w:name="_Toc220871612"/>
-      <w:r>
-        <w:rPr>
-          <w:rFonts w:ascii="Times New Roman" w:hAnsi="Times New Roman"/>
-          <w:szCs w:val="28"/>
-        </w:rPr>
+      <w:bookmarkStart w:name="_Toc225025746" w:id="35"/>
+      <w:r>
+        <w:rPr>
+          <w:rFonts w:ascii="Times New Roman" w:hAnsi="Times New Roman"/>
+          <w:szCs w:val="28"/>
+        </w:rPr>
+        <w:lastRenderedPageBreak/>
         <w:t>Các đặc điểm chất lượng phần mềm</w:t>
       </w:r>
       <w:bookmarkEnd w:id="35"/>
     </w:p>
     <w:p>
       <w:pPr>
-        <w:pStyle w:val="ListParagraph"/>
+        <w:pStyle w:val="oancuaDanhsach"/>
         <w:numPr>
           <w:ilvl w:val="0"/>
           <w:numId w:val="5"/>
@@ -7973,7 +8563,7 @@
     </w:p>
     <w:p>
       <w:pPr>
-        <w:pStyle w:val="ListParagraph"/>
+        <w:pStyle w:val="oancuaDanhsach"/>
         <w:numPr>
           <w:ilvl w:val="0"/>
           <w:numId w:val="5"/>
@@ -7994,7 +8584,7 @@
     </w:p>
     <w:p>
       <w:pPr>
-        <w:pStyle w:val="ListParagraph"/>
+        <w:pStyle w:val="oancuaDanhsach"/>
         <w:numPr>
           <w:ilvl w:val="0"/>
           <w:numId w:val="5"/>
@@ -8015,7 +8605,7 @@
     </w:p>
     <w:p>
       <w:pPr>
-        <w:pStyle w:val="ListParagraph"/>
+        <w:pStyle w:val="oancuaDanhsach"/>
         <w:numPr>
           <w:ilvl w:val="0"/>
           <w:numId w:val="5"/>
@@ -8031,13 +8621,12 @@
           <w:sz w:val="28"/>
           <w:szCs w:val="28"/>
         </w:rPr>
-        <w:lastRenderedPageBreak/>
         <w:t>Tính kiểm thử: Các lớp nghiệp vụ chính có thể được kiểm thử độc lập bằng JUnit.</w:t>
       </w:r>
     </w:p>
     <w:p>
       <w:pPr>
-        <w:pStyle w:val="ListParagraph"/>
+        <w:pStyle w:val="oancuaDanhsach"/>
         <w:numPr>
           <w:ilvl w:val="0"/>
           <w:numId w:val="5"/>
@@ -8058,14 +8647,14 @@
     </w:p>
     <w:p>
       <w:pPr>
-        <w:pStyle w:val="Heading2"/>
+        <w:pStyle w:val="u2"/>
         <w:spacing w:line="360" w:lineRule="auto"/>
         <w:rPr>
           <w:rFonts w:ascii="Times New Roman" w:hAnsi="Times New Roman"/>
           <w:szCs w:val="28"/>
         </w:rPr>
       </w:pPr>
-      <w:bookmarkStart w:id="36" w:name="_Toc220871613"/>
+      <w:bookmarkStart w:name="_Toc225025747" w:id="36"/>
       <w:r>
         <w:rPr>
           <w:rFonts w:ascii="Times New Roman" w:hAnsi="Times New Roman"/>
@@ -8077,7 +8666,7 @@
     </w:p>
     <w:p>
       <w:pPr>
-        <w:pStyle w:val="ListParagraph"/>
+        <w:pStyle w:val="oancuaDanhsach"/>
         <w:numPr>
           <w:ilvl w:val="0"/>
           <w:numId w:val="4"/>
@@ -8098,7 +8687,7 @@
     </w:p>
     <w:p>
       <w:pPr>
-        <w:pStyle w:val="ListParagraph"/>
+        <w:pStyle w:val="oancuaDanhsach"/>
         <w:numPr>
           <w:ilvl w:val="0"/>
           <w:numId w:val="4"/>
@@ -8119,7 +8708,7 @@
     </w:p>
     <w:p>
       <w:pPr>
-        <w:pStyle w:val="ListParagraph"/>
+        <w:pStyle w:val="oancuaDanhsach"/>
         <w:numPr>
           <w:ilvl w:val="0"/>
           <w:numId w:val="4"/>
@@ -8140,7 +8729,7 @@
     </w:p>
     <w:p>
       <w:pPr>
-        <w:pStyle w:val="ListParagraph"/>
+        <w:pStyle w:val="oancuaDanhsach"/>
         <w:numPr>
           <w:ilvl w:val="0"/>
           <w:numId w:val="4"/>
@@ -8161,7 +8750,7 @@
     </w:p>
     <w:p>
       <w:pPr>
-        <w:pStyle w:val="ListParagraph"/>
+        <w:pStyle w:val="oancuaDanhsach"/>
         <w:numPr>
           <w:ilvl w:val="0"/>
           <w:numId w:val="4"/>
@@ -8182,7 +8771,7 @@
     </w:p>
     <w:p>
       <w:pPr>
-        <w:pStyle w:val="Heading1"/>
+        <w:pStyle w:val="u1"/>
         <w:spacing w:line="360" w:lineRule="auto"/>
         <w:rPr>
           <w:rFonts w:ascii="Times New Roman" w:hAnsi="Times New Roman"/>
@@ -8190,7 +8779,7 @@
           <w:szCs w:val="28"/>
         </w:rPr>
       </w:pPr>
-      <w:bookmarkStart w:id="37" w:name="_Toc220871614"/>
+      <w:bookmarkStart w:name="_Toc225025748" w:id="37"/>
       <w:r>
         <w:rPr>
           <w:rFonts w:ascii="Times New Roman" w:hAnsi="Times New Roman"/>
@@ -8256,6 +8845,7 @@
           <w:sz w:val="28"/>
           <w:szCs w:val="28"/>
         </w:rPr>
+        <w:lastRenderedPageBreak/>
         <w:t>Quy tắc nghiệp vụ:</w:t>
       </w:r>
       <w:r>
@@ -8303,15 +8893,14 @@
           <w:szCs w:val="28"/>
         </w:rPr>
       </w:pPr>
-      <w:bookmarkStart w:id="38" w:name="_Toc439994697"/>
-      <w:bookmarkStart w:id="39" w:name="_Toc220871615"/>
-      <w:r>
-        <w:rPr>
-          <w:rFonts w:ascii="Times New Roman" w:hAnsi="Times New Roman"/>
-          <w:sz w:val="28"/>
-          <w:szCs w:val="28"/>
-        </w:rPr>
-        <w:lastRenderedPageBreak/>
+      <w:bookmarkStart w:name="_Toc439994697" w:id="38"/>
+      <w:bookmarkStart w:name="_Toc225025749" w:id="39"/>
+      <w:r>
+        <w:rPr>
+          <w:rFonts w:ascii="Times New Roman" w:hAnsi="Times New Roman"/>
+          <w:sz w:val="28"/>
+          <w:szCs w:val="28"/>
+        </w:rPr>
         <w:t xml:space="preserve">Phụ lục A: </w:t>
       </w:r>
       <w:bookmarkEnd w:id="38"/>
@@ -8324,6 +8913,55 @@
         <w:t>Các mô hình phân tích</w:t>
       </w:r>
       <w:bookmarkEnd w:id="39"/>
+    </w:p>
+    <w:p>
+      <w:pPr>
+        <w:pStyle w:val="TOCEntry"/>
+        <w:spacing w:line="360" w:lineRule="auto"/>
+      </w:pPr>
+      <w:r>
+        <w:drawing>
+          <wp:inline wp14:editId="2080AE98" wp14:anchorId="549180B9">
+            <wp:extent cx="5819775" cy="6134100"/>
+            <wp:effectExtent l="0" t="0" r="0" b="0"/>
+            <wp:docPr id="826411039" name="drawing"/>
+            <wp:cNvGraphicFramePr>
+              <a:graphicFrameLocks noChangeAspect="1"/>
+            </wp:cNvGraphicFramePr>
+            <a:graphic>
+              <a:graphicData xmlns:a="http://schemas.openxmlformats.org/drawingml/2006/main" uri="http://schemas.openxmlformats.org/drawingml/2006/picture">
+                <pic:pic xmlns:pic="http://schemas.openxmlformats.org/drawingml/2006/picture">
+                  <pic:nvPicPr>
+                    <pic:cNvPr id="826411039" name="Picture 826411039"/>
+                    <pic:cNvPicPr/>
+                  </pic:nvPicPr>
+                  <pic:blipFill>
+                    <a:blip xmlns:r="http://schemas.openxmlformats.org/officeDocument/2006/relationships" r:embed="rId1348342623">
+                      <a:extLst>
+                        <a:ext uri="{28A0092B-C50C-407E-A947-70E740481C1C}">
+                          <a14:useLocalDpi xmlns:a14="http://schemas.microsoft.com/office/drawing/2010/main"/>
+                        </a:ext>
+                      </a:extLst>
+                    </a:blip>
+                    <a:stretch>
+                      <a:fillRect/>
+                    </a:stretch>
+                  </pic:blipFill>
+                  <pic:spPr>
+                    <a:xfrm>
+                      <a:off x="0" y="0"/>
+                      <a:ext cx="5819775" cy="6134100"/>
+                    </a:xfrm>
+                    <a:prstGeom prst="rect">
+                      <a:avLst/>
+                    </a:prstGeom>
+                  </pic:spPr>
+                </pic:pic>
+              </a:graphicData>
+            </a:graphic>
+          </wp:inline>
+        </w:drawing>
+      </w:r>
     </w:p>
     <w:p>
       <w:pPr>
@@ -8335,30 +8973,54 @@
         <w:rPr>
           <w:noProof/>
         </w:rPr>
-        <w:pict w14:anchorId="70C80B66">
-          <v:shapetype id="_x0000_t75" coordsize="21600,21600" o:spt="75" o:preferrelative="t" path="m@4@5l@4@11@9@11@9@5xe" filled="f" stroked="f">
-            <v:stroke joinstyle="miter"/>
-            <v:formulas>
-              <v:f eqn="if lineDrawn pixelLineWidth 0"/>
-              <v:f eqn="sum @0 1 0"/>
-              <v:f eqn="sum 0 0 @1"/>
-              <v:f eqn="prod @2 1 2"/>
-              <v:f eqn="prod @3 21600 pixelWidth"/>
-              <v:f eqn="prod @3 21600 pixelHeight"/>
-              <v:f eqn="sum @0 0 1"/>
-              <v:f eqn="prod @6 1 2"/>
-              <v:f eqn="prod @7 21600 pixelWidth"/>
-              <v:f eqn="sum @8 21600 0"/>
-              <v:f eqn="prod @7 21600 pixelHeight"/>
-              <v:f eqn="sum @10 21600 0"/>
-            </v:formulas>
-            <v:path o:extrusionok="f" gradientshapeok="t" o:connecttype="rect"/>
-            <o:lock v:ext="edit" aspectratio="t"/>
-          </v:shapetype>
-          <v:shape id="_x0000_i1025" type="#_x0000_t75" style="width:483pt;height:258.6pt;visibility:visible;mso-wrap-style:square">
-            <v:imagedata r:id="rId10" o:title=""/>
-          </v:shape>
-        </w:pict>
+        <w:drawing>
+          <wp:inline distT="0" distB="0" distL="0" distR="0" wp14:anchorId="70C80B66" wp14:editId="08B9D9C1">
+            <wp:extent cx="6132195" cy="3285490"/>
+            <wp:effectExtent l="0" t="0" r="0" b="0"/>
+            <wp:docPr id="1" name="Ảnh 1"/>
+            <wp:cNvGraphicFramePr>
+              <a:graphicFrameLocks xmlns:a="http://schemas.openxmlformats.org/drawingml/2006/main" noChangeAspect="1"/>
+            </wp:cNvGraphicFramePr>
+            <a:graphic xmlns:a="http://schemas.openxmlformats.org/drawingml/2006/main">
+              <a:graphicData uri="http://schemas.openxmlformats.org/drawingml/2006/picture">
+                <pic:pic xmlns:pic="http://schemas.openxmlformats.org/drawingml/2006/picture">
+                  <pic:nvPicPr>
+                    <pic:cNvPr id="0" name="Picture 1"/>
+                    <pic:cNvPicPr>
+                      <a:picLocks noChangeAspect="1" noChangeArrowheads="1"/>
+                    </pic:cNvPicPr>
+                  </pic:nvPicPr>
+                  <pic:blipFill>
+                    <a:blip r:embed="rId10">
+                      <a:extLst>
+                        <a:ext uri="{28A0092B-C50C-407E-A947-70E740481C1C}">
+                          <a14:useLocalDpi xmlns:a14="http://schemas.microsoft.com/office/drawing/2010/main" val="0"/>
+                        </a:ext>
+                      </a:extLst>
+                    </a:blip>
+                    <a:srcRect/>
+                    <a:stretch>
+                      <a:fillRect/>
+                    </a:stretch>
+                  </pic:blipFill>
+                  <pic:spPr bwMode="auto">
+                    <a:xfrm>
+                      <a:off x="0" y="0"/>
+                      <a:ext cx="6132195" cy="3285490"/>
+                    </a:xfrm>
+                    <a:prstGeom prst="rect">
+                      <a:avLst/>
+                    </a:prstGeom>
+                    <a:noFill/>
+                    <a:ln>
+                      <a:noFill/>
+                    </a:ln>
+                  </pic:spPr>
+                </pic:pic>
+              </a:graphicData>
+            </a:graphic>
+          </wp:inline>
+        </w:drawing>
       </w:r>
       <w:r>
         <w:rPr>
@@ -8379,11 +9041,54 @@
           <w:noProof/>
         </w:rPr>
         <w:lastRenderedPageBreak/>
-        <w:pict w14:anchorId="5AFECD86">
-          <v:shape id="_x0000_i1026" type="#_x0000_t75" style="width:483pt;height:372pt;visibility:visible;mso-wrap-style:square">
-            <v:imagedata r:id="rId11" o:title=""/>
-          </v:shape>
-        </w:pict>
+        <w:drawing>
+          <wp:inline distT="0" distB="0" distL="0" distR="0" wp14:anchorId="5AFECD86" wp14:editId="2BEA4552">
+            <wp:extent cx="6130925" cy="4724400"/>
+            <wp:effectExtent l="0" t="0" r="0" b="0"/>
+            <wp:docPr id="2" name="Ảnh 2"/>
+            <wp:cNvGraphicFramePr>
+              <a:graphicFrameLocks xmlns:a="http://schemas.openxmlformats.org/drawingml/2006/main" noChangeAspect="1"/>
+            </wp:cNvGraphicFramePr>
+            <a:graphic xmlns:a="http://schemas.openxmlformats.org/drawingml/2006/main">
+              <a:graphicData uri="http://schemas.openxmlformats.org/drawingml/2006/picture">
+                <pic:pic xmlns:pic="http://schemas.openxmlformats.org/drawingml/2006/picture">
+                  <pic:nvPicPr>
+                    <pic:cNvPr id="0" name="Picture 2"/>
+                    <pic:cNvPicPr>
+                      <a:picLocks noChangeAspect="1" noChangeArrowheads="1"/>
+                    </pic:cNvPicPr>
+                  </pic:nvPicPr>
+                  <pic:blipFill>
+                    <a:blip r:embed="rId11">
+                      <a:extLst>
+                        <a:ext uri="{28A0092B-C50C-407E-A947-70E740481C1C}">
+                          <a14:useLocalDpi xmlns:a14="http://schemas.microsoft.com/office/drawing/2010/main" val="0"/>
+                        </a:ext>
+                      </a:extLst>
+                    </a:blip>
+                    <a:srcRect/>
+                    <a:stretch>
+                      <a:fillRect/>
+                    </a:stretch>
+                  </pic:blipFill>
+                  <pic:spPr bwMode="auto">
+                    <a:xfrm>
+                      <a:off x="0" y="0"/>
+                      <a:ext cx="6130925" cy="4724400"/>
+                    </a:xfrm>
+                    <a:prstGeom prst="rect">
+                      <a:avLst/>
+                    </a:prstGeom>
+                    <a:noFill/>
+                    <a:ln>
+                      <a:noFill/>
+                    </a:ln>
+                  </pic:spPr>
+                </pic:pic>
+              </a:graphicData>
+            </a:graphic>
+          </wp:inline>
+        </w:drawing>
       </w:r>
       <w:r>
         <w:rPr>
@@ -8404,11 +9109,54 @@
           <w:noProof/>
         </w:rPr>
         <w:lastRenderedPageBreak/>
-        <w:pict w14:anchorId="0D45A324">
-          <v:shape id="_x0000_i1027" type="#_x0000_t75" style="width:483.6pt;height:374.4pt;visibility:visible;mso-wrap-style:square">
-            <v:imagedata r:id="rId12" o:title=""/>
-          </v:shape>
-        </w:pict>
+        <w:drawing>
+          <wp:inline distT="0" distB="0" distL="0" distR="0" wp14:anchorId="0D45A324" wp14:editId="278F4536">
+            <wp:extent cx="6137910" cy="4756150"/>
+            <wp:effectExtent l="0" t="0" r="0" b="0"/>
+            <wp:docPr id="3" name="Ảnh 3"/>
+            <wp:cNvGraphicFramePr>
+              <a:graphicFrameLocks xmlns:a="http://schemas.openxmlformats.org/drawingml/2006/main" noChangeAspect="1"/>
+            </wp:cNvGraphicFramePr>
+            <a:graphic xmlns:a="http://schemas.openxmlformats.org/drawingml/2006/main">
+              <a:graphicData uri="http://schemas.openxmlformats.org/drawingml/2006/picture">
+                <pic:pic xmlns:pic="http://schemas.openxmlformats.org/drawingml/2006/picture">
+                  <pic:nvPicPr>
+                    <pic:cNvPr id="0" name="Picture 3"/>
+                    <pic:cNvPicPr>
+                      <a:picLocks noChangeAspect="1" noChangeArrowheads="1"/>
+                    </pic:cNvPicPr>
+                  </pic:nvPicPr>
+                  <pic:blipFill>
+                    <a:blip r:embed="rId12">
+                      <a:extLst>
+                        <a:ext uri="{28A0092B-C50C-407E-A947-70E740481C1C}">
+                          <a14:useLocalDpi xmlns:a14="http://schemas.microsoft.com/office/drawing/2010/main" val="0"/>
+                        </a:ext>
+                      </a:extLst>
+                    </a:blip>
+                    <a:srcRect/>
+                    <a:stretch>
+                      <a:fillRect/>
+                    </a:stretch>
+                  </pic:blipFill>
+                  <pic:spPr bwMode="auto">
+                    <a:xfrm>
+                      <a:off x="0" y="0"/>
+                      <a:ext cx="6137910" cy="4756150"/>
+                    </a:xfrm>
+                    <a:prstGeom prst="rect">
+                      <a:avLst/>
+                    </a:prstGeom>
+                    <a:noFill/>
+                    <a:ln>
+                      <a:noFill/>
+                    </a:ln>
+                  </pic:spPr>
+                </pic:pic>
+              </a:graphicData>
+            </a:graphic>
+          </wp:inline>
+        </w:drawing>
       </w:r>
       <w:r>
         <w:rPr>
@@ -8429,11 +9177,54 @@
           <w:noProof/>
         </w:rPr>
         <w:lastRenderedPageBreak/>
-        <w:pict w14:anchorId="5ECBA213">
-          <v:shape id="_x0000_i1028" type="#_x0000_t75" style="width:483pt;height:380.4pt;visibility:visible;mso-wrap-style:square">
-            <v:imagedata r:id="rId13" o:title=""/>
-          </v:shape>
-        </w:pict>
+        <w:drawing>
+          <wp:inline distT="0" distB="0" distL="0" distR="0" wp14:anchorId="5ECBA213" wp14:editId="28FB524B">
+            <wp:extent cx="6130925" cy="4829810"/>
+            <wp:effectExtent l="0" t="0" r="0" b="0"/>
+            <wp:docPr id="4" name="Ảnh 4"/>
+            <wp:cNvGraphicFramePr>
+              <a:graphicFrameLocks xmlns:a="http://schemas.openxmlformats.org/drawingml/2006/main" noChangeAspect="1"/>
+            </wp:cNvGraphicFramePr>
+            <a:graphic xmlns:a="http://schemas.openxmlformats.org/drawingml/2006/main">
+              <a:graphicData uri="http://schemas.openxmlformats.org/drawingml/2006/picture">
+                <pic:pic xmlns:pic="http://schemas.openxmlformats.org/drawingml/2006/picture">
+                  <pic:nvPicPr>
+                    <pic:cNvPr id="0" name="Picture 4"/>
+                    <pic:cNvPicPr>
+                      <a:picLocks noChangeAspect="1" noChangeArrowheads="1"/>
+                    </pic:cNvPicPr>
+                  </pic:nvPicPr>
+                  <pic:blipFill>
+                    <a:blip r:embed="rId13">
+                      <a:extLst>
+                        <a:ext uri="{28A0092B-C50C-407E-A947-70E740481C1C}">
+                          <a14:useLocalDpi xmlns:a14="http://schemas.microsoft.com/office/drawing/2010/main" val="0"/>
+                        </a:ext>
+                      </a:extLst>
+                    </a:blip>
+                    <a:srcRect/>
+                    <a:stretch>
+                      <a:fillRect/>
+                    </a:stretch>
+                  </pic:blipFill>
+                  <pic:spPr bwMode="auto">
+                    <a:xfrm>
+                      <a:off x="0" y="0"/>
+                      <a:ext cx="6130925" cy="4829810"/>
+                    </a:xfrm>
+                    <a:prstGeom prst="rect">
+                      <a:avLst/>
+                    </a:prstGeom>
+                    <a:noFill/>
+                    <a:ln>
+                      <a:noFill/>
+                    </a:ln>
+                  </pic:spPr>
+                </pic:pic>
+              </a:graphicData>
+            </a:graphic>
+          </wp:inline>
+        </w:drawing>
       </w:r>
       <w:r>
         <w:rPr>
@@ -8454,11 +9245,54 @@
           <w:noProof/>
         </w:rPr>
         <w:lastRenderedPageBreak/>
-        <w:pict w14:anchorId="2B4C5631">
-          <v:shape id="_x0000_i1029" type="#_x0000_t75" style="width:483pt;height:395.4pt;visibility:visible;mso-wrap-style:square">
-            <v:imagedata r:id="rId14" o:title=""/>
-          </v:shape>
-        </w:pict>
+        <w:drawing>
+          <wp:inline distT="0" distB="0" distL="0" distR="0" wp14:anchorId="2B4C5631" wp14:editId="08BD1C43">
+            <wp:extent cx="6132195" cy="5019675"/>
+            <wp:effectExtent l="0" t="0" r="0" b="0"/>
+            <wp:docPr id="5" name="Ảnh 5"/>
+            <wp:cNvGraphicFramePr>
+              <a:graphicFrameLocks xmlns:a="http://schemas.openxmlformats.org/drawingml/2006/main" noChangeAspect="1"/>
+            </wp:cNvGraphicFramePr>
+            <a:graphic xmlns:a="http://schemas.openxmlformats.org/drawingml/2006/main">
+              <a:graphicData uri="http://schemas.openxmlformats.org/drawingml/2006/picture">
+                <pic:pic xmlns:pic="http://schemas.openxmlformats.org/drawingml/2006/picture">
+                  <pic:nvPicPr>
+                    <pic:cNvPr id="0" name="Picture 5"/>
+                    <pic:cNvPicPr>
+                      <a:picLocks noChangeAspect="1" noChangeArrowheads="1"/>
+                    </pic:cNvPicPr>
+                  </pic:nvPicPr>
+                  <pic:blipFill>
+                    <a:blip r:embed="rId14">
+                      <a:extLst>
+                        <a:ext uri="{28A0092B-C50C-407E-A947-70E740481C1C}">
+                          <a14:useLocalDpi xmlns:a14="http://schemas.microsoft.com/office/drawing/2010/main" val="0"/>
+                        </a:ext>
+                      </a:extLst>
+                    </a:blip>
+                    <a:srcRect/>
+                    <a:stretch>
+                      <a:fillRect/>
+                    </a:stretch>
+                  </pic:blipFill>
+                  <pic:spPr bwMode="auto">
+                    <a:xfrm>
+                      <a:off x="0" y="0"/>
+                      <a:ext cx="6132195" cy="5019675"/>
+                    </a:xfrm>
+                    <a:prstGeom prst="rect">
+                      <a:avLst/>
+                    </a:prstGeom>
+                    <a:noFill/>
+                    <a:ln>
+                      <a:noFill/>
+                    </a:ln>
+                  </pic:spPr>
+                </pic:pic>
+              </a:graphicData>
+            </a:graphic>
+          </wp:inline>
+        </w:drawing>
       </w:r>
       <w:r>
         <w:rPr>
@@ -8479,11 +9313,54 @@
           <w:noProof/>
         </w:rPr>
         <w:lastRenderedPageBreak/>
-        <w:pict w14:anchorId="59DF903E">
-          <v:shape id="drawing" o:spid="_x0000_i1030" type="#_x0000_t75" style="width:483pt;height:465.6pt;visibility:visible;mso-wrap-style:square">
-            <v:imagedata r:id="rId15" o:title=""/>
-          </v:shape>
-        </w:pict>
+        <w:drawing>
+          <wp:inline distT="0" distB="0" distL="0" distR="0" wp14:anchorId="59DF903E" wp14:editId="52B6DEDA">
+            <wp:extent cx="6136640" cy="5914390"/>
+            <wp:effectExtent l="0" t="0" r="0" b="0"/>
+            <wp:docPr id="6" name="drawing"/>
+            <wp:cNvGraphicFramePr>
+              <a:graphicFrameLocks xmlns:a="http://schemas.openxmlformats.org/drawingml/2006/main" noChangeAspect="1"/>
+            </wp:cNvGraphicFramePr>
+            <a:graphic xmlns:a="http://schemas.openxmlformats.org/drawingml/2006/main">
+              <a:graphicData uri="http://schemas.openxmlformats.org/drawingml/2006/picture">
+                <pic:pic xmlns:pic="http://schemas.openxmlformats.org/drawingml/2006/picture">
+                  <pic:nvPicPr>
+                    <pic:cNvPr id="0" name="drawing"/>
+                    <pic:cNvPicPr>
+                      <a:picLocks noChangeAspect="1" noChangeArrowheads="1"/>
+                    </pic:cNvPicPr>
+                  </pic:nvPicPr>
+                  <pic:blipFill>
+                    <a:blip r:embed="rId15">
+                      <a:extLst>
+                        <a:ext uri="{28A0092B-C50C-407E-A947-70E740481C1C}">
+                          <a14:useLocalDpi xmlns:a14="http://schemas.microsoft.com/office/drawing/2010/main" val="0"/>
+                        </a:ext>
+                      </a:extLst>
+                    </a:blip>
+                    <a:srcRect/>
+                    <a:stretch>
+                      <a:fillRect/>
+                    </a:stretch>
+                  </pic:blipFill>
+                  <pic:spPr bwMode="auto">
+                    <a:xfrm>
+                      <a:off x="0" y="0"/>
+                      <a:ext cx="6136640" cy="5914390"/>
+                    </a:xfrm>
+                    <a:prstGeom prst="rect">
+                      <a:avLst/>
+                    </a:prstGeom>
+                    <a:noFill/>
+                    <a:ln>
+                      <a:noFill/>
+                    </a:ln>
+                  </pic:spPr>
+                </pic:pic>
+              </a:graphicData>
+            </a:graphic>
+          </wp:inline>
+        </w:drawing>
       </w:r>
     </w:p>
     <w:p>
@@ -8506,7 +9383,7 @@
     </w:p>
     <w:sectPr>
       <w:headerReference w:type="default" r:id="rId16"/>
-      <w:pgSz w:w="12240" w:h="15840" w:code="1"/>
+      <w:pgSz w:w="12240" w:h="15840" w:orient="portrait" w:code="1"/>
       <w:pgMar w:top="1440" w:right="1296" w:bottom="1440" w:left="1296" w:header="720" w:footer="720" w:gutter="0"/>
       <w:pgNumType w:start="1"/>
       <w:cols w:space="720"/>
@@ -8546,7 +9423,7 @@
 <w:ftr xmlns:wpc="http://schemas.microsoft.com/office/word/2010/wordprocessingCanvas" xmlns:cx="http://schemas.microsoft.com/office/drawing/2014/chartex" xmlns:cx1="http://schemas.microsoft.com/office/drawing/2015/9/8/chartex" xmlns:cx2="http://schemas.microsoft.com/office/drawing/2015/10/21/chartex" xmlns:cx3="http://schemas.microsoft.com/office/drawing/2016/5/9/chartex" xmlns:cx4="http://schemas.microsoft.com/office/drawing/2016/5/10/chartex" xmlns:cx5="http://schemas.microsoft.com/office/drawing/2016/5/11/chartex" xmlns:cx6="http://schemas.microsoft.com/office/drawing/2016/5/12/chartex" xmlns:cx7="http://schemas.microsoft.com/office/drawing/2016/5/13/chartex" xmlns:cx8="http://schemas.microsoft.com/office/drawing/2016/5/14/chartex" xmlns:mc="http://schemas.openxmlformats.org/markup-compatibility/2006" xmlns:aink="http://schemas.microsoft.com/office/drawing/2016/ink" xmlns:am3d="http://schemas.microsoft.com/office/drawing/2017/model3d" xmlns:o="urn:schemas-microsoft-com:office:office" xmlns:oel="http://schemas.microsoft.com/office/2019/extlst" xmlns:r="http://schemas.openxmlformats.org/officeDocument/2006/relationships" xmlns:m="http://schemas.openxmlformats.org/officeDocument/2006/math" xmlns:v="urn:schemas-microsoft-com:vml" xmlns:wp14="http://schemas.microsoft.com/office/word/2010/wordprocessingDrawing" xmlns:wp="http://schemas.openxmlformats.org/drawingml/2006/wordprocessingDrawing" xmlns:w10="urn:schemas-microsoft-com:office:word" xmlns:w="http://schemas.openxmlformats.org/wordprocessingml/2006/main" xmlns:w14="http://schemas.microsoft.com/office/word/2010/wordml" xmlns:w15="http://schemas.microsoft.com/office/word/2012/wordml" xmlns:w16cex="http://schemas.microsoft.com/office/word/2018/wordml/cex" xmlns:w16cid="http://schemas.microsoft.com/office/word/2016/wordml/cid" xmlns:w16="http://schemas.microsoft.com/office/word/2018/wordml" xmlns:w16du="http://schemas.microsoft.com/office/word/2023/wordml/word16du" xmlns:w16sdtdh="http://schemas.microsoft.com/office/word/2020/wordml/sdtdatahash" xmlns:w16sdtfl="http://schemas.microsoft.com/office/word/2024/wordml/sdtformatlock" xmlns:w16se="http://schemas.microsoft.com/office/word/2015/wordml/symex" xmlns:wpg="http://schemas.microsoft.com/office/word/2010/wordprocessingGroup" xmlns:wpi="http://schemas.microsoft.com/office/word/2010/wordprocessingInk" xmlns:wne="http://schemas.microsoft.com/office/word/2006/wordml" xmlns:wps="http://schemas.microsoft.com/office/word/2010/wordprocessingShape" mc:Ignorable="w14 w15 w16se w16cid w16 w16cex w16sdtdh w16sdtfl w16du wp14">
   <w:p>
     <w:pPr>
-      <w:pStyle w:val="Footer"/>
+      <w:pStyle w:val="Chntrang"/>
       <w:rPr>
         <w:rFonts w:ascii="Times New Roman" w:hAnsi="Times New Roman"/>
       </w:rPr>
@@ -8591,7 +9468,7 @@
 <w:hdr xmlns:wpc="http://schemas.microsoft.com/office/word/2010/wordprocessingCanvas" xmlns:cx="http://schemas.microsoft.com/office/drawing/2014/chartex" xmlns:cx1="http://schemas.microsoft.com/office/drawing/2015/9/8/chartex" xmlns:cx2="http://schemas.microsoft.com/office/drawing/2015/10/21/chartex" xmlns:cx3="http://schemas.microsoft.com/office/drawing/2016/5/9/chartex" xmlns:cx4="http://schemas.microsoft.com/office/drawing/2016/5/10/chartex" xmlns:cx5="http://schemas.microsoft.com/office/drawing/2016/5/11/chartex" xmlns:cx6="http://schemas.microsoft.com/office/drawing/2016/5/12/chartex" xmlns:cx7="http://schemas.microsoft.com/office/drawing/2016/5/13/chartex" xmlns:cx8="http://schemas.microsoft.com/office/drawing/2016/5/14/chartex" xmlns:mc="http://schemas.openxmlformats.org/markup-compatibility/2006" xmlns:aink="http://schemas.microsoft.com/office/drawing/2016/ink" xmlns:am3d="http://schemas.microsoft.com/office/drawing/2017/model3d" xmlns:o="urn:schemas-microsoft-com:office:office" xmlns:oel="http://schemas.microsoft.com/office/2019/extlst" xmlns:r="http://schemas.openxmlformats.org/officeDocument/2006/relationships" xmlns:m="http://schemas.openxmlformats.org/officeDocument/2006/math" xmlns:v="urn:schemas-microsoft-com:vml" xmlns:wp14="http://schemas.microsoft.com/office/word/2010/wordprocessingDrawing" xmlns:wp="http://schemas.openxmlformats.org/drawingml/2006/wordprocessingDrawing" xmlns:w10="urn:schemas-microsoft-com:office:word" xmlns:w="http://schemas.openxmlformats.org/wordprocessingml/2006/main" xmlns:w14="http://schemas.microsoft.com/office/word/2010/wordml" xmlns:w15="http://schemas.microsoft.com/office/word/2012/wordml" xmlns:w16cex="http://schemas.microsoft.com/office/word/2018/wordml/cex" xmlns:w16cid="http://schemas.microsoft.com/office/word/2016/wordml/cid" xmlns:w16="http://schemas.microsoft.com/office/word/2018/wordml" xmlns:w16du="http://schemas.microsoft.com/office/word/2023/wordml/word16du" xmlns:w16sdtdh="http://schemas.microsoft.com/office/word/2020/wordml/sdtdatahash" xmlns:w16sdtfl="http://schemas.microsoft.com/office/word/2024/wordml/sdtformatlock" xmlns:w16se="http://schemas.microsoft.com/office/word/2015/wordml/symex" xmlns:wpg="http://schemas.microsoft.com/office/word/2010/wordprocessingGroup" xmlns:wpi="http://schemas.microsoft.com/office/word/2010/wordprocessingInk" xmlns:wne="http://schemas.microsoft.com/office/word/2006/wordml" xmlns:wps="http://schemas.microsoft.com/office/word/2010/wordprocessingShape" mc:Ignorable="w14 w15 w16se w16cid w16 w16cex w16sdtdh w16sdtfl w16du wp14">
   <w:p>
     <w:pPr>
-      <w:pStyle w:val="Header"/>
+      <w:pStyle w:val="utrang"/>
       <w:rPr>
         <w:rFonts w:ascii="Times New Roman" w:hAnsi="Times New Roman"/>
       </w:rPr>
@@ -8665,7 +9542,7 @@
 <w:hdr xmlns:wpc="http://schemas.microsoft.com/office/word/2010/wordprocessingCanvas" xmlns:cx="http://schemas.microsoft.com/office/drawing/2014/chartex" xmlns:cx1="http://schemas.microsoft.com/office/drawing/2015/9/8/chartex" xmlns:cx2="http://schemas.microsoft.com/office/drawing/2015/10/21/chartex" xmlns:cx3="http://schemas.microsoft.com/office/drawing/2016/5/9/chartex" xmlns:cx4="http://schemas.microsoft.com/office/drawing/2016/5/10/chartex" xmlns:cx5="http://schemas.microsoft.com/office/drawing/2016/5/11/chartex" xmlns:cx6="http://schemas.microsoft.com/office/drawing/2016/5/12/chartex" xmlns:cx7="http://schemas.microsoft.com/office/drawing/2016/5/13/chartex" xmlns:cx8="http://schemas.microsoft.com/office/drawing/2016/5/14/chartex" xmlns:mc="http://schemas.openxmlformats.org/markup-compatibility/2006" xmlns:aink="http://schemas.microsoft.com/office/drawing/2016/ink" xmlns:am3d="http://schemas.microsoft.com/office/drawing/2017/model3d" xmlns:o="urn:schemas-microsoft-com:office:office" xmlns:oel="http://schemas.microsoft.com/office/2019/extlst" xmlns:r="http://schemas.openxmlformats.org/officeDocument/2006/relationships" xmlns:m="http://schemas.openxmlformats.org/officeDocument/2006/math" xmlns:v="urn:schemas-microsoft-com:vml" xmlns:wp14="http://schemas.microsoft.com/office/word/2010/wordprocessingDrawing" xmlns:wp="http://schemas.openxmlformats.org/drawingml/2006/wordprocessingDrawing" xmlns:w10="urn:schemas-microsoft-com:office:word" xmlns:w="http://schemas.openxmlformats.org/wordprocessingml/2006/main" xmlns:w14="http://schemas.microsoft.com/office/word/2010/wordml" xmlns:w15="http://schemas.microsoft.com/office/word/2012/wordml" xmlns:w16cex="http://schemas.microsoft.com/office/word/2018/wordml/cex" xmlns:w16cid="http://schemas.microsoft.com/office/word/2016/wordml/cid" xmlns:w16="http://schemas.microsoft.com/office/word/2018/wordml" xmlns:w16du="http://schemas.microsoft.com/office/word/2023/wordml/word16du" xmlns:w16sdtdh="http://schemas.microsoft.com/office/word/2020/wordml/sdtdatahash" xmlns:w16sdtfl="http://schemas.microsoft.com/office/word/2024/wordml/sdtformatlock" xmlns:w16se="http://schemas.microsoft.com/office/word/2015/wordml/symex" xmlns:wpg="http://schemas.microsoft.com/office/word/2010/wordprocessingGroup" xmlns:wpi="http://schemas.microsoft.com/office/word/2010/wordprocessingInk" xmlns:wne="http://schemas.microsoft.com/office/word/2006/wordml" xmlns:wps="http://schemas.microsoft.com/office/word/2010/wordprocessingShape" mc:Ignorable="w14 w15 w16se w16cid w16 w16cex w16sdtdh w16sdtfl w16du wp14">
   <w:p>
     <w:pPr>
-      <w:pStyle w:val="Header"/>
+      <w:pStyle w:val="utrang"/>
       <w:tabs>
         <w:tab w:val="clear" w:pos="9360"/>
         <w:tab w:val="right" w:pos="9630"/>
@@ -8766,7 +9643,7 @@
     <w:lvl w:ilvl="0">
       <w:start w:val="1"/>
       <w:numFmt w:val="decimal"/>
-      <w:pStyle w:val="Heading1"/>
+      <w:pStyle w:val="u1"/>
       <w:lvlText w:val="%1."/>
       <w:legacy w:legacy="1" w:legacySpace="144" w:legacyIndent="0"/>
       <w:lvlJc w:val="left"/>
@@ -8774,7 +9651,7 @@
     <w:lvl w:ilvl="1">
       <w:start w:val="1"/>
       <w:numFmt w:val="decimal"/>
-      <w:pStyle w:val="Heading2"/>
+      <w:pStyle w:val="u2"/>
       <w:lvlText w:val="%1.%2"/>
       <w:legacy w:legacy="1" w:legacySpace="144" w:legacyIndent="0"/>
       <w:lvlJc w:val="left"/>
@@ -8786,7 +9663,7 @@
     <w:lvl w:ilvl="2">
       <w:start w:val="1"/>
       <w:numFmt w:val="decimal"/>
-      <w:pStyle w:val="Heading3"/>
+      <w:pStyle w:val="u3"/>
       <w:lvlText w:val="%1.%2.%3"/>
       <w:legacy w:legacy="1" w:legacySpace="144" w:legacyIndent="0"/>
       <w:lvlJc w:val="left"/>
@@ -8794,7 +9671,7 @@
     <w:lvl w:ilvl="3">
       <w:start w:val="1"/>
       <w:numFmt w:val="decimal"/>
-      <w:pStyle w:val="Heading4"/>
+      <w:pStyle w:val="u4"/>
       <w:lvlText w:val="%1.%2.%3.%4"/>
       <w:legacy w:legacy="1" w:legacySpace="144" w:legacyIndent="0"/>
       <w:lvlJc w:val="left"/>
@@ -8802,7 +9679,7 @@
     <w:lvl w:ilvl="4">
       <w:start w:val="1"/>
       <w:numFmt w:val="decimal"/>
-      <w:pStyle w:val="Heading5"/>
+      <w:pStyle w:val="u5"/>
       <w:lvlText w:val="%1.%2.%3.%4.%5"/>
       <w:legacy w:legacy="1" w:legacySpace="144" w:legacyIndent="0"/>
       <w:lvlJc w:val="left"/>
@@ -8810,7 +9687,7 @@
     <w:lvl w:ilvl="5">
       <w:start w:val="1"/>
       <w:numFmt w:val="decimal"/>
-      <w:pStyle w:val="Heading6"/>
+      <w:pStyle w:val="u6"/>
       <w:lvlText w:val="%1.%2.%3.%4.%5.%6"/>
       <w:legacy w:legacy="1" w:legacySpace="144" w:legacyIndent="0"/>
       <w:lvlJc w:val="left"/>
@@ -8818,7 +9695,7 @@
     <w:lvl w:ilvl="6">
       <w:start w:val="1"/>
       <w:numFmt w:val="decimal"/>
-      <w:pStyle w:val="Heading7"/>
+      <w:pStyle w:val="u7"/>
       <w:lvlText w:val="%1.%2.%3.%4.%5.%6.%7"/>
       <w:legacy w:legacy="1" w:legacySpace="144" w:legacyIndent="0"/>
       <w:lvlJc w:val="left"/>
@@ -8826,7 +9703,7 @@
     <w:lvl w:ilvl="7">
       <w:start w:val="1"/>
       <w:numFmt w:val="decimal"/>
-      <w:pStyle w:val="Heading8"/>
+      <w:pStyle w:val="u8"/>
       <w:lvlText w:val="%1.%2.%3.%4.%5.%6.%7.%8"/>
       <w:legacy w:legacy="1" w:legacySpace="144" w:legacyIndent="0"/>
       <w:lvlJc w:val="left"/>
@@ -8834,7 +9711,7 @@
     <w:lvl w:ilvl="8">
       <w:start w:val="1"/>
       <w:numFmt w:val="decimal"/>
-      <w:pStyle w:val="Heading9"/>
+      <w:pStyle w:val="u9"/>
       <w:lvlText w:val="%1.%2.%3.%4.%5.%6.%7.%8.%9"/>
       <w:legacy w:legacy="1" w:legacySpace="144" w:legacyIndent="0"/>
       <w:lvlJc w:val="left"/>
@@ -8853,7 +9730,7 @@
         <w:ind w:left="720" w:hanging="360"/>
       </w:pPr>
       <w:rPr>
-        <w:rFonts w:ascii="Symbol" w:hAnsi="Symbol" w:hint="default"/>
+        <w:rFonts w:hint="default" w:ascii="Symbol" w:hAnsi="Symbol"/>
       </w:rPr>
     </w:lvl>
     <w:lvl w:ilvl="1" w:tplc="CB02ADC8">
@@ -8865,7 +9742,7 @@
         <w:ind w:left="1440" w:hanging="360"/>
       </w:pPr>
       <w:rPr>
-        <w:rFonts w:ascii="Courier New" w:hAnsi="Courier New" w:hint="default"/>
+        <w:rFonts w:hint="default" w:ascii="Courier New" w:hAnsi="Courier New"/>
       </w:rPr>
     </w:lvl>
     <w:lvl w:ilvl="2" w:tplc="541C101A">
@@ -8877,7 +9754,7 @@
         <w:ind w:left="2160" w:hanging="360"/>
       </w:pPr>
       <w:rPr>
-        <w:rFonts w:ascii="Wingdings" w:hAnsi="Wingdings" w:hint="default"/>
+        <w:rFonts w:hint="default" w:ascii="Wingdings" w:hAnsi="Wingdings"/>
       </w:rPr>
     </w:lvl>
     <w:lvl w:ilvl="3" w:tplc="F768D7EE">
@@ -8889,7 +9766,7 @@
         <w:ind w:left="2880" w:hanging="360"/>
       </w:pPr>
       <w:rPr>
-        <w:rFonts w:ascii="Symbol" w:hAnsi="Symbol" w:hint="default"/>
+        <w:rFonts w:hint="default" w:ascii="Symbol" w:hAnsi="Symbol"/>
       </w:rPr>
     </w:lvl>
     <w:lvl w:ilvl="4" w:tplc="46A69D34">
@@ -8901,7 +9778,7 @@
         <w:ind w:left="3600" w:hanging="360"/>
       </w:pPr>
       <w:rPr>
-        <w:rFonts w:ascii="Courier New" w:hAnsi="Courier New" w:hint="default"/>
+        <w:rFonts w:hint="default" w:ascii="Courier New" w:hAnsi="Courier New"/>
       </w:rPr>
     </w:lvl>
     <w:lvl w:ilvl="5" w:tplc="7E2855F6">
@@ -8913,7 +9790,7 @@
         <w:ind w:left="4320" w:hanging="360"/>
       </w:pPr>
       <w:rPr>
-        <w:rFonts w:ascii="Wingdings" w:hAnsi="Wingdings" w:hint="default"/>
+        <w:rFonts w:hint="default" w:ascii="Wingdings" w:hAnsi="Wingdings"/>
       </w:rPr>
     </w:lvl>
     <w:lvl w:ilvl="6" w:tplc="365E103C">
@@ -8925,7 +9802,7 @@
         <w:ind w:left="5040" w:hanging="360"/>
       </w:pPr>
       <w:rPr>
-        <w:rFonts w:ascii="Symbol" w:hAnsi="Symbol" w:hint="default"/>
+        <w:rFonts w:hint="default" w:ascii="Symbol" w:hAnsi="Symbol"/>
       </w:rPr>
     </w:lvl>
     <w:lvl w:ilvl="7" w:tplc="4618567A">
@@ -8937,7 +9814,7 @@
         <w:ind w:left="5760" w:hanging="360"/>
       </w:pPr>
       <w:rPr>
-        <w:rFonts w:ascii="Courier New" w:hAnsi="Courier New" w:hint="default"/>
+        <w:rFonts w:hint="default" w:ascii="Courier New" w:hAnsi="Courier New"/>
       </w:rPr>
     </w:lvl>
     <w:lvl w:ilvl="8" w:tplc="2054B53E">
@@ -8949,7 +9826,7 @@
         <w:ind w:left="6480" w:hanging="360"/>
       </w:pPr>
       <w:rPr>
-        <w:rFonts w:ascii="Wingdings" w:hAnsi="Wingdings" w:hint="default"/>
+        <w:rFonts w:hint="default" w:ascii="Wingdings" w:hAnsi="Wingdings"/>
       </w:rPr>
     </w:lvl>
   </w:abstractNum>
@@ -8969,7 +9846,7 @@
         <w:ind w:left="720" w:hanging="360"/>
       </w:pPr>
       <w:rPr>
-        <w:rFonts w:ascii="Symbol" w:hAnsi="Symbol" w:hint="default"/>
+        <w:rFonts w:hint="default" w:ascii="Symbol" w:hAnsi="Symbol"/>
         <w:sz w:val="20"/>
       </w:rPr>
     </w:lvl>
@@ -8985,7 +9862,7 @@
         <w:ind w:left="1440" w:hanging="360"/>
       </w:pPr>
       <w:rPr>
-        <w:rFonts w:ascii="Courier New" w:hAnsi="Courier New" w:hint="default"/>
+        <w:rFonts w:hint="default" w:ascii="Courier New" w:hAnsi="Courier New"/>
         <w:sz w:val="20"/>
       </w:rPr>
     </w:lvl>
@@ -9001,7 +9878,7 @@
         <w:ind w:left="2160" w:hanging="360"/>
       </w:pPr>
       <w:rPr>
-        <w:rFonts w:ascii="Wingdings" w:hAnsi="Wingdings" w:hint="default"/>
+        <w:rFonts w:hint="default" w:ascii="Wingdings" w:hAnsi="Wingdings"/>
         <w:sz w:val="20"/>
       </w:rPr>
     </w:lvl>
@@ -9017,7 +9894,7 @@
         <w:ind w:left="2880" w:hanging="360"/>
       </w:pPr>
       <w:rPr>
-        <w:rFonts w:ascii="Wingdings" w:hAnsi="Wingdings" w:hint="default"/>
+        <w:rFonts w:hint="default" w:ascii="Wingdings" w:hAnsi="Wingdings"/>
         <w:sz w:val="20"/>
       </w:rPr>
     </w:lvl>
@@ -9033,7 +9910,7 @@
         <w:ind w:left="3600" w:hanging="360"/>
       </w:pPr>
       <w:rPr>
-        <w:rFonts w:ascii="Wingdings" w:hAnsi="Wingdings" w:hint="default"/>
+        <w:rFonts w:hint="default" w:ascii="Wingdings" w:hAnsi="Wingdings"/>
         <w:sz w:val="20"/>
       </w:rPr>
     </w:lvl>
@@ -9049,7 +9926,7 @@
         <w:ind w:left="4320" w:hanging="360"/>
       </w:pPr>
       <w:rPr>
-        <w:rFonts w:ascii="Wingdings" w:hAnsi="Wingdings" w:hint="default"/>
+        <w:rFonts w:hint="default" w:ascii="Wingdings" w:hAnsi="Wingdings"/>
         <w:sz w:val="20"/>
       </w:rPr>
     </w:lvl>
@@ -9065,7 +9942,7 @@
         <w:ind w:left="5040" w:hanging="360"/>
       </w:pPr>
       <w:rPr>
-        <w:rFonts w:ascii="Wingdings" w:hAnsi="Wingdings" w:hint="default"/>
+        <w:rFonts w:hint="default" w:ascii="Wingdings" w:hAnsi="Wingdings"/>
         <w:sz w:val="20"/>
       </w:rPr>
     </w:lvl>
@@ -9081,7 +9958,7 @@
         <w:ind w:left="5760" w:hanging="360"/>
       </w:pPr>
       <w:rPr>
-        <w:rFonts w:ascii="Wingdings" w:hAnsi="Wingdings" w:hint="default"/>
+        <w:rFonts w:hint="default" w:ascii="Wingdings" w:hAnsi="Wingdings"/>
         <w:sz w:val="20"/>
       </w:rPr>
     </w:lvl>
@@ -9097,7 +9974,7 @@
         <w:ind w:left="6480" w:hanging="360"/>
       </w:pPr>
       <w:rPr>
-        <w:rFonts w:ascii="Wingdings" w:hAnsi="Wingdings" w:hint="default"/>
+        <w:rFonts w:hint="default" w:ascii="Wingdings" w:hAnsi="Wingdings"/>
         <w:sz w:val="20"/>
       </w:rPr>
     </w:lvl>
@@ -9115,7 +9992,7 @@
         <w:ind w:left="720" w:hanging="360"/>
       </w:pPr>
       <w:rPr>
-        <w:rFonts w:ascii="Symbol" w:hAnsi="Symbol" w:hint="default"/>
+        <w:rFonts w:hint="default" w:ascii="Symbol" w:hAnsi="Symbol"/>
       </w:rPr>
     </w:lvl>
     <w:lvl w:ilvl="1" w:tplc="F31C15E6">
@@ -9127,7 +10004,7 @@
         <w:ind w:left="1440" w:hanging="360"/>
       </w:pPr>
       <w:rPr>
-        <w:rFonts w:ascii="Courier New" w:hAnsi="Courier New" w:hint="default"/>
+        <w:rFonts w:hint="default" w:ascii="Courier New" w:hAnsi="Courier New"/>
       </w:rPr>
     </w:lvl>
     <w:lvl w:ilvl="2" w:tplc="59B0299E">
@@ -9139,7 +10016,7 @@
         <w:ind w:left="2160" w:hanging="360"/>
       </w:pPr>
       <w:rPr>
-        <w:rFonts w:ascii="Wingdings" w:hAnsi="Wingdings" w:hint="default"/>
+        <w:rFonts w:hint="default" w:ascii="Wingdings" w:hAnsi="Wingdings"/>
       </w:rPr>
     </w:lvl>
     <w:lvl w:ilvl="3" w:tplc="1CDEAFC2">
@@ -9151,7 +10028,7 @@
         <w:ind w:left="2880" w:hanging="360"/>
       </w:pPr>
       <w:rPr>
-        <w:rFonts w:ascii="Symbol" w:hAnsi="Symbol" w:hint="default"/>
+        <w:rFonts w:hint="default" w:ascii="Symbol" w:hAnsi="Symbol"/>
       </w:rPr>
     </w:lvl>
     <w:lvl w:ilvl="4" w:tplc="32C8A1E8">
@@ -9163,7 +10040,7 @@
         <w:ind w:left="3600" w:hanging="360"/>
       </w:pPr>
       <w:rPr>
-        <w:rFonts w:ascii="Courier New" w:hAnsi="Courier New" w:hint="default"/>
+        <w:rFonts w:hint="default" w:ascii="Courier New" w:hAnsi="Courier New"/>
       </w:rPr>
     </w:lvl>
     <w:lvl w:ilvl="5" w:tplc="BD005FCC">
@@ -9175,7 +10052,7 @@
         <w:ind w:left="4320" w:hanging="360"/>
       </w:pPr>
       <w:rPr>
-        <w:rFonts w:ascii="Wingdings" w:hAnsi="Wingdings" w:hint="default"/>
+        <w:rFonts w:hint="default" w:ascii="Wingdings" w:hAnsi="Wingdings"/>
       </w:rPr>
     </w:lvl>
     <w:lvl w:ilvl="6" w:tplc="7B0AB86E">
@@ -9187,7 +10064,7 @@
         <w:ind w:left="5040" w:hanging="360"/>
       </w:pPr>
       <w:rPr>
-        <w:rFonts w:ascii="Symbol" w:hAnsi="Symbol" w:hint="default"/>
+        <w:rFonts w:hint="default" w:ascii="Symbol" w:hAnsi="Symbol"/>
       </w:rPr>
     </w:lvl>
     <w:lvl w:ilvl="7" w:tplc="E5187ABA">
@@ -9199,7 +10076,7 @@
         <w:ind w:left="5760" w:hanging="360"/>
       </w:pPr>
       <w:rPr>
-        <w:rFonts w:ascii="Courier New" w:hAnsi="Courier New" w:hint="default"/>
+        <w:rFonts w:hint="default" w:ascii="Courier New" w:hAnsi="Courier New"/>
       </w:rPr>
     </w:lvl>
     <w:lvl w:ilvl="8" w:tplc="CB70280E">
@@ -9211,7 +10088,7 @@
         <w:ind w:left="6480" w:hanging="360"/>
       </w:pPr>
       <w:rPr>
-        <w:rFonts w:ascii="Wingdings" w:hAnsi="Wingdings" w:hint="default"/>
+        <w:rFonts w:hint="default" w:ascii="Wingdings" w:hAnsi="Wingdings"/>
       </w:rPr>
     </w:lvl>
   </w:abstractNum>
@@ -9228,7 +10105,7 @@
         <w:ind w:left="1080" w:hanging="360"/>
       </w:pPr>
       <w:rPr>
-        <w:rFonts w:ascii="Symbol" w:hAnsi="Symbol" w:hint="default"/>
+        <w:rFonts w:hint="default" w:ascii="Symbol" w:hAnsi="Symbol"/>
       </w:rPr>
     </w:lvl>
     <w:lvl w:ilvl="1" w:tplc="D0B42A8C">
@@ -9240,7 +10117,7 @@
         <w:ind w:left="1800" w:hanging="360"/>
       </w:pPr>
       <w:rPr>
-        <w:rFonts w:ascii="Courier New" w:hAnsi="Courier New" w:hint="default"/>
+        <w:rFonts w:hint="default" w:ascii="Courier New" w:hAnsi="Courier New"/>
       </w:rPr>
     </w:lvl>
     <w:lvl w:ilvl="2" w:tplc="998E8A0A">
@@ -9252,7 +10129,7 @@
         <w:ind w:left="2520" w:hanging="360"/>
       </w:pPr>
       <w:rPr>
-        <w:rFonts w:ascii="Wingdings" w:hAnsi="Wingdings" w:hint="default"/>
+        <w:rFonts w:hint="default" w:ascii="Wingdings" w:hAnsi="Wingdings"/>
       </w:rPr>
     </w:lvl>
     <w:lvl w:ilvl="3" w:tplc="122096C2">
@@ -9264,7 +10141,7 @@
         <w:ind w:left="3240" w:hanging="360"/>
       </w:pPr>
       <w:rPr>
-        <w:rFonts w:ascii="Symbol" w:hAnsi="Symbol" w:hint="default"/>
+        <w:rFonts w:hint="default" w:ascii="Symbol" w:hAnsi="Symbol"/>
       </w:rPr>
     </w:lvl>
     <w:lvl w:ilvl="4" w:tplc="2870CE36">
@@ -9276,7 +10153,7 @@
         <w:ind w:left="3960" w:hanging="360"/>
       </w:pPr>
       <w:rPr>
-        <w:rFonts w:ascii="Courier New" w:hAnsi="Courier New" w:hint="default"/>
+        <w:rFonts w:hint="default" w:ascii="Courier New" w:hAnsi="Courier New"/>
       </w:rPr>
     </w:lvl>
     <w:lvl w:ilvl="5" w:tplc="6BBCA68C">
@@ -9288,7 +10165,7 @@
         <w:ind w:left="4680" w:hanging="360"/>
       </w:pPr>
       <w:rPr>
-        <w:rFonts w:ascii="Wingdings" w:hAnsi="Wingdings" w:hint="default"/>
+        <w:rFonts w:hint="default" w:ascii="Wingdings" w:hAnsi="Wingdings"/>
       </w:rPr>
     </w:lvl>
     <w:lvl w:ilvl="6" w:tplc="FAAAF470">
@@ -9300,7 +10177,7 @@
         <w:ind w:left="5400" w:hanging="360"/>
       </w:pPr>
       <w:rPr>
-        <w:rFonts w:ascii="Symbol" w:hAnsi="Symbol" w:hint="default"/>
+        <w:rFonts w:hint="default" w:ascii="Symbol" w:hAnsi="Symbol"/>
       </w:rPr>
     </w:lvl>
     <w:lvl w:ilvl="7" w:tplc="32AA178A">
@@ -9312,7 +10189,7 @@
         <w:ind w:left="6120" w:hanging="360"/>
       </w:pPr>
       <w:rPr>
-        <w:rFonts w:ascii="Courier New" w:hAnsi="Courier New" w:hint="default"/>
+        <w:rFonts w:hint="default" w:ascii="Courier New" w:hAnsi="Courier New"/>
       </w:rPr>
     </w:lvl>
     <w:lvl w:ilvl="8" w:tplc="55EE0440">
@@ -9324,7 +10201,7 @@
         <w:ind w:left="6840" w:hanging="360"/>
       </w:pPr>
       <w:rPr>
-        <w:rFonts w:ascii="Wingdings" w:hAnsi="Wingdings" w:hint="default"/>
+        <w:rFonts w:hint="default" w:ascii="Wingdings" w:hAnsi="Wingdings"/>
       </w:rPr>
     </w:lvl>
   </w:abstractNum>
@@ -9344,7 +10221,7 @@
         <w:ind w:left="720" w:hanging="360"/>
       </w:pPr>
       <w:rPr>
-        <w:rFonts w:ascii="Symbol" w:hAnsi="Symbol" w:hint="default"/>
+        <w:rFonts w:hint="default" w:ascii="Symbol" w:hAnsi="Symbol"/>
         <w:sz w:val="20"/>
       </w:rPr>
     </w:lvl>
@@ -9360,7 +10237,7 @@
         <w:ind w:left="1440" w:hanging="360"/>
       </w:pPr>
       <w:rPr>
-        <w:rFonts w:ascii="Courier New" w:hAnsi="Courier New" w:hint="default"/>
+        <w:rFonts w:hint="default" w:ascii="Courier New" w:hAnsi="Courier New"/>
         <w:sz w:val="20"/>
       </w:rPr>
     </w:lvl>
@@ -9376,7 +10253,7 @@
         <w:ind w:left="2160" w:hanging="360"/>
       </w:pPr>
       <w:rPr>
-        <w:rFonts w:ascii="Wingdings" w:hAnsi="Wingdings" w:hint="default"/>
+        <w:rFonts w:hint="default" w:ascii="Wingdings" w:hAnsi="Wingdings"/>
         <w:sz w:val="20"/>
       </w:rPr>
     </w:lvl>
@@ -9392,7 +10269,7 @@
         <w:ind w:left="2880" w:hanging="360"/>
       </w:pPr>
       <w:rPr>
-        <w:rFonts w:ascii="Wingdings" w:hAnsi="Wingdings" w:hint="default"/>
+        <w:rFonts w:hint="default" w:ascii="Wingdings" w:hAnsi="Wingdings"/>
         <w:sz w:val="20"/>
       </w:rPr>
     </w:lvl>
@@ -9408,7 +10285,7 @@
         <w:ind w:left="3600" w:hanging="360"/>
       </w:pPr>
       <w:rPr>
-        <w:rFonts w:ascii="Wingdings" w:hAnsi="Wingdings" w:hint="default"/>
+        <w:rFonts w:hint="default" w:ascii="Wingdings" w:hAnsi="Wingdings"/>
         <w:sz w:val="20"/>
       </w:rPr>
     </w:lvl>
@@ -9424,7 +10301,7 @@
         <w:ind w:left="4320" w:hanging="360"/>
       </w:pPr>
       <w:rPr>
-        <w:rFonts w:ascii="Wingdings" w:hAnsi="Wingdings" w:hint="default"/>
+        <w:rFonts w:hint="default" w:ascii="Wingdings" w:hAnsi="Wingdings"/>
         <w:sz w:val="20"/>
       </w:rPr>
     </w:lvl>
@@ -9440,7 +10317,7 @@
         <w:ind w:left="5040" w:hanging="360"/>
       </w:pPr>
       <w:rPr>
-        <w:rFonts w:ascii="Wingdings" w:hAnsi="Wingdings" w:hint="default"/>
+        <w:rFonts w:hint="default" w:ascii="Wingdings" w:hAnsi="Wingdings"/>
         <w:sz w:val="20"/>
       </w:rPr>
     </w:lvl>
@@ -9456,7 +10333,7 @@
         <w:ind w:left="5760" w:hanging="360"/>
       </w:pPr>
       <w:rPr>
-        <w:rFonts w:ascii="Wingdings" w:hAnsi="Wingdings" w:hint="default"/>
+        <w:rFonts w:hint="default" w:ascii="Wingdings" w:hAnsi="Wingdings"/>
         <w:sz w:val="20"/>
       </w:rPr>
     </w:lvl>
@@ -9472,7 +10349,7 @@
         <w:ind w:left="6480" w:hanging="360"/>
       </w:pPr>
       <w:rPr>
-        <w:rFonts w:ascii="Wingdings" w:hAnsi="Wingdings" w:hint="default"/>
+        <w:rFonts w:hint="default" w:ascii="Wingdings" w:hAnsi="Wingdings"/>
         <w:sz w:val="20"/>
       </w:rPr>
     </w:lvl>
@@ -9490,7 +10367,7 @@
         <w:ind w:left="720" w:hanging="360"/>
       </w:pPr>
       <w:rPr>
-        <w:rFonts w:ascii="Symbol" w:hAnsi="Symbol" w:hint="default"/>
+        <w:rFonts w:hint="default" w:ascii="Symbol" w:hAnsi="Symbol"/>
       </w:rPr>
     </w:lvl>
     <w:lvl w:ilvl="1" w:tplc="B34C1912">
@@ -9502,7 +10379,7 @@
         <w:ind w:left="1440" w:hanging="360"/>
       </w:pPr>
       <w:rPr>
-        <w:rFonts w:ascii="Courier New" w:hAnsi="Courier New" w:hint="default"/>
+        <w:rFonts w:hint="default" w:ascii="Courier New" w:hAnsi="Courier New"/>
       </w:rPr>
     </w:lvl>
     <w:lvl w:ilvl="2" w:tplc="2DE64C2A">
@@ -9514,7 +10391,7 @@
         <w:ind w:left="2160" w:hanging="360"/>
       </w:pPr>
       <w:rPr>
-        <w:rFonts w:ascii="Wingdings" w:hAnsi="Wingdings" w:hint="default"/>
+        <w:rFonts w:hint="default" w:ascii="Wingdings" w:hAnsi="Wingdings"/>
       </w:rPr>
     </w:lvl>
     <w:lvl w:ilvl="3" w:tplc="3FF8755C">
@@ -9526,7 +10403,7 @@
         <w:ind w:left="2880" w:hanging="360"/>
       </w:pPr>
       <w:rPr>
-        <w:rFonts w:ascii="Symbol" w:hAnsi="Symbol" w:hint="default"/>
+        <w:rFonts w:hint="default" w:ascii="Symbol" w:hAnsi="Symbol"/>
       </w:rPr>
     </w:lvl>
     <w:lvl w:ilvl="4" w:tplc="C96825D6">
@@ -9538,7 +10415,7 @@
         <w:ind w:left="3600" w:hanging="360"/>
       </w:pPr>
       <w:rPr>
-        <w:rFonts w:ascii="Courier New" w:hAnsi="Courier New" w:hint="default"/>
+        <w:rFonts w:hint="default" w:ascii="Courier New" w:hAnsi="Courier New"/>
       </w:rPr>
     </w:lvl>
     <w:lvl w:ilvl="5" w:tplc="CD48D3C6">
@@ -9550,7 +10427,7 @@
         <w:ind w:left="4320" w:hanging="360"/>
       </w:pPr>
       <w:rPr>
-        <w:rFonts w:ascii="Wingdings" w:hAnsi="Wingdings" w:hint="default"/>
+        <w:rFonts w:hint="default" w:ascii="Wingdings" w:hAnsi="Wingdings"/>
       </w:rPr>
     </w:lvl>
     <w:lvl w:ilvl="6" w:tplc="FBEEA10A">
@@ -9562,7 +10439,7 @@
         <w:ind w:left="5040" w:hanging="360"/>
       </w:pPr>
       <w:rPr>
-        <w:rFonts w:ascii="Symbol" w:hAnsi="Symbol" w:hint="default"/>
+        <w:rFonts w:hint="default" w:ascii="Symbol" w:hAnsi="Symbol"/>
       </w:rPr>
     </w:lvl>
     <w:lvl w:ilvl="7" w:tplc="7F9C1014">
@@ -9574,7 +10451,7 @@
         <w:ind w:left="5760" w:hanging="360"/>
       </w:pPr>
       <w:rPr>
-        <w:rFonts w:ascii="Courier New" w:hAnsi="Courier New" w:hint="default"/>
+        <w:rFonts w:hint="default" w:ascii="Courier New" w:hAnsi="Courier New"/>
       </w:rPr>
     </w:lvl>
     <w:lvl w:ilvl="8" w:tplc="225227DA">
@@ -9586,7 +10463,7 @@
         <w:ind w:left="6480" w:hanging="360"/>
       </w:pPr>
       <w:rPr>
-        <w:rFonts w:ascii="Wingdings" w:hAnsi="Wingdings" w:hint="default"/>
+        <w:rFonts w:hint="default" w:ascii="Wingdings" w:hAnsi="Wingdings"/>
       </w:rPr>
     </w:lvl>
   </w:abstractNum>
@@ -9603,7 +10480,7 @@
         <w:ind w:left="1800" w:hanging="360"/>
       </w:pPr>
       <w:rPr>
-        <w:rFonts w:ascii="Courier New" w:hAnsi="Courier New" w:hint="default"/>
+        <w:rFonts w:hint="default" w:ascii="Courier New" w:hAnsi="Courier New"/>
       </w:rPr>
     </w:lvl>
     <w:lvl w:ilvl="1" w:tplc="36466AD4">
@@ -9615,7 +10492,7 @@
         <w:ind w:left="2520" w:hanging="360"/>
       </w:pPr>
       <w:rPr>
-        <w:rFonts w:ascii="Courier New" w:hAnsi="Courier New" w:hint="default"/>
+        <w:rFonts w:hint="default" w:ascii="Courier New" w:hAnsi="Courier New"/>
       </w:rPr>
     </w:lvl>
     <w:lvl w:ilvl="2" w:tplc="CC489D74">
@@ -9627,7 +10504,7 @@
         <w:ind w:left="3240" w:hanging="360"/>
       </w:pPr>
       <w:rPr>
-        <w:rFonts w:ascii="Wingdings" w:hAnsi="Wingdings" w:hint="default"/>
+        <w:rFonts w:hint="default" w:ascii="Wingdings" w:hAnsi="Wingdings"/>
       </w:rPr>
     </w:lvl>
     <w:lvl w:ilvl="3" w:tplc="E9CE3274">
@@ -9639,7 +10516,7 @@
         <w:ind w:left="3960" w:hanging="360"/>
       </w:pPr>
       <w:rPr>
-        <w:rFonts w:ascii="Symbol" w:hAnsi="Symbol" w:hint="default"/>
+        <w:rFonts w:hint="default" w:ascii="Symbol" w:hAnsi="Symbol"/>
       </w:rPr>
     </w:lvl>
     <w:lvl w:ilvl="4" w:tplc="DDA6A5D6">
@@ -9651,7 +10528,7 @@
         <w:ind w:left="4680" w:hanging="360"/>
       </w:pPr>
       <w:rPr>
-        <w:rFonts w:ascii="Courier New" w:hAnsi="Courier New" w:hint="default"/>
+        <w:rFonts w:hint="default" w:ascii="Courier New" w:hAnsi="Courier New"/>
       </w:rPr>
     </w:lvl>
     <w:lvl w:ilvl="5" w:tplc="97BA510A">
@@ -9663,7 +10540,7 @@
         <w:ind w:left="5400" w:hanging="360"/>
       </w:pPr>
       <w:rPr>
-        <w:rFonts w:ascii="Wingdings" w:hAnsi="Wingdings" w:hint="default"/>
+        <w:rFonts w:hint="default" w:ascii="Wingdings" w:hAnsi="Wingdings"/>
       </w:rPr>
     </w:lvl>
     <w:lvl w:ilvl="6" w:tplc="5AE0DEF0">
@@ -9675,7 +10552,7 @@
         <w:ind w:left="6120" w:hanging="360"/>
       </w:pPr>
       <w:rPr>
-        <w:rFonts w:ascii="Symbol" w:hAnsi="Symbol" w:hint="default"/>
+        <w:rFonts w:hint="default" w:ascii="Symbol" w:hAnsi="Symbol"/>
       </w:rPr>
     </w:lvl>
     <w:lvl w:ilvl="7" w:tplc="4C5862FE">
@@ -9687,7 +10564,7 @@
         <w:ind w:left="6840" w:hanging="360"/>
       </w:pPr>
       <w:rPr>
-        <w:rFonts w:ascii="Courier New" w:hAnsi="Courier New" w:hint="default"/>
+        <w:rFonts w:hint="default" w:ascii="Courier New" w:hAnsi="Courier New"/>
       </w:rPr>
     </w:lvl>
     <w:lvl w:ilvl="8" w:tplc="377A9C5E">
@@ -9699,7 +10576,7 @@
         <w:ind w:left="7560" w:hanging="360"/>
       </w:pPr>
       <w:rPr>
-        <w:rFonts w:ascii="Wingdings" w:hAnsi="Wingdings" w:hint="default"/>
+        <w:rFonts w:hint="default" w:ascii="Wingdings" w:hAnsi="Wingdings"/>
       </w:rPr>
     </w:lvl>
   </w:abstractNum>
@@ -9716,7 +10593,7 @@
         <w:ind w:left="720" w:hanging="360"/>
       </w:pPr>
       <w:rPr>
-        <w:rFonts w:ascii="Symbol" w:hAnsi="Symbol" w:hint="default"/>
+        <w:rFonts w:hint="default" w:ascii="Symbol" w:hAnsi="Symbol"/>
       </w:rPr>
     </w:lvl>
     <w:lvl w:ilvl="1" w:tplc="149CEA92">
@@ -9728,7 +10605,7 @@
         <w:ind w:left="1440" w:hanging="360"/>
       </w:pPr>
       <w:rPr>
-        <w:rFonts w:ascii="Courier New" w:hAnsi="Courier New" w:hint="default"/>
+        <w:rFonts w:hint="default" w:ascii="Courier New" w:hAnsi="Courier New"/>
       </w:rPr>
     </w:lvl>
     <w:lvl w:ilvl="2" w:tplc="86FC0BB6">
@@ -9740,7 +10617,7 @@
         <w:ind w:left="2160" w:hanging="360"/>
       </w:pPr>
       <w:rPr>
-        <w:rFonts w:ascii="Wingdings" w:hAnsi="Wingdings" w:hint="default"/>
+        <w:rFonts w:hint="default" w:ascii="Wingdings" w:hAnsi="Wingdings"/>
       </w:rPr>
     </w:lvl>
     <w:lvl w:ilvl="3" w:tplc="8446D668">
@@ -9752,7 +10629,7 @@
         <w:ind w:left="2880" w:hanging="360"/>
       </w:pPr>
       <w:rPr>
-        <w:rFonts w:ascii="Symbol" w:hAnsi="Symbol" w:hint="default"/>
+        <w:rFonts w:hint="default" w:ascii="Symbol" w:hAnsi="Symbol"/>
       </w:rPr>
     </w:lvl>
     <w:lvl w:ilvl="4" w:tplc="FD5092A0">
@@ -9764,7 +10641,7 @@
         <w:ind w:left="3600" w:hanging="360"/>
       </w:pPr>
       <w:rPr>
-        <w:rFonts w:ascii="Courier New" w:hAnsi="Courier New" w:hint="default"/>
+        <w:rFonts w:hint="default" w:ascii="Courier New" w:hAnsi="Courier New"/>
       </w:rPr>
     </w:lvl>
     <w:lvl w:ilvl="5" w:tplc="ACBE6632">
@@ -9776,7 +10653,7 @@
         <w:ind w:left="4320" w:hanging="360"/>
       </w:pPr>
       <w:rPr>
-        <w:rFonts w:ascii="Wingdings" w:hAnsi="Wingdings" w:hint="default"/>
+        <w:rFonts w:hint="default" w:ascii="Wingdings" w:hAnsi="Wingdings"/>
       </w:rPr>
     </w:lvl>
     <w:lvl w:ilvl="6" w:tplc="1A14CEA0">
@@ -9788,7 +10665,7 @@
         <w:ind w:left="5040" w:hanging="360"/>
       </w:pPr>
       <w:rPr>
-        <w:rFonts w:ascii="Symbol" w:hAnsi="Symbol" w:hint="default"/>
+        <w:rFonts w:hint="default" w:ascii="Symbol" w:hAnsi="Symbol"/>
       </w:rPr>
     </w:lvl>
     <w:lvl w:ilvl="7" w:tplc="8FB81D40">
@@ -9800,7 +10677,7 @@
         <w:ind w:left="5760" w:hanging="360"/>
       </w:pPr>
       <w:rPr>
-        <w:rFonts w:ascii="Courier New" w:hAnsi="Courier New" w:hint="default"/>
+        <w:rFonts w:hint="default" w:ascii="Courier New" w:hAnsi="Courier New"/>
       </w:rPr>
     </w:lvl>
     <w:lvl w:ilvl="8" w:tplc="86DC1F26">
@@ -9812,7 +10689,7 @@
         <w:ind w:left="6480" w:hanging="360"/>
       </w:pPr>
       <w:rPr>
-        <w:rFonts w:ascii="Wingdings" w:hAnsi="Wingdings" w:hint="default"/>
+        <w:rFonts w:hint="default" w:ascii="Wingdings" w:hAnsi="Wingdings"/>
       </w:rPr>
     </w:lvl>
   </w:abstractNum>
@@ -9915,7 +10792,7 @@
         <w:ind w:left="3240" w:hanging="360"/>
       </w:pPr>
       <w:rPr>
-        <w:rFonts w:ascii="Symbol" w:hAnsi="Symbol" w:hint="default"/>
+        <w:rFonts w:hint="default" w:ascii="Symbol" w:hAnsi="Symbol"/>
       </w:rPr>
     </w:lvl>
     <w:lvl w:ilvl="1" w:tplc="71A2BFD2">
@@ -9927,7 +10804,7 @@
         <w:ind w:left="3960" w:hanging="360"/>
       </w:pPr>
       <w:rPr>
-        <w:rFonts w:ascii="Courier New" w:hAnsi="Courier New" w:hint="default"/>
+        <w:rFonts w:hint="default" w:ascii="Courier New" w:hAnsi="Courier New"/>
       </w:rPr>
     </w:lvl>
     <w:lvl w:ilvl="2" w:tplc="92F89716">
@@ -9939,7 +10816,7 @@
         <w:ind w:left="4680" w:hanging="360"/>
       </w:pPr>
       <w:rPr>
-        <w:rFonts w:ascii="Wingdings" w:hAnsi="Wingdings" w:hint="default"/>
+        <w:rFonts w:hint="default" w:ascii="Wingdings" w:hAnsi="Wingdings"/>
       </w:rPr>
     </w:lvl>
     <w:lvl w:ilvl="3" w:tplc="A9661A08">
@@ -9951,7 +10828,7 @@
         <w:ind w:left="5400" w:hanging="360"/>
       </w:pPr>
       <w:rPr>
-        <w:rFonts w:ascii="Symbol" w:hAnsi="Symbol" w:hint="default"/>
+        <w:rFonts w:hint="default" w:ascii="Symbol" w:hAnsi="Symbol"/>
       </w:rPr>
     </w:lvl>
     <w:lvl w:ilvl="4" w:tplc="E30833E8">
@@ -9963,7 +10840,7 @@
         <w:ind w:left="6120" w:hanging="360"/>
       </w:pPr>
       <w:rPr>
-        <w:rFonts w:ascii="Courier New" w:hAnsi="Courier New" w:hint="default"/>
+        <w:rFonts w:hint="default" w:ascii="Courier New" w:hAnsi="Courier New"/>
       </w:rPr>
     </w:lvl>
     <w:lvl w:ilvl="5" w:tplc="9E664E5C">
@@ -9975,7 +10852,7 @@
         <w:ind w:left="6840" w:hanging="360"/>
       </w:pPr>
       <w:rPr>
-        <w:rFonts w:ascii="Wingdings" w:hAnsi="Wingdings" w:hint="default"/>
+        <w:rFonts w:hint="default" w:ascii="Wingdings" w:hAnsi="Wingdings"/>
       </w:rPr>
     </w:lvl>
     <w:lvl w:ilvl="6" w:tplc="9A88F766">
@@ -9987,7 +10864,7 @@
         <w:ind w:left="7560" w:hanging="360"/>
       </w:pPr>
       <w:rPr>
-        <w:rFonts w:ascii="Symbol" w:hAnsi="Symbol" w:hint="default"/>
+        <w:rFonts w:hint="default" w:ascii="Symbol" w:hAnsi="Symbol"/>
       </w:rPr>
     </w:lvl>
     <w:lvl w:ilvl="7" w:tplc="943A0072">
@@ -9999,7 +10876,7 @@
         <w:ind w:left="8280" w:hanging="360"/>
       </w:pPr>
       <w:rPr>
-        <w:rFonts w:ascii="Courier New" w:hAnsi="Courier New" w:hint="default"/>
+        <w:rFonts w:hint="default" w:ascii="Courier New" w:hAnsi="Courier New"/>
       </w:rPr>
     </w:lvl>
     <w:lvl w:ilvl="8" w:tplc="5A76E692">
@@ -10011,7 +10888,7 @@
         <w:ind w:left="9000" w:hanging="360"/>
       </w:pPr>
       <w:rPr>
-        <w:rFonts w:ascii="Wingdings" w:hAnsi="Wingdings" w:hint="default"/>
+        <w:rFonts w:hint="default" w:ascii="Wingdings" w:hAnsi="Wingdings"/>
       </w:rPr>
     </w:lvl>
   </w:abstractNum>
@@ -10031,7 +10908,7 @@
         <w:ind w:left="720" w:hanging="360"/>
       </w:pPr>
       <w:rPr>
-        <w:rFonts w:ascii="Symbol" w:hAnsi="Symbol" w:hint="default"/>
+        <w:rFonts w:hint="default" w:ascii="Symbol" w:hAnsi="Symbol"/>
         <w:sz w:val="20"/>
       </w:rPr>
     </w:lvl>
@@ -10047,7 +10924,7 @@
         <w:ind w:left="1440" w:hanging="360"/>
       </w:pPr>
       <w:rPr>
-        <w:rFonts w:ascii="Courier New" w:hAnsi="Courier New" w:hint="default"/>
+        <w:rFonts w:hint="default" w:ascii="Courier New" w:hAnsi="Courier New"/>
         <w:sz w:val="20"/>
       </w:rPr>
     </w:lvl>
@@ -10063,7 +10940,7 @@
         <w:ind w:left="2160" w:hanging="360"/>
       </w:pPr>
       <w:rPr>
-        <w:rFonts w:ascii="Wingdings" w:hAnsi="Wingdings" w:hint="default"/>
+        <w:rFonts w:hint="default" w:ascii="Wingdings" w:hAnsi="Wingdings"/>
         <w:sz w:val="20"/>
       </w:rPr>
     </w:lvl>
@@ -10079,7 +10956,7 @@
         <w:ind w:left="2880" w:hanging="360"/>
       </w:pPr>
       <w:rPr>
-        <w:rFonts w:ascii="Wingdings" w:hAnsi="Wingdings" w:hint="default"/>
+        <w:rFonts w:hint="default" w:ascii="Wingdings" w:hAnsi="Wingdings"/>
         <w:sz w:val="20"/>
       </w:rPr>
     </w:lvl>
@@ -10095,7 +10972,7 @@
         <w:ind w:left="3600" w:hanging="360"/>
       </w:pPr>
       <w:rPr>
-        <w:rFonts w:ascii="Wingdings" w:hAnsi="Wingdings" w:hint="default"/>
+        <w:rFonts w:hint="default" w:ascii="Wingdings" w:hAnsi="Wingdings"/>
         <w:sz w:val="20"/>
       </w:rPr>
     </w:lvl>
@@ -10111,7 +10988,7 @@
         <w:ind w:left="4320" w:hanging="360"/>
       </w:pPr>
       <w:rPr>
-        <w:rFonts w:ascii="Wingdings" w:hAnsi="Wingdings" w:hint="default"/>
+        <w:rFonts w:hint="default" w:ascii="Wingdings" w:hAnsi="Wingdings"/>
         <w:sz w:val="20"/>
       </w:rPr>
     </w:lvl>
@@ -10127,7 +11004,7 @@
         <w:ind w:left="5040" w:hanging="360"/>
       </w:pPr>
       <w:rPr>
-        <w:rFonts w:ascii="Wingdings" w:hAnsi="Wingdings" w:hint="default"/>
+        <w:rFonts w:hint="default" w:ascii="Wingdings" w:hAnsi="Wingdings"/>
         <w:sz w:val="20"/>
       </w:rPr>
     </w:lvl>
@@ -10143,7 +11020,7 @@
         <w:ind w:left="5760" w:hanging="360"/>
       </w:pPr>
       <w:rPr>
-        <w:rFonts w:ascii="Wingdings" w:hAnsi="Wingdings" w:hint="default"/>
+        <w:rFonts w:hint="default" w:ascii="Wingdings" w:hAnsi="Wingdings"/>
         <w:sz w:val="20"/>
       </w:rPr>
     </w:lvl>
@@ -10159,7 +11036,7 @@
         <w:ind w:left="6480" w:hanging="360"/>
       </w:pPr>
       <w:rPr>
-        <w:rFonts w:ascii="Wingdings" w:hAnsi="Wingdings" w:hint="default"/>
+        <w:rFonts w:hint="default" w:ascii="Wingdings" w:hAnsi="Wingdings"/>
         <w:sz w:val="20"/>
       </w:rPr>
     </w:lvl>
@@ -10177,7 +11054,7 @@
         <w:ind w:left="720" w:hanging="360"/>
       </w:pPr>
       <w:rPr>
-        <w:rFonts w:ascii="Symbol" w:hAnsi="Symbol" w:hint="default"/>
+        <w:rFonts w:hint="default" w:ascii="Symbol" w:hAnsi="Symbol"/>
       </w:rPr>
     </w:lvl>
     <w:lvl w:ilvl="1" w:tplc="748A4ABA">
@@ -10189,7 +11066,7 @@
         <w:ind w:left="1440" w:hanging="360"/>
       </w:pPr>
       <w:rPr>
-        <w:rFonts w:ascii="Courier New" w:hAnsi="Courier New" w:hint="default"/>
+        <w:rFonts w:hint="default" w:ascii="Courier New" w:hAnsi="Courier New"/>
       </w:rPr>
     </w:lvl>
     <w:lvl w:ilvl="2" w:tplc="48B22EC0">
@@ -10201,7 +11078,7 @@
         <w:ind w:left="2160" w:hanging="360"/>
       </w:pPr>
       <w:rPr>
-        <w:rFonts w:ascii="Wingdings" w:hAnsi="Wingdings" w:hint="default"/>
+        <w:rFonts w:hint="default" w:ascii="Wingdings" w:hAnsi="Wingdings"/>
       </w:rPr>
     </w:lvl>
     <w:lvl w:ilvl="3" w:tplc="C57A8B14">
@@ -10213,7 +11090,7 @@
         <w:ind w:left="2880" w:hanging="360"/>
       </w:pPr>
       <w:rPr>
-        <w:rFonts w:ascii="Symbol" w:hAnsi="Symbol" w:hint="default"/>
+        <w:rFonts w:hint="default" w:ascii="Symbol" w:hAnsi="Symbol"/>
       </w:rPr>
     </w:lvl>
     <w:lvl w:ilvl="4" w:tplc="E4C296F6">
@@ -10225,7 +11102,7 @@
         <w:ind w:left="3600" w:hanging="360"/>
       </w:pPr>
       <w:rPr>
-        <w:rFonts w:ascii="Courier New" w:hAnsi="Courier New" w:hint="default"/>
+        <w:rFonts w:hint="default" w:ascii="Courier New" w:hAnsi="Courier New"/>
       </w:rPr>
     </w:lvl>
     <w:lvl w:ilvl="5" w:tplc="F4CA9562">
@@ -10237,7 +11114,7 @@
         <w:ind w:left="4320" w:hanging="360"/>
       </w:pPr>
       <w:rPr>
-        <w:rFonts w:ascii="Wingdings" w:hAnsi="Wingdings" w:hint="default"/>
+        <w:rFonts w:hint="default" w:ascii="Wingdings" w:hAnsi="Wingdings"/>
       </w:rPr>
     </w:lvl>
     <w:lvl w:ilvl="6" w:tplc="70BC5436">
@@ -10249,7 +11126,7 @@
         <w:ind w:left="5040" w:hanging="360"/>
       </w:pPr>
       <w:rPr>
-        <w:rFonts w:ascii="Symbol" w:hAnsi="Symbol" w:hint="default"/>
+        <w:rFonts w:hint="default" w:ascii="Symbol" w:hAnsi="Symbol"/>
       </w:rPr>
     </w:lvl>
     <w:lvl w:ilvl="7" w:tplc="F23C7BA0">
@@ -10261,7 +11138,7 @@
         <w:ind w:left="5760" w:hanging="360"/>
       </w:pPr>
       <w:rPr>
-        <w:rFonts w:ascii="Courier New" w:hAnsi="Courier New" w:hint="default"/>
+        <w:rFonts w:hint="default" w:ascii="Courier New" w:hAnsi="Courier New"/>
       </w:rPr>
     </w:lvl>
     <w:lvl w:ilvl="8" w:tplc="385C8E84">
@@ -10273,7 +11150,7 @@
         <w:ind w:left="6480" w:hanging="360"/>
       </w:pPr>
       <w:rPr>
-        <w:rFonts w:ascii="Wingdings" w:hAnsi="Wingdings" w:hint="default"/>
+        <w:rFonts w:hint="default" w:ascii="Wingdings" w:hAnsi="Wingdings"/>
       </w:rPr>
     </w:lvl>
   </w:abstractNum>
@@ -10293,7 +11170,7 @@
         <w:ind w:left="720" w:hanging="360"/>
       </w:pPr>
       <w:rPr>
-        <w:rFonts w:ascii="Symbol" w:hAnsi="Symbol" w:hint="default"/>
+        <w:rFonts w:hint="default" w:ascii="Symbol" w:hAnsi="Symbol"/>
         <w:sz w:val="20"/>
       </w:rPr>
     </w:lvl>
@@ -10309,7 +11186,7 @@
         <w:ind w:left="1440" w:hanging="360"/>
       </w:pPr>
       <w:rPr>
-        <w:rFonts w:ascii="Courier New" w:hAnsi="Courier New" w:hint="default"/>
+        <w:rFonts w:hint="default" w:ascii="Courier New" w:hAnsi="Courier New"/>
         <w:sz w:val="20"/>
       </w:rPr>
     </w:lvl>
@@ -10325,7 +11202,7 @@
         <w:ind w:left="2160" w:hanging="360"/>
       </w:pPr>
       <w:rPr>
-        <w:rFonts w:ascii="Wingdings" w:hAnsi="Wingdings" w:hint="default"/>
+        <w:rFonts w:hint="default" w:ascii="Wingdings" w:hAnsi="Wingdings"/>
         <w:sz w:val="20"/>
       </w:rPr>
     </w:lvl>
@@ -10341,7 +11218,7 @@
         <w:ind w:left="2880" w:hanging="360"/>
       </w:pPr>
       <w:rPr>
-        <w:rFonts w:ascii="Wingdings" w:hAnsi="Wingdings" w:hint="default"/>
+        <w:rFonts w:hint="default" w:ascii="Wingdings" w:hAnsi="Wingdings"/>
         <w:sz w:val="20"/>
       </w:rPr>
     </w:lvl>
@@ -10357,7 +11234,7 @@
         <w:ind w:left="3600" w:hanging="360"/>
       </w:pPr>
       <w:rPr>
-        <w:rFonts w:ascii="Wingdings" w:hAnsi="Wingdings" w:hint="default"/>
+        <w:rFonts w:hint="default" w:ascii="Wingdings" w:hAnsi="Wingdings"/>
         <w:sz w:val="20"/>
       </w:rPr>
     </w:lvl>
@@ -10373,7 +11250,7 @@
         <w:ind w:left="4320" w:hanging="360"/>
       </w:pPr>
       <w:rPr>
-        <w:rFonts w:ascii="Wingdings" w:hAnsi="Wingdings" w:hint="default"/>
+        <w:rFonts w:hint="default" w:ascii="Wingdings" w:hAnsi="Wingdings"/>
         <w:sz w:val="20"/>
       </w:rPr>
     </w:lvl>
@@ -10389,7 +11266,7 @@
         <w:ind w:left="5040" w:hanging="360"/>
       </w:pPr>
       <w:rPr>
-        <w:rFonts w:ascii="Wingdings" w:hAnsi="Wingdings" w:hint="default"/>
+        <w:rFonts w:hint="default" w:ascii="Wingdings" w:hAnsi="Wingdings"/>
         <w:sz w:val="20"/>
       </w:rPr>
     </w:lvl>
@@ -10405,7 +11282,7 @@
         <w:ind w:left="5760" w:hanging="360"/>
       </w:pPr>
       <w:rPr>
-        <w:rFonts w:ascii="Wingdings" w:hAnsi="Wingdings" w:hint="default"/>
+        <w:rFonts w:hint="default" w:ascii="Wingdings" w:hAnsi="Wingdings"/>
         <w:sz w:val="20"/>
       </w:rPr>
     </w:lvl>
@@ -10421,7 +11298,7 @@
         <w:ind w:left="6480" w:hanging="360"/>
       </w:pPr>
       <w:rPr>
-        <w:rFonts w:ascii="Wingdings" w:hAnsi="Wingdings" w:hint="default"/>
+        <w:rFonts w:hint="default" w:ascii="Wingdings" w:hAnsi="Wingdings"/>
         <w:sz w:val="20"/>
       </w:rPr>
     </w:lvl>
@@ -10442,7 +11319,7 @@
         <w:ind w:left="720" w:hanging="360"/>
       </w:pPr>
       <w:rPr>
-        <w:rFonts w:ascii="Symbol" w:hAnsi="Symbol" w:hint="default"/>
+        <w:rFonts w:hint="default" w:ascii="Symbol" w:hAnsi="Symbol"/>
         <w:sz w:val="20"/>
       </w:rPr>
     </w:lvl>
@@ -10458,7 +11335,7 @@
         <w:ind w:left="1440" w:hanging="360"/>
       </w:pPr>
       <w:rPr>
-        <w:rFonts w:ascii="Courier New" w:hAnsi="Courier New" w:hint="default"/>
+        <w:rFonts w:hint="default" w:ascii="Courier New" w:hAnsi="Courier New"/>
         <w:sz w:val="20"/>
       </w:rPr>
     </w:lvl>
@@ -10474,7 +11351,7 @@
         <w:ind w:left="2160" w:hanging="360"/>
       </w:pPr>
       <w:rPr>
-        <w:rFonts w:ascii="Wingdings" w:hAnsi="Wingdings" w:hint="default"/>
+        <w:rFonts w:hint="default" w:ascii="Wingdings" w:hAnsi="Wingdings"/>
         <w:sz w:val="20"/>
       </w:rPr>
     </w:lvl>
@@ -10490,7 +11367,7 @@
         <w:ind w:left="2880" w:hanging="360"/>
       </w:pPr>
       <w:rPr>
-        <w:rFonts w:ascii="Wingdings" w:hAnsi="Wingdings" w:hint="default"/>
+        <w:rFonts w:hint="default" w:ascii="Wingdings" w:hAnsi="Wingdings"/>
         <w:sz w:val="20"/>
       </w:rPr>
     </w:lvl>
@@ -10506,7 +11383,7 @@
         <w:ind w:left="3600" w:hanging="360"/>
       </w:pPr>
       <w:rPr>
-        <w:rFonts w:ascii="Wingdings" w:hAnsi="Wingdings" w:hint="default"/>
+        <w:rFonts w:hint="default" w:ascii="Wingdings" w:hAnsi="Wingdings"/>
         <w:sz w:val="20"/>
       </w:rPr>
     </w:lvl>
@@ -10522,7 +11399,7 @@
         <w:ind w:left="4320" w:hanging="360"/>
       </w:pPr>
       <w:rPr>
-        <w:rFonts w:ascii="Wingdings" w:hAnsi="Wingdings" w:hint="default"/>
+        <w:rFonts w:hint="default" w:ascii="Wingdings" w:hAnsi="Wingdings"/>
         <w:sz w:val="20"/>
       </w:rPr>
     </w:lvl>
@@ -10538,7 +11415,7 @@
         <w:ind w:left="5040" w:hanging="360"/>
       </w:pPr>
       <w:rPr>
-        <w:rFonts w:ascii="Wingdings" w:hAnsi="Wingdings" w:hint="default"/>
+        <w:rFonts w:hint="default" w:ascii="Wingdings" w:hAnsi="Wingdings"/>
         <w:sz w:val="20"/>
       </w:rPr>
     </w:lvl>
@@ -10554,7 +11431,7 @@
         <w:ind w:left="5760" w:hanging="360"/>
       </w:pPr>
       <w:rPr>
-        <w:rFonts w:ascii="Wingdings" w:hAnsi="Wingdings" w:hint="default"/>
+        <w:rFonts w:hint="default" w:ascii="Wingdings" w:hAnsi="Wingdings"/>
         <w:sz w:val="20"/>
       </w:rPr>
     </w:lvl>
@@ -10570,7 +11447,7 @@
         <w:ind w:left="6480" w:hanging="360"/>
       </w:pPr>
       <w:rPr>
-        <w:rFonts w:ascii="Wingdings" w:hAnsi="Wingdings" w:hint="default"/>
+        <w:rFonts w:hint="default" w:ascii="Wingdings" w:hAnsi="Wingdings"/>
         <w:sz w:val="20"/>
       </w:rPr>
     </w:lvl>
@@ -10674,7 +11551,7 @@
         <w:ind w:left="1080" w:hanging="360"/>
       </w:pPr>
       <w:rPr>
-        <w:rFonts w:ascii="Symbol" w:hAnsi="Symbol" w:hint="default"/>
+        <w:rFonts w:hint="default" w:ascii="Symbol" w:hAnsi="Symbol"/>
       </w:rPr>
     </w:lvl>
     <w:lvl w:ilvl="1" w:tplc="EA96FF2A">
@@ -10686,7 +11563,7 @@
         <w:ind w:left="1800" w:hanging="360"/>
       </w:pPr>
       <w:rPr>
-        <w:rFonts w:ascii="Courier New" w:hAnsi="Courier New" w:hint="default"/>
+        <w:rFonts w:hint="default" w:ascii="Courier New" w:hAnsi="Courier New"/>
       </w:rPr>
     </w:lvl>
     <w:lvl w:ilvl="2" w:tplc="A5ECC58E">
@@ -10698,7 +11575,7 @@
         <w:ind w:left="2520" w:hanging="360"/>
       </w:pPr>
       <w:rPr>
-        <w:rFonts w:ascii="Wingdings" w:hAnsi="Wingdings" w:hint="default"/>
+        <w:rFonts w:hint="default" w:ascii="Wingdings" w:hAnsi="Wingdings"/>
       </w:rPr>
     </w:lvl>
     <w:lvl w:ilvl="3" w:tplc="9500C60A">
@@ -10710,7 +11587,7 @@
         <w:ind w:left="3240" w:hanging="360"/>
       </w:pPr>
       <w:rPr>
-        <w:rFonts w:ascii="Symbol" w:hAnsi="Symbol" w:hint="default"/>
+        <w:rFonts w:hint="default" w:ascii="Symbol" w:hAnsi="Symbol"/>
       </w:rPr>
     </w:lvl>
     <w:lvl w:ilvl="4" w:tplc="117E7F32">
@@ -10722,7 +11599,7 @@
         <w:ind w:left="3960" w:hanging="360"/>
       </w:pPr>
       <w:rPr>
-        <w:rFonts w:ascii="Courier New" w:hAnsi="Courier New" w:hint="default"/>
+        <w:rFonts w:hint="default" w:ascii="Courier New" w:hAnsi="Courier New"/>
       </w:rPr>
     </w:lvl>
     <w:lvl w:ilvl="5" w:tplc="30D82E34">
@@ -10734,7 +11611,7 @@
         <w:ind w:left="4680" w:hanging="360"/>
       </w:pPr>
       <w:rPr>
-        <w:rFonts w:ascii="Wingdings" w:hAnsi="Wingdings" w:hint="default"/>
+        <w:rFonts w:hint="default" w:ascii="Wingdings" w:hAnsi="Wingdings"/>
       </w:rPr>
     </w:lvl>
     <w:lvl w:ilvl="6" w:tplc="E056CE02">
@@ -10746,7 +11623,7 @@
         <w:ind w:left="5400" w:hanging="360"/>
       </w:pPr>
       <w:rPr>
-        <w:rFonts w:ascii="Symbol" w:hAnsi="Symbol" w:hint="default"/>
+        <w:rFonts w:hint="default" w:ascii="Symbol" w:hAnsi="Symbol"/>
       </w:rPr>
     </w:lvl>
     <w:lvl w:ilvl="7" w:tplc="D4CC2946">
@@ -10758,7 +11635,7 @@
         <w:ind w:left="6120" w:hanging="360"/>
       </w:pPr>
       <w:rPr>
-        <w:rFonts w:ascii="Courier New" w:hAnsi="Courier New" w:hint="default"/>
+        <w:rFonts w:hint="default" w:ascii="Courier New" w:hAnsi="Courier New"/>
       </w:rPr>
     </w:lvl>
     <w:lvl w:ilvl="8" w:tplc="DF8A3A6A">
@@ -10770,7 +11647,7 @@
         <w:ind w:left="6840" w:hanging="360"/>
       </w:pPr>
       <w:rPr>
-        <w:rFonts w:ascii="Wingdings" w:hAnsi="Wingdings" w:hint="default"/>
+        <w:rFonts w:hint="default" w:ascii="Wingdings" w:hAnsi="Wingdings"/>
       </w:rPr>
     </w:lvl>
   </w:abstractNum>
@@ -10787,7 +11664,7 @@
         <w:ind w:left="720" w:hanging="360"/>
       </w:pPr>
       <w:rPr>
-        <w:rFonts w:ascii="Symbol" w:hAnsi="Symbol" w:hint="default"/>
+        <w:rFonts w:hint="default" w:ascii="Symbol" w:hAnsi="Symbol"/>
       </w:rPr>
     </w:lvl>
     <w:lvl w:ilvl="1" w:tplc="7520DB0C">
@@ -10799,7 +11676,7 @@
         <w:ind w:left="1440" w:hanging="360"/>
       </w:pPr>
       <w:rPr>
-        <w:rFonts w:ascii="Courier New" w:hAnsi="Courier New" w:hint="default"/>
+        <w:rFonts w:hint="default" w:ascii="Courier New" w:hAnsi="Courier New"/>
       </w:rPr>
     </w:lvl>
     <w:lvl w:ilvl="2" w:tplc="EF064FA2">
@@ -10811,7 +11688,7 @@
         <w:ind w:left="2160" w:hanging="360"/>
       </w:pPr>
       <w:rPr>
-        <w:rFonts w:ascii="Wingdings" w:hAnsi="Wingdings" w:hint="default"/>
+        <w:rFonts w:hint="default" w:ascii="Wingdings" w:hAnsi="Wingdings"/>
       </w:rPr>
     </w:lvl>
     <w:lvl w:ilvl="3" w:tplc="8A263A88">
@@ -10823,7 +11700,7 @@
         <w:ind w:left="2880" w:hanging="360"/>
       </w:pPr>
       <w:rPr>
-        <w:rFonts w:ascii="Symbol" w:hAnsi="Symbol" w:hint="default"/>
+        <w:rFonts w:hint="default" w:ascii="Symbol" w:hAnsi="Symbol"/>
       </w:rPr>
     </w:lvl>
     <w:lvl w:ilvl="4" w:tplc="01F6B5C0">
@@ -10835,7 +11712,7 @@
         <w:ind w:left="3600" w:hanging="360"/>
       </w:pPr>
       <w:rPr>
-        <w:rFonts w:ascii="Courier New" w:hAnsi="Courier New" w:hint="default"/>
+        <w:rFonts w:hint="default" w:ascii="Courier New" w:hAnsi="Courier New"/>
       </w:rPr>
     </w:lvl>
     <w:lvl w:ilvl="5" w:tplc="234A41E4">
@@ -10847,7 +11724,7 @@
         <w:ind w:left="4320" w:hanging="360"/>
       </w:pPr>
       <w:rPr>
-        <w:rFonts w:ascii="Wingdings" w:hAnsi="Wingdings" w:hint="default"/>
+        <w:rFonts w:hint="default" w:ascii="Wingdings" w:hAnsi="Wingdings"/>
       </w:rPr>
     </w:lvl>
     <w:lvl w:ilvl="6" w:tplc="3892A932">
@@ -10859,7 +11736,7 @@
         <w:ind w:left="5040" w:hanging="360"/>
       </w:pPr>
       <w:rPr>
-        <w:rFonts w:ascii="Symbol" w:hAnsi="Symbol" w:hint="default"/>
+        <w:rFonts w:hint="default" w:ascii="Symbol" w:hAnsi="Symbol"/>
       </w:rPr>
     </w:lvl>
     <w:lvl w:ilvl="7" w:tplc="5B50A280">
@@ -10871,7 +11748,7 @@
         <w:ind w:left="5760" w:hanging="360"/>
       </w:pPr>
       <w:rPr>
-        <w:rFonts w:ascii="Courier New" w:hAnsi="Courier New" w:hint="default"/>
+        <w:rFonts w:hint="default" w:ascii="Courier New" w:hAnsi="Courier New"/>
       </w:rPr>
     </w:lvl>
     <w:lvl w:ilvl="8" w:tplc="B2260626">
@@ -10883,7 +11760,7 @@
         <w:ind w:left="6480" w:hanging="360"/>
       </w:pPr>
       <w:rPr>
-        <w:rFonts w:ascii="Wingdings" w:hAnsi="Wingdings" w:hint="default"/>
+        <w:rFonts w:hint="default" w:ascii="Wingdings" w:hAnsi="Wingdings"/>
       </w:rPr>
     </w:lvl>
   </w:abstractNum>
@@ -10903,7 +11780,7 @@
         <w:ind w:left="720" w:hanging="360"/>
       </w:pPr>
       <w:rPr>
-        <w:rFonts w:ascii="Symbol" w:hAnsi="Symbol" w:hint="default"/>
+        <w:rFonts w:hint="default" w:ascii="Symbol" w:hAnsi="Symbol"/>
         <w:sz w:val="20"/>
       </w:rPr>
     </w:lvl>
@@ -10919,7 +11796,7 @@
         <w:ind w:left="1440" w:hanging="360"/>
       </w:pPr>
       <w:rPr>
-        <w:rFonts w:ascii="Courier New" w:hAnsi="Courier New" w:hint="default"/>
+        <w:rFonts w:hint="default" w:ascii="Courier New" w:hAnsi="Courier New"/>
         <w:sz w:val="20"/>
       </w:rPr>
     </w:lvl>
@@ -10935,7 +11812,7 @@
         <w:ind w:left="2160" w:hanging="360"/>
       </w:pPr>
       <w:rPr>
-        <w:rFonts w:ascii="Wingdings" w:hAnsi="Wingdings" w:hint="default"/>
+        <w:rFonts w:hint="default" w:ascii="Wingdings" w:hAnsi="Wingdings"/>
         <w:sz w:val="20"/>
       </w:rPr>
     </w:lvl>
@@ -10951,7 +11828,7 @@
         <w:ind w:left="2880" w:hanging="360"/>
       </w:pPr>
       <w:rPr>
-        <w:rFonts w:ascii="Wingdings" w:hAnsi="Wingdings" w:hint="default"/>
+        <w:rFonts w:hint="default" w:ascii="Wingdings" w:hAnsi="Wingdings"/>
         <w:sz w:val="20"/>
       </w:rPr>
     </w:lvl>
@@ -10967,7 +11844,7 @@
         <w:ind w:left="3600" w:hanging="360"/>
       </w:pPr>
       <w:rPr>
-        <w:rFonts w:ascii="Wingdings" w:hAnsi="Wingdings" w:hint="default"/>
+        <w:rFonts w:hint="default" w:ascii="Wingdings" w:hAnsi="Wingdings"/>
         <w:sz w:val="20"/>
       </w:rPr>
     </w:lvl>
@@ -10983,7 +11860,7 @@
         <w:ind w:left="4320" w:hanging="360"/>
       </w:pPr>
       <w:rPr>
-        <w:rFonts w:ascii="Wingdings" w:hAnsi="Wingdings" w:hint="default"/>
+        <w:rFonts w:hint="default" w:ascii="Wingdings" w:hAnsi="Wingdings"/>
         <w:sz w:val="20"/>
       </w:rPr>
     </w:lvl>
@@ -10999,7 +11876,7 @@
         <w:ind w:left="5040" w:hanging="360"/>
       </w:pPr>
       <w:rPr>
-        <w:rFonts w:ascii="Wingdings" w:hAnsi="Wingdings" w:hint="default"/>
+        <w:rFonts w:hint="default" w:ascii="Wingdings" w:hAnsi="Wingdings"/>
         <w:sz w:val="20"/>
       </w:rPr>
     </w:lvl>
@@ -11015,7 +11892,7 @@
         <w:ind w:left="5760" w:hanging="360"/>
       </w:pPr>
       <w:rPr>
-        <w:rFonts w:ascii="Wingdings" w:hAnsi="Wingdings" w:hint="default"/>
+        <w:rFonts w:hint="default" w:ascii="Wingdings" w:hAnsi="Wingdings"/>
         <w:sz w:val="20"/>
       </w:rPr>
     </w:lvl>
@@ -11031,7 +11908,7 @@
         <w:ind w:left="6480" w:hanging="360"/>
       </w:pPr>
       <w:rPr>
-        <w:rFonts w:ascii="Wingdings" w:hAnsi="Wingdings" w:hint="default"/>
+        <w:rFonts w:hint="default" w:ascii="Wingdings" w:hAnsi="Wingdings"/>
         <w:sz w:val="20"/>
       </w:rPr>
     </w:lvl>
@@ -11049,7 +11926,7 @@
         <w:ind w:left="720" w:hanging="360"/>
       </w:pPr>
       <w:rPr>
-        <w:rFonts w:ascii="Symbol" w:hAnsi="Symbol" w:hint="default"/>
+        <w:rFonts w:hint="default" w:ascii="Symbol" w:hAnsi="Symbol"/>
       </w:rPr>
     </w:lvl>
     <w:lvl w:ilvl="1" w:tplc="FA1E0308">
@@ -11061,7 +11938,7 @@
         <w:ind w:left="1440" w:hanging="360"/>
       </w:pPr>
       <w:rPr>
-        <w:rFonts w:ascii="Courier New" w:hAnsi="Courier New" w:hint="default"/>
+        <w:rFonts w:hint="default" w:ascii="Courier New" w:hAnsi="Courier New"/>
       </w:rPr>
     </w:lvl>
     <w:lvl w:ilvl="2" w:tplc="92AC69AC">
@@ -11073,7 +11950,7 @@
         <w:ind w:left="2160" w:hanging="360"/>
       </w:pPr>
       <w:rPr>
-        <w:rFonts w:ascii="Wingdings" w:hAnsi="Wingdings" w:hint="default"/>
+        <w:rFonts w:hint="default" w:ascii="Wingdings" w:hAnsi="Wingdings"/>
       </w:rPr>
     </w:lvl>
     <w:lvl w:ilvl="3" w:tplc="467C91AC">
@@ -11085,7 +11962,7 @@
         <w:ind w:left="2880" w:hanging="360"/>
       </w:pPr>
       <w:rPr>
-        <w:rFonts w:ascii="Symbol" w:hAnsi="Symbol" w:hint="default"/>
+        <w:rFonts w:hint="default" w:ascii="Symbol" w:hAnsi="Symbol"/>
       </w:rPr>
     </w:lvl>
     <w:lvl w:ilvl="4" w:tplc="EC5E5D38">
@@ -11097,7 +11974,7 @@
         <w:ind w:left="3600" w:hanging="360"/>
       </w:pPr>
       <w:rPr>
-        <w:rFonts w:ascii="Courier New" w:hAnsi="Courier New" w:hint="default"/>
+        <w:rFonts w:hint="default" w:ascii="Courier New" w:hAnsi="Courier New"/>
       </w:rPr>
     </w:lvl>
     <w:lvl w:ilvl="5" w:tplc="9E6400EC">
@@ -11109,7 +11986,7 @@
         <w:ind w:left="4320" w:hanging="360"/>
       </w:pPr>
       <w:rPr>
-        <w:rFonts w:ascii="Wingdings" w:hAnsi="Wingdings" w:hint="default"/>
+        <w:rFonts w:hint="default" w:ascii="Wingdings" w:hAnsi="Wingdings"/>
       </w:rPr>
     </w:lvl>
     <w:lvl w:ilvl="6" w:tplc="9D9E5290">
@@ -11121,7 +11998,7 @@
         <w:ind w:left="5040" w:hanging="360"/>
       </w:pPr>
       <w:rPr>
-        <w:rFonts w:ascii="Symbol" w:hAnsi="Symbol" w:hint="default"/>
+        <w:rFonts w:hint="default" w:ascii="Symbol" w:hAnsi="Symbol"/>
       </w:rPr>
     </w:lvl>
     <w:lvl w:ilvl="7" w:tplc="C408EE36">
@@ -11133,7 +12010,7 @@
         <w:ind w:left="5760" w:hanging="360"/>
       </w:pPr>
       <w:rPr>
-        <w:rFonts w:ascii="Courier New" w:hAnsi="Courier New" w:hint="default"/>
+        <w:rFonts w:hint="default" w:ascii="Courier New" w:hAnsi="Courier New"/>
       </w:rPr>
     </w:lvl>
     <w:lvl w:ilvl="8" w:tplc="47A4C688">
@@ -11145,7 +12022,7 @@
         <w:ind w:left="6480" w:hanging="360"/>
       </w:pPr>
       <w:rPr>
-        <w:rFonts w:ascii="Wingdings" w:hAnsi="Wingdings" w:hint="default"/>
+        <w:rFonts w:hint="default" w:ascii="Wingdings" w:hAnsi="Wingdings"/>
       </w:rPr>
     </w:lvl>
   </w:abstractNum>
@@ -11165,7 +12042,7 @@
         <w:ind w:left="720" w:hanging="360"/>
       </w:pPr>
       <w:rPr>
-        <w:rFonts w:ascii="Symbol" w:hAnsi="Symbol" w:hint="default"/>
+        <w:rFonts w:hint="default" w:ascii="Symbol" w:hAnsi="Symbol"/>
         <w:sz w:val="20"/>
       </w:rPr>
     </w:lvl>
@@ -11181,7 +12058,7 @@
         <w:ind w:left="1440" w:hanging="360"/>
       </w:pPr>
       <w:rPr>
-        <w:rFonts w:ascii="Courier New" w:hAnsi="Courier New" w:hint="default"/>
+        <w:rFonts w:hint="default" w:ascii="Courier New" w:hAnsi="Courier New"/>
         <w:sz w:val="20"/>
       </w:rPr>
     </w:lvl>
@@ -11197,7 +12074,7 @@
         <w:ind w:left="2160" w:hanging="360"/>
       </w:pPr>
       <w:rPr>
-        <w:rFonts w:ascii="Wingdings" w:hAnsi="Wingdings" w:hint="default"/>
+        <w:rFonts w:hint="default" w:ascii="Wingdings" w:hAnsi="Wingdings"/>
         <w:sz w:val="20"/>
       </w:rPr>
     </w:lvl>
@@ -11213,7 +12090,7 @@
         <w:ind w:left="2880" w:hanging="360"/>
       </w:pPr>
       <w:rPr>
-        <w:rFonts w:ascii="Wingdings" w:hAnsi="Wingdings" w:hint="default"/>
+        <w:rFonts w:hint="default" w:ascii="Wingdings" w:hAnsi="Wingdings"/>
         <w:sz w:val="20"/>
       </w:rPr>
     </w:lvl>
@@ -11229,7 +12106,7 @@
         <w:ind w:left="3600" w:hanging="360"/>
       </w:pPr>
       <w:rPr>
-        <w:rFonts w:ascii="Wingdings" w:hAnsi="Wingdings" w:hint="default"/>
+        <w:rFonts w:hint="default" w:ascii="Wingdings" w:hAnsi="Wingdings"/>
         <w:sz w:val="20"/>
       </w:rPr>
     </w:lvl>
@@ -11245,7 +12122,7 @@
         <w:ind w:left="4320" w:hanging="360"/>
       </w:pPr>
       <w:rPr>
-        <w:rFonts w:ascii="Wingdings" w:hAnsi="Wingdings" w:hint="default"/>
+        <w:rFonts w:hint="default" w:ascii="Wingdings" w:hAnsi="Wingdings"/>
         <w:sz w:val="20"/>
       </w:rPr>
     </w:lvl>
@@ -11261,7 +12138,7 @@
         <w:ind w:left="5040" w:hanging="360"/>
       </w:pPr>
       <w:rPr>
-        <w:rFonts w:ascii="Wingdings" w:hAnsi="Wingdings" w:hint="default"/>
+        <w:rFonts w:hint="default" w:ascii="Wingdings" w:hAnsi="Wingdings"/>
         <w:sz w:val="20"/>
       </w:rPr>
     </w:lvl>
@@ -11277,7 +12154,7 @@
         <w:ind w:left="5760" w:hanging="360"/>
       </w:pPr>
       <w:rPr>
-        <w:rFonts w:ascii="Wingdings" w:hAnsi="Wingdings" w:hint="default"/>
+        <w:rFonts w:hint="default" w:ascii="Wingdings" w:hAnsi="Wingdings"/>
         <w:sz w:val="20"/>
       </w:rPr>
     </w:lvl>
@@ -11293,7 +12170,7 @@
         <w:ind w:left="6480" w:hanging="360"/>
       </w:pPr>
       <w:rPr>
-        <w:rFonts w:ascii="Wingdings" w:hAnsi="Wingdings" w:hint="default"/>
+        <w:rFonts w:hint="default" w:ascii="Wingdings" w:hAnsi="Wingdings"/>
         <w:sz w:val="20"/>
       </w:rPr>
     </w:lvl>
@@ -11311,7 +12188,7 @@
         <w:ind w:left="720" w:hanging="360"/>
       </w:pPr>
       <w:rPr>
-        <w:rFonts w:ascii="Symbol" w:hAnsi="Symbol" w:hint="default"/>
+        <w:rFonts w:hint="default" w:ascii="Symbol" w:hAnsi="Symbol"/>
       </w:rPr>
     </w:lvl>
     <w:lvl w:ilvl="1" w:tplc="DB4EC592">
@@ -11323,7 +12200,7 @@
         <w:ind w:left="1440" w:hanging="360"/>
       </w:pPr>
       <w:rPr>
-        <w:rFonts w:ascii="Courier New" w:hAnsi="Courier New" w:hint="default"/>
+        <w:rFonts w:hint="default" w:ascii="Courier New" w:hAnsi="Courier New"/>
       </w:rPr>
     </w:lvl>
     <w:lvl w:ilvl="2" w:tplc="ED2402F6">
@@ -11335,7 +12212,7 @@
         <w:ind w:left="2160" w:hanging="360"/>
       </w:pPr>
       <w:rPr>
-        <w:rFonts w:ascii="Wingdings" w:hAnsi="Wingdings" w:hint="default"/>
+        <w:rFonts w:hint="default" w:ascii="Wingdings" w:hAnsi="Wingdings"/>
       </w:rPr>
     </w:lvl>
     <w:lvl w:ilvl="3" w:tplc="0EAC52A2">
@@ -11347,7 +12224,7 @@
         <w:ind w:left="2880" w:hanging="360"/>
       </w:pPr>
       <w:rPr>
-        <w:rFonts w:ascii="Symbol" w:hAnsi="Symbol" w:hint="default"/>
+        <w:rFonts w:hint="default" w:ascii="Symbol" w:hAnsi="Symbol"/>
       </w:rPr>
     </w:lvl>
     <w:lvl w:ilvl="4" w:tplc="6E78828A">
@@ -11359,7 +12236,7 @@
         <w:ind w:left="3600" w:hanging="360"/>
       </w:pPr>
       <w:rPr>
-        <w:rFonts w:ascii="Courier New" w:hAnsi="Courier New" w:hint="default"/>
+        <w:rFonts w:hint="default" w:ascii="Courier New" w:hAnsi="Courier New"/>
       </w:rPr>
     </w:lvl>
     <w:lvl w:ilvl="5" w:tplc="6E96E942">
@@ -11371,7 +12248,7 @@
         <w:ind w:left="4320" w:hanging="360"/>
       </w:pPr>
       <w:rPr>
-        <w:rFonts w:ascii="Wingdings" w:hAnsi="Wingdings" w:hint="default"/>
+        <w:rFonts w:hint="default" w:ascii="Wingdings" w:hAnsi="Wingdings"/>
       </w:rPr>
     </w:lvl>
     <w:lvl w:ilvl="6" w:tplc="3BD82158">
@@ -11383,7 +12260,7 @@
         <w:ind w:left="5040" w:hanging="360"/>
       </w:pPr>
       <w:rPr>
-        <w:rFonts w:ascii="Symbol" w:hAnsi="Symbol" w:hint="default"/>
+        <w:rFonts w:hint="default" w:ascii="Symbol" w:hAnsi="Symbol"/>
       </w:rPr>
     </w:lvl>
     <w:lvl w:ilvl="7" w:tplc="A9E8BF5C">
@@ -11395,7 +12272,7 @@
         <w:ind w:left="5760" w:hanging="360"/>
       </w:pPr>
       <w:rPr>
-        <w:rFonts w:ascii="Courier New" w:hAnsi="Courier New" w:hint="default"/>
+        <w:rFonts w:hint="default" w:ascii="Courier New" w:hAnsi="Courier New"/>
       </w:rPr>
     </w:lvl>
     <w:lvl w:ilvl="8" w:tplc="D4008390">
@@ -11407,7 +12284,7 @@
         <w:ind w:left="6480" w:hanging="360"/>
       </w:pPr>
       <w:rPr>
-        <w:rFonts w:ascii="Wingdings" w:hAnsi="Wingdings" w:hint="default"/>
+        <w:rFonts w:hint="default" w:ascii="Wingdings" w:hAnsi="Wingdings"/>
       </w:rPr>
     </w:lvl>
   </w:abstractNum>
@@ -11424,7 +12301,7 @@
         <w:ind w:left="720" w:hanging="360"/>
       </w:pPr>
       <w:rPr>
-        <w:rFonts w:ascii="Symbol" w:hAnsi="Symbol" w:hint="default"/>
+        <w:rFonts w:hint="default" w:ascii="Symbol" w:hAnsi="Symbol"/>
       </w:rPr>
     </w:lvl>
     <w:lvl w:ilvl="1" w:tplc="BA3037F2">
@@ -11436,7 +12313,7 @@
         <w:ind w:left="1440" w:hanging="360"/>
       </w:pPr>
       <w:rPr>
-        <w:rFonts w:ascii="Courier New" w:hAnsi="Courier New" w:hint="default"/>
+        <w:rFonts w:hint="default" w:ascii="Courier New" w:hAnsi="Courier New"/>
       </w:rPr>
     </w:lvl>
     <w:lvl w:ilvl="2" w:tplc="8C08729C">
@@ -11448,7 +12325,7 @@
         <w:ind w:left="2160" w:hanging="360"/>
       </w:pPr>
       <w:rPr>
-        <w:rFonts w:ascii="Wingdings" w:hAnsi="Wingdings" w:hint="default"/>
+        <w:rFonts w:hint="default" w:ascii="Wingdings" w:hAnsi="Wingdings"/>
       </w:rPr>
     </w:lvl>
     <w:lvl w:ilvl="3" w:tplc="5B48312E">
@@ -11460,7 +12337,7 @@
         <w:ind w:left="2880" w:hanging="360"/>
       </w:pPr>
       <w:rPr>
-        <w:rFonts w:ascii="Symbol" w:hAnsi="Symbol" w:hint="default"/>
+        <w:rFonts w:hint="default" w:ascii="Symbol" w:hAnsi="Symbol"/>
       </w:rPr>
     </w:lvl>
     <w:lvl w:ilvl="4" w:tplc="004A5018">
@@ -11472,7 +12349,7 @@
         <w:ind w:left="3600" w:hanging="360"/>
       </w:pPr>
       <w:rPr>
-        <w:rFonts w:ascii="Courier New" w:hAnsi="Courier New" w:hint="default"/>
+        <w:rFonts w:hint="default" w:ascii="Courier New" w:hAnsi="Courier New"/>
       </w:rPr>
     </w:lvl>
     <w:lvl w:ilvl="5" w:tplc="21EA502E">
@@ -11484,7 +12361,7 @@
         <w:ind w:left="4320" w:hanging="360"/>
       </w:pPr>
       <w:rPr>
-        <w:rFonts w:ascii="Wingdings" w:hAnsi="Wingdings" w:hint="default"/>
+        <w:rFonts w:hint="default" w:ascii="Wingdings" w:hAnsi="Wingdings"/>
       </w:rPr>
     </w:lvl>
     <w:lvl w:ilvl="6" w:tplc="84EE082E">
@@ -11496,7 +12373,7 @@
         <w:ind w:left="5040" w:hanging="360"/>
       </w:pPr>
       <w:rPr>
-        <w:rFonts w:ascii="Symbol" w:hAnsi="Symbol" w:hint="default"/>
+        <w:rFonts w:hint="default" w:ascii="Symbol" w:hAnsi="Symbol"/>
       </w:rPr>
     </w:lvl>
     <w:lvl w:ilvl="7" w:tplc="26EC93A8">
@@ -11508,7 +12385,7 @@
         <w:ind w:left="5760" w:hanging="360"/>
       </w:pPr>
       <w:rPr>
-        <w:rFonts w:ascii="Courier New" w:hAnsi="Courier New" w:hint="default"/>
+        <w:rFonts w:hint="default" w:ascii="Courier New" w:hAnsi="Courier New"/>
       </w:rPr>
     </w:lvl>
     <w:lvl w:ilvl="8" w:tplc="1BF84A06">
@@ -11520,7 +12397,7 @@
         <w:ind w:left="6480" w:hanging="360"/>
       </w:pPr>
       <w:rPr>
-        <w:rFonts w:ascii="Wingdings" w:hAnsi="Wingdings" w:hint="default"/>
+        <w:rFonts w:hint="default" w:ascii="Wingdings" w:hAnsi="Wingdings"/>
       </w:rPr>
     </w:lvl>
   </w:abstractNum>
@@ -11540,7 +12417,7 @@
         <w:ind w:left="720" w:hanging="360"/>
       </w:pPr>
       <w:rPr>
-        <w:rFonts w:ascii="Symbol" w:hAnsi="Symbol" w:hint="default"/>
+        <w:rFonts w:hint="default" w:ascii="Symbol" w:hAnsi="Symbol"/>
         <w:sz w:val="20"/>
       </w:rPr>
     </w:lvl>
@@ -11556,7 +12433,7 @@
         <w:ind w:left="1440" w:hanging="360"/>
       </w:pPr>
       <w:rPr>
-        <w:rFonts w:ascii="Courier New" w:hAnsi="Courier New" w:hint="default"/>
+        <w:rFonts w:hint="default" w:ascii="Courier New" w:hAnsi="Courier New"/>
         <w:sz w:val="20"/>
       </w:rPr>
     </w:lvl>
@@ -11572,7 +12449,7 @@
         <w:ind w:left="2160" w:hanging="360"/>
       </w:pPr>
       <w:rPr>
-        <w:rFonts w:ascii="Wingdings" w:hAnsi="Wingdings" w:hint="default"/>
+        <w:rFonts w:hint="default" w:ascii="Wingdings" w:hAnsi="Wingdings"/>
         <w:sz w:val="20"/>
       </w:rPr>
     </w:lvl>
@@ -11588,7 +12465,7 @@
         <w:ind w:left="2880" w:hanging="360"/>
       </w:pPr>
       <w:rPr>
-        <w:rFonts w:ascii="Wingdings" w:hAnsi="Wingdings" w:hint="default"/>
+        <w:rFonts w:hint="default" w:ascii="Wingdings" w:hAnsi="Wingdings"/>
         <w:sz w:val="20"/>
       </w:rPr>
     </w:lvl>
@@ -11604,7 +12481,7 @@
         <w:ind w:left="3600" w:hanging="360"/>
       </w:pPr>
       <w:rPr>
-        <w:rFonts w:ascii="Wingdings" w:hAnsi="Wingdings" w:hint="default"/>
+        <w:rFonts w:hint="default" w:ascii="Wingdings" w:hAnsi="Wingdings"/>
         <w:sz w:val="20"/>
       </w:rPr>
     </w:lvl>
@@ -11620,7 +12497,7 @@
         <w:ind w:left="4320" w:hanging="360"/>
       </w:pPr>
       <w:rPr>
-        <w:rFonts w:ascii="Wingdings" w:hAnsi="Wingdings" w:hint="default"/>
+        <w:rFonts w:hint="default" w:ascii="Wingdings" w:hAnsi="Wingdings"/>
         <w:sz w:val="20"/>
       </w:rPr>
     </w:lvl>
@@ -11636,7 +12513,7 @@
         <w:ind w:left="5040" w:hanging="360"/>
       </w:pPr>
       <w:rPr>
-        <w:rFonts w:ascii="Wingdings" w:hAnsi="Wingdings" w:hint="default"/>
+        <w:rFonts w:hint="default" w:ascii="Wingdings" w:hAnsi="Wingdings"/>
         <w:sz w:val="20"/>
       </w:rPr>
     </w:lvl>
@@ -11652,7 +12529,7 @@
         <w:ind w:left="5760" w:hanging="360"/>
       </w:pPr>
       <w:rPr>
-        <w:rFonts w:ascii="Wingdings" w:hAnsi="Wingdings" w:hint="default"/>
+        <w:rFonts w:hint="default" w:ascii="Wingdings" w:hAnsi="Wingdings"/>
         <w:sz w:val="20"/>
       </w:rPr>
     </w:lvl>
@@ -11668,7 +12545,7 @@
         <w:ind w:left="6480" w:hanging="360"/>
       </w:pPr>
       <w:rPr>
-        <w:rFonts w:ascii="Wingdings" w:hAnsi="Wingdings" w:hint="default"/>
+        <w:rFonts w:hint="default" w:ascii="Wingdings" w:hAnsi="Wingdings"/>
         <w:sz w:val="20"/>
       </w:rPr>
     </w:lvl>
@@ -11859,7 +12736,7 @@
         <w:ind w:left="720" w:hanging="360"/>
       </w:pPr>
       <w:rPr>
-        <w:rFonts w:ascii="Symbol" w:hAnsi="Symbol" w:hint="default"/>
+        <w:rFonts w:hint="default" w:ascii="Symbol" w:hAnsi="Symbol"/>
       </w:rPr>
     </w:lvl>
     <w:lvl w:ilvl="1" w:tplc="11F2DDB2">
@@ -11871,7 +12748,7 @@
         <w:ind w:left="1440" w:hanging="360"/>
       </w:pPr>
       <w:rPr>
-        <w:rFonts w:ascii="Courier New" w:hAnsi="Courier New" w:hint="default"/>
+        <w:rFonts w:hint="default" w:ascii="Courier New" w:hAnsi="Courier New"/>
       </w:rPr>
     </w:lvl>
     <w:lvl w:ilvl="2" w:tplc="A3848F68">
@@ -11883,7 +12760,7 @@
         <w:ind w:left="2160" w:hanging="360"/>
       </w:pPr>
       <w:rPr>
-        <w:rFonts w:ascii="Wingdings" w:hAnsi="Wingdings" w:hint="default"/>
+        <w:rFonts w:hint="default" w:ascii="Wingdings" w:hAnsi="Wingdings"/>
       </w:rPr>
     </w:lvl>
     <w:lvl w:ilvl="3" w:tplc="F0B860F6">
@@ -11895,7 +12772,7 @@
         <w:ind w:left="2880" w:hanging="360"/>
       </w:pPr>
       <w:rPr>
-        <w:rFonts w:ascii="Symbol" w:hAnsi="Symbol" w:hint="default"/>
+        <w:rFonts w:hint="default" w:ascii="Symbol" w:hAnsi="Symbol"/>
       </w:rPr>
     </w:lvl>
     <w:lvl w:ilvl="4" w:tplc="2ED40782">
@@ -11907,7 +12784,7 @@
         <w:ind w:left="3600" w:hanging="360"/>
       </w:pPr>
       <w:rPr>
-        <w:rFonts w:ascii="Courier New" w:hAnsi="Courier New" w:hint="default"/>
+        <w:rFonts w:hint="default" w:ascii="Courier New" w:hAnsi="Courier New"/>
       </w:rPr>
     </w:lvl>
     <w:lvl w:ilvl="5" w:tplc="7A3CD59A">
@@ -11919,7 +12796,7 @@
         <w:ind w:left="4320" w:hanging="360"/>
       </w:pPr>
       <w:rPr>
-        <w:rFonts w:ascii="Wingdings" w:hAnsi="Wingdings" w:hint="default"/>
+        <w:rFonts w:hint="default" w:ascii="Wingdings" w:hAnsi="Wingdings"/>
       </w:rPr>
     </w:lvl>
     <w:lvl w:ilvl="6" w:tplc="FA486044">
@@ -11931,7 +12808,7 @@
         <w:ind w:left="5040" w:hanging="360"/>
       </w:pPr>
       <w:rPr>
-        <w:rFonts w:ascii="Symbol" w:hAnsi="Symbol" w:hint="default"/>
+        <w:rFonts w:hint="default" w:ascii="Symbol" w:hAnsi="Symbol"/>
       </w:rPr>
     </w:lvl>
     <w:lvl w:ilvl="7" w:tplc="9D08E594">
@@ -11943,7 +12820,7 @@
         <w:ind w:left="5760" w:hanging="360"/>
       </w:pPr>
       <w:rPr>
-        <w:rFonts w:ascii="Courier New" w:hAnsi="Courier New" w:hint="default"/>
+        <w:rFonts w:hint="default" w:ascii="Courier New" w:hAnsi="Courier New"/>
       </w:rPr>
     </w:lvl>
     <w:lvl w:ilvl="8" w:tplc="DDF2450E">
@@ -11955,7 +12832,7 @@
         <w:ind w:left="6480" w:hanging="360"/>
       </w:pPr>
       <w:rPr>
-        <w:rFonts w:ascii="Wingdings" w:hAnsi="Wingdings" w:hint="default"/>
+        <w:rFonts w:hint="default" w:ascii="Wingdings" w:hAnsi="Wingdings"/>
       </w:rPr>
     </w:lvl>
   </w:abstractNum>
@@ -12147,7 +13024,7 @@
   <w:docDefaults>
     <w:rPrDefault>
       <w:rPr>
-        <w:rFonts w:ascii="Times New Roman" w:eastAsia="Times New Roman" w:hAnsi="Times New Roman" w:cs="Times New Roman"/>
+        <w:rFonts w:ascii="Times New Roman" w:hAnsi="Times New Roman" w:eastAsia="Times New Roman" w:cs="Times New Roman"/>
         <w:lang w:val="en-US" w:eastAsia="en-US" w:bidi="ar-SA"/>
       </w:rPr>
     </w:rPrDefault>
@@ -12216,7 +13093,7 @@
     <w:lsdException w:name="Table Web 2" w:semiHidden="1" w:unhideWhenUsed="1"/>
     <w:lsdException w:name="Table Web 3" w:semiHidden="1" w:unhideWhenUsed="1"/>
     <w:lsdException w:name="Table Theme" w:semiHidden="1" w:unhideWhenUsed="1"/>
-    <w:lsdException w:name="Placeholder Text" w:semiHidden="1" w:uiPriority="99"/>
+    <w:lsdException w:name="Placeholder Text" w:uiPriority="99" w:semiHidden="1"/>
     <w:lsdException w:name="No Spacing" w:uiPriority="1" w:qFormat="1"/>
     <w:lsdException w:name="Light Shading" w:uiPriority="60"/>
     <w:lsdException w:name="Light List" w:uiPriority="61"/>
@@ -12238,7 +13115,7 @@
     <w:lsdException w:name="Medium Shading 1 Accent 1" w:uiPriority="63"/>
     <w:lsdException w:name="Medium Shading 2 Accent 1" w:uiPriority="64"/>
     <w:lsdException w:name="Medium List 1 Accent 1" w:uiPriority="65"/>
-    <w:lsdException w:name="Revision" w:semiHidden="1" w:uiPriority="99"/>
+    <w:lsdException w:name="Revision" w:uiPriority="99" w:semiHidden="1"/>
     <w:lsdException w:name="List Paragraph" w:uiPriority="34" w:qFormat="1"/>
     <w:lsdException w:name="Quote" w:uiPriority="29" w:qFormat="1"/>
     <w:lsdException w:name="Intense Quote" w:uiPriority="30" w:qFormat="1"/>
@@ -12325,8 +13202,8 @@
     <w:lsdException w:name="Subtle Reference" w:uiPriority="31" w:qFormat="1"/>
     <w:lsdException w:name="Intense Reference" w:uiPriority="32" w:qFormat="1"/>
     <w:lsdException w:name="Book Title" w:uiPriority="33" w:qFormat="1"/>
-    <w:lsdException w:name="Bibliography" w:semiHidden="1" w:uiPriority="37" w:unhideWhenUsed="1"/>
-    <w:lsdException w:name="TOC Heading" w:semiHidden="1" w:uiPriority="39" w:unhideWhenUsed="1" w:qFormat="1"/>
+    <w:lsdException w:name="Bibliography" w:uiPriority="37" w:semiHidden="1" w:unhideWhenUsed="1"/>
+    <w:lsdException w:name="TOC Heading" w:uiPriority="39" w:semiHidden="1" w:unhideWhenUsed="1" w:qFormat="1"/>
     <w:lsdException w:name="Plain Table 1" w:uiPriority="41"/>
     <w:lsdException w:name="Plain Table 2" w:uiPriority="42"/>
     <w:lsdException w:name="Plain Table 3" w:uiPriority="43"/>
@@ -12431,13 +13308,13 @@
     <w:lsdException w:name="List Table 5 Dark Accent 6" w:uiPriority="50"/>
     <w:lsdException w:name="List Table 6 Colorful Accent 6" w:uiPriority="51"/>
     <w:lsdException w:name="List Table 7 Colorful Accent 6" w:uiPriority="52"/>
-    <w:lsdException w:name="Mention" w:semiHidden="1" w:uiPriority="99" w:unhideWhenUsed="1"/>
-    <w:lsdException w:name="Smart Hyperlink" w:semiHidden="1" w:uiPriority="99" w:unhideWhenUsed="1"/>
-    <w:lsdException w:name="Hashtag" w:semiHidden="1" w:uiPriority="99" w:unhideWhenUsed="1"/>
-    <w:lsdException w:name="Unresolved Mention" w:semiHidden="1" w:uiPriority="99" w:unhideWhenUsed="1"/>
-    <w:lsdException w:name="Smart Link" w:semiHidden="1" w:uiPriority="99" w:unhideWhenUsed="1"/>
+    <w:lsdException w:name="Mention" w:uiPriority="99" w:semiHidden="1" w:unhideWhenUsed="1"/>
+    <w:lsdException w:name="Smart Hyperlink" w:uiPriority="99" w:semiHidden="1" w:unhideWhenUsed="1"/>
+    <w:lsdException w:name="Hashtag" w:uiPriority="99" w:semiHidden="1" w:unhideWhenUsed="1"/>
+    <w:lsdException w:name="Unresolved Mention" w:uiPriority="99" w:semiHidden="1" w:unhideWhenUsed="1"/>
+    <w:lsdException w:name="Smart Link" w:uiPriority="99" w:semiHidden="1" w:unhideWhenUsed="1"/>
   </w:latentStyles>
-  <w:style w:type="paragraph" w:default="1" w:styleId="Normal">
+  <w:style w:type="paragraph" w:styleId="Binhthng" w:default="1">
     <w:name w:val="Normal"/>
     <w:qFormat/>
     <w:pPr>
@@ -12448,10 +13325,10 @@
       <w:sz w:val="24"/>
     </w:rPr>
   </w:style>
-  <w:style w:type="paragraph" w:styleId="Heading1">
+  <w:style w:type="paragraph" w:styleId="u1">
     <w:name w:val="heading 1"/>
-    <w:basedOn w:val="Normal"/>
-    <w:next w:val="Normal"/>
+    <w:basedOn w:val="Binhthng"/>
+    <w:next w:val="Binhthng"/>
     <w:qFormat/>
     <w:pPr>
       <w:keepNext/>
@@ -12468,11 +13345,11 @@
       <w:sz w:val="36"/>
     </w:rPr>
   </w:style>
-  <w:style w:type="paragraph" w:styleId="Heading2">
+  <w:style w:type="paragraph" w:styleId="u2">
     <w:name w:val="heading 2"/>
-    <w:basedOn w:val="Normal"/>
-    <w:next w:val="Normal"/>
-    <w:link w:val="Heading2Char"/>
+    <w:basedOn w:val="Binhthng"/>
+    <w:next w:val="Binhthng"/>
+    <w:link w:val="u2Char"/>
     <w:qFormat/>
     <w:pPr>
       <w:keepNext/>
@@ -12489,11 +13366,11 @@
       <w:sz w:val="28"/>
     </w:rPr>
   </w:style>
-  <w:style w:type="paragraph" w:styleId="Heading3">
+  <w:style w:type="paragraph" w:styleId="u3">
     <w:name w:val="heading 3"/>
-    <w:basedOn w:val="Normal"/>
-    <w:next w:val="Normal"/>
-    <w:link w:val="Heading3Char"/>
+    <w:basedOn w:val="Binhthng"/>
+    <w:next w:val="Binhthng"/>
+    <w:link w:val="u3Char"/>
     <w:qFormat/>
     <w:pPr>
       <w:numPr>
@@ -12507,10 +13384,10 @@
       <w:b/>
     </w:rPr>
   </w:style>
-  <w:style w:type="paragraph" w:styleId="Heading4">
+  <w:style w:type="paragraph" w:styleId="u4">
     <w:name w:val="heading 4"/>
-    <w:basedOn w:val="Normal"/>
-    <w:next w:val="Normal"/>
+    <w:basedOn w:val="Binhthng"/>
+    <w:next w:val="Binhthng"/>
     <w:qFormat/>
     <w:pPr>
       <w:keepNext/>
@@ -12529,10 +13406,10 @@
       <w:sz w:val="22"/>
     </w:rPr>
   </w:style>
-  <w:style w:type="paragraph" w:styleId="Heading5">
+  <w:style w:type="paragraph" w:styleId="u5">
     <w:name w:val="heading 5"/>
-    <w:basedOn w:val="Normal"/>
-    <w:next w:val="Normal"/>
+    <w:basedOn w:val="Binhthng"/>
+    <w:next w:val="Binhthng"/>
     <w:qFormat/>
     <w:pPr>
       <w:numPr>
@@ -12548,10 +13425,10 @@
       <w:sz w:val="22"/>
     </w:rPr>
   </w:style>
-  <w:style w:type="paragraph" w:styleId="Heading6">
+  <w:style w:type="paragraph" w:styleId="u6">
     <w:name w:val="heading 6"/>
-    <w:basedOn w:val="Normal"/>
-    <w:next w:val="Normal"/>
+    <w:basedOn w:val="Binhthng"/>
+    <w:next w:val="Binhthng"/>
     <w:qFormat/>
     <w:pPr>
       <w:numPr>
@@ -12569,10 +13446,10 @@
       <w:sz w:val="22"/>
     </w:rPr>
   </w:style>
-  <w:style w:type="paragraph" w:styleId="Heading7">
+  <w:style w:type="paragraph" w:styleId="u7">
     <w:name w:val="heading 7"/>
-    <w:basedOn w:val="Normal"/>
-    <w:next w:val="Normal"/>
+    <w:basedOn w:val="Binhthng"/>
+    <w:next w:val="Binhthng"/>
     <w:qFormat/>
     <w:pPr>
       <w:numPr>
@@ -12588,10 +13465,10 @@
       <w:sz w:val="20"/>
     </w:rPr>
   </w:style>
-  <w:style w:type="paragraph" w:styleId="Heading8">
+  <w:style w:type="paragraph" w:styleId="u8">
     <w:name w:val="heading 8"/>
-    <w:basedOn w:val="Normal"/>
-    <w:next w:val="Normal"/>
+    <w:basedOn w:val="Binhthng"/>
+    <w:next w:val="Binhthng"/>
     <w:qFormat/>
     <w:pPr>
       <w:numPr>
@@ -12608,10 +13485,10 @@
       <w:sz w:val="20"/>
     </w:rPr>
   </w:style>
-  <w:style w:type="paragraph" w:styleId="Heading9">
+  <w:style w:type="paragraph" w:styleId="u9">
     <w:name w:val="heading 9"/>
-    <w:basedOn w:val="Normal"/>
-    <w:next w:val="Normal"/>
+    <w:basedOn w:val="Binhthng"/>
+    <w:next w:val="Binhthng"/>
     <w:qFormat/>
     <w:pPr>
       <w:numPr>
@@ -12629,13 +13506,13 @@
       <w:sz w:val="18"/>
     </w:rPr>
   </w:style>
-  <w:style w:type="character" w:default="1" w:styleId="DefaultParagraphFont">
+  <w:style w:type="character" w:styleId="Phngmcinhcuaoanvn" w:default="1">
     <w:name w:val="Default Paragraph Font"/>
     <w:uiPriority w:val="1"/>
     <w:semiHidden/>
     <w:unhideWhenUsed/>
   </w:style>
-  <w:style w:type="table" w:default="1" w:styleId="TableNormal">
+  <w:style w:type="table" w:styleId="BangThngthng" w:default="1">
     <w:name w:val="Normal Table"/>
     <w:uiPriority w:val="99"/>
     <w:semiHidden/>
@@ -12650,15 +13527,15 @@
       </w:tblCellMar>
     </w:tblPr>
   </w:style>
-  <w:style w:type="numbering" w:default="1" w:styleId="NoList">
+  <w:style w:type="numbering" w:styleId="Khngco" w:default="1">
     <w:name w:val="No List"/>
     <w:uiPriority w:val="99"/>
     <w:semiHidden/>
     <w:unhideWhenUsed/>
   </w:style>
-  <w:style w:type="paragraph" w:styleId="Footer">
+  <w:style w:type="paragraph" w:styleId="Chntrang">
     <w:name w:val="footer"/>
-    <w:basedOn w:val="Normal"/>
+    <w:basedOn w:val="Binhthng"/>
     <w:pPr>
       <w:tabs>
         <w:tab w:val="center" w:pos="4680"/>
@@ -12671,17 +13548,17 @@
       <w:sz w:val="20"/>
     </w:rPr>
   </w:style>
-  <w:style w:type="paragraph" w:customStyle="1" w:styleId="bullet">
+  <w:style w:type="paragraph" w:styleId="bullet" w:customStyle="1">
     <w:name w:val="bullet"/>
-    <w:basedOn w:val="Normal"/>
+    <w:basedOn w:val="Binhthng"/>
     <w:rPr>
       <w:rFonts w:ascii="Arial" w:hAnsi="Arial"/>
       <w:sz w:val="20"/>
     </w:rPr>
   </w:style>
-  <w:style w:type="paragraph" w:styleId="Header">
+  <w:style w:type="paragraph" w:styleId="utrang">
     <w:name w:val="header"/>
-    <w:basedOn w:val="Normal"/>
+    <w:basedOn w:val="Binhthng"/>
     <w:pPr>
       <w:tabs>
         <w:tab w:val="center" w:pos="4680"/>
@@ -12694,9 +13571,9 @@
       <w:sz w:val="20"/>
     </w:rPr>
   </w:style>
-  <w:style w:type="paragraph" w:customStyle="1" w:styleId="heading10">
+  <w:style w:type="paragraph" w:styleId="heading1" w:customStyle="1">
     <w:name w:val="heading1"/>
-    <w:basedOn w:val="Normal"/>
+    <w:basedOn w:val="Binhthng"/>
     <w:pPr>
       <w:tabs>
         <w:tab w:val="left" w:pos="450"/>
@@ -12706,10 +13583,10 @@
       </w:tabs>
     </w:pPr>
   </w:style>
-  <w:style w:type="paragraph" w:styleId="TOC1">
+  <w:style w:type="paragraph" w:styleId="Mucluc1">
     <w:name w:val="toc 1"/>
-    <w:basedOn w:val="Normal"/>
-    <w:next w:val="Normal"/>
+    <w:basedOn w:val="Binhthng"/>
+    <w:next w:val="Binhthng"/>
     <w:uiPriority w:val="39"/>
     <w:pPr>
       <w:tabs>
@@ -12725,10 +13602,10 @@
       <w:noProof/>
     </w:rPr>
   </w:style>
-  <w:style w:type="paragraph" w:styleId="TOC2">
+  <w:style w:type="paragraph" w:styleId="Mucluc2">
     <w:name w:val="toc 2"/>
-    <w:basedOn w:val="Normal"/>
-    <w:next w:val="Normal"/>
+    <w:basedOn w:val="Binhthng"/>
+    <w:next w:val="Binhthng"/>
     <w:uiPriority w:val="39"/>
     <w:pPr>
       <w:tabs>
@@ -12742,17 +13619,17 @@
       <w:sz w:val="22"/>
     </w:rPr>
   </w:style>
-  <w:style w:type="paragraph" w:customStyle="1" w:styleId="level4">
+  <w:style w:type="paragraph" w:styleId="level4" w:customStyle="1">
     <w:name w:val="level 4"/>
-    <w:basedOn w:val="Normal"/>
+    <w:basedOn w:val="Binhthng"/>
     <w:pPr>
       <w:spacing w:before="120" w:after="120"/>
       <w:ind w:left="634"/>
     </w:pPr>
   </w:style>
-  <w:style w:type="paragraph" w:customStyle="1" w:styleId="level5">
+  <w:style w:type="paragraph" w:styleId="level5" w:customStyle="1">
     <w:name w:val="level 5"/>
-    <w:basedOn w:val="Normal"/>
+    <w:basedOn w:val="Binhthng"/>
     <w:pPr>
       <w:tabs>
         <w:tab w:val="left" w:pos="2520"/>
@@ -12760,9 +13637,9 @@
       <w:ind w:left="1440"/>
     </w:pPr>
   </w:style>
-  <w:style w:type="paragraph" w:styleId="Title">
+  <w:style w:type="paragraph" w:styleId="Tiu">
     <w:name w:val="Title"/>
-    <w:basedOn w:val="Normal"/>
+    <w:basedOn w:val="Binhthng"/>
     <w:qFormat/>
     <w:pPr>
       <w:spacing w:before="240" w:after="720" w:line="240" w:lineRule="auto"/>
@@ -12775,9 +13652,9 @@
       <w:sz w:val="64"/>
     </w:rPr>
   </w:style>
-  <w:style w:type="paragraph" w:customStyle="1" w:styleId="TOCEntry">
+  <w:style w:type="paragraph" w:styleId="TOCEntry" w:customStyle="1">
     <w:name w:val="TOCEntry"/>
-    <w:basedOn w:val="Normal"/>
+    <w:basedOn w:val="Binhthng"/>
     <w:pPr>
       <w:keepNext/>
       <w:keepLines/>
@@ -12788,10 +13665,10 @@
       <w:sz w:val="36"/>
     </w:rPr>
   </w:style>
-  <w:style w:type="paragraph" w:styleId="TOC3">
+  <w:style w:type="paragraph" w:styleId="Mucluc3">
     <w:name w:val="toc 3"/>
-    <w:basedOn w:val="Normal"/>
-    <w:next w:val="Normal"/>
+    <w:basedOn w:val="Binhthng"/>
+    <w:next w:val="Binhthng"/>
     <w:semiHidden/>
     <w:pPr>
       <w:tabs>
@@ -12805,10 +13682,10 @@
       <w:sz w:val="22"/>
     </w:rPr>
   </w:style>
-  <w:style w:type="paragraph" w:styleId="TOC4">
+  <w:style w:type="paragraph" w:styleId="Mucluc4">
     <w:name w:val="toc 4"/>
-    <w:basedOn w:val="Normal"/>
-    <w:next w:val="Normal"/>
+    <w:basedOn w:val="Binhthng"/>
+    <w:next w:val="Binhthng"/>
     <w:semiHidden/>
     <w:pPr>
       <w:tabs>
@@ -12817,10 +13694,10 @@
       <w:ind w:left="720"/>
     </w:pPr>
   </w:style>
-  <w:style w:type="paragraph" w:styleId="TOC5">
+  <w:style w:type="paragraph" w:styleId="Mucluc5">
     <w:name w:val="toc 5"/>
-    <w:basedOn w:val="Normal"/>
-    <w:next w:val="Normal"/>
+    <w:basedOn w:val="Binhthng"/>
+    <w:next w:val="Binhthng"/>
     <w:semiHidden/>
     <w:pPr>
       <w:tabs>
@@ -12829,10 +13706,10 @@
       <w:ind w:left="960"/>
     </w:pPr>
   </w:style>
-  <w:style w:type="paragraph" w:styleId="TOC6">
+  <w:style w:type="paragraph" w:styleId="Mucluc6">
     <w:name w:val="toc 6"/>
-    <w:basedOn w:val="Normal"/>
-    <w:next w:val="Normal"/>
+    <w:basedOn w:val="Binhthng"/>
+    <w:next w:val="Binhthng"/>
     <w:semiHidden/>
     <w:pPr>
       <w:tabs>
@@ -12841,10 +13718,10 @@
       <w:ind w:left="1200"/>
     </w:pPr>
   </w:style>
-  <w:style w:type="paragraph" w:styleId="TOC7">
+  <w:style w:type="paragraph" w:styleId="Mucluc7">
     <w:name w:val="toc 7"/>
-    <w:basedOn w:val="Normal"/>
-    <w:next w:val="Normal"/>
+    <w:basedOn w:val="Binhthng"/>
+    <w:next w:val="Binhthng"/>
     <w:semiHidden/>
     <w:pPr>
       <w:tabs>
@@ -12853,10 +13730,10 @@
       <w:ind w:left="1440"/>
     </w:pPr>
   </w:style>
-  <w:style w:type="paragraph" w:styleId="TOC8">
+  <w:style w:type="paragraph" w:styleId="Mucluc8">
     <w:name w:val="toc 8"/>
-    <w:basedOn w:val="Normal"/>
-    <w:next w:val="Normal"/>
+    <w:basedOn w:val="Binhthng"/>
+    <w:next w:val="Binhthng"/>
     <w:semiHidden/>
     <w:pPr>
       <w:tabs>
@@ -12865,10 +13742,10 @@
       <w:ind w:left="1680"/>
     </w:pPr>
   </w:style>
-  <w:style w:type="paragraph" w:styleId="TOC9">
+  <w:style w:type="paragraph" w:styleId="Mucluc9">
     <w:name w:val="toc 9"/>
-    <w:basedOn w:val="Normal"/>
-    <w:next w:val="Normal"/>
+    <w:basedOn w:val="Binhthng"/>
+    <w:next w:val="Binhthng"/>
     <w:semiHidden/>
     <w:pPr>
       <w:tabs>
@@ -12877,22 +13754,22 @@
       <w:ind w:left="1920"/>
     </w:pPr>
   </w:style>
-  <w:style w:type="paragraph" w:customStyle="1" w:styleId="template">
+  <w:style w:type="paragraph" w:styleId="template" w:customStyle="1">
     <w:name w:val="template"/>
-    <w:basedOn w:val="Normal"/>
+    <w:basedOn w:val="Binhthng"/>
     <w:rPr>
       <w:rFonts w:ascii="Arial" w:hAnsi="Arial"/>
       <w:i/>
       <w:sz w:val="22"/>
     </w:rPr>
   </w:style>
-  <w:style w:type="character" w:styleId="PageNumber">
+  <w:style w:type="character" w:styleId="Strang">
     <w:name w:val="page number"/>
-    <w:basedOn w:val="DefaultParagraphFont"/>
+    <w:basedOn w:val="Phngmcinhcuaoanvn"/>
   </w:style>
-  <w:style w:type="paragraph" w:customStyle="1" w:styleId="level3text">
+  <w:style w:type="paragraph" w:styleId="level3text" w:customStyle="1">
     <w:name w:val="level 3 text"/>
-    <w:basedOn w:val="Normal"/>
+    <w:basedOn w:val="Binhthng"/>
     <w:pPr>
       <w:spacing w:line="220" w:lineRule="exact"/>
       <w:ind w:left="1350" w:hanging="716"/>
@@ -12903,7 +13780,7 @@
       <w:sz w:val="22"/>
     </w:rPr>
   </w:style>
-  <w:style w:type="paragraph" w:customStyle="1" w:styleId="requirement">
+  <w:style w:type="paragraph" w:styleId="requirement" w:customStyle="1">
     <w:name w:val="requirement"/>
     <w:basedOn w:val="level4"/>
     <w:pPr>
@@ -12914,16 +13791,16 @@
       <w:rFonts w:ascii="Times New Roman" w:hAnsi="Times New Roman"/>
     </w:rPr>
   </w:style>
-  <w:style w:type="paragraph" w:customStyle="1" w:styleId="ByLine">
+  <w:style w:type="paragraph" w:styleId="ByLine" w:customStyle="1">
     <w:name w:val="ByLine"/>
-    <w:basedOn w:val="Title"/>
+    <w:basedOn w:val="Tiu"/>
     <w:rPr>
       <w:sz w:val="28"/>
     </w:rPr>
   </w:style>
-  <w:style w:type="paragraph" w:customStyle="1" w:styleId="ChangeHistoryTitle">
+  <w:style w:type="paragraph" w:styleId="ChangeHistoryTitle" w:customStyle="1">
     <w:name w:val="ChangeHistory Title"/>
-    <w:basedOn w:val="Normal"/>
+    <w:basedOn w:val="Binhthng"/>
     <w:pPr>
       <w:keepNext/>
       <w:spacing w:before="60" w:after="60" w:line="240" w:lineRule="auto"/>
@@ -12935,13 +13812,13 @@
       <w:sz w:val="36"/>
     </w:rPr>
   </w:style>
-  <w:style w:type="paragraph" w:customStyle="1" w:styleId="SuperTitle">
+  <w:style w:type="paragraph" w:styleId="SuperTitle" w:customStyle="1">
     <w:name w:val="SuperTitle"/>
-    <w:basedOn w:val="Title"/>
-    <w:next w:val="Normal"/>
+    <w:basedOn w:val="Tiu"/>
+    <w:next w:val="Binhthng"/>
     <w:pPr>
       <w:pBdr>
-        <w:top w:val="single" w:sz="48" w:space="1" w:color="auto"/>
+        <w:top w:val="single" w:color="auto" w:sz="48" w:space="1"/>
       </w:pBdr>
       <w:spacing w:before="960" w:after="0"/>
     </w:pPr>
@@ -12949,12 +13826,12 @@
       <w:sz w:val="28"/>
     </w:rPr>
   </w:style>
-  <w:style w:type="paragraph" w:customStyle="1" w:styleId="line">
+  <w:style w:type="paragraph" w:styleId="line" w:customStyle="1">
     <w:name w:val="line"/>
-    <w:basedOn w:val="Title"/>
+    <w:basedOn w:val="Tiu"/>
     <w:pPr>
       <w:pBdr>
-        <w:top w:val="single" w:sz="36" w:space="1" w:color="auto"/>
+        <w:top w:val="single" w:color="auto" w:sz="36" w:space="1"/>
       </w:pBdr>
       <w:spacing w:after="0"/>
     </w:pPr>
@@ -12962,25 +13839,25 @@
       <w:sz w:val="40"/>
     </w:rPr>
   </w:style>
-  <w:style w:type="table" w:styleId="TableGrid">
+  <w:style w:type="table" w:styleId="LiBang">
     <w:name w:val="Table Grid"/>
-    <w:basedOn w:val="TableNormal"/>
+    <w:basedOn w:val="BangThngthng"/>
     <w:rsid w:val="00F6016F"/>
     <w:pPr>
       <w:spacing w:line="240" w:lineRule="exact"/>
     </w:pPr>
     <w:tblPr>
       <w:tblBorders>
-        <w:top w:val="single" w:sz="4" w:space="0" w:color="auto"/>
-        <w:left w:val="single" w:sz="4" w:space="0" w:color="auto"/>
-        <w:bottom w:val="single" w:sz="4" w:space="0" w:color="auto"/>
-        <w:right w:val="single" w:sz="4" w:space="0" w:color="auto"/>
-        <w:insideH w:val="single" w:sz="4" w:space="0" w:color="auto"/>
-        <w:insideV w:val="single" w:sz="4" w:space="0" w:color="auto"/>
+        <w:top w:val="single" w:color="auto" w:sz="4" w:space="0"/>
+        <w:left w:val="single" w:color="auto" w:sz="4" w:space="0"/>
+        <w:bottom w:val="single" w:color="auto" w:sz="4" w:space="0"/>
+        <w:right w:val="single" w:color="auto" w:sz="4" w:space="0"/>
+        <w:insideH w:val="single" w:color="auto" w:sz="4" w:space="0"/>
+        <w:insideV w:val="single" w:color="auto" w:sz="4" w:space="0"/>
       </w:tblBorders>
     </w:tblPr>
   </w:style>
-  <w:style w:type="character" w:styleId="Hyperlink">
+  <w:style w:type="character" w:styleId="Siuktni">
     <w:name w:val="Hyperlink"/>
     <w:uiPriority w:val="99"/>
     <w:rsid w:val="00F233C8"/>
@@ -12997,9 +13874,9 @@
       <w:u w:val="single"/>
     </w:rPr>
   </w:style>
-  <w:style w:type="paragraph" w:styleId="ListParagraph">
+  <w:style w:type="paragraph" w:styleId="oancuaDanhsach">
     <w:name w:val="List Paragraph"/>
-    <w:basedOn w:val="Normal"/>
+    <w:basedOn w:val="Binhthng"/>
     <w:uiPriority w:val="34"/>
     <w:qFormat/>
     <w:rsid w:val="00B8756E"/>
@@ -13008,7 +13885,7 @@
       <w:contextualSpacing/>
     </w:pPr>
   </w:style>
-  <w:style w:type="paragraph" w:styleId="Revision">
+  <w:style w:type="paragraph" w:styleId="Duytlai">
     <w:name w:val="Revision"/>
     <w:hidden/>
     <w:uiPriority w:val="99"/>
@@ -13019,9 +13896,9 @@
       <w:sz w:val="24"/>
     </w:rPr>
   </w:style>
-  <w:style w:type="character" w:customStyle="1" w:styleId="Heading3Char">
-    <w:name w:val="Heading 3 Char"/>
-    <w:link w:val="Heading3"/>
+  <w:style w:type="character" w:styleId="u3Char" w:customStyle="1">
+    <w:name w:val="Đầu đề 3 Char"/>
+    <w:link w:val="u3"/>
     <w:rsid w:val="005E114E"/>
     <w:rPr>
       <w:rFonts w:ascii="Times" w:hAnsi="Times"/>
@@ -13029,9 +13906,9 @@
       <w:sz w:val="24"/>
     </w:rPr>
   </w:style>
-  <w:style w:type="character" w:customStyle="1" w:styleId="Heading2Char">
-    <w:name w:val="Heading 2 Char"/>
-    <w:link w:val="Heading2"/>
+  <w:style w:type="character" w:styleId="u2Char" w:customStyle="1">
+    <w:name w:val="Đầu đề 2 Char"/>
+    <w:link w:val="u2"/>
     <w:rsid w:val="005E114E"/>
     <w:rPr>
       <w:rFonts w:ascii="Times" w:hAnsi="Times"/>
@@ -13043,7 +13920,7 @@
 </file>
 
 <file path=word/theme/theme1.xml><?xml version="1.0" encoding="utf-8"?>
-<a:theme xmlns:a="http://schemas.openxmlformats.org/drawingml/2006/main" name="Office Theme">
+<a:theme xmlns:a="http://schemas.openxmlformats.org/drawingml/2006/main" xmlns:thm15="http://schemas.microsoft.com/office/thememl/2012/main" name="Office Theme">
   <a:themeElements>
     <a:clrScheme name="Office">
       <a:dk1>

--- a/docs/CT240_Nhóm_4_Đặc tả yêu cầu SRS.docx
+++ b/docs/CT240_Nhóm_4_Đặc tả yêu cầu SRS.docx
@@ -1,6 +1,6 @@
 
 <file path=word/document.xml><?xml version="1.0" encoding="utf-8"?>
-<w:document xmlns:wpc="http://schemas.microsoft.com/office/word/2010/wordprocessingCanvas" xmlns:cx="http://schemas.microsoft.com/office/drawing/2014/chartex" xmlns:cx1="http://schemas.microsoft.com/office/drawing/2015/9/8/chartex" xmlns:cx2="http://schemas.microsoft.com/office/drawing/2015/10/21/chartex" xmlns:cx3="http://schemas.microsoft.com/office/drawing/2016/5/9/chartex" xmlns:cx4="http://schemas.microsoft.com/office/drawing/2016/5/10/chartex" xmlns:cx5="http://schemas.microsoft.com/office/drawing/2016/5/11/chartex" xmlns:cx6="http://schemas.microsoft.com/office/drawing/2016/5/12/chartex" xmlns:cx7="http://schemas.microsoft.com/office/drawing/2016/5/13/chartex" xmlns:cx8="http://schemas.microsoft.com/office/drawing/2016/5/14/chartex" xmlns:mc="http://schemas.openxmlformats.org/markup-compatibility/2006" xmlns:aink="http://schemas.microsoft.com/office/drawing/2016/ink" xmlns:am3d="http://schemas.microsoft.com/office/drawing/2017/model3d" xmlns:o="urn:schemas-microsoft-com:office:office" xmlns:oel="http://schemas.microsoft.com/office/2019/extlst" xmlns:r="http://schemas.openxmlformats.org/officeDocument/2006/relationships" xmlns:m="http://schemas.openxmlformats.org/officeDocument/2006/math" xmlns:v="urn:schemas-microsoft-com:vml" xmlns:wp14="http://schemas.microsoft.com/office/word/2010/wordprocessingDrawing" xmlns:wp="http://schemas.openxmlformats.org/drawingml/2006/wordprocessingDrawing" xmlns:w10="urn:schemas-microsoft-com:office:word" xmlns:w="http://schemas.openxmlformats.org/wordprocessingml/2006/main" xmlns:w14="http://schemas.microsoft.com/office/word/2010/wordml" xmlns:w15="http://schemas.microsoft.com/office/word/2012/wordml" xmlns:w16cex="http://schemas.microsoft.com/office/word/2018/wordml/cex" xmlns:w16cid="http://schemas.microsoft.com/office/word/2016/wordml/cid" xmlns:w16="http://schemas.microsoft.com/office/word/2018/wordml" xmlns:w16du="http://schemas.microsoft.com/office/word/2023/wordml/word16du" xmlns:w16sdtdh="http://schemas.microsoft.com/office/word/2020/wordml/sdtdatahash" xmlns:w16sdtfl="http://schemas.microsoft.com/office/word/2024/wordml/sdtformatlock" xmlns:w16se="http://schemas.microsoft.com/office/word/2015/wordml/symex" xmlns:wpg="http://schemas.microsoft.com/office/word/2010/wordprocessingGroup" xmlns:wpi="http://schemas.microsoft.com/office/word/2010/wordprocessingInk" xmlns:wne="http://schemas.microsoft.com/office/word/2006/wordml" xmlns:wps="http://schemas.microsoft.com/office/word/2010/wordprocessingShape" xmlns:a="http://schemas.openxmlformats.org/drawingml/2006/main" xmlns:pic="http://schemas.openxmlformats.org/drawingml/2006/picture" xmlns:a14="http://schemas.microsoft.com/office/drawing/2010/main" mc:Ignorable="w14 w15 w16se w16cid w16 w16cex w16sdtdh w16sdtfl w16du wp14">
+<w:document xmlns:wpc="http://schemas.microsoft.com/office/word/2010/wordprocessingCanvas" xmlns:cx="http://schemas.microsoft.com/office/drawing/2014/chartex" xmlns:cx1="http://schemas.microsoft.com/office/drawing/2015/9/8/chartex" xmlns:cx2="http://schemas.microsoft.com/office/drawing/2015/10/21/chartex" xmlns:cx3="http://schemas.microsoft.com/office/drawing/2016/5/9/chartex" xmlns:cx4="http://schemas.microsoft.com/office/drawing/2016/5/10/chartex" xmlns:cx5="http://schemas.microsoft.com/office/drawing/2016/5/11/chartex" xmlns:cx6="http://schemas.microsoft.com/office/drawing/2016/5/12/chartex" xmlns:cx7="http://schemas.microsoft.com/office/drawing/2016/5/13/chartex" xmlns:cx8="http://schemas.microsoft.com/office/drawing/2016/5/14/chartex" xmlns:mc="http://schemas.openxmlformats.org/markup-compatibility/2006" xmlns:aink="http://schemas.microsoft.com/office/drawing/2016/ink" xmlns:am3d="http://schemas.microsoft.com/office/drawing/2017/model3d" xmlns:o="urn:schemas-microsoft-com:office:office" xmlns:oel="http://schemas.microsoft.com/office/2019/extlst" xmlns:r="http://schemas.openxmlformats.org/officeDocument/2006/relationships" xmlns:m="http://schemas.openxmlformats.org/officeDocument/2006/math" xmlns:v="urn:schemas-microsoft-com:vml" xmlns:wp14="http://schemas.microsoft.com/office/word/2010/wordprocessingDrawing" xmlns:wp="http://schemas.openxmlformats.org/drawingml/2006/wordprocessingDrawing" xmlns:w10="urn:schemas-microsoft-com:office:word" xmlns:w="http://schemas.openxmlformats.org/wordprocessingml/2006/main" xmlns:w14="http://schemas.microsoft.com/office/word/2010/wordml" xmlns:w15="http://schemas.microsoft.com/office/word/2012/wordml" xmlns:w16cex="http://schemas.microsoft.com/office/word/2018/wordml/cex" xmlns:w16cid="http://schemas.microsoft.com/office/word/2016/wordml/cid" xmlns:w16="http://schemas.microsoft.com/office/word/2018/wordml" xmlns:w16du="http://schemas.microsoft.com/office/word/2023/wordml/word16du" xmlns:w16sdtdh="http://schemas.microsoft.com/office/word/2020/wordml/sdtdatahash" xmlns:w16sdtfl="http://schemas.microsoft.com/office/word/2024/wordml/sdtformatlock" xmlns:w16se="http://schemas.microsoft.com/office/word/2015/wordml/symex" xmlns:wpg="http://schemas.microsoft.com/office/word/2010/wordprocessingGroup" xmlns:wpi="http://schemas.microsoft.com/office/word/2010/wordprocessingInk" xmlns:wne="http://schemas.microsoft.com/office/word/2006/wordml" xmlns:wps="http://schemas.microsoft.com/office/word/2010/wordprocessingShape" mc:Ignorable="w14 w15 w16se w16cid w16 w16cex w16sdtdh w16sdtfl w16du wp14">
   <w:body>
     <w:p>
       <w:pPr>
@@ -15,7 +15,7 @@
     </w:p>
     <w:p>
       <w:pPr>
-        <w:pStyle w:val="Tiu"/>
+        <w:pStyle w:val="Title"/>
       </w:pPr>
       <w:r>
         <w:t>Đặc Tả Yêu Cầu Phần Mềm</w:t>
@@ -26,7 +26,7 @@
     </w:p>
     <w:p>
       <w:pPr>
-        <w:pStyle w:val="Tiu"/>
+        <w:pStyle w:val="Title"/>
         <w:spacing w:before="0" w:after="400"/>
         <w:rPr>
           <w:sz w:val="40"/>
@@ -41,10 +41,9 @@
     </w:p>
     <w:p>
       <w:pPr>
-        <w:pStyle w:val="Tiu"/>
-      </w:pPr>
-      <w:r>
-        <w:rPr/>
+        <w:pStyle w:val="Title"/>
+      </w:pPr>
+      <w:r>
         <w:t>Phần</w:t>
       </w:r>
       <w:r>
@@ -54,32 +53,7 @@
         <w:t xml:space="preserve"> mềm </w:t>
       </w:r>
       <w:r>
-        <w:rPr/>
-        <w:t xml:space="preserve">Quản </w:t>
-      </w:r>
-      <w:r>
-        <w:rPr/>
-        <w:t>lý</w:t>
-      </w:r>
-      <w:r>
-        <w:rPr/>
-        <w:t xml:space="preserve"> </w:t>
-      </w:r>
-      <w:r>
-        <w:rPr/>
-        <w:t>công</w:t>
-      </w:r>
-      <w:r>
-        <w:rPr/>
-        <w:t xml:space="preserve"> </w:t>
-      </w:r>
-      <w:r>
-        <w:rPr/>
-        <w:t>việc</w:t>
-      </w:r>
-      <w:r>
-        <w:rPr/>
-        <w:t xml:space="preserve"> Nexus</w:t>
+        <w:t>Quản lý công việc Nexus</w:t>
       </w:r>
     </w:p>
     <w:p>
@@ -211,7 +185,7 @@
           <w:sz w:val="32"/>
         </w:rPr>
         <w:sectPr>
-          <w:pgSz w:w="12240" w:h="15840" w:orient="portrait" w:code="1"/>
+          <w:pgSz w:w="12240" w:h="15840" w:code="1"/>
           <w:pgMar w:top="1440" w:right="1440" w:bottom="1440" w:left="1440" w:header="720" w:footer="720" w:gutter="0"/>
           <w:pgNumType w:fmt="lowerRoman" w:start="1"/>
           <w:cols w:space="720"/>
@@ -226,12 +200,12 @@
           <w:rFonts w:ascii="Arial" w:hAnsi="Arial" w:cs="Arial"/>
         </w:rPr>
       </w:pPr>
-      <w:bookmarkStart w:name="_Toc344877432" w:id="0"/>
-      <w:bookmarkStart w:name="_Toc344879822" w:id="1"/>
-      <w:bookmarkStart w:name="_Toc346508722" w:id="2"/>
-      <w:bookmarkStart w:name="_Toc346508952" w:id="3"/>
-      <w:bookmarkStart w:name="_Toc346509227" w:id="4"/>
-      <w:bookmarkStart w:name="_Toc225025717" w:id="5"/>
+      <w:bookmarkStart w:id="0" w:name="_Toc344877432"/>
+      <w:bookmarkStart w:id="1" w:name="_Toc344879822"/>
+      <w:bookmarkStart w:id="2" w:name="_Toc346508722"/>
+      <w:bookmarkStart w:id="3" w:name="_Toc346508952"/>
+      <w:bookmarkStart w:id="4" w:name="_Toc346509227"/>
+      <w:bookmarkStart w:id="5" w:name="_Toc225025717"/>
       <w:bookmarkEnd w:id="0"/>
       <w:bookmarkEnd w:id="1"/>
       <w:bookmarkEnd w:id="2"/>
@@ -248,9 +222,9 @@
     </w:p>
     <w:p>
       <w:pPr>
-        <w:pStyle w:val="Mucluc1"/>
-        <w:rPr>
-          <w:rFonts w:asciiTheme="minorHAnsi" w:hAnsiTheme="minorHAnsi" w:eastAsiaTheme="minorEastAsia" w:cstheme="minorBidi"/>
+        <w:pStyle w:val="TOC1"/>
+        <w:rPr>
+          <w:rFonts w:asciiTheme="minorHAnsi" w:eastAsiaTheme="minorEastAsia" w:hAnsiTheme="minorHAnsi" w:cstheme="minorBidi"/>
           <w:b w:val="0"/>
           <w:kern w:val="2"/>
           <w:szCs w:val="24"/>
@@ -276,10 +250,10 @@
         </w:rPr>
         <w:fldChar w:fldCharType="separate"/>
       </w:r>
-      <w:hyperlink w:history="1" w:anchor="_Toc225025717">
-        <w:r>
-          <w:rPr>
-            <w:rStyle w:val="Siuktni"/>
+      <w:hyperlink w:anchor="_Toc225025717" w:history="1">
+        <w:r>
+          <w:rPr>
+            <w:rStyle w:val="Hyperlink"/>
             <w:rFonts w:ascii="Arial" w:hAnsi="Arial" w:cs="Arial"/>
           </w:rPr>
           <w:t>Mục Lục</w:t>
@@ -329,9 +303,9 @@
     </w:p>
     <w:p>
       <w:pPr>
-        <w:pStyle w:val="Mucluc1"/>
-        <w:rPr>
-          <w:rFonts w:asciiTheme="minorHAnsi" w:hAnsiTheme="minorHAnsi" w:eastAsiaTheme="minorEastAsia" w:cstheme="minorBidi"/>
+        <w:pStyle w:val="TOC1"/>
+        <w:rPr>
+          <w:rFonts w:asciiTheme="minorHAnsi" w:eastAsiaTheme="minorEastAsia" w:hAnsiTheme="minorHAnsi" w:cstheme="minorBidi"/>
           <w:b w:val="0"/>
           <w:kern w:val="2"/>
           <w:szCs w:val="24"/>
@@ -339,10 +313,10 @@
           <w14:ligatures w14:val="standardContextual"/>
         </w:rPr>
       </w:pPr>
-      <w:hyperlink w:history="1" w:anchor="_Toc225025718">
-        <w:r>
-          <w:rPr>
-            <w:rStyle w:val="Siuktni"/>
+      <w:hyperlink w:anchor="_Toc225025718" w:history="1">
+        <w:r>
+          <w:rPr>
+            <w:rStyle w:val="Hyperlink"/>
             <w:rFonts w:ascii="Arial" w:hAnsi="Arial" w:cs="Arial"/>
           </w:rPr>
           <w:t>Theo dõi phiên bản tài liệu</w:t>
@@ -392,9 +366,9 @@
     </w:p>
     <w:p>
       <w:pPr>
-        <w:pStyle w:val="Mucluc1"/>
-        <w:rPr>
-          <w:rFonts w:asciiTheme="minorHAnsi" w:hAnsiTheme="minorHAnsi" w:eastAsiaTheme="minorEastAsia" w:cstheme="minorBidi"/>
+        <w:pStyle w:val="TOC1"/>
+        <w:rPr>
+          <w:rFonts w:asciiTheme="minorHAnsi" w:eastAsiaTheme="minorEastAsia" w:hAnsiTheme="minorHAnsi" w:cstheme="minorBidi"/>
           <w:b w:val="0"/>
           <w:kern w:val="2"/>
           <w:szCs w:val="24"/>
@@ -402,17 +376,17 @@
           <w14:ligatures w14:val="standardContextual"/>
         </w:rPr>
       </w:pPr>
-      <w:hyperlink w:history="1" w:anchor="_Toc225025719">
-        <w:r>
-          <w:rPr>
-            <w:rStyle w:val="Siuktni"/>
+      <w:hyperlink w:anchor="_Toc225025719" w:history="1">
+        <w:r>
+          <w:rPr>
+            <w:rStyle w:val="Hyperlink"/>
             <w:rFonts w:ascii="Times New Roman" w:hAnsi="Times New Roman"/>
           </w:rPr>
           <w:t>1.</w:t>
         </w:r>
         <w:r>
           <w:rPr>
-            <w:rFonts w:asciiTheme="minorHAnsi" w:hAnsiTheme="minorHAnsi" w:eastAsiaTheme="minorEastAsia" w:cstheme="minorBidi"/>
+            <w:rFonts w:asciiTheme="minorHAnsi" w:eastAsiaTheme="minorEastAsia" w:hAnsiTheme="minorHAnsi" w:cstheme="minorBidi"/>
             <w:b w:val="0"/>
             <w:kern w:val="2"/>
             <w:szCs w:val="24"/>
@@ -423,7 +397,7 @@
         </w:r>
         <w:r>
           <w:rPr>
-            <w:rStyle w:val="Siuktni"/>
+            <w:rStyle w:val="Hyperlink"/>
             <w:rFonts w:ascii="Times New Roman" w:hAnsi="Times New Roman"/>
           </w:rPr>
           <w:t>Giới thiệu</w:t>
@@ -473,12 +447,12 @@
     </w:p>
     <w:p>
       <w:pPr>
-        <w:pStyle w:val="Mucluc2"/>
+        <w:pStyle w:val="TOC2"/>
         <w:tabs>
           <w:tab w:val="left" w:pos="960"/>
         </w:tabs>
         <w:rPr>
-          <w:rFonts w:asciiTheme="minorHAnsi" w:hAnsiTheme="minorHAnsi" w:eastAsiaTheme="minorEastAsia" w:cstheme="minorBidi"/>
+          <w:rFonts w:asciiTheme="minorHAnsi" w:eastAsiaTheme="minorEastAsia" w:hAnsiTheme="minorHAnsi" w:cstheme="minorBidi"/>
           <w:noProof/>
           <w:kern w:val="2"/>
           <w:sz w:val="24"/>
@@ -487,10 +461,10 @@
           <w14:ligatures w14:val="standardContextual"/>
         </w:rPr>
       </w:pPr>
-      <w:hyperlink w:history="1" w:anchor="_Toc225025720">
-        <w:r>
-          <w:rPr>
-            <w:rStyle w:val="Siuktni"/>
+      <w:hyperlink w:anchor="_Toc225025720" w:history="1">
+        <w:r>
+          <w:rPr>
+            <w:rStyle w:val="Hyperlink"/>
             <w:rFonts w:ascii="Times New Roman" w:hAnsi="Times New Roman"/>
             <w:bCs/>
             <w:noProof/>
@@ -499,7 +473,7 @@
         </w:r>
         <w:r>
           <w:rPr>
-            <w:rFonts w:asciiTheme="minorHAnsi" w:hAnsiTheme="minorHAnsi" w:eastAsiaTheme="minorEastAsia" w:cstheme="minorBidi"/>
+            <w:rFonts w:asciiTheme="minorHAnsi" w:eastAsiaTheme="minorEastAsia" w:hAnsiTheme="minorHAnsi" w:cstheme="minorBidi"/>
             <w:noProof/>
             <w:kern w:val="2"/>
             <w:sz w:val="24"/>
@@ -511,7 +485,7 @@
         </w:r>
         <w:r>
           <w:rPr>
-            <w:rStyle w:val="Siuktni"/>
+            <w:rStyle w:val="Hyperlink"/>
             <w:rFonts w:ascii="Times New Roman" w:hAnsi="Times New Roman"/>
             <w:noProof/>
           </w:rPr>
@@ -569,12 +543,12 @@
     </w:p>
     <w:p>
       <w:pPr>
-        <w:pStyle w:val="Mucluc2"/>
+        <w:pStyle w:val="TOC2"/>
         <w:tabs>
           <w:tab w:val="left" w:pos="960"/>
         </w:tabs>
         <w:rPr>
-          <w:rFonts w:asciiTheme="minorHAnsi" w:hAnsiTheme="minorHAnsi" w:eastAsiaTheme="minorEastAsia" w:cstheme="minorBidi"/>
+          <w:rFonts w:asciiTheme="minorHAnsi" w:eastAsiaTheme="minorEastAsia" w:hAnsiTheme="minorHAnsi" w:cstheme="minorBidi"/>
           <w:noProof/>
           <w:kern w:val="2"/>
           <w:sz w:val="24"/>
@@ -583,10 +557,10 @@
           <w14:ligatures w14:val="standardContextual"/>
         </w:rPr>
       </w:pPr>
-      <w:hyperlink w:history="1" w:anchor="_Toc225025721">
-        <w:r>
-          <w:rPr>
-            <w:rStyle w:val="Siuktni"/>
+      <w:hyperlink w:anchor="_Toc225025721" w:history="1">
+        <w:r>
+          <w:rPr>
+            <w:rStyle w:val="Hyperlink"/>
             <w:rFonts w:ascii="Times New Roman" w:hAnsi="Times New Roman"/>
             <w:bCs/>
             <w:noProof/>
@@ -595,7 +569,7 @@
         </w:r>
         <w:r>
           <w:rPr>
-            <w:rFonts w:asciiTheme="minorHAnsi" w:hAnsiTheme="minorHAnsi" w:eastAsiaTheme="minorEastAsia" w:cstheme="minorBidi"/>
+            <w:rFonts w:asciiTheme="minorHAnsi" w:eastAsiaTheme="minorEastAsia" w:hAnsiTheme="minorHAnsi" w:cstheme="minorBidi"/>
             <w:noProof/>
             <w:kern w:val="2"/>
             <w:sz w:val="24"/>
@@ -607,7 +581,7 @@
         </w:r>
         <w:r>
           <w:rPr>
-            <w:rStyle w:val="Siuktni"/>
+            <w:rStyle w:val="Hyperlink"/>
             <w:rFonts w:ascii="Times New Roman" w:hAnsi="Times New Roman"/>
             <w:noProof/>
           </w:rPr>
@@ -665,12 +639,12 @@
     </w:p>
     <w:p>
       <w:pPr>
-        <w:pStyle w:val="Mucluc2"/>
+        <w:pStyle w:val="TOC2"/>
         <w:tabs>
           <w:tab w:val="left" w:pos="960"/>
         </w:tabs>
         <w:rPr>
-          <w:rFonts w:asciiTheme="minorHAnsi" w:hAnsiTheme="minorHAnsi" w:eastAsiaTheme="minorEastAsia" w:cstheme="minorBidi"/>
+          <w:rFonts w:asciiTheme="minorHAnsi" w:eastAsiaTheme="minorEastAsia" w:hAnsiTheme="minorHAnsi" w:cstheme="minorBidi"/>
           <w:noProof/>
           <w:kern w:val="2"/>
           <w:sz w:val="24"/>
@@ -679,10 +653,10 @@
           <w14:ligatures w14:val="standardContextual"/>
         </w:rPr>
       </w:pPr>
-      <w:hyperlink w:history="1" w:anchor="_Toc225025722">
-        <w:r>
-          <w:rPr>
-            <w:rStyle w:val="Siuktni"/>
+      <w:hyperlink w:anchor="_Toc225025722" w:history="1">
+        <w:r>
+          <w:rPr>
+            <w:rStyle w:val="Hyperlink"/>
             <w:rFonts w:ascii="Times New Roman" w:hAnsi="Times New Roman"/>
             <w:bCs/>
             <w:noProof/>
@@ -691,7 +665,7 @@
         </w:r>
         <w:r>
           <w:rPr>
-            <w:rFonts w:asciiTheme="minorHAnsi" w:hAnsiTheme="minorHAnsi" w:eastAsiaTheme="minorEastAsia" w:cstheme="minorBidi"/>
+            <w:rFonts w:asciiTheme="minorHAnsi" w:eastAsiaTheme="minorEastAsia" w:hAnsiTheme="minorHAnsi" w:cstheme="minorBidi"/>
             <w:noProof/>
             <w:kern w:val="2"/>
             <w:sz w:val="24"/>
@@ -703,7 +677,7 @@
         </w:r>
         <w:r>
           <w:rPr>
-            <w:rStyle w:val="Siuktni"/>
+            <w:rStyle w:val="Hyperlink"/>
             <w:rFonts w:ascii="Times New Roman" w:hAnsi="Times New Roman"/>
             <w:noProof/>
           </w:rPr>
@@ -761,12 +735,12 @@
     </w:p>
     <w:p>
       <w:pPr>
-        <w:pStyle w:val="Mucluc2"/>
+        <w:pStyle w:val="TOC2"/>
         <w:tabs>
           <w:tab w:val="left" w:pos="960"/>
         </w:tabs>
         <w:rPr>
-          <w:rFonts w:asciiTheme="minorHAnsi" w:hAnsiTheme="minorHAnsi" w:eastAsiaTheme="minorEastAsia" w:cstheme="minorBidi"/>
+          <w:rFonts w:asciiTheme="minorHAnsi" w:eastAsiaTheme="minorEastAsia" w:hAnsiTheme="minorHAnsi" w:cstheme="minorBidi"/>
           <w:noProof/>
           <w:kern w:val="2"/>
           <w:sz w:val="24"/>
@@ -775,10 +749,10 @@
           <w14:ligatures w14:val="standardContextual"/>
         </w:rPr>
       </w:pPr>
-      <w:hyperlink w:history="1" w:anchor="_Toc225025723">
-        <w:r>
-          <w:rPr>
-            <w:rStyle w:val="Siuktni"/>
+      <w:hyperlink w:anchor="_Toc225025723" w:history="1">
+        <w:r>
+          <w:rPr>
+            <w:rStyle w:val="Hyperlink"/>
             <w:rFonts w:ascii="Times New Roman" w:hAnsi="Times New Roman"/>
             <w:bCs/>
             <w:noProof/>
@@ -787,7 +761,7 @@
         </w:r>
         <w:r>
           <w:rPr>
-            <w:rFonts w:asciiTheme="minorHAnsi" w:hAnsiTheme="minorHAnsi" w:eastAsiaTheme="minorEastAsia" w:cstheme="minorBidi"/>
+            <w:rFonts w:asciiTheme="minorHAnsi" w:eastAsiaTheme="minorEastAsia" w:hAnsiTheme="minorHAnsi" w:cstheme="minorBidi"/>
             <w:noProof/>
             <w:kern w:val="2"/>
             <w:sz w:val="24"/>
@@ -799,7 +773,7 @@
         </w:r>
         <w:r>
           <w:rPr>
-            <w:rStyle w:val="Siuktni"/>
+            <w:rStyle w:val="Hyperlink"/>
             <w:rFonts w:ascii="Times New Roman" w:hAnsi="Times New Roman"/>
             <w:noProof/>
           </w:rPr>
@@ -857,12 +831,12 @@
     </w:p>
     <w:p>
       <w:pPr>
-        <w:pStyle w:val="Mucluc2"/>
+        <w:pStyle w:val="TOC2"/>
         <w:tabs>
           <w:tab w:val="left" w:pos="960"/>
         </w:tabs>
         <w:rPr>
-          <w:rFonts w:asciiTheme="minorHAnsi" w:hAnsiTheme="minorHAnsi" w:eastAsiaTheme="minorEastAsia" w:cstheme="minorBidi"/>
+          <w:rFonts w:asciiTheme="minorHAnsi" w:eastAsiaTheme="minorEastAsia" w:hAnsiTheme="minorHAnsi" w:cstheme="minorBidi"/>
           <w:noProof/>
           <w:kern w:val="2"/>
           <w:sz w:val="24"/>
@@ -871,10 +845,10 @@
           <w14:ligatures w14:val="standardContextual"/>
         </w:rPr>
       </w:pPr>
-      <w:hyperlink w:history="1" w:anchor="_Toc225025724">
-        <w:r>
-          <w:rPr>
-            <w:rStyle w:val="Siuktni"/>
+      <w:hyperlink w:anchor="_Toc225025724" w:history="1">
+        <w:r>
+          <w:rPr>
+            <w:rStyle w:val="Hyperlink"/>
             <w:rFonts w:ascii="Times New Roman" w:hAnsi="Times New Roman"/>
             <w:bCs/>
             <w:noProof/>
@@ -883,7 +857,7 @@
         </w:r>
         <w:r>
           <w:rPr>
-            <w:rFonts w:asciiTheme="minorHAnsi" w:hAnsiTheme="minorHAnsi" w:eastAsiaTheme="minorEastAsia" w:cstheme="minorBidi"/>
+            <w:rFonts w:asciiTheme="minorHAnsi" w:eastAsiaTheme="minorEastAsia" w:hAnsiTheme="minorHAnsi" w:cstheme="minorBidi"/>
             <w:noProof/>
             <w:kern w:val="2"/>
             <w:sz w:val="24"/>
@@ -895,7 +869,7 @@
         </w:r>
         <w:r>
           <w:rPr>
-            <w:rStyle w:val="Siuktni"/>
+            <w:rStyle w:val="Hyperlink"/>
             <w:rFonts w:ascii="Times New Roman" w:hAnsi="Times New Roman"/>
             <w:noProof/>
           </w:rPr>
@@ -953,9 +927,9 @@
     </w:p>
     <w:p>
       <w:pPr>
-        <w:pStyle w:val="Mucluc1"/>
-        <w:rPr>
-          <w:rFonts w:asciiTheme="minorHAnsi" w:hAnsiTheme="minorHAnsi" w:eastAsiaTheme="minorEastAsia" w:cstheme="minorBidi"/>
+        <w:pStyle w:val="TOC1"/>
+        <w:rPr>
+          <w:rFonts w:asciiTheme="minorHAnsi" w:eastAsiaTheme="minorEastAsia" w:hAnsiTheme="minorHAnsi" w:cstheme="minorBidi"/>
           <w:b w:val="0"/>
           <w:kern w:val="2"/>
           <w:szCs w:val="24"/>
@@ -963,17 +937,17 @@
           <w14:ligatures w14:val="standardContextual"/>
         </w:rPr>
       </w:pPr>
-      <w:hyperlink w:history="1" w:anchor="_Toc225025725">
-        <w:r>
-          <w:rPr>
-            <w:rStyle w:val="Siuktni"/>
+      <w:hyperlink w:anchor="_Toc225025725" w:history="1">
+        <w:r>
+          <w:rPr>
+            <w:rStyle w:val="Hyperlink"/>
             <w:rFonts w:ascii="Times New Roman" w:hAnsi="Times New Roman"/>
           </w:rPr>
           <w:t>2.</w:t>
         </w:r>
         <w:r>
           <w:rPr>
-            <w:rFonts w:asciiTheme="minorHAnsi" w:hAnsiTheme="minorHAnsi" w:eastAsiaTheme="minorEastAsia" w:cstheme="minorBidi"/>
+            <w:rFonts w:asciiTheme="minorHAnsi" w:eastAsiaTheme="minorEastAsia" w:hAnsiTheme="minorHAnsi" w:cstheme="minorBidi"/>
             <w:b w:val="0"/>
             <w:kern w:val="2"/>
             <w:szCs w:val="24"/>
@@ -984,7 +958,7 @@
         </w:r>
         <w:r>
           <w:rPr>
-            <w:rStyle w:val="Siuktni"/>
+            <w:rStyle w:val="Hyperlink"/>
             <w:rFonts w:ascii="Times New Roman" w:hAnsi="Times New Roman"/>
           </w:rPr>
           <w:t>Mô tả tổng quan</w:t>
@@ -1034,12 +1008,12 @@
     </w:p>
     <w:p>
       <w:pPr>
-        <w:pStyle w:val="Mucluc2"/>
+        <w:pStyle w:val="TOC2"/>
         <w:tabs>
           <w:tab w:val="left" w:pos="960"/>
         </w:tabs>
         <w:rPr>
-          <w:rFonts w:asciiTheme="minorHAnsi" w:hAnsiTheme="minorHAnsi" w:eastAsiaTheme="minorEastAsia" w:cstheme="minorBidi"/>
+          <w:rFonts w:asciiTheme="minorHAnsi" w:eastAsiaTheme="minorEastAsia" w:hAnsiTheme="minorHAnsi" w:cstheme="minorBidi"/>
           <w:noProof/>
           <w:kern w:val="2"/>
           <w:sz w:val="24"/>
@@ -1048,10 +1022,10 @@
           <w14:ligatures w14:val="standardContextual"/>
         </w:rPr>
       </w:pPr>
-      <w:hyperlink w:history="1" w:anchor="_Toc225025726">
-        <w:r>
-          <w:rPr>
-            <w:rStyle w:val="Siuktni"/>
+      <w:hyperlink w:anchor="_Toc225025726" w:history="1">
+        <w:r>
+          <w:rPr>
+            <w:rStyle w:val="Hyperlink"/>
             <w:rFonts w:ascii="Times New Roman" w:hAnsi="Times New Roman"/>
             <w:bCs/>
             <w:noProof/>
@@ -1060,7 +1034,7 @@
         </w:r>
         <w:r>
           <w:rPr>
-            <w:rFonts w:asciiTheme="minorHAnsi" w:hAnsiTheme="minorHAnsi" w:eastAsiaTheme="minorEastAsia" w:cstheme="minorBidi"/>
+            <w:rFonts w:asciiTheme="minorHAnsi" w:eastAsiaTheme="minorEastAsia" w:hAnsiTheme="minorHAnsi" w:cstheme="minorBidi"/>
             <w:noProof/>
             <w:kern w:val="2"/>
             <w:sz w:val="24"/>
@@ -1072,7 +1046,7 @@
         </w:r>
         <w:r>
           <w:rPr>
-            <w:rStyle w:val="Siuktni"/>
+            <w:rStyle w:val="Hyperlink"/>
             <w:rFonts w:ascii="Times New Roman" w:hAnsi="Times New Roman"/>
             <w:noProof/>
           </w:rPr>
@@ -1130,12 +1104,12 @@
     </w:p>
     <w:p>
       <w:pPr>
-        <w:pStyle w:val="Mucluc2"/>
+        <w:pStyle w:val="TOC2"/>
         <w:tabs>
           <w:tab w:val="left" w:pos="960"/>
         </w:tabs>
         <w:rPr>
-          <w:rFonts w:asciiTheme="minorHAnsi" w:hAnsiTheme="minorHAnsi" w:eastAsiaTheme="minorEastAsia" w:cstheme="minorBidi"/>
+          <w:rFonts w:asciiTheme="minorHAnsi" w:eastAsiaTheme="minorEastAsia" w:hAnsiTheme="minorHAnsi" w:cstheme="minorBidi"/>
           <w:noProof/>
           <w:kern w:val="2"/>
           <w:sz w:val="24"/>
@@ -1144,10 +1118,10 @@
           <w14:ligatures w14:val="standardContextual"/>
         </w:rPr>
       </w:pPr>
-      <w:hyperlink w:history="1" w:anchor="_Toc225025727">
-        <w:r>
-          <w:rPr>
-            <w:rStyle w:val="Siuktni"/>
+      <w:hyperlink w:anchor="_Toc225025727" w:history="1">
+        <w:r>
+          <w:rPr>
+            <w:rStyle w:val="Hyperlink"/>
             <w:rFonts w:ascii="Times New Roman" w:hAnsi="Times New Roman"/>
             <w:bCs/>
             <w:noProof/>
@@ -1156,7 +1130,7 @@
         </w:r>
         <w:r>
           <w:rPr>
-            <w:rFonts w:asciiTheme="minorHAnsi" w:hAnsiTheme="minorHAnsi" w:eastAsiaTheme="minorEastAsia" w:cstheme="minorBidi"/>
+            <w:rFonts w:asciiTheme="minorHAnsi" w:eastAsiaTheme="minorEastAsia" w:hAnsiTheme="minorHAnsi" w:cstheme="minorBidi"/>
             <w:noProof/>
             <w:kern w:val="2"/>
             <w:sz w:val="24"/>
@@ -1168,7 +1142,7 @@
         </w:r>
         <w:r>
           <w:rPr>
-            <w:rStyle w:val="Siuktni"/>
+            <w:rStyle w:val="Hyperlink"/>
             <w:rFonts w:ascii="Times New Roman" w:hAnsi="Times New Roman"/>
             <w:noProof/>
           </w:rPr>
@@ -1226,12 +1200,12 @@
     </w:p>
     <w:p>
       <w:pPr>
-        <w:pStyle w:val="Mucluc2"/>
+        <w:pStyle w:val="TOC2"/>
         <w:tabs>
           <w:tab w:val="left" w:pos="960"/>
         </w:tabs>
         <w:rPr>
-          <w:rFonts w:asciiTheme="minorHAnsi" w:hAnsiTheme="minorHAnsi" w:eastAsiaTheme="minorEastAsia" w:cstheme="minorBidi"/>
+          <w:rFonts w:asciiTheme="minorHAnsi" w:eastAsiaTheme="minorEastAsia" w:hAnsiTheme="minorHAnsi" w:cstheme="minorBidi"/>
           <w:noProof/>
           <w:kern w:val="2"/>
           <w:sz w:val="24"/>
@@ -1240,10 +1214,10 @@
           <w14:ligatures w14:val="standardContextual"/>
         </w:rPr>
       </w:pPr>
-      <w:hyperlink w:history="1" w:anchor="_Toc225025728">
-        <w:r>
-          <w:rPr>
-            <w:rStyle w:val="Siuktni"/>
+      <w:hyperlink w:anchor="_Toc225025728" w:history="1">
+        <w:r>
+          <w:rPr>
+            <w:rStyle w:val="Hyperlink"/>
             <w:rFonts w:ascii="Times New Roman" w:hAnsi="Times New Roman"/>
             <w:bCs/>
             <w:noProof/>
@@ -1252,7 +1226,7 @@
         </w:r>
         <w:r>
           <w:rPr>
-            <w:rFonts w:asciiTheme="minorHAnsi" w:hAnsiTheme="minorHAnsi" w:eastAsiaTheme="minorEastAsia" w:cstheme="minorBidi"/>
+            <w:rFonts w:asciiTheme="minorHAnsi" w:eastAsiaTheme="minorEastAsia" w:hAnsiTheme="minorHAnsi" w:cstheme="minorBidi"/>
             <w:noProof/>
             <w:kern w:val="2"/>
             <w:sz w:val="24"/>
@@ -1264,7 +1238,7 @@
         </w:r>
         <w:r>
           <w:rPr>
-            <w:rStyle w:val="Siuktni"/>
+            <w:rStyle w:val="Hyperlink"/>
             <w:rFonts w:ascii="Times New Roman" w:hAnsi="Times New Roman"/>
             <w:noProof/>
           </w:rPr>
@@ -1322,12 +1296,12 @@
     </w:p>
     <w:p>
       <w:pPr>
-        <w:pStyle w:val="Mucluc2"/>
+        <w:pStyle w:val="TOC2"/>
         <w:tabs>
           <w:tab w:val="left" w:pos="960"/>
         </w:tabs>
         <w:rPr>
-          <w:rFonts w:asciiTheme="minorHAnsi" w:hAnsiTheme="minorHAnsi" w:eastAsiaTheme="minorEastAsia" w:cstheme="minorBidi"/>
+          <w:rFonts w:asciiTheme="minorHAnsi" w:eastAsiaTheme="minorEastAsia" w:hAnsiTheme="minorHAnsi" w:cstheme="minorBidi"/>
           <w:noProof/>
           <w:kern w:val="2"/>
           <w:sz w:val="24"/>
@@ -1336,10 +1310,10 @@
           <w14:ligatures w14:val="standardContextual"/>
         </w:rPr>
       </w:pPr>
-      <w:hyperlink w:history="1" w:anchor="_Toc225025729">
-        <w:r>
-          <w:rPr>
-            <w:rStyle w:val="Siuktni"/>
+      <w:hyperlink w:anchor="_Toc225025729" w:history="1">
+        <w:r>
+          <w:rPr>
+            <w:rStyle w:val="Hyperlink"/>
             <w:rFonts w:ascii="Times New Roman" w:hAnsi="Times New Roman"/>
             <w:bCs/>
             <w:noProof/>
@@ -1348,7 +1322,7 @@
         </w:r>
         <w:r>
           <w:rPr>
-            <w:rFonts w:asciiTheme="minorHAnsi" w:hAnsiTheme="minorHAnsi" w:eastAsiaTheme="minorEastAsia" w:cstheme="minorBidi"/>
+            <w:rFonts w:asciiTheme="minorHAnsi" w:eastAsiaTheme="minorEastAsia" w:hAnsiTheme="minorHAnsi" w:cstheme="minorBidi"/>
             <w:noProof/>
             <w:kern w:val="2"/>
             <w:sz w:val="24"/>
@@ -1360,7 +1334,7 @@
         </w:r>
         <w:r>
           <w:rPr>
-            <w:rStyle w:val="Siuktni"/>
+            <w:rStyle w:val="Hyperlink"/>
             <w:rFonts w:ascii="Times New Roman" w:hAnsi="Times New Roman"/>
             <w:noProof/>
           </w:rPr>
@@ -1418,12 +1392,12 @@
     </w:p>
     <w:p>
       <w:pPr>
-        <w:pStyle w:val="Mucluc2"/>
+        <w:pStyle w:val="TOC2"/>
         <w:tabs>
           <w:tab w:val="left" w:pos="960"/>
         </w:tabs>
         <w:rPr>
-          <w:rFonts w:asciiTheme="minorHAnsi" w:hAnsiTheme="minorHAnsi" w:eastAsiaTheme="minorEastAsia" w:cstheme="minorBidi"/>
+          <w:rFonts w:asciiTheme="minorHAnsi" w:eastAsiaTheme="minorEastAsia" w:hAnsiTheme="minorHAnsi" w:cstheme="minorBidi"/>
           <w:noProof/>
           <w:kern w:val="2"/>
           <w:sz w:val="24"/>
@@ -1432,10 +1406,10 @@
           <w14:ligatures w14:val="standardContextual"/>
         </w:rPr>
       </w:pPr>
-      <w:hyperlink w:history="1" w:anchor="_Toc225025730">
-        <w:r>
-          <w:rPr>
-            <w:rStyle w:val="Siuktni"/>
+      <w:hyperlink w:anchor="_Toc225025730" w:history="1">
+        <w:r>
+          <w:rPr>
+            <w:rStyle w:val="Hyperlink"/>
             <w:rFonts w:ascii="Times New Roman" w:hAnsi="Times New Roman"/>
             <w:bCs/>
             <w:noProof/>
@@ -1444,7 +1418,7 @@
         </w:r>
         <w:r>
           <w:rPr>
-            <w:rFonts w:asciiTheme="minorHAnsi" w:hAnsiTheme="minorHAnsi" w:eastAsiaTheme="minorEastAsia" w:cstheme="minorBidi"/>
+            <w:rFonts w:asciiTheme="minorHAnsi" w:eastAsiaTheme="minorEastAsia" w:hAnsiTheme="minorHAnsi" w:cstheme="minorBidi"/>
             <w:noProof/>
             <w:kern w:val="2"/>
             <w:sz w:val="24"/>
@@ -1456,7 +1430,7 @@
         </w:r>
         <w:r>
           <w:rPr>
-            <w:rStyle w:val="Siuktni"/>
+            <w:rStyle w:val="Hyperlink"/>
             <w:rFonts w:ascii="Times New Roman" w:hAnsi="Times New Roman"/>
             <w:noProof/>
           </w:rPr>
@@ -1514,12 +1488,12 @@
     </w:p>
     <w:p>
       <w:pPr>
-        <w:pStyle w:val="Mucluc2"/>
+        <w:pStyle w:val="TOC2"/>
         <w:tabs>
           <w:tab w:val="left" w:pos="960"/>
         </w:tabs>
         <w:rPr>
-          <w:rFonts w:asciiTheme="minorHAnsi" w:hAnsiTheme="minorHAnsi" w:eastAsiaTheme="minorEastAsia" w:cstheme="minorBidi"/>
+          <w:rFonts w:asciiTheme="minorHAnsi" w:eastAsiaTheme="minorEastAsia" w:hAnsiTheme="minorHAnsi" w:cstheme="minorBidi"/>
           <w:noProof/>
           <w:kern w:val="2"/>
           <w:sz w:val="24"/>
@@ -1528,10 +1502,10 @@
           <w14:ligatures w14:val="standardContextual"/>
         </w:rPr>
       </w:pPr>
-      <w:hyperlink w:history="1" w:anchor="_Toc225025731">
-        <w:r>
-          <w:rPr>
-            <w:rStyle w:val="Siuktni"/>
+      <w:hyperlink w:anchor="_Toc225025731" w:history="1">
+        <w:r>
+          <w:rPr>
+            <w:rStyle w:val="Hyperlink"/>
             <w:rFonts w:ascii="Times New Roman" w:hAnsi="Times New Roman"/>
             <w:bCs/>
             <w:noProof/>
@@ -1540,7 +1514,7 @@
         </w:r>
         <w:r>
           <w:rPr>
-            <w:rFonts w:asciiTheme="minorHAnsi" w:hAnsiTheme="minorHAnsi" w:eastAsiaTheme="minorEastAsia" w:cstheme="minorBidi"/>
+            <w:rFonts w:asciiTheme="minorHAnsi" w:eastAsiaTheme="minorEastAsia" w:hAnsiTheme="minorHAnsi" w:cstheme="minorBidi"/>
             <w:noProof/>
             <w:kern w:val="2"/>
             <w:sz w:val="24"/>
@@ -1552,7 +1526,7 @@
         </w:r>
         <w:r>
           <w:rPr>
-            <w:rStyle w:val="Siuktni"/>
+            <w:rStyle w:val="Hyperlink"/>
             <w:rFonts w:ascii="Times New Roman" w:hAnsi="Times New Roman"/>
             <w:noProof/>
           </w:rPr>
@@ -1610,9 +1584,9 @@
     </w:p>
     <w:p>
       <w:pPr>
-        <w:pStyle w:val="Mucluc1"/>
-        <w:rPr>
-          <w:rFonts w:asciiTheme="minorHAnsi" w:hAnsiTheme="minorHAnsi" w:eastAsiaTheme="minorEastAsia" w:cstheme="minorBidi"/>
+        <w:pStyle w:val="TOC1"/>
+        <w:rPr>
+          <w:rFonts w:asciiTheme="minorHAnsi" w:eastAsiaTheme="minorEastAsia" w:hAnsiTheme="minorHAnsi" w:cstheme="minorBidi"/>
           <w:b w:val="0"/>
           <w:kern w:val="2"/>
           <w:szCs w:val="24"/>
@@ -1620,17 +1594,17 @@
           <w14:ligatures w14:val="standardContextual"/>
         </w:rPr>
       </w:pPr>
-      <w:hyperlink w:history="1" w:anchor="_Toc225025732">
-        <w:r>
-          <w:rPr>
-            <w:rStyle w:val="Siuktni"/>
+      <w:hyperlink w:anchor="_Toc225025732" w:history="1">
+        <w:r>
+          <w:rPr>
+            <w:rStyle w:val="Hyperlink"/>
             <w:rFonts w:ascii="Times New Roman" w:hAnsi="Times New Roman"/>
           </w:rPr>
           <w:t>3.</w:t>
         </w:r>
         <w:r>
           <w:rPr>
-            <w:rFonts w:asciiTheme="minorHAnsi" w:hAnsiTheme="minorHAnsi" w:eastAsiaTheme="minorEastAsia" w:cstheme="minorBidi"/>
+            <w:rFonts w:asciiTheme="minorHAnsi" w:eastAsiaTheme="minorEastAsia" w:hAnsiTheme="minorHAnsi" w:cstheme="minorBidi"/>
             <w:b w:val="0"/>
             <w:kern w:val="2"/>
             <w:szCs w:val="24"/>
@@ -1641,7 +1615,7 @@
         </w:r>
         <w:r>
           <w:rPr>
-            <w:rStyle w:val="Siuktni"/>
+            <w:rStyle w:val="Hyperlink"/>
             <w:rFonts w:ascii="Times New Roman" w:hAnsi="Times New Roman"/>
           </w:rPr>
           <w:t>Các yêu cầu giao tiếp bên ngoài</w:t>
@@ -1691,12 +1665,12 @@
     </w:p>
     <w:p>
       <w:pPr>
-        <w:pStyle w:val="Mucluc2"/>
+        <w:pStyle w:val="TOC2"/>
         <w:tabs>
           <w:tab w:val="left" w:pos="960"/>
         </w:tabs>
         <w:rPr>
-          <w:rFonts w:asciiTheme="minorHAnsi" w:hAnsiTheme="minorHAnsi" w:eastAsiaTheme="minorEastAsia" w:cstheme="minorBidi"/>
+          <w:rFonts w:asciiTheme="minorHAnsi" w:eastAsiaTheme="minorEastAsia" w:hAnsiTheme="minorHAnsi" w:cstheme="minorBidi"/>
           <w:noProof/>
           <w:kern w:val="2"/>
           <w:sz w:val="24"/>
@@ -1705,10 +1679,10 @@
           <w14:ligatures w14:val="standardContextual"/>
         </w:rPr>
       </w:pPr>
-      <w:hyperlink w:history="1" w:anchor="_Toc225025733">
-        <w:r>
-          <w:rPr>
-            <w:rStyle w:val="Siuktni"/>
+      <w:hyperlink w:anchor="_Toc225025733" w:history="1">
+        <w:r>
+          <w:rPr>
+            <w:rStyle w:val="Hyperlink"/>
             <w:rFonts w:ascii="Times New Roman" w:hAnsi="Times New Roman"/>
             <w:bCs/>
             <w:noProof/>
@@ -1717,7 +1691,7 @@
         </w:r>
         <w:r>
           <w:rPr>
-            <w:rFonts w:asciiTheme="minorHAnsi" w:hAnsiTheme="minorHAnsi" w:eastAsiaTheme="minorEastAsia" w:cstheme="minorBidi"/>
+            <w:rFonts w:asciiTheme="minorHAnsi" w:eastAsiaTheme="minorEastAsia" w:hAnsiTheme="minorHAnsi" w:cstheme="minorBidi"/>
             <w:noProof/>
             <w:kern w:val="2"/>
             <w:sz w:val="24"/>
@@ -1729,7 +1703,7 @@
         </w:r>
         <w:r>
           <w:rPr>
-            <w:rStyle w:val="Siuktni"/>
+            <w:rStyle w:val="Hyperlink"/>
             <w:rFonts w:ascii="Times New Roman" w:hAnsi="Times New Roman"/>
             <w:noProof/>
           </w:rPr>
@@ -1787,12 +1761,12 @@
     </w:p>
     <w:p>
       <w:pPr>
-        <w:pStyle w:val="Mucluc2"/>
+        <w:pStyle w:val="TOC2"/>
         <w:tabs>
           <w:tab w:val="left" w:pos="960"/>
         </w:tabs>
         <w:rPr>
-          <w:rFonts w:asciiTheme="minorHAnsi" w:hAnsiTheme="minorHAnsi" w:eastAsiaTheme="minorEastAsia" w:cstheme="minorBidi"/>
+          <w:rFonts w:asciiTheme="minorHAnsi" w:eastAsiaTheme="minorEastAsia" w:hAnsiTheme="minorHAnsi" w:cstheme="minorBidi"/>
           <w:noProof/>
           <w:kern w:val="2"/>
           <w:sz w:val="24"/>
@@ -1801,10 +1775,10 @@
           <w14:ligatures w14:val="standardContextual"/>
         </w:rPr>
       </w:pPr>
-      <w:hyperlink w:history="1" w:anchor="_Toc225025734">
-        <w:r>
-          <w:rPr>
-            <w:rStyle w:val="Siuktni"/>
+      <w:hyperlink w:anchor="_Toc225025734" w:history="1">
+        <w:r>
+          <w:rPr>
+            <w:rStyle w:val="Hyperlink"/>
             <w:rFonts w:ascii="Times New Roman" w:hAnsi="Times New Roman"/>
             <w:bCs/>
             <w:noProof/>
@@ -1813,7 +1787,7 @@
         </w:r>
         <w:r>
           <w:rPr>
-            <w:rFonts w:asciiTheme="minorHAnsi" w:hAnsiTheme="minorHAnsi" w:eastAsiaTheme="minorEastAsia" w:cstheme="minorBidi"/>
+            <w:rFonts w:asciiTheme="minorHAnsi" w:eastAsiaTheme="minorEastAsia" w:hAnsiTheme="minorHAnsi" w:cstheme="minorBidi"/>
             <w:noProof/>
             <w:kern w:val="2"/>
             <w:sz w:val="24"/>
@@ -1825,7 +1799,7 @@
         </w:r>
         <w:r>
           <w:rPr>
-            <w:rStyle w:val="Siuktni"/>
+            <w:rStyle w:val="Hyperlink"/>
             <w:rFonts w:ascii="Times New Roman" w:hAnsi="Times New Roman"/>
             <w:noProof/>
           </w:rPr>
@@ -1883,12 +1857,12 @@
     </w:p>
     <w:p>
       <w:pPr>
-        <w:pStyle w:val="Mucluc2"/>
+        <w:pStyle w:val="TOC2"/>
         <w:tabs>
           <w:tab w:val="left" w:pos="960"/>
         </w:tabs>
         <w:rPr>
-          <w:rFonts w:asciiTheme="minorHAnsi" w:hAnsiTheme="minorHAnsi" w:eastAsiaTheme="minorEastAsia" w:cstheme="minorBidi"/>
+          <w:rFonts w:asciiTheme="minorHAnsi" w:eastAsiaTheme="minorEastAsia" w:hAnsiTheme="minorHAnsi" w:cstheme="minorBidi"/>
           <w:noProof/>
           <w:kern w:val="2"/>
           <w:sz w:val="24"/>
@@ -1897,10 +1871,10 @@
           <w14:ligatures w14:val="standardContextual"/>
         </w:rPr>
       </w:pPr>
-      <w:hyperlink w:history="1" w:anchor="_Toc225025735">
-        <w:r>
-          <w:rPr>
-            <w:rStyle w:val="Siuktni"/>
+      <w:hyperlink w:anchor="_Toc225025735" w:history="1">
+        <w:r>
+          <w:rPr>
+            <w:rStyle w:val="Hyperlink"/>
             <w:rFonts w:ascii="Times New Roman" w:hAnsi="Times New Roman"/>
             <w:bCs/>
             <w:noProof/>
@@ -1909,7 +1883,7 @@
         </w:r>
         <w:r>
           <w:rPr>
-            <w:rFonts w:asciiTheme="minorHAnsi" w:hAnsiTheme="minorHAnsi" w:eastAsiaTheme="minorEastAsia" w:cstheme="minorBidi"/>
+            <w:rFonts w:asciiTheme="minorHAnsi" w:eastAsiaTheme="minorEastAsia" w:hAnsiTheme="minorHAnsi" w:cstheme="minorBidi"/>
             <w:noProof/>
             <w:kern w:val="2"/>
             <w:sz w:val="24"/>
@@ -1921,7 +1895,7 @@
         </w:r>
         <w:r>
           <w:rPr>
-            <w:rStyle w:val="Siuktni"/>
+            <w:rStyle w:val="Hyperlink"/>
             <w:rFonts w:ascii="Times New Roman" w:hAnsi="Times New Roman"/>
             <w:noProof/>
           </w:rPr>
@@ -1979,12 +1953,12 @@
     </w:p>
     <w:p>
       <w:pPr>
-        <w:pStyle w:val="Mucluc2"/>
+        <w:pStyle w:val="TOC2"/>
         <w:tabs>
           <w:tab w:val="left" w:pos="960"/>
         </w:tabs>
         <w:rPr>
-          <w:rFonts w:asciiTheme="minorHAnsi" w:hAnsiTheme="minorHAnsi" w:eastAsiaTheme="minorEastAsia" w:cstheme="minorBidi"/>
+          <w:rFonts w:asciiTheme="minorHAnsi" w:eastAsiaTheme="minorEastAsia" w:hAnsiTheme="minorHAnsi" w:cstheme="minorBidi"/>
           <w:noProof/>
           <w:kern w:val="2"/>
           <w:sz w:val="24"/>
@@ -1993,10 +1967,10 @@
           <w14:ligatures w14:val="standardContextual"/>
         </w:rPr>
       </w:pPr>
-      <w:hyperlink w:history="1" w:anchor="_Toc225025736">
-        <w:r>
-          <w:rPr>
-            <w:rStyle w:val="Siuktni"/>
+      <w:hyperlink w:anchor="_Toc225025736" w:history="1">
+        <w:r>
+          <w:rPr>
+            <w:rStyle w:val="Hyperlink"/>
             <w:rFonts w:ascii="Times New Roman" w:hAnsi="Times New Roman"/>
             <w:bCs/>
             <w:noProof/>
@@ -2005,7 +1979,7 @@
         </w:r>
         <w:r>
           <w:rPr>
-            <w:rFonts w:asciiTheme="minorHAnsi" w:hAnsiTheme="minorHAnsi" w:eastAsiaTheme="minorEastAsia" w:cstheme="minorBidi"/>
+            <w:rFonts w:asciiTheme="minorHAnsi" w:eastAsiaTheme="minorEastAsia" w:hAnsiTheme="minorHAnsi" w:cstheme="minorBidi"/>
             <w:noProof/>
             <w:kern w:val="2"/>
             <w:sz w:val="24"/>
@@ -2017,7 +1991,7 @@
         </w:r>
         <w:r>
           <w:rPr>
-            <w:rStyle w:val="Siuktni"/>
+            <w:rStyle w:val="Hyperlink"/>
             <w:rFonts w:ascii="Times New Roman" w:hAnsi="Times New Roman"/>
             <w:noProof/>
           </w:rPr>
@@ -2075,9 +2049,9 @@
     </w:p>
     <w:p>
       <w:pPr>
-        <w:pStyle w:val="Mucluc1"/>
-        <w:rPr>
-          <w:rFonts w:asciiTheme="minorHAnsi" w:hAnsiTheme="minorHAnsi" w:eastAsiaTheme="minorEastAsia" w:cstheme="minorBidi"/>
+        <w:pStyle w:val="TOC1"/>
+        <w:rPr>
+          <w:rFonts w:asciiTheme="minorHAnsi" w:eastAsiaTheme="minorEastAsia" w:hAnsiTheme="minorHAnsi" w:cstheme="minorBidi"/>
           <w:b w:val="0"/>
           <w:kern w:val="2"/>
           <w:szCs w:val="24"/>
@@ -2085,16 +2059,16 @@
           <w14:ligatures w14:val="standardContextual"/>
         </w:rPr>
       </w:pPr>
-      <w:hyperlink w:history="1" w:anchor="_Toc225025737">
-        <w:r>
-          <w:rPr>
-            <w:rStyle w:val="Siuktni"/>
+      <w:hyperlink w:anchor="_Toc225025737" w:history="1">
+        <w:r>
+          <w:rPr>
+            <w:rStyle w:val="Hyperlink"/>
           </w:rPr>
           <w:t>4.</w:t>
         </w:r>
         <w:r>
           <w:rPr>
-            <w:rFonts w:asciiTheme="minorHAnsi" w:hAnsiTheme="minorHAnsi" w:eastAsiaTheme="minorEastAsia" w:cstheme="minorBidi"/>
+            <w:rFonts w:asciiTheme="minorHAnsi" w:eastAsiaTheme="minorEastAsia" w:hAnsiTheme="minorHAnsi" w:cstheme="minorBidi"/>
             <w:b w:val="0"/>
             <w:kern w:val="2"/>
             <w:szCs w:val="24"/>
@@ -2105,7 +2079,7 @@
         </w:r>
         <w:r>
           <w:rPr>
-            <w:rStyle w:val="Siuktni"/>
+            <w:rStyle w:val="Hyperlink"/>
           </w:rPr>
           <w:t>Các tính năng của hệ thống</w:t>
         </w:r>
@@ -2154,12 +2128,12 @@
     </w:p>
     <w:p>
       <w:pPr>
-        <w:pStyle w:val="Mucluc2"/>
+        <w:pStyle w:val="TOC2"/>
         <w:tabs>
           <w:tab w:val="left" w:pos="960"/>
         </w:tabs>
         <w:rPr>
-          <w:rFonts w:asciiTheme="minorHAnsi" w:hAnsiTheme="minorHAnsi" w:eastAsiaTheme="minorEastAsia" w:cstheme="minorBidi"/>
+          <w:rFonts w:asciiTheme="minorHAnsi" w:eastAsiaTheme="minorEastAsia" w:hAnsiTheme="minorHAnsi" w:cstheme="minorBidi"/>
           <w:noProof/>
           <w:kern w:val="2"/>
           <w:sz w:val="24"/>
@@ -2168,10 +2142,10 @@
           <w14:ligatures w14:val="standardContextual"/>
         </w:rPr>
       </w:pPr>
-      <w:hyperlink w:history="1" w:anchor="_Toc225025738">
-        <w:r>
-          <w:rPr>
-            <w:rStyle w:val="Siuktni"/>
+      <w:hyperlink w:anchor="_Toc225025738" w:history="1">
+        <w:r>
+          <w:rPr>
+            <w:rStyle w:val="Hyperlink"/>
             <w:rFonts w:eastAsia="Times"/>
             <w:bCs/>
             <w:noProof/>
@@ -2180,7 +2154,7 @@
         </w:r>
         <w:r>
           <w:rPr>
-            <w:rFonts w:asciiTheme="minorHAnsi" w:hAnsiTheme="minorHAnsi" w:eastAsiaTheme="minorEastAsia" w:cstheme="minorBidi"/>
+            <w:rFonts w:asciiTheme="minorHAnsi" w:eastAsiaTheme="minorEastAsia" w:hAnsiTheme="minorHAnsi" w:cstheme="minorBidi"/>
             <w:noProof/>
             <w:kern w:val="2"/>
             <w:sz w:val="24"/>
@@ -2192,7 +2166,7 @@
         </w:r>
         <w:r>
           <w:rPr>
-            <w:rStyle w:val="Siuktni"/>
+            <w:rStyle w:val="Hyperlink"/>
             <w:rFonts w:eastAsia="Times"/>
             <w:noProof/>
           </w:rPr>
@@ -2250,12 +2224,12 @@
     </w:p>
     <w:p>
       <w:pPr>
-        <w:pStyle w:val="Mucluc2"/>
+        <w:pStyle w:val="TOC2"/>
         <w:tabs>
           <w:tab w:val="left" w:pos="960"/>
         </w:tabs>
         <w:rPr>
-          <w:rFonts w:asciiTheme="minorHAnsi" w:hAnsiTheme="minorHAnsi" w:eastAsiaTheme="minorEastAsia" w:cstheme="minorBidi"/>
+          <w:rFonts w:asciiTheme="minorHAnsi" w:eastAsiaTheme="minorEastAsia" w:hAnsiTheme="minorHAnsi" w:cstheme="minorBidi"/>
           <w:noProof/>
           <w:kern w:val="2"/>
           <w:sz w:val="24"/>
@@ -2264,10 +2238,10 @@
           <w14:ligatures w14:val="standardContextual"/>
         </w:rPr>
       </w:pPr>
-      <w:hyperlink w:history="1" w:anchor="_Toc225025739">
-        <w:r>
-          <w:rPr>
-            <w:rStyle w:val="Siuktni"/>
+      <w:hyperlink w:anchor="_Toc225025739" w:history="1">
+        <w:r>
+          <w:rPr>
+            <w:rStyle w:val="Hyperlink"/>
             <w:rFonts w:eastAsia="Times"/>
             <w:bCs/>
             <w:noProof/>
@@ -2276,7 +2250,7 @@
         </w:r>
         <w:r>
           <w:rPr>
-            <w:rFonts w:asciiTheme="minorHAnsi" w:hAnsiTheme="minorHAnsi" w:eastAsiaTheme="minorEastAsia" w:cstheme="minorBidi"/>
+            <w:rFonts w:asciiTheme="minorHAnsi" w:eastAsiaTheme="minorEastAsia" w:hAnsiTheme="minorHAnsi" w:cstheme="minorBidi"/>
             <w:noProof/>
             <w:kern w:val="2"/>
             <w:sz w:val="24"/>
@@ -2288,7 +2262,7 @@
         </w:r>
         <w:r>
           <w:rPr>
-            <w:rStyle w:val="Siuktni"/>
+            <w:rStyle w:val="Hyperlink"/>
             <w:rFonts w:eastAsia="Times"/>
             <w:noProof/>
           </w:rPr>
@@ -2346,12 +2320,12 @@
     </w:p>
     <w:p>
       <w:pPr>
-        <w:pStyle w:val="Mucluc2"/>
+        <w:pStyle w:val="TOC2"/>
         <w:tabs>
           <w:tab w:val="left" w:pos="960"/>
         </w:tabs>
         <w:rPr>
-          <w:rFonts w:asciiTheme="minorHAnsi" w:hAnsiTheme="minorHAnsi" w:eastAsiaTheme="minorEastAsia" w:cstheme="minorBidi"/>
+          <w:rFonts w:asciiTheme="minorHAnsi" w:eastAsiaTheme="minorEastAsia" w:hAnsiTheme="minorHAnsi" w:cstheme="minorBidi"/>
           <w:noProof/>
           <w:kern w:val="2"/>
           <w:sz w:val="24"/>
@@ -2360,10 +2334,10 @@
           <w14:ligatures w14:val="standardContextual"/>
         </w:rPr>
       </w:pPr>
-      <w:hyperlink w:history="1" w:anchor="_Toc225025740">
-        <w:r>
-          <w:rPr>
-            <w:rStyle w:val="Siuktni"/>
+      <w:hyperlink w:anchor="_Toc225025740" w:history="1">
+        <w:r>
+          <w:rPr>
+            <w:rStyle w:val="Hyperlink"/>
             <w:rFonts w:eastAsia="Times"/>
             <w:bCs/>
             <w:noProof/>
@@ -2372,7 +2346,7 @@
         </w:r>
         <w:r>
           <w:rPr>
-            <w:rFonts w:asciiTheme="minorHAnsi" w:hAnsiTheme="minorHAnsi" w:eastAsiaTheme="minorEastAsia" w:cstheme="minorBidi"/>
+            <w:rFonts w:asciiTheme="minorHAnsi" w:eastAsiaTheme="minorEastAsia" w:hAnsiTheme="minorHAnsi" w:cstheme="minorBidi"/>
             <w:noProof/>
             <w:kern w:val="2"/>
             <w:sz w:val="24"/>
@@ -2384,7 +2358,7 @@
         </w:r>
         <w:r>
           <w:rPr>
-            <w:rStyle w:val="Siuktni"/>
+            <w:rStyle w:val="Hyperlink"/>
             <w:rFonts w:eastAsia="Times"/>
             <w:noProof/>
           </w:rPr>
@@ -2442,12 +2416,12 @@
     </w:p>
     <w:p>
       <w:pPr>
-        <w:pStyle w:val="Mucluc2"/>
+        <w:pStyle w:val="TOC2"/>
         <w:tabs>
           <w:tab w:val="left" w:pos="960"/>
         </w:tabs>
         <w:rPr>
-          <w:rFonts w:asciiTheme="minorHAnsi" w:hAnsiTheme="minorHAnsi" w:eastAsiaTheme="minorEastAsia" w:cstheme="minorBidi"/>
+          <w:rFonts w:asciiTheme="minorHAnsi" w:eastAsiaTheme="minorEastAsia" w:hAnsiTheme="minorHAnsi" w:cstheme="minorBidi"/>
           <w:noProof/>
           <w:kern w:val="2"/>
           <w:sz w:val="24"/>
@@ -2456,10 +2430,10 @@
           <w14:ligatures w14:val="standardContextual"/>
         </w:rPr>
       </w:pPr>
-      <w:hyperlink w:history="1" w:anchor="_Toc225025741">
-        <w:r>
-          <w:rPr>
-            <w:rStyle w:val="Siuktni"/>
+      <w:hyperlink w:anchor="_Toc225025741" w:history="1">
+        <w:r>
+          <w:rPr>
+            <w:rStyle w:val="Hyperlink"/>
             <w:rFonts w:eastAsia="Times"/>
             <w:bCs/>
             <w:noProof/>
@@ -2468,7 +2442,7 @@
         </w:r>
         <w:r>
           <w:rPr>
-            <w:rFonts w:asciiTheme="minorHAnsi" w:hAnsiTheme="minorHAnsi" w:eastAsiaTheme="minorEastAsia" w:cstheme="minorBidi"/>
+            <w:rFonts w:asciiTheme="minorHAnsi" w:eastAsiaTheme="minorEastAsia" w:hAnsiTheme="minorHAnsi" w:cstheme="minorBidi"/>
             <w:noProof/>
             <w:kern w:val="2"/>
             <w:sz w:val="24"/>
@@ -2480,7 +2454,7 @@
         </w:r>
         <w:r>
           <w:rPr>
-            <w:rStyle w:val="Siuktni"/>
+            <w:rStyle w:val="Hyperlink"/>
             <w:rFonts w:eastAsia="Times"/>
             <w:noProof/>
           </w:rPr>
@@ -2538,9 +2512,9 @@
     </w:p>
     <w:p>
       <w:pPr>
-        <w:pStyle w:val="Mucluc1"/>
-        <w:rPr>
-          <w:rFonts w:asciiTheme="minorHAnsi" w:hAnsiTheme="minorHAnsi" w:eastAsiaTheme="minorEastAsia" w:cstheme="minorBidi"/>
+        <w:pStyle w:val="TOC1"/>
+        <w:rPr>
+          <w:rFonts w:asciiTheme="minorHAnsi" w:eastAsiaTheme="minorEastAsia" w:hAnsiTheme="minorHAnsi" w:cstheme="minorBidi"/>
           <w:b w:val="0"/>
           <w:kern w:val="2"/>
           <w:szCs w:val="24"/>
@@ -2548,17 +2522,17 @@
           <w14:ligatures w14:val="standardContextual"/>
         </w:rPr>
       </w:pPr>
-      <w:hyperlink w:history="1" w:anchor="_Toc225025742">
-        <w:r>
-          <w:rPr>
-            <w:rStyle w:val="Siuktni"/>
+      <w:hyperlink w:anchor="_Toc225025742" w:history="1">
+        <w:r>
+          <w:rPr>
+            <w:rStyle w:val="Hyperlink"/>
             <w:rFonts w:ascii="Times New Roman" w:hAnsi="Times New Roman"/>
           </w:rPr>
           <w:t>5.</w:t>
         </w:r>
         <w:r>
           <w:rPr>
-            <w:rFonts w:asciiTheme="minorHAnsi" w:hAnsiTheme="minorHAnsi" w:eastAsiaTheme="minorEastAsia" w:cstheme="minorBidi"/>
+            <w:rFonts w:asciiTheme="minorHAnsi" w:eastAsiaTheme="minorEastAsia" w:hAnsiTheme="minorHAnsi" w:cstheme="minorBidi"/>
             <w:b w:val="0"/>
             <w:kern w:val="2"/>
             <w:szCs w:val="24"/>
@@ -2569,7 +2543,7 @@
         </w:r>
         <w:r>
           <w:rPr>
-            <w:rStyle w:val="Siuktni"/>
+            <w:rStyle w:val="Hyperlink"/>
             <w:rFonts w:ascii="Times New Roman" w:hAnsi="Times New Roman"/>
           </w:rPr>
           <w:t>Các yêu cầu phi chức năng</w:t>
@@ -2619,12 +2593,12 @@
     </w:p>
     <w:p>
       <w:pPr>
-        <w:pStyle w:val="Mucluc2"/>
+        <w:pStyle w:val="TOC2"/>
         <w:tabs>
           <w:tab w:val="left" w:pos="960"/>
         </w:tabs>
         <w:rPr>
-          <w:rFonts w:asciiTheme="minorHAnsi" w:hAnsiTheme="minorHAnsi" w:eastAsiaTheme="minorEastAsia" w:cstheme="minorBidi"/>
+          <w:rFonts w:asciiTheme="minorHAnsi" w:eastAsiaTheme="minorEastAsia" w:hAnsiTheme="minorHAnsi" w:cstheme="minorBidi"/>
           <w:noProof/>
           <w:kern w:val="2"/>
           <w:sz w:val="24"/>
@@ -2633,10 +2607,10 @@
           <w14:ligatures w14:val="standardContextual"/>
         </w:rPr>
       </w:pPr>
-      <w:hyperlink w:history="1" w:anchor="_Toc225025743">
-        <w:r>
-          <w:rPr>
-            <w:rStyle w:val="Siuktni"/>
+      <w:hyperlink w:anchor="_Toc225025743" w:history="1">
+        <w:r>
+          <w:rPr>
+            <w:rStyle w:val="Hyperlink"/>
             <w:rFonts w:ascii="Times New Roman" w:hAnsi="Times New Roman"/>
             <w:bCs/>
             <w:noProof/>
@@ -2645,7 +2619,7 @@
         </w:r>
         <w:r>
           <w:rPr>
-            <w:rFonts w:asciiTheme="minorHAnsi" w:hAnsiTheme="minorHAnsi" w:eastAsiaTheme="minorEastAsia" w:cstheme="minorBidi"/>
+            <w:rFonts w:asciiTheme="minorHAnsi" w:eastAsiaTheme="minorEastAsia" w:hAnsiTheme="minorHAnsi" w:cstheme="minorBidi"/>
             <w:noProof/>
             <w:kern w:val="2"/>
             <w:sz w:val="24"/>
@@ -2657,7 +2631,7 @@
         </w:r>
         <w:r>
           <w:rPr>
-            <w:rStyle w:val="Siuktni"/>
+            <w:rStyle w:val="Hyperlink"/>
             <w:rFonts w:ascii="Times New Roman" w:hAnsi="Times New Roman"/>
             <w:noProof/>
           </w:rPr>
@@ -2715,12 +2689,12 @@
     </w:p>
     <w:p>
       <w:pPr>
-        <w:pStyle w:val="Mucluc2"/>
+        <w:pStyle w:val="TOC2"/>
         <w:tabs>
           <w:tab w:val="left" w:pos="960"/>
         </w:tabs>
         <w:rPr>
-          <w:rFonts w:asciiTheme="minorHAnsi" w:hAnsiTheme="minorHAnsi" w:eastAsiaTheme="minorEastAsia" w:cstheme="minorBidi"/>
+          <w:rFonts w:asciiTheme="minorHAnsi" w:eastAsiaTheme="minorEastAsia" w:hAnsiTheme="minorHAnsi" w:cstheme="minorBidi"/>
           <w:noProof/>
           <w:kern w:val="2"/>
           <w:sz w:val="24"/>
@@ -2729,10 +2703,10 @@
           <w14:ligatures w14:val="standardContextual"/>
         </w:rPr>
       </w:pPr>
-      <w:hyperlink w:history="1" w:anchor="_Toc225025744">
-        <w:r>
-          <w:rPr>
-            <w:rStyle w:val="Siuktni"/>
+      <w:hyperlink w:anchor="_Toc225025744" w:history="1">
+        <w:r>
+          <w:rPr>
+            <w:rStyle w:val="Hyperlink"/>
             <w:rFonts w:ascii="Times New Roman" w:hAnsi="Times New Roman"/>
             <w:bCs/>
             <w:noProof/>
@@ -2741,7 +2715,7 @@
         </w:r>
         <w:r>
           <w:rPr>
-            <w:rFonts w:asciiTheme="minorHAnsi" w:hAnsiTheme="minorHAnsi" w:eastAsiaTheme="minorEastAsia" w:cstheme="minorBidi"/>
+            <w:rFonts w:asciiTheme="minorHAnsi" w:eastAsiaTheme="minorEastAsia" w:hAnsiTheme="minorHAnsi" w:cstheme="minorBidi"/>
             <w:noProof/>
             <w:kern w:val="2"/>
             <w:sz w:val="24"/>
@@ -2753,7 +2727,7 @@
         </w:r>
         <w:r>
           <w:rPr>
-            <w:rStyle w:val="Siuktni"/>
+            <w:rStyle w:val="Hyperlink"/>
             <w:rFonts w:ascii="Times New Roman" w:hAnsi="Times New Roman"/>
             <w:noProof/>
           </w:rPr>
@@ -2811,12 +2785,12 @@
     </w:p>
     <w:p>
       <w:pPr>
-        <w:pStyle w:val="Mucluc2"/>
+        <w:pStyle w:val="TOC2"/>
         <w:tabs>
           <w:tab w:val="left" w:pos="960"/>
         </w:tabs>
         <w:rPr>
-          <w:rFonts w:asciiTheme="minorHAnsi" w:hAnsiTheme="minorHAnsi" w:eastAsiaTheme="minorEastAsia" w:cstheme="minorBidi"/>
+          <w:rFonts w:asciiTheme="minorHAnsi" w:eastAsiaTheme="minorEastAsia" w:hAnsiTheme="minorHAnsi" w:cstheme="minorBidi"/>
           <w:noProof/>
           <w:kern w:val="2"/>
           <w:sz w:val="24"/>
@@ -2825,10 +2799,10 @@
           <w14:ligatures w14:val="standardContextual"/>
         </w:rPr>
       </w:pPr>
-      <w:hyperlink w:history="1" w:anchor="_Toc225025745">
-        <w:r>
-          <w:rPr>
-            <w:rStyle w:val="Siuktni"/>
+      <w:hyperlink w:anchor="_Toc225025745" w:history="1">
+        <w:r>
+          <w:rPr>
+            <w:rStyle w:val="Hyperlink"/>
             <w:rFonts w:ascii="Times New Roman" w:hAnsi="Times New Roman"/>
             <w:bCs/>
             <w:noProof/>
@@ -2837,7 +2811,7 @@
         </w:r>
         <w:r>
           <w:rPr>
-            <w:rFonts w:asciiTheme="minorHAnsi" w:hAnsiTheme="minorHAnsi" w:eastAsiaTheme="minorEastAsia" w:cstheme="minorBidi"/>
+            <w:rFonts w:asciiTheme="minorHAnsi" w:eastAsiaTheme="minorEastAsia" w:hAnsiTheme="minorHAnsi" w:cstheme="minorBidi"/>
             <w:noProof/>
             <w:kern w:val="2"/>
             <w:sz w:val="24"/>
@@ -2849,7 +2823,7 @@
         </w:r>
         <w:r>
           <w:rPr>
-            <w:rStyle w:val="Siuktni"/>
+            <w:rStyle w:val="Hyperlink"/>
             <w:rFonts w:ascii="Times New Roman" w:hAnsi="Times New Roman"/>
             <w:noProof/>
           </w:rPr>
@@ -2907,12 +2881,12 @@
     </w:p>
     <w:p>
       <w:pPr>
-        <w:pStyle w:val="Mucluc2"/>
+        <w:pStyle w:val="TOC2"/>
         <w:tabs>
           <w:tab w:val="left" w:pos="960"/>
         </w:tabs>
         <w:rPr>
-          <w:rFonts w:asciiTheme="minorHAnsi" w:hAnsiTheme="minorHAnsi" w:eastAsiaTheme="minorEastAsia" w:cstheme="minorBidi"/>
+          <w:rFonts w:asciiTheme="minorHAnsi" w:eastAsiaTheme="minorEastAsia" w:hAnsiTheme="minorHAnsi" w:cstheme="minorBidi"/>
           <w:noProof/>
           <w:kern w:val="2"/>
           <w:sz w:val="24"/>
@@ -2921,10 +2895,10 @@
           <w14:ligatures w14:val="standardContextual"/>
         </w:rPr>
       </w:pPr>
-      <w:hyperlink w:history="1" w:anchor="_Toc225025746">
-        <w:r>
-          <w:rPr>
-            <w:rStyle w:val="Siuktni"/>
+      <w:hyperlink w:anchor="_Toc225025746" w:history="1">
+        <w:r>
+          <w:rPr>
+            <w:rStyle w:val="Hyperlink"/>
             <w:rFonts w:ascii="Times New Roman" w:hAnsi="Times New Roman"/>
             <w:bCs/>
             <w:noProof/>
@@ -2933,7 +2907,7 @@
         </w:r>
         <w:r>
           <w:rPr>
-            <w:rFonts w:asciiTheme="minorHAnsi" w:hAnsiTheme="minorHAnsi" w:eastAsiaTheme="minorEastAsia" w:cstheme="minorBidi"/>
+            <w:rFonts w:asciiTheme="minorHAnsi" w:eastAsiaTheme="minorEastAsia" w:hAnsiTheme="minorHAnsi" w:cstheme="minorBidi"/>
             <w:noProof/>
             <w:kern w:val="2"/>
             <w:sz w:val="24"/>
@@ -2945,7 +2919,7 @@
         </w:r>
         <w:r>
           <w:rPr>
-            <w:rStyle w:val="Siuktni"/>
+            <w:rStyle w:val="Hyperlink"/>
             <w:rFonts w:ascii="Times New Roman" w:hAnsi="Times New Roman"/>
             <w:noProof/>
           </w:rPr>
@@ -3003,12 +2977,12 @@
     </w:p>
     <w:p>
       <w:pPr>
-        <w:pStyle w:val="Mucluc2"/>
+        <w:pStyle w:val="TOC2"/>
         <w:tabs>
           <w:tab w:val="left" w:pos="960"/>
         </w:tabs>
         <w:rPr>
-          <w:rFonts w:asciiTheme="minorHAnsi" w:hAnsiTheme="minorHAnsi" w:eastAsiaTheme="minorEastAsia" w:cstheme="minorBidi"/>
+          <w:rFonts w:asciiTheme="minorHAnsi" w:eastAsiaTheme="minorEastAsia" w:hAnsiTheme="minorHAnsi" w:cstheme="minorBidi"/>
           <w:noProof/>
           <w:kern w:val="2"/>
           <w:sz w:val="24"/>
@@ -3017,10 +2991,10 @@
           <w14:ligatures w14:val="standardContextual"/>
         </w:rPr>
       </w:pPr>
-      <w:hyperlink w:history="1" w:anchor="_Toc225025747">
-        <w:r>
-          <w:rPr>
-            <w:rStyle w:val="Siuktni"/>
+      <w:hyperlink w:anchor="_Toc225025747" w:history="1">
+        <w:r>
+          <w:rPr>
+            <w:rStyle w:val="Hyperlink"/>
             <w:rFonts w:ascii="Times New Roman" w:hAnsi="Times New Roman"/>
             <w:bCs/>
             <w:noProof/>
@@ -3029,7 +3003,7 @@
         </w:r>
         <w:r>
           <w:rPr>
-            <w:rFonts w:asciiTheme="minorHAnsi" w:hAnsiTheme="minorHAnsi" w:eastAsiaTheme="minorEastAsia" w:cstheme="minorBidi"/>
+            <w:rFonts w:asciiTheme="minorHAnsi" w:eastAsiaTheme="minorEastAsia" w:hAnsiTheme="minorHAnsi" w:cstheme="minorBidi"/>
             <w:noProof/>
             <w:kern w:val="2"/>
             <w:sz w:val="24"/>
@@ -3041,7 +3015,7 @@
         </w:r>
         <w:r>
           <w:rPr>
-            <w:rStyle w:val="Siuktni"/>
+            <w:rStyle w:val="Hyperlink"/>
             <w:rFonts w:ascii="Times New Roman" w:hAnsi="Times New Roman"/>
             <w:noProof/>
           </w:rPr>
@@ -3099,9 +3073,9 @@
     </w:p>
     <w:p>
       <w:pPr>
-        <w:pStyle w:val="Mucluc1"/>
-        <w:rPr>
-          <w:rFonts w:asciiTheme="minorHAnsi" w:hAnsiTheme="minorHAnsi" w:eastAsiaTheme="minorEastAsia" w:cstheme="minorBidi"/>
+        <w:pStyle w:val="TOC1"/>
+        <w:rPr>
+          <w:rFonts w:asciiTheme="minorHAnsi" w:eastAsiaTheme="minorEastAsia" w:hAnsiTheme="minorHAnsi" w:cstheme="minorBidi"/>
           <w:b w:val="0"/>
           <w:kern w:val="2"/>
           <w:szCs w:val="24"/>
@@ -3109,17 +3083,17 @@
           <w14:ligatures w14:val="standardContextual"/>
         </w:rPr>
       </w:pPr>
-      <w:hyperlink w:history="1" w:anchor="_Toc225025748">
-        <w:r>
-          <w:rPr>
-            <w:rStyle w:val="Siuktni"/>
+      <w:hyperlink w:anchor="_Toc225025748" w:history="1">
+        <w:r>
+          <w:rPr>
+            <w:rStyle w:val="Hyperlink"/>
             <w:rFonts w:ascii="Times New Roman" w:hAnsi="Times New Roman"/>
           </w:rPr>
           <w:t>6.</w:t>
         </w:r>
         <w:r>
           <w:rPr>
-            <w:rFonts w:asciiTheme="minorHAnsi" w:hAnsiTheme="minorHAnsi" w:eastAsiaTheme="minorEastAsia" w:cstheme="minorBidi"/>
+            <w:rFonts w:asciiTheme="minorHAnsi" w:eastAsiaTheme="minorEastAsia" w:hAnsiTheme="minorHAnsi" w:cstheme="minorBidi"/>
             <w:b w:val="0"/>
             <w:kern w:val="2"/>
             <w:szCs w:val="24"/>
@@ -3130,7 +3104,7 @@
         </w:r>
         <w:r>
           <w:rPr>
-            <w:rStyle w:val="Siuktni"/>
+            <w:rStyle w:val="Hyperlink"/>
             <w:rFonts w:ascii="Times New Roman" w:hAnsi="Times New Roman"/>
           </w:rPr>
           <w:t>Các yêu cầu khác</w:t>
@@ -3180,9 +3154,9 @@
     </w:p>
     <w:p>
       <w:pPr>
-        <w:pStyle w:val="Mucluc1"/>
-        <w:rPr>
-          <w:rFonts w:asciiTheme="minorHAnsi" w:hAnsiTheme="minorHAnsi" w:eastAsiaTheme="minorEastAsia" w:cstheme="minorBidi"/>
+        <w:pStyle w:val="TOC1"/>
+        <w:rPr>
+          <w:rFonts w:asciiTheme="minorHAnsi" w:eastAsiaTheme="minorEastAsia" w:hAnsiTheme="minorHAnsi" w:cstheme="minorBidi"/>
           <w:b w:val="0"/>
           <w:kern w:val="2"/>
           <w:szCs w:val="24"/>
@@ -3190,10 +3164,10 @@
           <w14:ligatures w14:val="standardContextual"/>
         </w:rPr>
       </w:pPr>
-      <w:hyperlink w:history="1" w:anchor="_Toc225025749">
-        <w:r>
-          <w:rPr>
-            <w:rStyle w:val="Siuktni"/>
+      <w:hyperlink w:anchor="_Toc225025749" w:history="1">
+        <w:r>
+          <w:rPr>
+            <w:rStyle w:val="Hyperlink"/>
             <w:rFonts w:ascii="Times New Roman" w:hAnsi="Times New Roman"/>
           </w:rPr>
           <w:t>Phụ lục A: Các mô hình phân tích</w:t>
@@ -3231,7 +3205,7 @@
           <w:rPr>
             <w:webHidden/>
           </w:rPr>
-          <w:t>15</w:t>
+          <w:t>16</w:t>
         </w:r>
         <w:r>
           <w:rPr>
@@ -3277,7 +3251,7 @@
       <w:r>
         <w:br w:type="page"/>
       </w:r>
-      <w:bookmarkStart w:name="_Toc225025718" w:id="6"/>
+      <w:bookmarkStart w:id="6" w:name="_Toc225025718"/>
       <w:r>
         <w:rPr>
           <w:rFonts w:ascii="Arial" w:hAnsi="Arial" w:cs="Arial"/>
@@ -3291,12 +3265,12 @@
       <w:tblPr>
         <w:tblW w:w="9868" w:type="dxa"/>
         <w:tblBorders>
-          <w:top w:val="single" w:color="auto" w:sz="12" w:space="0"/>
-          <w:left w:val="single" w:color="auto" w:sz="12" w:space="0"/>
-          <w:bottom w:val="single" w:color="auto" w:sz="12" w:space="0"/>
-          <w:right w:val="single" w:color="auto" w:sz="12" w:space="0"/>
-          <w:insideH w:val="single" w:color="auto" w:sz="6" w:space="0"/>
-          <w:insideV w:val="single" w:color="auto" w:sz="6" w:space="0"/>
+          <w:top w:val="single" w:sz="12" w:space="0" w:color="auto"/>
+          <w:left w:val="single" w:sz="12" w:space="0" w:color="auto"/>
+          <w:bottom w:val="single" w:sz="12" w:space="0" w:color="auto"/>
+          <w:right w:val="single" w:sz="12" w:space="0" w:color="auto"/>
+          <w:insideH w:val="single" w:sz="6" w:space="0" w:color="auto"/>
+          <w:insideV w:val="single" w:sz="6" w:space="0" w:color="auto"/>
         </w:tblBorders>
         <w:tblLayout w:type="fixed"/>
         <w:tblLook w:val="0000" w:firstRow="0" w:lastRow="0" w:firstColumn="0" w:lastColumn="0" w:noHBand="0" w:noVBand="0"/>
@@ -3312,8 +3286,8 @@
           <w:tcPr>
             <w:tcW w:w="2160" w:type="dxa"/>
             <w:tcBorders>
-              <w:top w:val="single" w:color="auto" w:sz="12" w:space="0"/>
-              <w:bottom w:val="double" w:color="auto" w:sz="12" w:space="0"/>
+              <w:top w:val="single" w:sz="12" w:space="0" w:color="auto"/>
+              <w:bottom w:val="double" w:sz="12" w:space="0" w:color="auto"/>
             </w:tcBorders>
             <w:shd w:val="clear" w:color="auto" w:fill="E0E0E0"/>
           </w:tcPr>
@@ -3338,8 +3312,8 @@
           <w:tcPr>
             <w:tcW w:w="1380" w:type="dxa"/>
             <w:tcBorders>
-              <w:top w:val="single" w:color="auto" w:sz="12" w:space="0"/>
-              <w:bottom w:val="double" w:color="auto" w:sz="12" w:space="0"/>
+              <w:top w:val="single" w:sz="12" w:space="0" w:color="auto"/>
+              <w:bottom w:val="double" w:sz="12" w:space="0" w:color="auto"/>
             </w:tcBorders>
             <w:shd w:val="clear" w:color="auto" w:fill="E0E0E0"/>
           </w:tcPr>
@@ -3364,8 +3338,8 @@
           <w:tcPr>
             <w:tcW w:w="4744" w:type="dxa"/>
             <w:tcBorders>
-              <w:top w:val="single" w:color="auto" w:sz="12" w:space="0"/>
-              <w:bottom w:val="double" w:color="auto" w:sz="12" w:space="0"/>
+              <w:top w:val="single" w:sz="12" w:space="0" w:color="auto"/>
+              <w:bottom w:val="double" w:sz="12" w:space="0" w:color="auto"/>
             </w:tcBorders>
             <w:shd w:val="clear" w:color="auto" w:fill="E0E0E0"/>
           </w:tcPr>
@@ -3390,8 +3364,8 @@
           <w:tcPr>
             <w:tcW w:w="1584" w:type="dxa"/>
             <w:tcBorders>
-              <w:top w:val="single" w:color="auto" w:sz="12" w:space="0"/>
-              <w:bottom w:val="double" w:color="auto" w:sz="12" w:space="0"/>
+              <w:top w:val="single" w:sz="12" w:space="0" w:color="auto"/>
+              <w:bottom w:val="double" w:sz="12" w:space="0" w:color="auto"/>
             </w:tcBorders>
             <w:shd w:val="clear" w:color="auto" w:fill="E0E0E0"/>
           </w:tcPr>
@@ -3484,7 +3458,7 @@
           <w:tcPr>
             <w:tcW w:w="2160" w:type="dxa"/>
             <w:tcBorders>
-              <w:bottom w:val="single" w:color="auto" w:sz="12" w:space="0"/>
+              <w:bottom w:val="single" w:sz="12" w:space="0" w:color="auto"/>
             </w:tcBorders>
           </w:tcPr>
           <w:p>
@@ -3500,7 +3474,7 @@
           <w:tcPr>
             <w:tcW w:w="1380" w:type="dxa"/>
             <w:tcBorders>
-              <w:bottom w:val="single" w:color="auto" w:sz="12" w:space="0"/>
+              <w:bottom w:val="single" w:sz="12" w:space="0" w:color="auto"/>
             </w:tcBorders>
           </w:tcPr>
           <w:p>
@@ -3516,7 +3490,7 @@
           <w:tcPr>
             <w:tcW w:w="4744" w:type="dxa"/>
             <w:tcBorders>
-              <w:bottom w:val="single" w:color="auto" w:sz="12" w:space="0"/>
+              <w:bottom w:val="single" w:sz="12" w:space="0" w:color="auto"/>
             </w:tcBorders>
           </w:tcPr>
           <w:p>
@@ -3532,7 +3506,7 @@
           <w:tcPr>
             <w:tcW w:w="1584" w:type="dxa"/>
             <w:tcBorders>
-              <w:bottom w:val="single" w:color="auto" w:sz="12" w:space="0"/>
+              <w:bottom w:val="single" w:sz="12" w:space="0" w:color="auto"/>
             </w:tcBorders>
           </w:tcPr>
           <w:p>
@@ -3553,7 +3527,7 @@
           <w:tcPr>
             <w:tcW w:w="2160" w:type="dxa"/>
             <w:tcBorders>
-              <w:bottom w:val="single" w:color="auto" w:sz="12" w:space="0"/>
+              <w:bottom w:val="single" w:sz="12" w:space="0" w:color="auto"/>
             </w:tcBorders>
           </w:tcPr>
           <w:p>
@@ -3566,7 +3540,7 @@
           <w:tcPr>
             <w:tcW w:w="1380" w:type="dxa"/>
             <w:tcBorders>
-              <w:bottom w:val="single" w:color="auto" w:sz="12" w:space="0"/>
+              <w:bottom w:val="single" w:sz="12" w:space="0" w:color="auto"/>
             </w:tcBorders>
           </w:tcPr>
           <w:p>
@@ -3579,7 +3553,7 @@
           <w:tcPr>
             <w:tcW w:w="4744" w:type="dxa"/>
             <w:tcBorders>
-              <w:bottom w:val="single" w:color="auto" w:sz="12" w:space="0"/>
+              <w:bottom w:val="single" w:sz="12" w:space="0" w:color="auto"/>
             </w:tcBorders>
           </w:tcPr>
           <w:p>
@@ -3592,7 +3566,7 @@
           <w:tcPr>
             <w:tcW w:w="1584" w:type="dxa"/>
             <w:tcBorders>
-              <w:bottom w:val="single" w:color="auto" w:sz="12" w:space="0"/>
+              <w:bottom w:val="single" w:sz="12" w:space="0" w:color="auto"/>
             </w:tcBorders>
           </w:tcPr>
           <w:p>
@@ -3616,7 +3590,7 @@
         <w:sectPr>
           <w:headerReference w:type="default" r:id="rId8"/>
           <w:footerReference w:type="default" r:id="rId9"/>
-          <w:pgSz w:w="12240" w:h="15840" w:orient="portrait" w:code="1"/>
+          <w:pgSz w:w="12240" w:h="15840" w:code="1"/>
           <w:pgMar w:top="1440" w:right="1440" w:bottom="1440" w:left="1440" w:header="720" w:footer="720" w:gutter="0"/>
           <w:pgNumType w:fmt="lowerRoman"/>
           <w:cols w:space="720"/>
@@ -3625,7 +3599,7 @@
     </w:p>
     <w:p>
       <w:pPr>
-        <w:pStyle w:val="u1"/>
+        <w:pStyle w:val="Heading1"/>
         <w:spacing w:line="360" w:lineRule="auto"/>
         <w:rPr>
           <w:rFonts w:ascii="Times New Roman" w:hAnsi="Times New Roman"/>
@@ -3633,7 +3607,7 @@
           <w:szCs w:val="28"/>
         </w:rPr>
       </w:pPr>
-      <w:bookmarkStart w:name="_Toc225025719" w:id="7"/>
+      <w:bookmarkStart w:id="7" w:name="_Toc225025719"/>
       <w:r>
         <w:rPr>
           <w:rFonts w:ascii="Times New Roman" w:hAnsi="Times New Roman"/>
@@ -3647,14 +3621,14 @@
     </w:p>
     <w:p>
       <w:pPr>
-        <w:pStyle w:val="u2"/>
+        <w:pStyle w:val="Heading2"/>
         <w:spacing w:line="360" w:lineRule="auto"/>
         <w:rPr>
           <w:rFonts w:ascii="Times New Roman" w:hAnsi="Times New Roman"/>
           <w:szCs w:val="28"/>
         </w:rPr>
       </w:pPr>
-      <w:bookmarkStart w:name="_Toc225025720" w:id="8"/>
+      <w:bookmarkStart w:id="8" w:name="_Toc225025720"/>
       <w:r>
         <w:rPr>
           <w:rFonts w:ascii="Times New Roman" w:hAnsi="Times New Roman"/>
@@ -3700,14 +3674,14 @@
     </w:p>
     <w:p>
       <w:pPr>
-        <w:pStyle w:val="u2"/>
+        <w:pStyle w:val="Heading2"/>
         <w:spacing w:line="360" w:lineRule="auto"/>
         <w:rPr>
           <w:rFonts w:ascii="Times New Roman" w:hAnsi="Times New Roman"/>
           <w:szCs w:val="28"/>
         </w:rPr>
       </w:pPr>
-      <w:bookmarkStart w:name="_Toc225025721" w:id="9"/>
+      <w:bookmarkStart w:id="9" w:name="_Toc225025721"/>
       <w:r>
         <w:rPr>
           <w:rFonts w:ascii="Times New Roman" w:hAnsi="Times New Roman"/>
@@ -3746,14 +3720,14 @@
     </w:p>
     <w:p>
       <w:pPr>
-        <w:pStyle w:val="u2"/>
+        <w:pStyle w:val="Heading2"/>
         <w:spacing w:line="360" w:lineRule="auto"/>
         <w:rPr>
           <w:rFonts w:ascii="Times New Roman" w:hAnsi="Times New Roman"/>
           <w:szCs w:val="28"/>
         </w:rPr>
       </w:pPr>
-      <w:bookmarkStart w:name="_Toc225025722" w:id="10"/>
+      <w:bookmarkStart w:id="10" w:name="_Toc225025722"/>
       <w:r>
         <w:rPr>
           <w:rFonts w:ascii="Times New Roman" w:hAnsi="Times New Roman"/>
@@ -3768,12 +3742,12 @@
         <w:tblW w:w="0" w:type="auto"/>
         <w:jc w:val="center"/>
         <w:tblBorders>
-          <w:top w:val="single" w:color="auto" w:sz="4" w:space="0"/>
-          <w:left w:val="single" w:color="auto" w:sz="4" w:space="0"/>
-          <w:bottom w:val="single" w:color="auto" w:sz="4" w:space="0"/>
-          <w:right w:val="single" w:color="auto" w:sz="4" w:space="0"/>
-          <w:insideH w:val="single" w:color="auto" w:sz="4" w:space="0"/>
-          <w:insideV w:val="single" w:color="auto" w:sz="4" w:space="0"/>
+          <w:top w:val="single" w:sz="4" w:space="0" w:color="auto"/>
+          <w:left w:val="single" w:sz="4" w:space="0" w:color="auto"/>
+          <w:bottom w:val="single" w:sz="4" w:space="0" w:color="auto"/>
+          <w:right w:val="single" w:sz="4" w:space="0" w:color="auto"/>
+          <w:insideH w:val="single" w:sz="4" w:space="0" w:color="auto"/>
+          <w:insideV w:val="single" w:sz="4" w:space="0" w:color="auto"/>
         </w:tblBorders>
         <w:tblLook w:val="01E0" w:firstRow="1" w:lastRow="1" w:firstColumn="1" w:lastColumn="1" w:noHBand="0" w:noVBand="0"/>
       </w:tblPr>
@@ -4269,7 +4243,6 @@
                 <w:sz w:val="28"/>
                 <w:szCs w:val="28"/>
               </w:rPr>
-              <w:lastRenderedPageBreak/>
               <w:t>5</w:t>
             </w:r>
           </w:p>
@@ -4450,6 +4423,7 @@
                 <w:sz w:val="28"/>
                 <w:szCs w:val="28"/>
               </w:rPr>
+              <w:lastRenderedPageBreak/>
               <w:t>7</w:t>
             </w:r>
           </w:p>
@@ -4604,13 +4578,13 @@
     </w:tbl>
     <w:p>
       <w:pPr>
-        <w:pStyle w:val="u2"/>
+        <w:pStyle w:val="Heading2"/>
         <w:spacing w:after="0" w:line="360" w:lineRule="auto"/>
         <w:rPr>
           <w:rFonts w:ascii="Times New Roman" w:hAnsi="Times New Roman"/>
         </w:rPr>
       </w:pPr>
-      <w:bookmarkStart w:name="_Toc225025723" w:id="11"/>
+      <w:bookmarkStart w:id="11" w:name="_Toc225025723"/>
       <w:r>
         <w:rPr>
           <w:rFonts w:ascii="Times New Roman" w:hAnsi="Times New Roman"/>
@@ -4621,7 +4595,7 @@
     </w:p>
     <w:p>
       <w:pPr>
-        <w:pStyle w:val="oancuaDanhsach"/>
+        <w:pStyle w:val="ListParagraph"/>
         <w:numPr>
           <w:ilvl w:val="0"/>
           <w:numId w:val="1"/>
@@ -4645,7 +4619,7 @@
     </w:p>
     <w:p>
       <w:pPr>
-        <w:pStyle w:val="oancuaDanhsach"/>
+        <w:pStyle w:val="ListParagraph"/>
         <w:numPr>
           <w:ilvl w:val="0"/>
           <w:numId w:val="1"/>
@@ -4669,7 +4643,7 @@
     </w:p>
     <w:p>
       <w:pPr>
-        <w:pStyle w:val="oancuaDanhsach"/>
+        <w:pStyle w:val="ListParagraph"/>
         <w:numPr>
           <w:ilvl w:val="0"/>
           <w:numId w:val="1"/>
@@ -4693,7 +4667,7 @@
     </w:p>
     <w:p>
       <w:pPr>
-        <w:pStyle w:val="oancuaDanhsach"/>
+        <w:pStyle w:val="ListParagraph"/>
         <w:numPr>
           <w:ilvl w:val="0"/>
           <w:numId w:val="1"/>
@@ -4717,14 +4691,14 @@
     </w:p>
     <w:p>
       <w:pPr>
-        <w:pStyle w:val="u2"/>
+        <w:pStyle w:val="Heading2"/>
         <w:spacing w:after="0" w:line="360" w:lineRule="auto"/>
         <w:rPr>
           <w:rFonts w:ascii="Times New Roman" w:hAnsi="Times New Roman"/>
           <w:szCs w:val="28"/>
         </w:rPr>
       </w:pPr>
-      <w:bookmarkStart w:name="_Toc225025724" w:id="12"/>
+      <w:bookmarkStart w:id="12" w:name="_Toc225025724"/>
       <w:r>
         <w:rPr>
           <w:rFonts w:ascii="Times New Roman" w:hAnsi="Times New Roman"/>
@@ -4921,8 +4895,20 @@
           <w:sz w:val="28"/>
           <w:szCs w:val="28"/>
         </w:rPr>
-        <w:t xml:space="preserve">Tài liệu này phù hợp cho nhiều nhóm đối tượng khác nhau như nhóm phát triển, nhóm kiểm thử và các bên liên quan. Trong đó, nhóm phát triển và kiểm thử </w:t>
-      </w:r>
+        <w:t>Tài liệu này phù hợp cho nhiều nhóm đối tượng khác nhau như nhóm phát triển, nhóm kiểm thử và các bên liên quan. Trong đó, nhóm phát triển và kiểm thử nên tập trung vào các chương 3, 4 và 5 để phục vụ cho việc thiết kế, triển khai và đánh giá hệ thống.</w:t>
+      </w:r>
+    </w:p>
+    <w:p>
+      <w:pPr>
+        <w:pStyle w:val="Heading1"/>
+        <w:spacing w:before="0" w:after="0" w:line="360" w:lineRule="auto"/>
+        <w:rPr>
+          <w:rFonts w:ascii="Times New Roman" w:hAnsi="Times New Roman"/>
+          <w:sz w:val="28"/>
+          <w:szCs w:val="28"/>
+        </w:rPr>
+      </w:pPr>
+      <w:bookmarkStart w:id="13" w:name="_Toc225025725"/>
       <w:r>
         <w:rPr>
           <w:rFonts w:ascii="Times New Roman" w:hAnsi="Times New Roman"/>
@@ -4930,40 +4916,20 @@
           <w:szCs w:val="28"/>
         </w:rPr>
         <w:lastRenderedPageBreak/>
-        <w:t>nên tập trung vào các chương 3, 4 và 5 để phục vụ cho việc thiết kế, triển khai và đánh giá hệ thống.</w:t>
-      </w:r>
-    </w:p>
-    <w:p>
-      <w:pPr>
-        <w:pStyle w:val="u1"/>
+        <w:t>Mô tả tổng quan</w:t>
+      </w:r>
+      <w:bookmarkEnd w:id="13"/>
+    </w:p>
+    <w:p>
+      <w:pPr>
+        <w:pStyle w:val="Heading2"/>
         <w:spacing w:before="0" w:after="0" w:line="360" w:lineRule="auto"/>
         <w:rPr>
           <w:rFonts w:ascii="Times New Roman" w:hAnsi="Times New Roman"/>
-          <w:sz w:val="28"/>
-          <w:szCs w:val="28"/>
-        </w:rPr>
-      </w:pPr>
-      <w:bookmarkStart w:name="_Toc225025725" w:id="13"/>
-      <w:r>
-        <w:rPr>
-          <w:rFonts w:ascii="Times New Roman" w:hAnsi="Times New Roman"/>
-          <w:sz w:val="28"/>
-          <w:szCs w:val="28"/>
-        </w:rPr>
-        <w:t>Mô tả tổng quan</w:t>
-      </w:r>
-      <w:bookmarkEnd w:id="13"/>
-    </w:p>
-    <w:p>
-      <w:pPr>
-        <w:pStyle w:val="u2"/>
-        <w:spacing w:before="0" w:after="0" w:line="360" w:lineRule="auto"/>
-        <w:rPr>
-          <w:rFonts w:ascii="Times New Roman" w:hAnsi="Times New Roman"/>
-          <w:szCs w:val="28"/>
-        </w:rPr>
-      </w:pPr>
-      <w:bookmarkStart w:name="_Toc225025726" w:id="14"/>
+          <w:szCs w:val="28"/>
+        </w:rPr>
+      </w:pPr>
+      <w:bookmarkStart w:id="14" w:name="_Toc225025726"/>
       <w:r>
         <w:rPr>
           <w:rFonts w:ascii="Times New Roman" w:hAnsi="Times New Roman"/>
@@ -5191,13 +5157,13 @@
     </w:p>
     <w:p>
       <w:pPr>
-        <w:pStyle w:val="u2"/>
+        <w:pStyle w:val="Heading2"/>
         <w:spacing w:after="0" w:line="360" w:lineRule="auto"/>
         <w:rPr>
           <w:rFonts w:ascii="Times New Roman" w:hAnsi="Times New Roman"/>
         </w:rPr>
       </w:pPr>
-      <w:bookmarkStart w:name="_Toc225025727" w:id="15"/>
+      <w:bookmarkStart w:id="15" w:name="_Toc225025727"/>
       <w:r>
         <w:rPr>
           <w:rFonts w:ascii="Times New Roman" w:hAnsi="Times New Roman"/>
@@ -5488,14 +5454,14 @@
     </w:p>
     <w:p>
       <w:pPr>
-        <w:pStyle w:val="u2"/>
+        <w:pStyle w:val="Heading2"/>
         <w:spacing w:after="0" w:line="360" w:lineRule="auto"/>
         <w:rPr>
           <w:rFonts w:ascii="Times New Roman" w:hAnsi="Times New Roman"/>
           <w:szCs w:val="28"/>
         </w:rPr>
       </w:pPr>
-      <w:bookmarkStart w:name="_Toc225025728" w:id="16"/>
+      <w:bookmarkStart w:id="16" w:name="_Toc225025728"/>
       <w:r>
         <w:rPr>
           <w:rFonts w:ascii="Times New Roman" w:hAnsi="Times New Roman"/>
@@ -5684,14 +5650,14 @@
     </w:p>
     <w:p>
       <w:pPr>
-        <w:pStyle w:val="u2"/>
+        <w:pStyle w:val="Heading2"/>
         <w:spacing w:before="0" w:after="0" w:line="360" w:lineRule="auto"/>
         <w:rPr>
           <w:rFonts w:ascii="Times New Roman" w:hAnsi="Times New Roman"/>
           <w:szCs w:val="28"/>
         </w:rPr>
       </w:pPr>
-      <w:bookmarkStart w:name="_Toc225025729" w:id="17"/>
+      <w:bookmarkStart w:id="17" w:name="_Toc225025729"/>
       <w:r>
         <w:rPr>
           <w:rFonts w:ascii="Times New Roman" w:hAnsi="Times New Roman"/>
@@ -5704,7 +5670,7 @@
     </w:p>
     <w:p>
       <w:pPr>
-        <w:pStyle w:val="oancuaDanhsach"/>
+        <w:pStyle w:val="ListParagraph"/>
         <w:numPr>
           <w:ilvl w:val="0"/>
           <w:numId w:val="12"/>
@@ -5725,7 +5691,7 @@
     </w:p>
     <w:p>
       <w:pPr>
-        <w:pStyle w:val="oancuaDanhsach"/>
+        <w:pStyle w:val="ListParagraph"/>
         <w:numPr>
           <w:ilvl w:val="0"/>
           <w:numId w:val="12"/>
@@ -5746,7 +5712,7 @@
     </w:p>
     <w:p>
       <w:pPr>
-        <w:pStyle w:val="oancuaDanhsach"/>
+        <w:pStyle w:val="ListParagraph"/>
         <w:numPr>
           <w:ilvl w:val="0"/>
           <w:numId w:val="12"/>
@@ -5767,7 +5733,7 @@
     </w:p>
     <w:p>
       <w:pPr>
-        <w:pStyle w:val="oancuaDanhsach"/>
+        <w:pStyle w:val="ListParagraph"/>
         <w:numPr>
           <w:ilvl w:val="0"/>
           <w:numId w:val="12"/>
@@ -5788,7 +5754,7 @@
     </w:p>
     <w:p>
       <w:pPr>
-        <w:pStyle w:val="oancuaDanhsach"/>
+        <w:pStyle w:val="ListParagraph"/>
         <w:numPr>
           <w:ilvl w:val="0"/>
           <w:numId w:val="12"/>
@@ -5818,7 +5784,7 @@
     </w:p>
     <w:p>
       <w:pPr>
-        <w:pStyle w:val="oancuaDanhsach"/>
+        <w:pStyle w:val="ListParagraph"/>
         <w:numPr>
           <w:ilvl w:val="0"/>
           <w:numId w:val="12"/>
@@ -5839,13 +5805,13 @@
     </w:p>
     <w:p>
       <w:pPr>
-        <w:pStyle w:val="u2"/>
+        <w:pStyle w:val="Heading2"/>
         <w:spacing w:before="0" w:after="0" w:line="360" w:lineRule="auto"/>
         <w:rPr>
           <w:rFonts w:ascii="Times New Roman" w:hAnsi="Times New Roman"/>
         </w:rPr>
       </w:pPr>
-      <w:bookmarkStart w:name="_Toc225025730" w:id="18"/>
+      <w:bookmarkStart w:id="18" w:name="_Toc225025730"/>
       <w:r>
         <w:rPr>
           <w:rFonts w:ascii="Times New Roman" w:hAnsi="Times New Roman"/>
@@ -5908,7 +5874,7 @@
     </w:p>
     <w:p>
       <w:pPr>
-        <w:pStyle w:val="oancuaDanhsach"/>
+        <w:pStyle w:val="ListParagraph"/>
         <w:numPr>
           <w:ilvl w:val="0"/>
           <w:numId w:val="13"/>
@@ -5960,7 +5926,7 @@
     </w:p>
     <w:p>
       <w:pPr>
-        <w:pStyle w:val="oancuaDanhsach"/>
+        <w:pStyle w:val="ListParagraph"/>
         <w:numPr>
           <w:ilvl w:val="0"/>
           <w:numId w:val="13"/>
@@ -5994,14 +5960,14 @@
     </w:p>
     <w:p>
       <w:pPr>
-        <w:pStyle w:val="u2"/>
+        <w:pStyle w:val="Heading2"/>
         <w:spacing w:before="0" w:after="0" w:line="360" w:lineRule="auto"/>
         <w:rPr>
           <w:rFonts w:ascii="Times New Roman" w:hAnsi="Times New Roman"/>
           <w:szCs w:val="28"/>
         </w:rPr>
       </w:pPr>
-      <w:bookmarkStart w:name="_Toc225025731" w:id="19"/>
+      <w:bookmarkStart w:id="19" w:name="_Toc225025731"/>
       <w:r>
         <w:rPr>
           <w:rFonts w:ascii="Times New Roman" w:hAnsi="Times New Roman"/>
@@ -6027,7 +5993,7 @@
     </w:p>
     <w:p>
       <w:pPr>
-        <w:pStyle w:val="oancuaDanhsach"/>
+        <w:pStyle w:val="ListParagraph"/>
         <w:numPr>
           <w:ilvl w:val="0"/>
           <w:numId w:val="20"/>
@@ -6050,7 +6016,7 @@
     </w:p>
     <w:p>
       <w:pPr>
-        <w:pStyle w:val="oancuaDanhsach"/>
+        <w:pStyle w:val="ListParagraph"/>
         <w:numPr>
           <w:ilvl w:val="0"/>
           <w:numId w:val="20"/>
@@ -6073,7 +6039,7 @@
     </w:p>
     <w:p>
       <w:pPr>
-        <w:pStyle w:val="oancuaDanhsach"/>
+        <w:pStyle w:val="ListParagraph"/>
         <w:numPr>
           <w:ilvl w:val="0"/>
           <w:numId w:val="20"/>
@@ -6096,7 +6062,7 @@
     </w:p>
     <w:p>
       <w:pPr>
-        <w:pStyle w:val="oancuaDanhsach"/>
+        <w:pStyle w:val="ListParagraph"/>
         <w:numPr>
           <w:ilvl w:val="0"/>
           <w:numId w:val="20"/>
@@ -6119,7 +6085,7 @@
     </w:p>
     <w:p>
       <w:pPr>
-        <w:pStyle w:val="oancuaDanhsach"/>
+        <w:pStyle w:val="ListParagraph"/>
         <w:numPr>
           <w:ilvl w:val="0"/>
           <w:numId w:val="20"/>
@@ -6137,49 +6103,49 @@
           <w:sz w:val="28"/>
           <w:szCs w:val="28"/>
         </w:rPr>
+        <w:t>Việc cập nhật và hiển thị dữ liệu phụ thuộc vào thông tin do các thành viên thêm vào.</w:t>
+      </w:r>
+    </w:p>
+    <w:p>
+      <w:pPr>
+        <w:pStyle w:val="Heading1"/>
+        <w:spacing w:before="0" w:after="0" w:line="360" w:lineRule="auto"/>
+        <w:rPr>
+          <w:rFonts w:ascii="Times New Roman" w:hAnsi="Times New Roman"/>
+          <w:sz w:val="28"/>
+          <w:szCs w:val="28"/>
+        </w:rPr>
+      </w:pPr>
+      <w:bookmarkStart w:id="20" w:name="_Toc225025732"/>
+      <w:r>
+        <w:rPr>
+          <w:rFonts w:ascii="Times New Roman" w:hAnsi="Times New Roman"/>
+          <w:sz w:val="28"/>
+          <w:szCs w:val="28"/>
+        </w:rPr>
         <w:lastRenderedPageBreak/>
-        <w:t>Việc cập nhật và hiển thị dữ liệu phụ thuộc vào thông tin do các thành viên thêm vào.</w:t>
-      </w:r>
-    </w:p>
-    <w:p>
-      <w:pPr>
-        <w:pStyle w:val="u1"/>
+        <w:t>Các yêu cầu giao tiếp</w:t>
+      </w:r>
+      <w:r>
+        <w:rPr>
+          <w:rFonts w:ascii="Times New Roman" w:hAnsi="Times New Roman"/>
+          <w:sz w:val="28"/>
+          <w:szCs w:val="28"/>
+        </w:rPr>
+        <w:t xml:space="preserve"> bên ngoài</w:t>
+      </w:r>
+      <w:bookmarkEnd w:id="20"/>
+    </w:p>
+    <w:p>
+      <w:pPr>
+        <w:pStyle w:val="Heading2"/>
         <w:spacing w:before="0" w:after="0" w:line="360" w:lineRule="auto"/>
         <w:rPr>
           <w:rFonts w:ascii="Times New Roman" w:hAnsi="Times New Roman"/>
-          <w:sz w:val="28"/>
-          <w:szCs w:val="28"/>
-        </w:rPr>
-      </w:pPr>
-      <w:bookmarkStart w:name="_Toc225025732" w:id="20"/>
-      <w:r>
-        <w:rPr>
-          <w:rFonts w:ascii="Times New Roman" w:hAnsi="Times New Roman"/>
-          <w:sz w:val="28"/>
-          <w:szCs w:val="28"/>
-        </w:rPr>
-        <w:t>Các yêu cầu giao tiếp</w:t>
-      </w:r>
-      <w:r>
-        <w:rPr>
-          <w:rFonts w:ascii="Times New Roman" w:hAnsi="Times New Roman"/>
-          <w:sz w:val="28"/>
-          <w:szCs w:val="28"/>
-        </w:rPr>
-        <w:t xml:space="preserve"> bên ngoài</w:t>
-      </w:r>
-      <w:bookmarkEnd w:id="20"/>
-    </w:p>
-    <w:p>
-      <w:pPr>
-        <w:pStyle w:val="u2"/>
-        <w:spacing w:before="0" w:after="0" w:line="360" w:lineRule="auto"/>
-        <w:rPr>
-          <w:rFonts w:ascii="Times New Roman" w:hAnsi="Times New Roman"/>
-          <w:szCs w:val="28"/>
-        </w:rPr>
-      </w:pPr>
-      <w:bookmarkStart w:name="_Toc225025733" w:id="21"/>
+          <w:szCs w:val="28"/>
+        </w:rPr>
+      </w:pPr>
+      <w:bookmarkStart w:id="21" w:name="_Toc225025733"/>
       <w:r>
         <w:rPr>
           <w:rFonts w:ascii="Times New Roman" w:hAnsi="Times New Roman"/>
@@ -6214,14 +6180,14 @@
     </w:p>
     <w:p>
       <w:pPr>
-        <w:pStyle w:val="u2"/>
+        <w:pStyle w:val="Heading2"/>
         <w:spacing w:after="0" w:line="360" w:lineRule="auto"/>
         <w:rPr>
           <w:rFonts w:ascii="Times New Roman" w:hAnsi="Times New Roman"/>
           <w:szCs w:val="28"/>
         </w:rPr>
       </w:pPr>
-      <w:bookmarkStart w:name="_Toc225025734" w:id="22"/>
+      <w:bookmarkStart w:id="22" w:name="_Toc225025734"/>
       <w:r>
         <w:rPr>
           <w:rFonts w:ascii="Times New Roman" w:hAnsi="Times New Roman"/>
@@ -6261,155 +6227,19 @@
           <w:sz w:val="28"/>
           <w:szCs w:val="28"/>
         </w:rPr>
-        <w:t>Không</w:t>
-      </w:r>
-      <w:r>
-        <w:rPr>
-          <w:rFonts w:eastAsia="Times" w:cs="Times"/>
-          <w:sz w:val="28"/>
-          <w:szCs w:val="28"/>
-        </w:rPr>
-        <w:t xml:space="preserve"> </w:t>
-      </w:r>
-      <w:r>
-        <w:rPr>
-          <w:rFonts w:eastAsia="Times" w:cs="Times"/>
-          <w:sz w:val="28"/>
-          <w:szCs w:val="28"/>
-        </w:rPr>
-        <w:t>yêu</w:t>
-      </w:r>
-      <w:r>
-        <w:rPr>
-          <w:rFonts w:eastAsia="Times" w:cs="Times"/>
-          <w:sz w:val="28"/>
-          <w:szCs w:val="28"/>
-        </w:rPr>
-        <w:t xml:space="preserve"> </w:t>
-      </w:r>
-      <w:r>
-        <w:rPr>
-          <w:rFonts w:eastAsia="Times" w:cs="Times"/>
-          <w:sz w:val="28"/>
-          <w:szCs w:val="28"/>
-        </w:rPr>
-        <w:t>cầu</w:t>
-      </w:r>
-      <w:r>
-        <w:rPr>
-          <w:rFonts w:eastAsia="Times" w:cs="Times"/>
-          <w:sz w:val="28"/>
-          <w:szCs w:val="28"/>
-        </w:rPr>
-        <w:t xml:space="preserve"> </w:t>
-      </w:r>
-      <w:r>
-        <w:rPr>
-          <w:rFonts w:eastAsia="Times" w:cs="Times"/>
-          <w:sz w:val="28"/>
-          <w:szCs w:val="28"/>
-        </w:rPr>
-        <w:t>giao</w:t>
-      </w:r>
-      <w:r>
-        <w:rPr>
-          <w:rFonts w:eastAsia="Times" w:cs="Times"/>
-          <w:sz w:val="28"/>
-          <w:szCs w:val="28"/>
-        </w:rPr>
-        <w:t xml:space="preserve"> </w:t>
-      </w:r>
-      <w:r>
-        <w:rPr>
-          <w:rFonts w:eastAsia="Times" w:cs="Times"/>
-          <w:sz w:val="28"/>
-          <w:szCs w:val="28"/>
-        </w:rPr>
-        <w:t>tiếp</w:t>
-      </w:r>
-      <w:r>
-        <w:rPr>
-          <w:rFonts w:eastAsia="Times" w:cs="Times"/>
-          <w:sz w:val="28"/>
-          <w:szCs w:val="28"/>
-        </w:rPr>
-        <w:t xml:space="preserve"> </w:t>
-      </w:r>
-      <w:r>
-        <w:rPr>
-          <w:rFonts w:eastAsia="Times" w:cs="Times"/>
-          <w:sz w:val="28"/>
-          <w:szCs w:val="28"/>
-        </w:rPr>
-        <w:t>phần</w:t>
-      </w:r>
-      <w:r>
-        <w:rPr>
-          <w:rFonts w:eastAsia="Times" w:cs="Times"/>
-          <w:sz w:val="28"/>
-          <w:szCs w:val="28"/>
-        </w:rPr>
-        <w:t xml:space="preserve"> </w:t>
-      </w:r>
-      <w:r>
-        <w:rPr>
-          <w:rFonts w:eastAsia="Times" w:cs="Times"/>
-          <w:sz w:val="28"/>
-          <w:szCs w:val="28"/>
-        </w:rPr>
-        <w:t>cứng</w:t>
-      </w:r>
-      <w:r>
-        <w:rPr>
-          <w:rFonts w:eastAsia="Times" w:cs="Times"/>
-          <w:sz w:val="28"/>
-          <w:szCs w:val="28"/>
-        </w:rPr>
-        <w:t xml:space="preserve"> </w:t>
-      </w:r>
-      <w:r>
-        <w:rPr>
-          <w:rFonts w:eastAsia="Times" w:cs="Times"/>
-          <w:sz w:val="28"/>
-          <w:szCs w:val="28"/>
-        </w:rPr>
-        <w:t>đặc</w:t>
-      </w:r>
-      <w:r>
-        <w:rPr>
-          <w:rFonts w:eastAsia="Times" w:cs="Times"/>
-          <w:sz w:val="28"/>
-          <w:szCs w:val="28"/>
-        </w:rPr>
-        <w:t xml:space="preserve"> </w:t>
-      </w:r>
-      <w:r>
-        <w:rPr>
-          <w:rFonts w:eastAsia="Times" w:cs="Times"/>
-          <w:sz w:val="28"/>
-          <w:szCs w:val="28"/>
-        </w:rPr>
-        <w:t>biệt</w:t>
-      </w:r>
-      <w:r>
-        <w:rPr>
-          <w:rFonts w:eastAsia="Times" w:cs="Times"/>
-          <w:sz w:val="28"/>
-          <w:szCs w:val="28"/>
-        </w:rPr>
-        <w:t>.</w:t>
-      </w:r>
-    </w:p>
-    <w:p>
-      <w:pPr>
-        <w:pStyle w:val="u2"/>
+        <w:t>Không yêu cầu giao tiếp phần cứng đặc biệt.</w:t>
+      </w:r>
+    </w:p>
+    <w:p>
+      <w:pPr>
+        <w:pStyle w:val="Heading2"/>
         <w:spacing w:after="0" w:line="360" w:lineRule="auto"/>
         <w:rPr>
           <w:rFonts w:ascii="Times New Roman" w:hAnsi="Times New Roman"/>
           <w:b w:val="0"/>
         </w:rPr>
       </w:pPr>
-      <w:bookmarkStart w:name="_Toc225025735" w:id="23"/>
+      <w:bookmarkStart w:id="23" w:name="_Toc225025735"/>
       <w:r>
         <w:rPr>
           <w:rFonts w:ascii="Times New Roman" w:hAnsi="Times New Roman"/>
@@ -6454,7 +6284,7 @@
     </w:p>
     <w:p>
       <w:pPr>
-        <w:pStyle w:val="oancuaDanhsach"/>
+        <w:pStyle w:val="ListParagraph"/>
         <w:numPr>
           <w:ilvl w:val="0"/>
           <w:numId w:val="2"/>
@@ -6488,7 +6318,7 @@
     </w:p>
     <w:p>
       <w:pPr>
-        <w:pStyle w:val="oancuaDanhsach"/>
+        <w:pStyle w:val="ListParagraph"/>
         <w:numPr>
           <w:ilvl w:val="0"/>
           <w:numId w:val="2"/>
@@ -6522,14 +6352,14 @@
     </w:p>
     <w:p>
       <w:pPr>
-        <w:pStyle w:val="u2"/>
+        <w:pStyle w:val="Heading2"/>
         <w:spacing w:after="0" w:line="360" w:lineRule="auto"/>
         <w:rPr>
           <w:rFonts w:ascii="Times New Roman" w:hAnsi="Times New Roman"/>
           <w:szCs w:val="28"/>
         </w:rPr>
       </w:pPr>
-      <w:bookmarkStart w:name="_Toc225025736" w:id="24"/>
+      <w:bookmarkStart w:id="24" w:name="_Toc225025736"/>
       <w:r>
         <w:rPr>
           <w:rFonts w:ascii="Times New Roman" w:hAnsi="Times New Roman"/>
@@ -6604,9 +6434,9 @@
     </w:p>
     <w:p>
       <w:pPr>
-        <w:pStyle w:val="u1"/>
-      </w:pPr>
-      <w:bookmarkStart w:name="_Toc225025737" w:id="25"/>
+        <w:pStyle w:val="Heading1"/>
+      </w:pPr>
+      <w:bookmarkStart w:id="25" w:name="_Toc225025737"/>
       <w:r>
         <w:lastRenderedPageBreak/>
         <w:t>Các tính năng của hệ thống</w:t>
@@ -6618,12 +6448,12 @@
     </w:p>
     <w:p>
       <w:pPr>
-        <w:pStyle w:val="u2"/>
+        <w:pStyle w:val="Heading2"/>
         <w:rPr>
           <w:rFonts w:eastAsia="Times"/>
         </w:rPr>
       </w:pPr>
-      <w:bookmarkStart w:name="_Toc225025738" w:id="26"/>
+      <w:bookmarkStart w:id="26" w:name="_Toc225025738"/>
       <w:r>
         <w:rPr>
           <w:rFonts w:eastAsia="Times"/>
@@ -6634,7 +6464,7 @@
     </w:p>
     <w:p>
       <w:pPr>
-        <w:pStyle w:val="u3"/>
+        <w:pStyle w:val="Heading3"/>
         <w:numPr>
           <w:ilvl w:val="0"/>
           <w:numId w:val="0"/>
@@ -6660,7 +6490,7 @@
     </w:p>
     <w:p>
       <w:pPr>
-        <w:pStyle w:val="oancuaDanhsach"/>
+        <w:pStyle w:val="ListParagraph"/>
         <w:spacing w:before="240" w:after="240" w:line="360" w:lineRule="auto"/>
         <w:ind w:firstLine="720"/>
         <w:rPr>
@@ -6698,7 +6528,7 @@
     </w:p>
     <w:p>
       <w:pPr>
-        <w:pStyle w:val="u3"/>
+        <w:pStyle w:val="Heading3"/>
         <w:numPr>
           <w:ilvl w:val="0"/>
           <w:numId w:val="0"/>
@@ -6724,7 +6554,7 @@
     </w:p>
     <w:p>
       <w:pPr>
-        <w:pStyle w:val="oancuaDanhsach"/>
+        <w:pStyle w:val="ListParagraph"/>
         <w:spacing w:before="240" w:after="240" w:line="360" w:lineRule="auto"/>
         <w:ind w:firstLine="720"/>
         <w:rPr>
@@ -6744,7 +6574,7 @@
     </w:p>
     <w:p>
       <w:pPr>
-        <w:pStyle w:val="u3"/>
+        <w:pStyle w:val="Heading3"/>
         <w:numPr>
           <w:ilvl w:val="0"/>
           <w:numId w:val="0"/>
@@ -6770,7 +6600,7 @@
     </w:p>
     <w:p>
       <w:pPr>
-        <w:pStyle w:val="oancuaDanhsach"/>
+        <w:pStyle w:val="ListParagraph"/>
         <w:numPr>
           <w:ilvl w:val="0"/>
           <w:numId w:val="23"/>
@@ -6821,7 +6651,7 @@
     </w:p>
     <w:p>
       <w:pPr>
-        <w:pStyle w:val="oancuaDanhsach"/>
+        <w:pStyle w:val="ListParagraph"/>
         <w:numPr>
           <w:ilvl w:val="0"/>
           <w:numId w:val="23"/>
@@ -6872,7 +6702,7 @@
     </w:p>
     <w:p>
       <w:pPr>
-        <w:pStyle w:val="oancuaDanhsach"/>
+        <w:pStyle w:val="ListParagraph"/>
         <w:numPr>
           <w:ilvl w:val="0"/>
           <w:numId w:val="23"/>
@@ -6942,7 +6772,7 @@
     </w:p>
     <w:p>
       <w:pPr>
-        <w:pStyle w:val="oancuaDanhsach"/>
+        <w:pStyle w:val="ListParagraph"/>
         <w:numPr>
           <w:ilvl w:val="0"/>
           <w:numId w:val="23"/>
@@ -6975,7 +6805,7 @@
     </w:p>
     <w:p>
       <w:pPr>
-        <w:pStyle w:val="oancuaDanhsach"/>
+        <w:pStyle w:val="ListParagraph"/>
         <w:numPr>
           <w:ilvl w:val="0"/>
           <w:numId w:val="23"/>
@@ -7008,7 +6838,7 @@
     </w:p>
     <w:p>
       <w:pPr>
-        <w:pStyle w:val="oancuaDanhsach"/>
+        <w:pStyle w:val="ListParagraph"/>
         <w:numPr>
           <w:ilvl w:val="0"/>
           <w:numId w:val="23"/>
@@ -7041,12 +6871,12 @@
     </w:p>
     <w:p>
       <w:pPr>
-        <w:pStyle w:val="u2"/>
+        <w:pStyle w:val="Heading2"/>
         <w:rPr>
           <w:rFonts w:eastAsia="Times"/>
         </w:rPr>
       </w:pPr>
-      <w:bookmarkStart w:name="_Toc225025739" w:id="27"/>
+      <w:bookmarkStart w:id="27" w:name="_Toc225025739"/>
       <w:r>
         <w:rPr>
           <w:rFonts w:eastAsia="Times"/>
@@ -7057,7 +6887,7 @@
     </w:p>
     <w:p>
       <w:pPr>
-        <w:pStyle w:val="u3"/>
+        <w:pStyle w:val="Heading3"/>
         <w:numPr>
           <w:ilvl w:val="0"/>
           <w:numId w:val="0"/>
@@ -7128,7 +6958,7 @@
     </w:p>
     <w:p>
       <w:pPr>
-        <w:pStyle w:val="u3"/>
+        <w:pStyle w:val="Heading3"/>
         <w:numPr>
           <w:ilvl w:val="0"/>
           <w:numId w:val="0"/>
@@ -7172,7 +7002,7 @@
     </w:p>
     <w:p>
       <w:pPr>
-        <w:pStyle w:val="u3"/>
+        <w:pStyle w:val="Heading3"/>
         <w:numPr>
           <w:ilvl w:val="0"/>
           <w:numId w:val="0"/>
@@ -7198,7 +7028,7 @@
     </w:p>
     <w:p>
       <w:pPr>
-        <w:pStyle w:val="oancuaDanhsach"/>
+        <w:pStyle w:val="ListParagraph"/>
         <w:numPr>
           <w:ilvl w:val="0"/>
           <w:numId w:val="24"/>
@@ -7231,7 +7061,7 @@
     </w:p>
     <w:p>
       <w:pPr>
-        <w:pStyle w:val="oancuaDanhsach"/>
+        <w:pStyle w:val="ListParagraph"/>
         <w:numPr>
           <w:ilvl w:val="0"/>
           <w:numId w:val="24"/>
@@ -7264,7 +7094,7 @@
     </w:p>
     <w:p>
       <w:pPr>
-        <w:pStyle w:val="oancuaDanhsach"/>
+        <w:pStyle w:val="ListParagraph"/>
         <w:numPr>
           <w:ilvl w:val="0"/>
           <w:numId w:val="24"/>
@@ -7297,7 +7127,7 @@
     </w:p>
     <w:p>
       <w:pPr>
-        <w:pStyle w:val="oancuaDanhsach"/>
+        <w:pStyle w:val="ListParagraph"/>
         <w:numPr>
           <w:ilvl w:val="0"/>
           <w:numId w:val="24"/>
@@ -7327,12 +7157,12 @@
     </w:p>
     <w:p>
       <w:pPr>
-        <w:pStyle w:val="u2"/>
+        <w:pStyle w:val="Heading2"/>
         <w:rPr>
           <w:rFonts w:eastAsia="Times"/>
         </w:rPr>
       </w:pPr>
-      <w:bookmarkStart w:name="_Toc225025740" w:id="28"/>
+      <w:bookmarkStart w:id="28" w:name="_Toc225025740"/>
       <w:r>
         <w:rPr>
           <w:rFonts w:eastAsia="Times"/>
@@ -7343,7 +7173,7 @@
     </w:p>
     <w:p>
       <w:pPr>
-        <w:pStyle w:val="u3"/>
+        <w:pStyle w:val="Heading3"/>
         <w:numPr>
           <w:ilvl w:val="0"/>
           <w:numId w:val="0"/>
@@ -7406,7 +7236,7 @@
     </w:p>
     <w:p>
       <w:pPr>
-        <w:pStyle w:val="u3"/>
+        <w:pStyle w:val="Heading3"/>
         <w:numPr>
           <w:ilvl w:val="0"/>
           <w:numId w:val="0"/>
@@ -7460,7 +7290,7 @@
     </w:p>
     <w:p>
       <w:pPr>
-        <w:pStyle w:val="u3"/>
+        <w:pStyle w:val="Heading3"/>
         <w:numPr>
           <w:ilvl w:val="0"/>
           <w:numId w:val="0"/>
@@ -7486,7 +7316,7 @@
     </w:p>
     <w:p>
       <w:pPr>
-        <w:pStyle w:val="oancuaDanhsach"/>
+        <w:pStyle w:val="ListParagraph"/>
         <w:numPr>
           <w:ilvl w:val="0"/>
           <w:numId w:val="26"/>
@@ -7519,7 +7349,7 @@
     </w:p>
     <w:p>
       <w:pPr>
-        <w:pStyle w:val="oancuaDanhsach"/>
+        <w:pStyle w:val="ListParagraph"/>
         <w:numPr>
           <w:ilvl w:val="0"/>
           <w:numId w:val="26"/>
@@ -7552,7 +7382,7 @@
     </w:p>
     <w:p>
       <w:pPr>
-        <w:pStyle w:val="oancuaDanhsach"/>
+        <w:pStyle w:val="ListParagraph"/>
         <w:numPr>
           <w:ilvl w:val="0"/>
           <w:numId w:val="26"/>
@@ -7585,7 +7415,7 @@
     </w:p>
     <w:p>
       <w:pPr>
-        <w:pStyle w:val="oancuaDanhsach"/>
+        <w:pStyle w:val="ListParagraph"/>
         <w:numPr>
           <w:ilvl w:val="0"/>
           <w:numId w:val="26"/>
@@ -7618,12 +7448,12 @@
     </w:p>
     <w:p>
       <w:pPr>
-        <w:pStyle w:val="u2"/>
+        <w:pStyle w:val="Heading2"/>
         <w:rPr>
           <w:rFonts w:eastAsia="Times"/>
         </w:rPr>
       </w:pPr>
-      <w:bookmarkStart w:name="_Toc225025741" w:id="29"/>
+      <w:bookmarkStart w:id="29" w:name="_Toc225025741"/>
       <w:r>
         <w:rPr>
           <w:rFonts w:eastAsia="Times"/>
@@ -7634,7 +7464,7 @@
     </w:p>
     <w:p>
       <w:pPr>
-        <w:pStyle w:val="u3"/>
+        <w:pStyle w:val="Heading3"/>
         <w:numPr>
           <w:ilvl w:val="0"/>
           <w:numId w:val="0"/>
@@ -7695,7 +7525,7 @@
     </w:p>
     <w:p>
       <w:pPr>
-        <w:pStyle w:val="u3"/>
+        <w:pStyle w:val="Heading3"/>
         <w:numPr>
           <w:ilvl w:val="0"/>
           <w:numId w:val="0"/>
@@ -7739,7 +7569,7 @@
     </w:p>
     <w:p>
       <w:pPr>
-        <w:pStyle w:val="u3"/>
+        <w:pStyle w:val="Heading3"/>
         <w:numPr>
           <w:ilvl w:val="0"/>
           <w:numId w:val="0"/>
@@ -7763,7 +7593,7 @@
     </w:p>
     <w:p>
       <w:pPr>
-        <w:pStyle w:val="oancuaDanhsach"/>
+        <w:pStyle w:val="ListParagraph"/>
         <w:numPr>
           <w:ilvl w:val="0"/>
           <w:numId w:val="25"/>
@@ -7796,7 +7626,7 @@
     </w:p>
     <w:p>
       <w:pPr>
-        <w:pStyle w:val="oancuaDanhsach"/>
+        <w:pStyle w:val="ListParagraph"/>
         <w:numPr>
           <w:ilvl w:val="0"/>
           <w:numId w:val="25"/>
@@ -7852,7 +7682,7 @@
     </w:p>
     <w:p>
       <w:pPr>
-        <w:pStyle w:val="u3"/>
+        <w:pStyle w:val="Heading3"/>
         <w:numPr>
           <w:ilvl w:val="0"/>
           <w:numId w:val="0"/>
@@ -7908,7 +7738,7 @@
     </w:p>
     <w:p>
       <w:pPr>
-        <w:pStyle w:val="u3"/>
+        <w:pStyle w:val="Heading3"/>
         <w:numPr>
           <w:ilvl w:val="0"/>
           <w:numId w:val="0"/>
@@ -7955,7 +7785,7 @@
     </w:p>
     <w:p>
       <w:pPr>
-        <w:pStyle w:val="u3"/>
+        <w:pStyle w:val="Heading3"/>
         <w:numPr>
           <w:ilvl w:val="0"/>
           <w:numId w:val="0"/>
@@ -7979,7 +7809,7 @@
     </w:p>
     <w:p>
       <w:pPr>
-        <w:pStyle w:val="oancuaDanhsach"/>
+        <w:pStyle w:val="ListParagraph"/>
         <w:numPr>
           <w:ilvl w:val="0"/>
           <w:numId w:val="25"/>
@@ -8019,7 +7849,7 @@
     </w:p>
     <w:p>
       <w:pPr>
-        <w:pStyle w:val="oancuaDanhsach"/>
+        <w:pStyle w:val="ListParagraph"/>
         <w:numPr>
           <w:ilvl w:val="0"/>
           <w:numId w:val="25"/>
@@ -8059,7 +7889,7 @@
     </w:p>
     <w:p>
       <w:pPr>
-        <w:pStyle w:val="oancuaDanhsach"/>
+        <w:pStyle w:val="ListParagraph"/>
         <w:numPr>
           <w:ilvl w:val="0"/>
           <w:numId w:val="25"/>
@@ -8099,7 +7929,7 @@
     </w:p>
     <w:p>
       <w:pPr>
-        <w:pStyle w:val="u1"/>
+        <w:pStyle w:val="Heading1"/>
         <w:spacing w:before="240" w:line="360" w:lineRule="auto"/>
         <w:rPr>
           <w:rFonts w:ascii="Times New Roman" w:hAnsi="Times New Roman"/>
@@ -8107,8 +7937,8 @@
           <w:szCs w:val="28"/>
         </w:rPr>
       </w:pPr>
-      <w:bookmarkStart w:name="_Toc439994690" w:id="30"/>
-      <w:bookmarkStart w:name="_Toc225025742" w:id="31"/>
+      <w:bookmarkStart w:id="30" w:name="_Toc225025742"/>
+      <w:bookmarkStart w:id="31" w:name="_Toc439994690"/>
       <w:r>
         <w:rPr>
           <w:rFonts w:ascii="Times New Roman" w:hAnsi="Times New Roman"/>
@@ -8117,19 +7947,19 @@
         </w:rPr>
         <w:t>Các yêu cầu phi chức năng</w:t>
       </w:r>
+      <w:bookmarkEnd w:id="30"/>
+    </w:p>
+    <w:p>
+      <w:pPr>
+        <w:pStyle w:val="Heading2"/>
+        <w:spacing w:line="360" w:lineRule="auto"/>
+        <w:rPr>
+          <w:rFonts w:ascii="Times New Roman" w:hAnsi="Times New Roman"/>
+          <w:szCs w:val="28"/>
+        </w:rPr>
+      </w:pPr>
+      <w:bookmarkStart w:id="32" w:name="_Toc225025743"/>
       <w:bookmarkEnd w:id="31"/>
-    </w:p>
-    <w:p>
-      <w:pPr>
-        <w:pStyle w:val="u2"/>
-        <w:spacing w:line="360" w:lineRule="auto"/>
-        <w:rPr>
-          <w:rFonts w:ascii="Times New Roman" w:hAnsi="Times New Roman"/>
-          <w:szCs w:val="28"/>
-        </w:rPr>
-      </w:pPr>
-      <w:bookmarkStart w:name="_Toc225025743" w:id="32"/>
-      <w:bookmarkEnd w:id="30"/>
       <w:r>
         <w:rPr>
           <w:rFonts w:ascii="Times New Roman" w:hAnsi="Times New Roman"/>
@@ -8268,14 +8098,14 @@
     </w:p>
     <w:p>
       <w:pPr>
-        <w:pStyle w:val="u2"/>
+        <w:pStyle w:val="Heading2"/>
         <w:spacing w:line="360" w:lineRule="auto"/>
         <w:rPr>
           <w:rFonts w:ascii="Times New Roman" w:hAnsi="Times New Roman"/>
           <w:szCs w:val="28"/>
         </w:rPr>
       </w:pPr>
-      <w:bookmarkStart w:name="_Toc225025744" w:id="33"/>
+      <w:bookmarkStart w:id="33" w:name="_Toc225025744"/>
       <w:r>
         <w:rPr>
           <w:rFonts w:ascii="Times New Roman" w:hAnsi="Times New Roman"/>
@@ -8288,7 +8118,7 @@
     </w:p>
     <w:p>
       <w:pPr>
-        <w:pStyle w:val="oancuaDanhsach"/>
+        <w:pStyle w:val="ListParagraph"/>
         <w:numPr>
           <w:ilvl w:val="0"/>
           <w:numId w:val="6"/>
@@ -8309,7 +8139,7 @@
     </w:p>
     <w:p>
       <w:pPr>
-        <w:pStyle w:val="oancuaDanhsach"/>
+        <w:pStyle w:val="ListParagraph"/>
         <w:numPr>
           <w:ilvl w:val="0"/>
           <w:numId w:val="6"/>
@@ -8330,7 +8160,7 @@
     </w:p>
     <w:p>
       <w:pPr>
-        <w:pStyle w:val="oancuaDanhsach"/>
+        <w:pStyle w:val="ListParagraph"/>
         <w:numPr>
           <w:ilvl w:val="0"/>
           <w:numId w:val="6"/>
@@ -8351,7 +8181,7 @@
     </w:p>
     <w:p>
       <w:pPr>
-        <w:pStyle w:val="oancuaDanhsach"/>
+        <w:pStyle w:val="ListParagraph"/>
         <w:numPr>
           <w:ilvl w:val="0"/>
           <w:numId w:val="6"/>
@@ -8372,14 +8202,14 @@
     </w:p>
     <w:p>
       <w:pPr>
-        <w:pStyle w:val="u2"/>
+        <w:pStyle w:val="Heading2"/>
         <w:spacing w:line="360" w:lineRule="auto"/>
         <w:rPr>
           <w:rFonts w:ascii="Times New Roman" w:hAnsi="Times New Roman"/>
           <w:szCs w:val="28"/>
         </w:rPr>
       </w:pPr>
-      <w:bookmarkStart w:name="_Toc225025745" w:id="34"/>
+      <w:bookmarkStart w:id="34" w:name="_Toc225025745"/>
       <w:r>
         <w:rPr>
           <w:rFonts w:ascii="Times New Roman" w:hAnsi="Times New Roman"/>
@@ -8391,7 +8221,7 @@
     </w:p>
     <w:p>
       <w:pPr>
-        <w:pStyle w:val="oancuaDanhsach"/>
+        <w:pStyle w:val="ListParagraph"/>
         <w:numPr>
           <w:ilvl w:val="0"/>
           <w:numId w:val="28"/>
@@ -8414,7 +8244,7 @@
     </w:p>
     <w:p>
       <w:pPr>
-        <w:pStyle w:val="oancuaDanhsach"/>
+        <w:pStyle w:val="ListParagraph"/>
         <w:numPr>
           <w:ilvl w:val="0"/>
           <w:numId w:val="28"/>
@@ -8437,7 +8267,7 @@
     </w:p>
     <w:p>
       <w:pPr>
-        <w:pStyle w:val="oancuaDanhsach"/>
+        <w:pStyle w:val="ListParagraph"/>
         <w:numPr>
           <w:ilvl w:val="0"/>
           <w:numId w:val="28"/>
@@ -8460,7 +8290,7 @@
     </w:p>
     <w:p>
       <w:pPr>
-        <w:pStyle w:val="oancuaDanhsach"/>
+        <w:pStyle w:val="ListParagraph"/>
         <w:numPr>
           <w:ilvl w:val="0"/>
           <w:numId w:val="28"/>
@@ -8499,7 +8329,7 @@
     </w:p>
     <w:p>
       <w:pPr>
-        <w:pStyle w:val="oancuaDanhsach"/>
+        <w:pStyle w:val="ListParagraph"/>
         <w:numPr>
           <w:ilvl w:val="0"/>
           <w:numId w:val="28"/>
@@ -8522,14 +8352,14 @@
     </w:p>
     <w:p>
       <w:pPr>
-        <w:pStyle w:val="u2"/>
+        <w:pStyle w:val="Heading2"/>
         <w:spacing w:line="360" w:lineRule="auto"/>
         <w:rPr>
           <w:rFonts w:ascii="Times New Roman" w:hAnsi="Times New Roman"/>
           <w:szCs w:val="28"/>
         </w:rPr>
       </w:pPr>
-      <w:bookmarkStart w:name="_Toc225025746" w:id="35"/>
+      <w:bookmarkStart w:id="35" w:name="_Toc225025746"/>
       <w:r>
         <w:rPr>
           <w:rFonts w:ascii="Times New Roman" w:hAnsi="Times New Roman"/>
@@ -8542,7 +8372,7 @@
     </w:p>
     <w:p>
       <w:pPr>
-        <w:pStyle w:val="oancuaDanhsach"/>
+        <w:pStyle w:val="ListParagraph"/>
         <w:numPr>
           <w:ilvl w:val="0"/>
           <w:numId w:val="5"/>
@@ -8563,7 +8393,7 @@
     </w:p>
     <w:p>
       <w:pPr>
-        <w:pStyle w:val="oancuaDanhsach"/>
+        <w:pStyle w:val="ListParagraph"/>
         <w:numPr>
           <w:ilvl w:val="0"/>
           <w:numId w:val="5"/>
@@ -8584,7 +8414,7 @@
     </w:p>
     <w:p>
       <w:pPr>
-        <w:pStyle w:val="oancuaDanhsach"/>
+        <w:pStyle w:val="ListParagraph"/>
         <w:numPr>
           <w:ilvl w:val="0"/>
           <w:numId w:val="5"/>
@@ -8605,7 +8435,7 @@
     </w:p>
     <w:p>
       <w:pPr>
-        <w:pStyle w:val="oancuaDanhsach"/>
+        <w:pStyle w:val="ListParagraph"/>
         <w:numPr>
           <w:ilvl w:val="0"/>
           <w:numId w:val="5"/>
@@ -8626,7 +8456,7 @@
     </w:p>
     <w:p>
       <w:pPr>
-        <w:pStyle w:val="oancuaDanhsach"/>
+        <w:pStyle w:val="ListParagraph"/>
         <w:numPr>
           <w:ilvl w:val="0"/>
           <w:numId w:val="5"/>
@@ -8647,14 +8477,14 @@
     </w:p>
     <w:p>
       <w:pPr>
-        <w:pStyle w:val="u2"/>
+        <w:pStyle w:val="Heading2"/>
         <w:spacing w:line="360" w:lineRule="auto"/>
         <w:rPr>
           <w:rFonts w:ascii="Times New Roman" w:hAnsi="Times New Roman"/>
           <w:szCs w:val="28"/>
         </w:rPr>
       </w:pPr>
-      <w:bookmarkStart w:name="_Toc225025747" w:id="36"/>
+      <w:bookmarkStart w:id="36" w:name="_Toc225025747"/>
       <w:r>
         <w:rPr>
           <w:rFonts w:ascii="Times New Roman" w:hAnsi="Times New Roman"/>
@@ -8666,7 +8496,7 @@
     </w:p>
     <w:p>
       <w:pPr>
-        <w:pStyle w:val="oancuaDanhsach"/>
+        <w:pStyle w:val="ListParagraph"/>
         <w:numPr>
           <w:ilvl w:val="0"/>
           <w:numId w:val="4"/>
@@ -8687,7 +8517,7 @@
     </w:p>
     <w:p>
       <w:pPr>
-        <w:pStyle w:val="oancuaDanhsach"/>
+        <w:pStyle w:val="ListParagraph"/>
         <w:numPr>
           <w:ilvl w:val="0"/>
           <w:numId w:val="4"/>
@@ -8708,7 +8538,7 @@
     </w:p>
     <w:p>
       <w:pPr>
-        <w:pStyle w:val="oancuaDanhsach"/>
+        <w:pStyle w:val="ListParagraph"/>
         <w:numPr>
           <w:ilvl w:val="0"/>
           <w:numId w:val="4"/>
@@ -8729,7 +8559,7 @@
     </w:p>
     <w:p>
       <w:pPr>
-        <w:pStyle w:val="oancuaDanhsach"/>
+        <w:pStyle w:val="ListParagraph"/>
         <w:numPr>
           <w:ilvl w:val="0"/>
           <w:numId w:val="4"/>
@@ -8750,7 +8580,7 @@
     </w:p>
     <w:p>
       <w:pPr>
-        <w:pStyle w:val="oancuaDanhsach"/>
+        <w:pStyle w:val="ListParagraph"/>
         <w:numPr>
           <w:ilvl w:val="0"/>
           <w:numId w:val="4"/>
@@ -8771,7 +8601,7 @@
     </w:p>
     <w:p>
       <w:pPr>
-        <w:pStyle w:val="u1"/>
+        <w:pStyle w:val="Heading1"/>
         <w:spacing w:line="360" w:lineRule="auto"/>
         <w:rPr>
           <w:rFonts w:ascii="Times New Roman" w:hAnsi="Times New Roman"/>
@@ -8779,7 +8609,7 @@
           <w:szCs w:val="28"/>
         </w:rPr>
       </w:pPr>
-      <w:bookmarkStart w:name="_Toc225025748" w:id="37"/>
+      <w:bookmarkStart w:id="37" w:name="_Toc225025748"/>
       <w:r>
         <w:rPr>
           <w:rFonts w:ascii="Times New Roman" w:hAnsi="Times New Roman"/>
@@ -8893,14 +8723,15 @@
           <w:szCs w:val="28"/>
         </w:rPr>
       </w:pPr>
-      <w:bookmarkStart w:name="_Toc439994697" w:id="38"/>
-      <w:bookmarkStart w:name="_Toc225025749" w:id="39"/>
-      <w:r>
-        <w:rPr>
-          <w:rFonts w:ascii="Times New Roman" w:hAnsi="Times New Roman"/>
-          <w:sz w:val="28"/>
-          <w:szCs w:val="28"/>
-        </w:rPr>
+      <w:bookmarkStart w:id="38" w:name="_Toc439994697"/>
+      <w:bookmarkStart w:id="39" w:name="_Toc225025749"/>
+      <w:r>
+        <w:rPr>
+          <w:rFonts w:ascii="Times New Roman" w:hAnsi="Times New Roman"/>
+          <w:sz w:val="28"/>
+          <w:szCs w:val="28"/>
+        </w:rPr>
+        <w:lastRenderedPageBreak/>
         <w:t xml:space="preserve">Phụ lục A: </w:t>
       </w:r>
       <w:bookmarkEnd w:id="38"/>
@@ -8918,25 +8749,29 @@
       <w:pPr>
         <w:pStyle w:val="TOCEntry"/>
         <w:spacing w:line="360" w:lineRule="auto"/>
-      </w:pPr>
-      <w:r>
+        <w:jc w:val="center"/>
+      </w:pPr>
+      <w:r>
+        <w:rPr>
+          <w:noProof/>
+        </w:rPr>
         <w:drawing>
-          <wp:inline wp14:editId="2080AE98" wp14:anchorId="549180B9">
+          <wp:inline distT="0" distB="0" distL="0" distR="0" wp14:anchorId="549180B9" wp14:editId="2080AE98">
             <wp:extent cx="5819775" cy="6134100"/>
             <wp:effectExtent l="0" t="0" r="0" b="0"/>
             <wp:docPr id="826411039" name="drawing"/>
             <wp:cNvGraphicFramePr>
-              <a:graphicFrameLocks noChangeAspect="1"/>
+              <a:graphicFrameLocks xmlns:a="http://schemas.openxmlformats.org/drawingml/2006/main" noChangeAspect="1"/>
             </wp:cNvGraphicFramePr>
-            <a:graphic>
-              <a:graphicData xmlns:a="http://schemas.openxmlformats.org/drawingml/2006/main" uri="http://schemas.openxmlformats.org/drawingml/2006/picture">
+            <a:graphic xmlns:a="http://schemas.openxmlformats.org/drawingml/2006/main">
+              <a:graphicData uri="http://schemas.openxmlformats.org/drawingml/2006/picture">
                 <pic:pic xmlns:pic="http://schemas.openxmlformats.org/drawingml/2006/picture">
                   <pic:nvPicPr>
                     <pic:cNvPr id="826411039" name="Picture 826411039"/>
                     <pic:cNvPicPr/>
                   </pic:nvPicPr>
                   <pic:blipFill>
-                    <a:blip xmlns:r="http://schemas.openxmlformats.org/officeDocument/2006/relationships" r:embed="rId1348342623">
+                    <a:blip r:embed="rId10">
                       <a:extLst>
                         <a:ext uri="{28A0092B-C50C-407E-A947-70E740481C1C}">
                           <a14:useLocalDpi xmlns:a14="http://schemas.microsoft.com/office/drawing/2010/main"/>
@@ -8965,6 +8800,23 @@
     </w:p>
     <w:p>
       <w:pPr>
+        <w:pStyle w:val="Caption"/>
+        <w:jc w:val="center"/>
+        <w:rPr>
+          <w:sz w:val="28"/>
+          <w:szCs w:val="28"/>
+        </w:rPr>
+      </w:pPr>
+      <w:r>
+        <w:rPr>
+          <w:sz w:val="28"/>
+          <w:szCs w:val="28"/>
+        </w:rPr>
+        <w:t>Sơ đồ usecase tổng quát</w:t>
+      </w:r>
+    </w:p>
+    <w:p>
+      <w:pPr>
         <w:pStyle w:val="template"/>
         <w:spacing w:line="360" w:lineRule="auto"/>
         <w:jc w:val="center"/>
@@ -8973,6 +8825,7 @@
         <w:rPr>
           <w:noProof/>
         </w:rPr>
+        <w:lastRenderedPageBreak/>
         <w:drawing>
           <wp:inline distT="0" distB="0" distL="0" distR="0" wp14:anchorId="70C80B66" wp14:editId="08B9D9C1">
             <wp:extent cx="6132195" cy="3285490"/>
@@ -8991,7 +8844,7 @@
                     </pic:cNvPicPr>
                   </pic:nvPicPr>
                   <pic:blipFill>
-                    <a:blip r:embed="rId10">
+                    <a:blip r:embed="rId11">
                       <a:extLst>
                         <a:ext uri="{28A0092B-C50C-407E-A947-70E740481C1C}">
                           <a14:useLocalDpi xmlns:a14="http://schemas.microsoft.com/office/drawing/2010/main" val="0"/>
@@ -9059,7 +8912,7 @@
                     </pic:cNvPicPr>
                   </pic:nvPicPr>
                   <pic:blipFill>
-                    <a:blip r:embed="rId11">
+                    <a:blip r:embed="rId12">
                       <a:extLst>
                         <a:ext uri="{28A0092B-C50C-407E-A947-70E740481C1C}">
                           <a14:useLocalDpi xmlns:a14="http://schemas.microsoft.com/office/drawing/2010/main" val="0"/>
@@ -9127,7 +8980,7 @@
                     </pic:cNvPicPr>
                   </pic:nvPicPr>
                   <pic:blipFill>
-                    <a:blip r:embed="rId12">
+                    <a:blip r:embed="rId13">
                       <a:extLst>
                         <a:ext uri="{28A0092B-C50C-407E-A947-70E740481C1C}">
                           <a14:useLocalDpi xmlns:a14="http://schemas.microsoft.com/office/drawing/2010/main" val="0"/>
@@ -9195,7 +9048,7 @@
                     </pic:cNvPicPr>
                   </pic:nvPicPr>
                   <pic:blipFill>
-                    <a:blip r:embed="rId13">
+                    <a:blip r:embed="rId14">
                       <a:extLst>
                         <a:ext uri="{28A0092B-C50C-407E-A947-70E740481C1C}">
                           <a14:useLocalDpi xmlns:a14="http://schemas.microsoft.com/office/drawing/2010/main" val="0"/>
@@ -9263,7 +9116,7 @@
                     </pic:cNvPicPr>
                   </pic:nvPicPr>
                   <pic:blipFill>
-                    <a:blip r:embed="rId14">
+                    <a:blip r:embed="rId15">
                       <a:extLst>
                         <a:ext uri="{28A0092B-C50C-407E-A947-70E740481C1C}">
                           <a14:useLocalDpi xmlns:a14="http://schemas.microsoft.com/office/drawing/2010/main" val="0"/>
@@ -9331,7 +9184,7 @@
                     </pic:cNvPicPr>
                   </pic:nvPicPr>
                   <pic:blipFill>
-                    <a:blip r:embed="rId15">
+                    <a:blip r:embed="rId16">
                       <a:extLst>
                         <a:ext uri="{28A0092B-C50C-407E-A947-70E740481C1C}">
                           <a14:useLocalDpi xmlns:a14="http://schemas.microsoft.com/office/drawing/2010/main" val="0"/>
@@ -9382,8 +9235,8 @@
       </w:r>
     </w:p>
     <w:sectPr>
-      <w:headerReference w:type="default" r:id="rId16"/>
-      <w:pgSz w:w="12240" w:h="15840" w:orient="portrait" w:code="1"/>
+      <w:headerReference w:type="default" r:id="rId17"/>
+      <w:pgSz w:w="12240" w:h="15840" w:code="1"/>
       <w:pgMar w:top="1440" w:right="1296" w:bottom="1440" w:left="1296" w:header="720" w:footer="720" w:gutter="0"/>
       <w:pgNumType w:start="1"/>
       <w:cols w:space="720"/>
@@ -9423,7 +9276,7 @@
 <w:ftr xmlns:wpc="http://schemas.microsoft.com/office/word/2010/wordprocessingCanvas" xmlns:cx="http://schemas.microsoft.com/office/drawing/2014/chartex" xmlns:cx1="http://schemas.microsoft.com/office/drawing/2015/9/8/chartex" xmlns:cx2="http://schemas.microsoft.com/office/drawing/2015/10/21/chartex" xmlns:cx3="http://schemas.microsoft.com/office/drawing/2016/5/9/chartex" xmlns:cx4="http://schemas.microsoft.com/office/drawing/2016/5/10/chartex" xmlns:cx5="http://schemas.microsoft.com/office/drawing/2016/5/11/chartex" xmlns:cx6="http://schemas.microsoft.com/office/drawing/2016/5/12/chartex" xmlns:cx7="http://schemas.microsoft.com/office/drawing/2016/5/13/chartex" xmlns:cx8="http://schemas.microsoft.com/office/drawing/2016/5/14/chartex" xmlns:mc="http://schemas.openxmlformats.org/markup-compatibility/2006" xmlns:aink="http://schemas.microsoft.com/office/drawing/2016/ink" xmlns:am3d="http://schemas.microsoft.com/office/drawing/2017/model3d" xmlns:o="urn:schemas-microsoft-com:office:office" xmlns:oel="http://schemas.microsoft.com/office/2019/extlst" xmlns:r="http://schemas.openxmlformats.org/officeDocument/2006/relationships" xmlns:m="http://schemas.openxmlformats.org/officeDocument/2006/math" xmlns:v="urn:schemas-microsoft-com:vml" xmlns:wp14="http://schemas.microsoft.com/office/word/2010/wordprocessingDrawing" xmlns:wp="http://schemas.openxmlformats.org/drawingml/2006/wordprocessingDrawing" xmlns:w10="urn:schemas-microsoft-com:office:word" xmlns:w="http://schemas.openxmlformats.org/wordprocessingml/2006/main" xmlns:w14="http://schemas.microsoft.com/office/word/2010/wordml" xmlns:w15="http://schemas.microsoft.com/office/word/2012/wordml" xmlns:w16cex="http://schemas.microsoft.com/office/word/2018/wordml/cex" xmlns:w16cid="http://schemas.microsoft.com/office/word/2016/wordml/cid" xmlns:w16="http://schemas.microsoft.com/office/word/2018/wordml" xmlns:w16du="http://schemas.microsoft.com/office/word/2023/wordml/word16du" xmlns:w16sdtdh="http://schemas.microsoft.com/office/word/2020/wordml/sdtdatahash" xmlns:w16sdtfl="http://schemas.microsoft.com/office/word/2024/wordml/sdtformatlock" xmlns:w16se="http://schemas.microsoft.com/office/word/2015/wordml/symex" xmlns:wpg="http://schemas.microsoft.com/office/word/2010/wordprocessingGroup" xmlns:wpi="http://schemas.microsoft.com/office/word/2010/wordprocessingInk" xmlns:wne="http://schemas.microsoft.com/office/word/2006/wordml" xmlns:wps="http://schemas.microsoft.com/office/word/2010/wordprocessingShape" mc:Ignorable="w14 w15 w16se w16cid w16 w16cex w16sdtdh w16sdtfl w16du wp14">
   <w:p>
     <w:pPr>
-      <w:pStyle w:val="Chntrang"/>
+      <w:pStyle w:val="Footer"/>
       <w:rPr>
         <w:rFonts w:ascii="Times New Roman" w:hAnsi="Times New Roman"/>
       </w:rPr>
@@ -9468,7 +9321,7 @@
 <w:hdr xmlns:wpc="http://schemas.microsoft.com/office/word/2010/wordprocessingCanvas" xmlns:cx="http://schemas.microsoft.com/office/drawing/2014/chartex" xmlns:cx1="http://schemas.microsoft.com/office/drawing/2015/9/8/chartex" xmlns:cx2="http://schemas.microsoft.com/office/drawing/2015/10/21/chartex" xmlns:cx3="http://schemas.microsoft.com/office/drawing/2016/5/9/chartex" xmlns:cx4="http://schemas.microsoft.com/office/drawing/2016/5/10/chartex" xmlns:cx5="http://schemas.microsoft.com/office/drawing/2016/5/11/chartex" xmlns:cx6="http://schemas.microsoft.com/office/drawing/2016/5/12/chartex" xmlns:cx7="http://schemas.microsoft.com/office/drawing/2016/5/13/chartex" xmlns:cx8="http://schemas.microsoft.com/office/drawing/2016/5/14/chartex" xmlns:mc="http://schemas.openxmlformats.org/markup-compatibility/2006" xmlns:aink="http://schemas.microsoft.com/office/drawing/2016/ink" xmlns:am3d="http://schemas.microsoft.com/office/drawing/2017/model3d" xmlns:o="urn:schemas-microsoft-com:office:office" xmlns:oel="http://schemas.microsoft.com/office/2019/extlst" xmlns:r="http://schemas.openxmlformats.org/officeDocument/2006/relationships" xmlns:m="http://schemas.openxmlformats.org/officeDocument/2006/math" xmlns:v="urn:schemas-microsoft-com:vml" xmlns:wp14="http://schemas.microsoft.com/office/word/2010/wordprocessingDrawing" xmlns:wp="http://schemas.openxmlformats.org/drawingml/2006/wordprocessingDrawing" xmlns:w10="urn:schemas-microsoft-com:office:word" xmlns:w="http://schemas.openxmlformats.org/wordprocessingml/2006/main" xmlns:w14="http://schemas.microsoft.com/office/word/2010/wordml" xmlns:w15="http://schemas.microsoft.com/office/word/2012/wordml" xmlns:w16cex="http://schemas.microsoft.com/office/word/2018/wordml/cex" xmlns:w16cid="http://schemas.microsoft.com/office/word/2016/wordml/cid" xmlns:w16="http://schemas.microsoft.com/office/word/2018/wordml" xmlns:w16du="http://schemas.microsoft.com/office/word/2023/wordml/word16du" xmlns:w16sdtdh="http://schemas.microsoft.com/office/word/2020/wordml/sdtdatahash" xmlns:w16sdtfl="http://schemas.microsoft.com/office/word/2024/wordml/sdtformatlock" xmlns:w16se="http://schemas.microsoft.com/office/word/2015/wordml/symex" xmlns:wpg="http://schemas.microsoft.com/office/word/2010/wordprocessingGroup" xmlns:wpi="http://schemas.microsoft.com/office/word/2010/wordprocessingInk" xmlns:wne="http://schemas.microsoft.com/office/word/2006/wordml" xmlns:wps="http://schemas.microsoft.com/office/word/2010/wordprocessingShape" mc:Ignorable="w14 w15 w16se w16cid w16 w16cex w16sdtdh w16sdtfl w16du wp14">
   <w:p>
     <w:pPr>
-      <w:pStyle w:val="utrang"/>
+      <w:pStyle w:val="Header"/>
       <w:rPr>
         <w:rFonts w:ascii="Times New Roman" w:hAnsi="Times New Roman"/>
       </w:rPr>
@@ -9542,7 +9395,7 @@
 <w:hdr xmlns:wpc="http://schemas.microsoft.com/office/word/2010/wordprocessingCanvas" xmlns:cx="http://schemas.microsoft.com/office/drawing/2014/chartex" xmlns:cx1="http://schemas.microsoft.com/office/drawing/2015/9/8/chartex" xmlns:cx2="http://schemas.microsoft.com/office/drawing/2015/10/21/chartex" xmlns:cx3="http://schemas.microsoft.com/office/drawing/2016/5/9/chartex" xmlns:cx4="http://schemas.microsoft.com/office/drawing/2016/5/10/chartex" xmlns:cx5="http://schemas.microsoft.com/office/drawing/2016/5/11/chartex" xmlns:cx6="http://schemas.microsoft.com/office/drawing/2016/5/12/chartex" xmlns:cx7="http://schemas.microsoft.com/office/drawing/2016/5/13/chartex" xmlns:cx8="http://schemas.microsoft.com/office/drawing/2016/5/14/chartex" xmlns:mc="http://schemas.openxmlformats.org/markup-compatibility/2006" xmlns:aink="http://schemas.microsoft.com/office/drawing/2016/ink" xmlns:am3d="http://schemas.microsoft.com/office/drawing/2017/model3d" xmlns:o="urn:schemas-microsoft-com:office:office" xmlns:oel="http://schemas.microsoft.com/office/2019/extlst" xmlns:r="http://schemas.openxmlformats.org/officeDocument/2006/relationships" xmlns:m="http://schemas.openxmlformats.org/officeDocument/2006/math" xmlns:v="urn:schemas-microsoft-com:vml" xmlns:wp14="http://schemas.microsoft.com/office/word/2010/wordprocessingDrawing" xmlns:wp="http://schemas.openxmlformats.org/drawingml/2006/wordprocessingDrawing" xmlns:w10="urn:schemas-microsoft-com:office:word" xmlns:w="http://schemas.openxmlformats.org/wordprocessingml/2006/main" xmlns:w14="http://schemas.microsoft.com/office/word/2010/wordml" xmlns:w15="http://schemas.microsoft.com/office/word/2012/wordml" xmlns:w16cex="http://schemas.microsoft.com/office/word/2018/wordml/cex" xmlns:w16cid="http://schemas.microsoft.com/office/word/2016/wordml/cid" xmlns:w16="http://schemas.microsoft.com/office/word/2018/wordml" xmlns:w16du="http://schemas.microsoft.com/office/word/2023/wordml/word16du" xmlns:w16sdtdh="http://schemas.microsoft.com/office/word/2020/wordml/sdtdatahash" xmlns:w16sdtfl="http://schemas.microsoft.com/office/word/2024/wordml/sdtformatlock" xmlns:w16se="http://schemas.microsoft.com/office/word/2015/wordml/symex" xmlns:wpg="http://schemas.microsoft.com/office/word/2010/wordprocessingGroup" xmlns:wpi="http://schemas.microsoft.com/office/word/2010/wordprocessingInk" xmlns:wne="http://schemas.microsoft.com/office/word/2006/wordml" xmlns:wps="http://schemas.microsoft.com/office/word/2010/wordprocessingShape" mc:Ignorable="w14 w15 w16se w16cid w16 w16cex w16sdtdh w16sdtfl w16du wp14">
   <w:p>
     <w:pPr>
-      <w:pStyle w:val="utrang"/>
+      <w:pStyle w:val="Header"/>
       <w:tabs>
         <w:tab w:val="clear" w:pos="9360"/>
         <w:tab w:val="right" w:pos="9630"/>
@@ -9643,7 +9496,7 @@
     <w:lvl w:ilvl="0">
       <w:start w:val="1"/>
       <w:numFmt w:val="decimal"/>
-      <w:pStyle w:val="u1"/>
+      <w:pStyle w:val="Heading1"/>
       <w:lvlText w:val="%1."/>
       <w:legacy w:legacy="1" w:legacySpace="144" w:legacyIndent="0"/>
       <w:lvlJc w:val="left"/>
@@ -9651,7 +9504,7 @@
     <w:lvl w:ilvl="1">
       <w:start w:val="1"/>
       <w:numFmt w:val="decimal"/>
-      <w:pStyle w:val="u2"/>
+      <w:pStyle w:val="Heading2"/>
       <w:lvlText w:val="%1.%2"/>
       <w:legacy w:legacy="1" w:legacySpace="144" w:legacyIndent="0"/>
       <w:lvlJc w:val="left"/>
@@ -9663,7 +9516,7 @@
     <w:lvl w:ilvl="2">
       <w:start w:val="1"/>
       <w:numFmt w:val="decimal"/>
-      <w:pStyle w:val="u3"/>
+      <w:pStyle w:val="Heading3"/>
       <w:lvlText w:val="%1.%2.%3"/>
       <w:legacy w:legacy="1" w:legacySpace="144" w:legacyIndent="0"/>
       <w:lvlJc w:val="left"/>
@@ -9671,7 +9524,7 @@
     <w:lvl w:ilvl="3">
       <w:start w:val="1"/>
       <w:numFmt w:val="decimal"/>
-      <w:pStyle w:val="u4"/>
+      <w:pStyle w:val="Heading4"/>
       <w:lvlText w:val="%1.%2.%3.%4"/>
       <w:legacy w:legacy="1" w:legacySpace="144" w:legacyIndent="0"/>
       <w:lvlJc w:val="left"/>
@@ -9679,7 +9532,7 @@
     <w:lvl w:ilvl="4">
       <w:start w:val="1"/>
       <w:numFmt w:val="decimal"/>
-      <w:pStyle w:val="u5"/>
+      <w:pStyle w:val="Heading5"/>
       <w:lvlText w:val="%1.%2.%3.%4.%5"/>
       <w:legacy w:legacy="1" w:legacySpace="144" w:legacyIndent="0"/>
       <w:lvlJc w:val="left"/>
@@ -9687,7 +9540,7 @@
     <w:lvl w:ilvl="5">
       <w:start w:val="1"/>
       <w:numFmt w:val="decimal"/>
-      <w:pStyle w:val="u6"/>
+      <w:pStyle w:val="Heading6"/>
       <w:lvlText w:val="%1.%2.%3.%4.%5.%6"/>
       <w:legacy w:legacy="1" w:legacySpace="144" w:legacyIndent="0"/>
       <w:lvlJc w:val="left"/>
@@ -9695,7 +9548,7 @@
     <w:lvl w:ilvl="6">
       <w:start w:val="1"/>
       <w:numFmt w:val="decimal"/>
-      <w:pStyle w:val="u7"/>
+      <w:pStyle w:val="Heading7"/>
       <w:lvlText w:val="%1.%2.%3.%4.%5.%6.%7"/>
       <w:legacy w:legacy="1" w:legacySpace="144" w:legacyIndent="0"/>
       <w:lvlJc w:val="left"/>
@@ -9703,7 +9556,7 @@
     <w:lvl w:ilvl="7">
       <w:start w:val="1"/>
       <w:numFmt w:val="decimal"/>
-      <w:pStyle w:val="u8"/>
+      <w:pStyle w:val="Heading8"/>
       <w:lvlText w:val="%1.%2.%3.%4.%5.%6.%7.%8"/>
       <w:legacy w:legacy="1" w:legacySpace="144" w:legacyIndent="0"/>
       <w:lvlJc w:val="left"/>
@@ -9711,7 +9564,7 @@
     <w:lvl w:ilvl="8">
       <w:start w:val="1"/>
       <w:numFmt w:val="decimal"/>
-      <w:pStyle w:val="u9"/>
+      <w:pStyle w:val="Heading9"/>
       <w:lvlText w:val="%1.%2.%3.%4.%5.%6.%7.%8.%9"/>
       <w:legacy w:legacy="1" w:legacySpace="144" w:legacyIndent="0"/>
       <w:lvlJc w:val="left"/>
@@ -9730,7 +9583,7 @@
         <w:ind w:left="720" w:hanging="360"/>
       </w:pPr>
       <w:rPr>
-        <w:rFonts w:hint="default" w:ascii="Symbol" w:hAnsi="Symbol"/>
+        <w:rFonts w:ascii="Symbol" w:hAnsi="Symbol" w:hint="default"/>
       </w:rPr>
     </w:lvl>
     <w:lvl w:ilvl="1" w:tplc="CB02ADC8">
@@ -9742,7 +9595,7 @@
         <w:ind w:left="1440" w:hanging="360"/>
       </w:pPr>
       <w:rPr>
-        <w:rFonts w:hint="default" w:ascii="Courier New" w:hAnsi="Courier New"/>
+        <w:rFonts w:ascii="Courier New" w:hAnsi="Courier New" w:hint="default"/>
       </w:rPr>
     </w:lvl>
     <w:lvl w:ilvl="2" w:tplc="541C101A">
@@ -9754,7 +9607,7 @@
         <w:ind w:left="2160" w:hanging="360"/>
       </w:pPr>
       <w:rPr>
-        <w:rFonts w:hint="default" w:ascii="Wingdings" w:hAnsi="Wingdings"/>
+        <w:rFonts w:ascii="Wingdings" w:hAnsi="Wingdings" w:hint="default"/>
       </w:rPr>
     </w:lvl>
     <w:lvl w:ilvl="3" w:tplc="F768D7EE">
@@ -9766,7 +9619,7 @@
         <w:ind w:left="2880" w:hanging="360"/>
       </w:pPr>
       <w:rPr>
-        <w:rFonts w:hint="default" w:ascii="Symbol" w:hAnsi="Symbol"/>
+        <w:rFonts w:ascii="Symbol" w:hAnsi="Symbol" w:hint="default"/>
       </w:rPr>
     </w:lvl>
     <w:lvl w:ilvl="4" w:tplc="46A69D34">
@@ -9778,7 +9631,7 @@
         <w:ind w:left="3600" w:hanging="360"/>
       </w:pPr>
       <w:rPr>
-        <w:rFonts w:hint="default" w:ascii="Courier New" w:hAnsi="Courier New"/>
+        <w:rFonts w:ascii="Courier New" w:hAnsi="Courier New" w:hint="default"/>
       </w:rPr>
     </w:lvl>
     <w:lvl w:ilvl="5" w:tplc="7E2855F6">
@@ -9790,7 +9643,7 @@
         <w:ind w:left="4320" w:hanging="360"/>
       </w:pPr>
       <w:rPr>
-        <w:rFonts w:hint="default" w:ascii="Wingdings" w:hAnsi="Wingdings"/>
+        <w:rFonts w:ascii="Wingdings" w:hAnsi="Wingdings" w:hint="default"/>
       </w:rPr>
     </w:lvl>
     <w:lvl w:ilvl="6" w:tplc="365E103C">
@@ -9802,7 +9655,7 @@
         <w:ind w:left="5040" w:hanging="360"/>
       </w:pPr>
       <w:rPr>
-        <w:rFonts w:hint="default" w:ascii="Symbol" w:hAnsi="Symbol"/>
+        <w:rFonts w:ascii="Symbol" w:hAnsi="Symbol" w:hint="default"/>
       </w:rPr>
     </w:lvl>
     <w:lvl w:ilvl="7" w:tplc="4618567A">
@@ -9814,7 +9667,7 @@
         <w:ind w:left="5760" w:hanging="360"/>
       </w:pPr>
       <w:rPr>
-        <w:rFonts w:hint="default" w:ascii="Courier New" w:hAnsi="Courier New"/>
+        <w:rFonts w:ascii="Courier New" w:hAnsi="Courier New" w:hint="default"/>
       </w:rPr>
     </w:lvl>
     <w:lvl w:ilvl="8" w:tplc="2054B53E">
@@ -9826,7 +9679,7 @@
         <w:ind w:left="6480" w:hanging="360"/>
       </w:pPr>
       <w:rPr>
-        <w:rFonts w:hint="default" w:ascii="Wingdings" w:hAnsi="Wingdings"/>
+        <w:rFonts w:ascii="Wingdings" w:hAnsi="Wingdings" w:hint="default"/>
       </w:rPr>
     </w:lvl>
   </w:abstractNum>
@@ -9846,7 +9699,7 @@
         <w:ind w:left="720" w:hanging="360"/>
       </w:pPr>
       <w:rPr>
-        <w:rFonts w:hint="default" w:ascii="Symbol" w:hAnsi="Symbol"/>
+        <w:rFonts w:ascii="Symbol" w:hAnsi="Symbol" w:hint="default"/>
         <w:sz w:val="20"/>
       </w:rPr>
     </w:lvl>
@@ -9862,7 +9715,7 @@
         <w:ind w:left="1440" w:hanging="360"/>
       </w:pPr>
       <w:rPr>
-        <w:rFonts w:hint="default" w:ascii="Courier New" w:hAnsi="Courier New"/>
+        <w:rFonts w:ascii="Courier New" w:hAnsi="Courier New" w:hint="default"/>
         <w:sz w:val="20"/>
       </w:rPr>
     </w:lvl>
@@ -9878,7 +9731,7 @@
         <w:ind w:left="2160" w:hanging="360"/>
       </w:pPr>
       <w:rPr>
-        <w:rFonts w:hint="default" w:ascii="Wingdings" w:hAnsi="Wingdings"/>
+        <w:rFonts w:ascii="Wingdings" w:hAnsi="Wingdings" w:hint="default"/>
         <w:sz w:val="20"/>
       </w:rPr>
     </w:lvl>
@@ -9894,7 +9747,7 @@
         <w:ind w:left="2880" w:hanging="360"/>
       </w:pPr>
       <w:rPr>
-        <w:rFonts w:hint="default" w:ascii="Wingdings" w:hAnsi="Wingdings"/>
+        <w:rFonts w:ascii="Wingdings" w:hAnsi="Wingdings" w:hint="default"/>
         <w:sz w:val="20"/>
       </w:rPr>
     </w:lvl>
@@ -9910,7 +9763,7 @@
         <w:ind w:left="3600" w:hanging="360"/>
       </w:pPr>
       <w:rPr>
-        <w:rFonts w:hint="default" w:ascii="Wingdings" w:hAnsi="Wingdings"/>
+        <w:rFonts w:ascii="Wingdings" w:hAnsi="Wingdings" w:hint="default"/>
         <w:sz w:val="20"/>
       </w:rPr>
     </w:lvl>
@@ -9926,7 +9779,7 @@
         <w:ind w:left="4320" w:hanging="360"/>
       </w:pPr>
       <w:rPr>
-        <w:rFonts w:hint="default" w:ascii="Wingdings" w:hAnsi="Wingdings"/>
+        <w:rFonts w:ascii="Wingdings" w:hAnsi="Wingdings" w:hint="default"/>
         <w:sz w:val="20"/>
       </w:rPr>
     </w:lvl>
@@ -9942,7 +9795,7 @@
         <w:ind w:left="5040" w:hanging="360"/>
       </w:pPr>
       <w:rPr>
-        <w:rFonts w:hint="default" w:ascii="Wingdings" w:hAnsi="Wingdings"/>
+        <w:rFonts w:ascii="Wingdings" w:hAnsi="Wingdings" w:hint="default"/>
         <w:sz w:val="20"/>
       </w:rPr>
     </w:lvl>
@@ -9958,7 +9811,7 @@
         <w:ind w:left="5760" w:hanging="360"/>
       </w:pPr>
       <w:rPr>
-        <w:rFonts w:hint="default" w:ascii="Wingdings" w:hAnsi="Wingdings"/>
+        <w:rFonts w:ascii="Wingdings" w:hAnsi="Wingdings" w:hint="default"/>
         <w:sz w:val="20"/>
       </w:rPr>
     </w:lvl>
@@ -9974,7 +9827,7 @@
         <w:ind w:left="6480" w:hanging="360"/>
       </w:pPr>
       <w:rPr>
-        <w:rFonts w:hint="default" w:ascii="Wingdings" w:hAnsi="Wingdings"/>
+        <w:rFonts w:ascii="Wingdings" w:hAnsi="Wingdings" w:hint="default"/>
         <w:sz w:val="20"/>
       </w:rPr>
     </w:lvl>
@@ -9992,7 +9845,7 @@
         <w:ind w:left="720" w:hanging="360"/>
       </w:pPr>
       <w:rPr>
-        <w:rFonts w:hint="default" w:ascii="Symbol" w:hAnsi="Symbol"/>
+        <w:rFonts w:ascii="Symbol" w:hAnsi="Symbol" w:hint="default"/>
       </w:rPr>
     </w:lvl>
     <w:lvl w:ilvl="1" w:tplc="F31C15E6">
@@ -10004,7 +9857,7 @@
         <w:ind w:left="1440" w:hanging="360"/>
       </w:pPr>
       <w:rPr>
-        <w:rFonts w:hint="default" w:ascii="Courier New" w:hAnsi="Courier New"/>
+        <w:rFonts w:ascii="Courier New" w:hAnsi="Courier New" w:hint="default"/>
       </w:rPr>
     </w:lvl>
     <w:lvl w:ilvl="2" w:tplc="59B0299E">
@@ -10016,7 +9869,7 @@
         <w:ind w:left="2160" w:hanging="360"/>
       </w:pPr>
       <w:rPr>
-        <w:rFonts w:hint="default" w:ascii="Wingdings" w:hAnsi="Wingdings"/>
+        <w:rFonts w:ascii="Wingdings" w:hAnsi="Wingdings" w:hint="default"/>
       </w:rPr>
     </w:lvl>
     <w:lvl w:ilvl="3" w:tplc="1CDEAFC2">
@@ -10028,7 +9881,7 @@
         <w:ind w:left="2880" w:hanging="360"/>
       </w:pPr>
       <w:rPr>
-        <w:rFonts w:hint="default" w:ascii="Symbol" w:hAnsi="Symbol"/>
+        <w:rFonts w:ascii="Symbol" w:hAnsi="Symbol" w:hint="default"/>
       </w:rPr>
     </w:lvl>
     <w:lvl w:ilvl="4" w:tplc="32C8A1E8">
@@ -10040,7 +9893,7 @@
         <w:ind w:left="3600" w:hanging="360"/>
       </w:pPr>
       <w:rPr>
-        <w:rFonts w:hint="default" w:ascii="Courier New" w:hAnsi="Courier New"/>
+        <w:rFonts w:ascii="Courier New" w:hAnsi="Courier New" w:hint="default"/>
       </w:rPr>
     </w:lvl>
     <w:lvl w:ilvl="5" w:tplc="BD005FCC">
@@ -10052,7 +9905,7 @@
         <w:ind w:left="4320" w:hanging="360"/>
       </w:pPr>
       <w:rPr>
-        <w:rFonts w:hint="default" w:ascii="Wingdings" w:hAnsi="Wingdings"/>
+        <w:rFonts w:ascii="Wingdings" w:hAnsi="Wingdings" w:hint="default"/>
       </w:rPr>
     </w:lvl>
     <w:lvl w:ilvl="6" w:tplc="7B0AB86E">
@@ -10064,7 +9917,7 @@
         <w:ind w:left="5040" w:hanging="360"/>
       </w:pPr>
       <w:rPr>
-        <w:rFonts w:hint="default" w:ascii="Symbol" w:hAnsi="Symbol"/>
+        <w:rFonts w:ascii="Symbol" w:hAnsi="Symbol" w:hint="default"/>
       </w:rPr>
     </w:lvl>
     <w:lvl w:ilvl="7" w:tplc="E5187ABA">
@@ -10076,7 +9929,7 @@
         <w:ind w:left="5760" w:hanging="360"/>
       </w:pPr>
       <w:rPr>
-        <w:rFonts w:hint="default" w:ascii="Courier New" w:hAnsi="Courier New"/>
+        <w:rFonts w:ascii="Courier New" w:hAnsi="Courier New" w:hint="default"/>
       </w:rPr>
     </w:lvl>
     <w:lvl w:ilvl="8" w:tplc="CB70280E">
@@ -10088,7 +9941,7 @@
         <w:ind w:left="6480" w:hanging="360"/>
       </w:pPr>
       <w:rPr>
-        <w:rFonts w:hint="default" w:ascii="Wingdings" w:hAnsi="Wingdings"/>
+        <w:rFonts w:ascii="Wingdings" w:hAnsi="Wingdings" w:hint="default"/>
       </w:rPr>
     </w:lvl>
   </w:abstractNum>
@@ -10105,7 +9958,7 @@
         <w:ind w:left="1080" w:hanging="360"/>
       </w:pPr>
       <w:rPr>
-        <w:rFonts w:hint="default" w:ascii="Symbol" w:hAnsi="Symbol"/>
+        <w:rFonts w:ascii="Symbol" w:hAnsi="Symbol" w:hint="default"/>
       </w:rPr>
     </w:lvl>
     <w:lvl w:ilvl="1" w:tplc="D0B42A8C">
@@ -10117,7 +9970,7 @@
         <w:ind w:left="1800" w:hanging="360"/>
       </w:pPr>
       <w:rPr>
-        <w:rFonts w:hint="default" w:ascii="Courier New" w:hAnsi="Courier New"/>
+        <w:rFonts w:ascii="Courier New" w:hAnsi="Courier New" w:hint="default"/>
       </w:rPr>
     </w:lvl>
     <w:lvl w:ilvl="2" w:tplc="998E8A0A">
@@ -10129,7 +9982,7 @@
         <w:ind w:left="2520" w:hanging="360"/>
       </w:pPr>
       <w:rPr>
-        <w:rFonts w:hint="default" w:ascii="Wingdings" w:hAnsi="Wingdings"/>
+        <w:rFonts w:ascii="Wingdings" w:hAnsi="Wingdings" w:hint="default"/>
       </w:rPr>
     </w:lvl>
     <w:lvl w:ilvl="3" w:tplc="122096C2">
@@ -10141,7 +9994,7 @@
         <w:ind w:left="3240" w:hanging="360"/>
       </w:pPr>
       <w:rPr>
-        <w:rFonts w:hint="default" w:ascii="Symbol" w:hAnsi="Symbol"/>
+        <w:rFonts w:ascii="Symbol" w:hAnsi="Symbol" w:hint="default"/>
       </w:rPr>
     </w:lvl>
     <w:lvl w:ilvl="4" w:tplc="2870CE36">
@@ -10153,7 +10006,7 @@
         <w:ind w:left="3960" w:hanging="360"/>
       </w:pPr>
       <w:rPr>
-        <w:rFonts w:hint="default" w:ascii="Courier New" w:hAnsi="Courier New"/>
+        <w:rFonts w:ascii="Courier New" w:hAnsi="Courier New" w:hint="default"/>
       </w:rPr>
     </w:lvl>
     <w:lvl w:ilvl="5" w:tplc="6BBCA68C">
@@ -10165,7 +10018,7 @@
         <w:ind w:left="4680" w:hanging="360"/>
       </w:pPr>
       <w:rPr>
-        <w:rFonts w:hint="default" w:ascii="Wingdings" w:hAnsi="Wingdings"/>
+        <w:rFonts w:ascii="Wingdings" w:hAnsi="Wingdings" w:hint="default"/>
       </w:rPr>
     </w:lvl>
     <w:lvl w:ilvl="6" w:tplc="FAAAF470">
@@ -10177,7 +10030,7 @@
         <w:ind w:left="5400" w:hanging="360"/>
       </w:pPr>
       <w:rPr>
-        <w:rFonts w:hint="default" w:ascii="Symbol" w:hAnsi="Symbol"/>
+        <w:rFonts w:ascii="Symbol" w:hAnsi="Symbol" w:hint="default"/>
       </w:rPr>
     </w:lvl>
     <w:lvl w:ilvl="7" w:tplc="32AA178A">
@@ -10189,7 +10042,7 @@
         <w:ind w:left="6120" w:hanging="360"/>
       </w:pPr>
       <w:rPr>
-        <w:rFonts w:hint="default" w:ascii="Courier New" w:hAnsi="Courier New"/>
+        <w:rFonts w:ascii="Courier New" w:hAnsi="Courier New" w:hint="default"/>
       </w:rPr>
     </w:lvl>
     <w:lvl w:ilvl="8" w:tplc="55EE0440">
@@ -10201,7 +10054,7 @@
         <w:ind w:left="6840" w:hanging="360"/>
       </w:pPr>
       <w:rPr>
-        <w:rFonts w:hint="default" w:ascii="Wingdings" w:hAnsi="Wingdings"/>
+        <w:rFonts w:ascii="Wingdings" w:hAnsi="Wingdings" w:hint="default"/>
       </w:rPr>
     </w:lvl>
   </w:abstractNum>
@@ -10221,7 +10074,7 @@
         <w:ind w:left="720" w:hanging="360"/>
       </w:pPr>
       <w:rPr>
-        <w:rFonts w:hint="default" w:ascii="Symbol" w:hAnsi="Symbol"/>
+        <w:rFonts w:ascii="Symbol" w:hAnsi="Symbol" w:hint="default"/>
         <w:sz w:val="20"/>
       </w:rPr>
     </w:lvl>
@@ -10237,7 +10090,7 @@
         <w:ind w:left="1440" w:hanging="360"/>
       </w:pPr>
       <w:rPr>
-        <w:rFonts w:hint="default" w:ascii="Courier New" w:hAnsi="Courier New"/>
+        <w:rFonts w:ascii="Courier New" w:hAnsi="Courier New" w:hint="default"/>
         <w:sz w:val="20"/>
       </w:rPr>
     </w:lvl>
@@ -10253,7 +10106,7 @@
         <w:ind w:left="2160" w:hanging="360"/>
       </w:pPr>
       <w:rPr>
-        <w:rFonts w:hint="default" w:ascii="Wingdings" w:hAnsi="Wingdings"/>
+        <w:rFonts w:ascii="Wingdings" w:hAnsi="Wingdings" w:hint="default"/>
         <w:sz w:val="20"/>
       </w:rPr>
     </w:lvl>
@@ -10269,7 +10122,7 @@
         <w:ind w:left="2880" w:hanging="360"/>
       </w:pPr>
       <w:rPr>
-        <w:rFonts w:hint="default" w:ascii="Wingdings" w:hAnsi="Wingdings"/>
+        <w:rFonts w:ascii="Wingdings" w:hAnsi="Wingdings" w:hint="default"/>
         <w:sz w:val="20"/>
       </w:rPr>
     </w:lvl>
@@ -10285,7 +10138,7 @@
         <w:ind w:left="3600" w:hanging="360"/>
       </w:pPr>
       <w:rPr>
-        <w:rFonts w:hint="default" w:ascii="Wingdings" w:hAnsi="Wingdings"/>
+        <w:rFonts w:ascii="Wingdings" w:hAnsi="Wingdings" w:hint="default"/>
         <w:sz w:val="20"/>
       </w:rPr>
     </w:lvl>
@@ -10301,7 +10154,7 @@
         <w:ind w:left="4320" w:hanging="360"/>
       </w:pPr>
       <w:rPr>
-        <w:rFonts w:hint="default" w:ascii="Wingdings" w:hAnsi="Wingdings"/>
+        <w:rFonts w:ascii="Wingdings" w:hAnsi="Wingdings" w:hint="default"/>
         <w:sz w:val="20"/>
       </w:rPr>
     </w:lvl>
@@ -10317,7 +10170,7 @@
         <w:ind w:left="5040" w:hanging="360"/>
       </w:pPr>
       <w:rPr>
-        <w:rFonts w:hint="default" w:ascii="Wingdings" w:hAnsi="Wingdings"/>
+        <w:rFonts w:ascii="Wingdings" w:hAnsi="Wingdings" w:hint="default"/>
         <w:sz w:val="20"/>
       </w:rPr>
     </w:lvl>
@@ -10333,7 +10186,7 @@
         <w:ind w:left="5760" w:hanging="360"/>
       </w:pPr>
       <w:rPr>
-        <w:rFonts w:hint="default" w:ascii="Wingdings" w:hAnsi="Wingdings"/>
+        <w:rFonts w:ascii="Wingdings" w:hAnsi="Wingdings" w:hint="default"/>
         <w:sz w:val="20"/>
       </w:rPr>
     </w:lvl>
@@ -10349,7 +10202,7 @@
         <w:ind w:left="6480" w:hanging="360"/>
       </w:pPr>
       <w:rPr>
-        <w:rFonts w:hint="default" w:ascii="Wingdings" w:hAnsi="Wingdings"/>
+        <w:rFonts w:ascii="Wingdings" w:hAnsi="Wingdings" w:hint="default"/>
         <w:sz w:val="20"/>
       </w:rPr>
     </w:lvl>
@@ -10367,7 +10220,7 @@
         <w:ind w:left="720" w:hanging="360"/>
       </w:pPr>
       <w:rPr>
-        <w:rFonts w:hint="default" w:ascii="Symbol" w:hAnsi="Symbol"/>
+        <w:rFonts w:ascii="Symbol" w:hAnsi="Symbol" w:hint="default"/>
       </w:rPr>
     </w:lvl>
     <w:lvl w:ilvl="1" w:tplc="B34C1912">
@@ -10379,7 +10232,7 @@
         <w:ind w:left="1440" w:hanging="360"/>
       </w:pPr>
       <w:rPr>
-        <w:rFonts w:hint="default" w:ascii="Courier New" w:hAnsi="Courier New"/>
+        <w:rFonts w:ascii="Courier New" w:hAnsi="Courier New" w:hint="default"/>
       </w:rPr>
     </w:lvl>
     <w:lvl w:ilvl="2" w:tplc="2DE64C2A">
@@ -10391,7 +10244,7 @@
         <w:ind w:left="2160" w:hanging="360"/>
       </w:pPr>
       <w:rPr>
-        <w:rFonts w:hint="default" w:ascii="Wingdings" w:hAnsi="Wingdings"/>
+        <w:rFonts w:ascii="Wingdings" w:hAnsi="Wingdings" w:hint="default"/>
       </w:rPr>
     </w:lvl>
     <w:lvl w:ilvl="3" w:tplc="3FF8755C">
@@ -10403,7 +10256,7 @@
         <w:ind w:left="2880" w:hanging="360"/>
       </w:pPr>
       <w:rPr>
-        <w:rFonts w:hint="default" w:ascii="Symbol" w:hAnsi="Symbol"/>
+        <w:rFonts w:ascii="Symbol" w:hAnsi="Symbol" w:hint="default"/>
       </w:rPr>
     </w:lvl>
     <w:lvl w:ilvl="4" w:tplc="C96825D6">
@@ -10415,7 +10268,7 @@
         <w:ind w:left="3600" w:hanging="360"/>
       </w:pPr>
       <w:rPr>
-        <w:rFonts w:hint="default" w:ascii="Courier New" w:hAnsi="Courier New"/>
+        <w:rFonts w:ascii="Courier New" w:hAnsi="Courier New" w:hint="default"/>
       </w:rPr>
     </w:lvl>
     <w:lvl w:ilvl="5" w:tplc="CD48D3C6">
@@ -10427,7 +10280,7 @@
         <w:ind w:left="4320" w:hanging="360"/>
       </w:pPr>
       <w:rPr>
-        <w:rFonts w:hint="default" w:ascii="Wingdings" w:hAnsi="Wingdings"/>
+        <w:rFonts w:ascii="Wingdings" w:hAnsi="Wingdings" w:hint="default"/>
       </w:rPr>
     </w:lvl>
     <w:lvl w:ilvl="6" w:tplc="FBEEA10A">
@@ -10439,7 +10292,7 @@
         <w:ind w:left="5040" w:hanging="360"/>
       </w:pPr>
       <w:rPr>
-        <w:rFonts w:hint="default" w:ascii="Symbol" w:hAnsi="Symbol"/>
+        <w:rFonts w:ascii="Symbol" w:hAnsi="Symbol" w:hint="default"/>
       </w:rPr>
     </w:lvl>
     <w:lvl w:ilvl="7" w:tplc="7F9C1014">
@@ -10451,7 +10304,7 @@
         <w:ind w:left="5760" w:hanging="360"/>
       </w:pPr>
       <w:rPr>
-        <w:rFonts w:hint="default" w:ascii="Courier New" w:hAnsi="Courier New"/>
+        <w:rFonts w:ascii="Courier New" w:hAnsi="Courier New" w:hint="default"/>
       </w:rPr>
     </w:lvl>
     <w:lvl w:ilvl="8" w:tplc="225227DA">
@@ -10463,7 +10316,7 @@
         <w:ind w:left="6480" w:hanging="360"/>
       </w:pPr>
       <w:rPr>
-        <w:rFonts w:hint="default" w:ascii="Wingdings" w:hAnsi="Wingdings"/>
+        <w:rFonts w:ascii="Wingdings" w:hAnsi="Wingdings" w:hint="default"/>
       </w:rPr>
     </w:lvl>
   </w:abstractNum>
@@ -10480,7 +10333,7 @@
         <w:ind w:left="1800" w:hanging="360"/>
       </w:pPr>
       <w:rPr>
-        <w:rFonts w:hint="default" w:ascii="Courier New" w:hAnsi="Courier New"/>
+        <w:rFonts w:ascii="Courier New" w:hAnsi="Courier New" w:hint="default"/>
       </w:rPr>
     </w:lvl>
     <w:lvl w:ilvl="1" w:tplc="36466AD4">
@@ -10492,7 +10345,7 @@
         <w:ind w:left="2520" w:hanging="360"/>
       </w:pPr>
       <w:rPr>
-        <w:rFonts w:hint="default" w:ascii="Courier New" w:hAnsi="Courier New"/>
+        <w:rFonts w:ascii="Courier New" w:hAnsi="Courier New" w:hint="default"/>
       </w:rPr>
     </w:lvl>
     <w:lvl w:ilvl="2" w:tplc="CC489D74">
@@ -10504,7 +10357,7 @@
         <w:ind w:left="3240" w:hanging="360"/>
       </w:pPr>
       <w:rPr>
-        <w:rFonts w:hint="default" w:ascii="Wingdings" w:hAnsi="Wingdings"/>
+        <w:rFonts w:ascii="Wingdings" w:hAnsi="Wingdings" w:hint="default"/>
       </w:rPr>
     </w:lvl>
     <w:lvl w:ilvl="3" w:tplc="E9CE3274">
@@ -10516,7 +10369,7 @@
         <w:ind w:left="3960" w:hanging="360"/>
       </w:pPr>
       <w:rPr>
-        <w:rFonts w:hint="default" w:ascii="Symbol" w:hAnsi="Symbol"/>
+        <w:rFonts w:ascii="Symbol" w:hAnsi="Symbol" w:hint="default"/>
       </w:rPr>
     </w:lvl>
     <w:lvl w:ilvl="4" w:tplc="DDA6A5D6">
@@ -10528,7 +10381,7 @@
         <w:ind w:left="4680" w:hanging="360"/>
       </w:pPr>
       <w:rPr>
-        <w:rFonts w:hint="default" w:ascii="Courier New" w:hAnsi="Courier New"/>
+        <w:rFonts w:ascii="Courier New" w:hAnsi="Courier New" w:hint="default"/>
       </w:rPr>
     </w:lvl>
     <w:lvl w:ilvl="5" w:tplc="97BA510A">
@@ -10540,7 +10393,7 @@
         <w:ind w:left="5400" w:hanging="360"/>
       </w:pPr>
       <w:rPr>
-        <w:rFonts w:hint="default" w:ascii="Wingdings" w:hAnsi="Wingdings"/>
+        <w:rFonts w:ascii="Wingdings" w:hAnsi="Wingdings" w:hint="default"/>
       </w:rPr>
     </w:lvl>
     <w:lvl w:ilvl="6" w:tplc="5AE0DEF0">
@@ -10552,7 +10405,7 @@
         <w:ind w:left="6120" w:hanging="360"/>
       </w:pPr>
       <w:rPr>
-        <w:rFonts w:hint="default" w:ascii="Symbol" w:hAnsi="Symbol"/>
+        <w:rFonts w:ascii="Symbol" w:hAnsi="Symbol" w:hint="default"/>
       </w:rPr>
     </w:lvl>
     <w:lvl w:ilvl="7" w:tplc="4C5862FE">
@@ -10564,7 +10417,7 @@
         <w:ind w:left="6840" w:hanging="360"/>
       </w:pPr>
       <w:rPr>
-        <w:rFonts w:hint="default" w:ascii="Courier New" w:hAnsi="Courier New"/>
+        <w:rFonts w:ascii="Courier New" w:hAnsi="Courier New" w:hint="default"/>
       </w:rPr>
     </w:lvl>
     <w:lvl w:ilvl="8" w:tplc="377A9C5E">
@@ -10576,7 +10429,7 @@
         <w:ind w:left="7560" w:hanging="360"/>
       </w:pPr>
       <w:rPr>
-        <w:rFonts w:hint="default" w:ascii="Wingdings" w:hAnsi="Wingdings"/>
+        <w:rFonts w:ascii="Wingdings" w:hAnsi="Wingdings" w:hint="default"/>
       </w:rPr>
     </w:lvl>
   </w:abstractNum>
@@ -10593,7 +10446,7 @@
         <w:ind w:left="720" w:hanging="360"/>
       </w:pPr>
       <w:rPr>
-        <w:rFonts w:hint="default" w:ascii="Symbol" w:hAnsi="Symbol"/>
+        <w:rFonts w:ascii="Symbol" w:hAnsi="Symbol" w:hint="default"/>
       </w:rPr>
     </w:lvl>
     <w:lvl w:ilvl="1" w:tplc="149CEA92">
@@ -10605,7 +10458,7 @@
         <w:ind w:left="1440" w:hanging="360"/>
       </w:pPr>
       <w:rPr>
-        <w:rFonts w:hint="default" w:ascii="Courier New" w:hAnsi="Courier New"/>
+        <w:rFonts w:ascii="Courier New" w:hAnsi="Courier New" w:hint="default"/>
       </w:rPr>
     </w:lvl>
     <w:lvl w:ilvl="2" w:tplc="86FC0BB6">
@@ -10617,7 +10470,7 @@
         <w:ind w:left="2160" w:hanging="360"/>
       </w:pPr>
       <w:rPr>
-        <w:rFonts w:hint="default" w:ascii="Wingdings" w:hAnsi="Wingdings"/>
+        <w:rFonts w:ascii="Wingdings" w:hAnsi="Wingdings" w:hint="default"/>
       </w:rPr>
     </w:lvl>
     <w:lvl w:ilvl="3" w:tplc="8446D668">
@@ -10629,7 +10482,7 @@
         <w:ind w:left="2880" w:hanging="360"/>
       </w:pPr>
       <w:rPr>
-        <w:rFonts w:hint="default" w:ascii="Symbol" w:hAnsi="Symbol"/>
+        <w:rFonts w:ascii="Symbol" w:hAnsi="Symbol" w:hint="default"/>
       </w:rPr>
     </w:lvl>
     <w:lvl w:ilvl="4" w:tplc="FD5092A0">
@@ -10641,7 +10494,7 @@
         <w:ind w:left="3600" w:hanging="360"/>
       </w:pPr>
       <w:rPr>
-        <w:rFonts w:hint="default" w:ascii="Courier New" w:hAnsi="Courier New"/>
+        <w:rFonts w:ascii="Courier New" w:hAnsi="Courier New" w:hint="default"/>
       </w:rPr>
     </w:lvl>
     <w:lvl w:ilvl="5" w:tplc="ACBE6632">
@@ -10653,7 +10506,7 @@
         <w:ind w:left="4320" w:hanging="360"/>
       </w:pPr>
       <w:rPr>
-        <w:rFonts w:hint="default" w:ascii="Wingdings" w:hAnsi="Wingdings"/>
+        <w:rFonts w:ascii="Wingdings" w:hAnsi="Wingdings" w:hint="default"/>
       </w:rPr>
     </w:lvl>
     <w:lvl w:ilvl="6" w:tplc="1A14CEA0">
@@ -10665,7 +10518,7 @@
         <w:ind w:left="5040" w:hanging="360"/>
       </w:pPr>
       <w:rPr>
-        <w:rFonts w:hint="default" w:ascii="Symbol" w:hAnsi="Symbol"/>
+        <w:rFonts w:ascii="Symbol" w:hAnsi="Symbol" w:hint="default"/>
       </w:rPr>
     </w:lvl>
     <w:lvl w:ilvl="7" w:tplc="8FB81D40">
@@ -10677,7 +10530,7 @@
         <w:ind w:left="5760" w:hanging="360"/>
       </w:pPr>
       <w:rPr>
-        <w:rFonts w:hint="default" w:ascii="Courier New" w:hAnsi="Courier New"/>
+        <w:rFonts w:ascii="Courier New" w:hAnsi="Courier New" w:hint="default"/>
       </w:rPr>
     </w:lvl>
     <w:lvl w:ilvl="8" w:tplc="86DC1F26">
@@ -10689,7 +10542,7 @@
         <w:ind w:left="6480" w:hanging="360"/>
       </w:pPr>
       <w:rPr>
-        <w:rFonts w:hint="default" w:ascii="Wingdings" w:hAnsi="Wingdings"/>
+        <w:rFonts w:ascii="Wingdings" w:hAnsi="Wingdings" w:hint="default"/>
       </w:rPr>
     </w:lvl>
   </w:abstractNum>
@@ -10792,7 +10645,7 @@
         <w:ind w:left="3240" w:hanging="360"/>
       </w:pPr>
       <w:rPr>
-        <w:rFonts w:hint="default" w:ascii="Symbol" w:hAnsi="Symbol"/>
+        <w:rFonts w:ascii="Symbol" w:hAnsi="Symbol" w:hint="default"/>
       </w:rPr>
     </w:lvl>
     <w:lvl w:ilvl="1" w:tplc="71A2BFD2">
@@ -10804,7 +10657,7 @@
         <w:ind w:left="3960" w:hanging="360"/>
       </w:pPr>
       <w:rPr>
-        <w:rFonts w:hint="default" w:ascii="Courier New" w:hAnsi="Courier New"/>
+        <w:rFonts w:ascii="Courier New" w:hAnsi="Courier New" w:hint="default"/>
       </w:rPr>
     </w:lvl>
     <w:lvl w:ilvl="2" w:tplc="92F89716">
@@ -10816,7 +10669,7 @@
         <w:ind w:left="4680" w:hanging="360"/>
       </w:pPr>
       <w:rPr>
-        <w:rFonts w:hint="default" w:ascii="Wingdings" w:hAnsi="Wingdings"/>
+        <w:rFonts w:ascii="Wingdings" w:hAnsi="Wingdings" w:hint="default"/>
       </w:rPr>
     </w:lvl>
     <w:lvl w:ilvl="3" w:tplc="A9661A08">
@@ -10828,7 +10681,7 @@
         <w:ind w:left="5400" w:hanging="360"/>
       </w:pPr>
       <w:rPr>
-        <w:rFonts w:hint="default" w:ascii="Symbol" w:hAnsi="Symbol"/>
+        <w:rFonts w:ascii="Symbol" w:hAnsi="Symbol" w:hint="default"/>
       </w:rPr>
     </w:lvl>
     <w:lvl w:ilvl="4" w:tplc="E30833E8">
@@ -10840,7 +10693,7 @@
         <w:ind w:left="6120" w:hanging="360"/>
       </w:pPr>
       <w:rPr>
-        <w:rFonts w:hint="default" w:ascii="Courier New" w:hAnsi="Courier New"/>
+        <w:rFonts w:ascii="Courier New" w:hAnsi="Courier New" w:hint="default"/>
       </w:rPr>
     </w:lvl>
     <w:lvl w:ilvl="5" w:tplc="9E664E5C">
@@ -10852,7 +10705,7 @@
         <w:ind w:left="6840" w:hanging="360"/>
       </w:pPr>
       <w:rPr>
-        <w:rFonts w:hint="default" w:ascii="Wingdings" w:hAnsi="Wingdings"/>
+        <w:rFonts w:ascii="Wingdings" w:hAnsi="Wingdings" w:hint="default"/>
       </w:rPr>
     </w:lvl>
     <w:lvl w:ilvl="6" w:tplc="9A88F766">
@@ -10864,7 +10717,7 @@
         <w:ind w:left="7560" w:hanging="360"/>
       </w:pPr>
       <w:rPr>
-        <w:rFonts w:hint="default" w:ascii="Symbol" w:hAnsi="Symbol"/>
+        <w:rFonts w:ascii="Symbol" w:hAnsi="Symbol" w:hint="default"/>
       </w:rPr>
     </w:lvl>
     <w:lvl w:ilvl="7" w:tplc="943A0072">
@@ -10876,7 +10729,7 @@
         <w:ind w:left="8280" w:hanging="360"/>
       </w:pPr>
       <w:rPr>
-        <w:rFonts w:hint="default" w:ascii="Courier New" w:hAnsi="Courier New"/>
+        <w:rFonts w:ascii="Courier New" w:hAnsi="Courier New" w:hint="default"/>
       </w:rPr>
     </w:lvl>
     <w:lvl w:ilvl="8" w:tplc="5A76E692">
@@ -10888,7 +10741,7 @@
         <w:ind w:left="9000" w:hanging="360"/>
       </w:pPr>
       <w:rPr>
-        <w:rFonts w:hint="default" w:ascii="Wingdings" w:hAnsi="Wingdings"/>
+        <w:rFonts w:ascii="Wingdings" w:hAnsi="Wingdings" w:hint="default"/>
       </w:rPr>
     </w:lvl>
   </w:abstractNum>
@@ -10908,7 +10761,7 @@
         <w:ind w:left="720" w:hanging="360"/>
       </w:pPr>
       <w:rPr>
-        <w:rFonts w:hint="default" w:ascii="Symbol" w:hAnsi="Symbol"/>
+        <w:rFonts w:ascii="Symbol" w:hAnsi="Symbol" w:hint="default"/>
         <w:sz w:val="20"/>
       </w:rPr>
     </w:lvl>
@@ -10924,7 +10777,7 @@
         <w:ind w:left="1440" w:hanging="360"/>
       </w:pPr>
       <w:rPr>
-        <w:rFonts w:hint="default" w:ascii="Courier New" w:hAnsi="Courier New"/>
+        <w:rFonts w:ascii="Courier New" w:hAnsi="Courier New" w:hint="default"/>
         <w:sz w:val="20"/>
       </w:rPr>
     </w:lvl>
@@ -10940,7 +10793,7 @@
         <w:ind w:left="2160" w:hanging="360"/>
       </w:pPr>
       <w:rPr>
-        <w:rFonts w:hint="default" w:ascii="Wingdings" w:hAnsi="Wingdings"/>
+        <w:rFonts w:ascii="Wingdings" w:hAnsi="Wingdings" w:hint="default"/>
         <w:sz w:val="20"/>
       </w:rPr>
     </w:lvl>
@@ -10956,7 +10809,7 @@
         <w:ind w:left="2880" w:hanging="360"/>
       </w:pPr>
       <w:rPr>
-        <w:rFonts w:hint="default" w:ascii="Wingdings" w:hAnsi="Wingdings"/>
+        <w:rFonts w:ascii="Wingdings" w:hAnsi="Wingdings" w:hint="default"/>
         <w:sz w:val="20"/>
       </w:rPr>
     </w:lvl>
@@ -10972,7 +10825,7 @@
         <w:ind w:left="3600" w:hanging="360"/>
       </w:pPr>
       <w:rPr>
-        <w:rFonts w:hint="default" w:ascii="Wingdings" w:hAnsi="Wingdings"/>
+        <w:rFonts w:ascii="Wingdings" w:hAnsi="Wingdings" w:hint="default"/>
         <w:sz w:val="20"/>
       </w:rPr>
     </w:lvl>
@@ -10988,7 +10841,7 @@
         <w:ind w:left="4320" w:hanging="360"/>
       </w:pPr>
       <w:rPr>
-        <w:rFonts w:hint="default" w:ascii="Wingdings" w:hAnsi="Wingdings"/>
+        <w:rFonts w:ascii="Wingdings" w:hAnsi="Wingdings" w:hint="default"/>
         <w:sz w:val="20"/>
       </w:rPr>
     </w:lvl>
@@ -11004,7 +10857,7 @@
         <w:ind w:left="5040" w:hanging="360"/>
       </w:pPr>
       <w:rPr>
-        <w:rFonts w:hint="default" w:ascii="Wingdings" w:hAnsi="Wingdings"/>
+        <w:rFonts w:ascii="Wingdings" w:hAnsi="Wingdings" w:hint="default"/>
         <w:sz w:val="20"/>
       </w:rPr>
     </w:lvl>
@@ -11020,7 +10873,7 @@
         <w:ind w:left="5760" w:hanging="360"/>
       </w:pPr>
       <w:rPr>
-        <w:rFonts w:hint="default" w:ascii="Wingdings" w:hAnsi="Wingdings"/>
+        <w:rFonts w:ascii="Wingdings" w:hAnsi="Wingdings" w:hint="default"/>
         <w:sz w:val="20"/>
       </w:rPr>
     </w:lvl>
@@ -11036,7 +10889,7 @@
         <w:ind w:left="6480" w:hanging="360"/>
       </w:pPr>
       <w:rPr>
-        <w:rFonts w:hint="default" w:ascii="Wingdings" w:hAnsi="Wingdings"/>
+        <w:rFonts w:ascii="Wingdings" w:hAnsi="Wingdings" w:hint="default"/>
         <w:sz w:val="20"/>
       </w:rPr>
     </w:lvl>
@@ -11054,7 +10907,7 @@
         <w:ind w:left="720" w:hanging="360"/>
       </w:pPr>
       <w:rPr>
-        <w:rFonts w:hint="default" w:ascii="Symbol" w:hAnsi="Symbol"/>
+        <w:rFonts w:ascii="Symbol" w:hAnsi="Symbol" w:hint="default"/>
       </w:rPr>
     </w:lvl>
     <w:lvl w:ilvl="1" w:tplc="748A4ABA">
@@ -11066,7 +10919,7 @@
         <w:ind w:left="1440" w:hanging="360"/>
       </w:pPr>
       <w:rPr>
-        <w:rFonts w:hint="default" w:ascii="Courier New" w:hAnsi="Courier New"/>
+        <w:rFonts w:ascii="Courier New" w:hAnsi="Courier New" w:hint="default"/>
       </w:rPr>
     </w:lvl>
     <w:lvl w:ilvl="2" w:tplc="48B22EC0">
@@ -11078,7 +10931,7 @@
         <w:ind w:left="2160" w:hanging="360"/>
       </w:pPr>
       <w:rPr>
-        <w:rFonts w:hint="default" w:ascii="Wingdings" w:hAnsi="Wingdings"/>
+        <w:rFonts w:ascii="Wingdings" w:hAnsi="Wingdings" w:hint="default"/>
       </w:rPr>
     </w:lvl>
     <w:lvl w:ilvl="3" w:tplc="C57A8B14">
@@ -11090,7 +10943,7 @@
         <w:ind w:left="2880" w:hanging="360"/>
       </w:pPr>
       <w:rPr>
-        <w:rFonts w:hint="default" w:ascii="Symbol" w:hAnsi="Symbol"/>
+        <w:rFonts w:ascii="Symbol" w:hAnsi="Symbol" w:hint="default"/>
       </w:rPr>
     </w:lvl>
     <w:lvl w:ilvl="4" w:tplc="E4C296F6">
@@ -11102,7 +10955,7 @@
         <w:ind w:left="3600" w:hanging="360"/>
       </w:pPr>
       <w:rPr>
-        <w:rFonts w:hint="default" w:ascii="Courier New" w:hAnsi="Courier New"/>
+        <w:rFonts w:ascii="Courier New" w:hAnsi="Courier New" w:hint="default"/>
       </w:rPr>
     </w:lvl>
     <w:lvl w:ilvl="5" w:tplc="F4CA9562">
@@ -11114,7 +10967,7 @@
         <w:ind w:left="4320" w:hanging="360"/>
       </w:pPr>
       <w:rPr>
-        <w:rFonts w:hint="default" w:ascii="Wingdings" w:hAnsi="Wingdings"/>
+        <w:rFonts w:ascii="Wingdings" w:hAnsi="Wingdings" w:hint="default"/>
       </w:rPr>
     </w:lvl>
     <w:lvl w:ilvl="6" w:tplc="70BC5436">
@@ -11126,7 +10979,7 @@
         <w:ind w:left="5040" w:hanging="360"/>
       </w:pPr>
       <w:rPr>
-        <w:rFonts w:hint="default" w:ascii="Symbol" w:hAnsi="Symbol"/>
+        <w:rFonts w:ascii="Symbol" w:hAnsi="Symbol" w:hint="default"/>
       </w:rPr>
     </w:lvl>
     <w:lvl w:ilvl="7" w:tplc="F23C7BA0">
@@ -11138,7 +10991,7 @@
         <w:ind w:left="5760" w:hanging="360"/>
       </w:pPr>
       <w:rPr>
-        <w:rFonts w:hint="default" w:ascii="Courier New" w:hAnsi="Courier New"/>
+        <w:rFonts w:ascii="Courier New" w:hAnsi="Courier New" w:hint="default"/>
       </w:rPr>
     </w:lvl>
     <w:lvl w:ilvl="8" w:tplc="385C8E84">
@@ -11150,7 +11003,7 @@
         <w:ind w:left="6480" w:hanging="360"/>
       </w:pPr>
       <w:rPr>
-        <w:rFonts w:hint="default" w:ascii="Wingdings" w:hAnsi="Wingdings"/>
+        <w:rFonts w:ascii="Wingdings" w:hAnsi="Wingdings" w:hint="default"/>
       </w:rPr>
     </w:lvl>
   </w:abstractNum>
@@ -11170,7 +11023,7 @@
         <w:ind w:left="720" w:hanging="360"/>
       </w:pPr>
       <w:rPr>
-        <w:rFonts w:hint="default" w:ascii="Symbol" w:hAnsi="Symbol"/>
+        <w:rFonts w:ascii="Symbol" w:hAnsi="Symbol" w:hint="default"/>
         <w:sz w:val="20"/>
       </w:rPr>
     </w:lvl>
@@ -11186,7 +11039,7 @@
         <w:ind w:left="1440" w:hanging="360"/>
       </w:pPr>
       <w:rPr>
-        <w:rFonts w:hint="default" w:ascii="Courier New" w:hAnsi="Courier New"/>
+        <w:rFonts w:ascii="Courier New" w:hAnsi="Courier New" w:hint="default"/>
         <w:sz w:val="20"/>
       </w:rPr>
     </w:lvl>
@@ -11202,7 +11055,7 @@
         <w:ind w:left="2160" w:hanging="360"/>
       </w:pPr>
       <w:rPr>
-        <w:rFonts w:hint="default" w:ascii="Wingdings" w:hAnsi="Wingdings"/>
+        <w:rFonts w:ascii="Wingdings" w:hAnsi="Wingdings" w:hint="default"/>
         <w:sz w:val="20"/>
       </w:rPr>
     </w:lvl>
@@ -11218,7 +11071,7 @@
         <w:ind w:left="2880" w:hanging="360"/>
       </w:pPr>
       <w:rPr>
-        <w:rFonts w:hint="default" w:ascii="Wingdings" w:hAnsi="Wingdings"/>
+        <w:rFonts w:ascii="Wingdings" w:hAnsi="Wingdings" w:hint="default"/>
         <w:sz w:val="20"/>
       </w:rPr>
     </w:lvl>
@@ -11234,7 +11087,7 @@
         <w:ind w:left="3600" w:hanging="360"/>
       </w:pPr>
       <w:rPr>
-        <w:rFonts w:hint="default" w:ascii="Wingdings" w:hAnsi="Wingdings"/>
+        <w:rFonts w:ascii="Wingdings" w:hAnsi="Wingdings" w:hint="default"/>
         <w:sz w:val="20"/>
       </w:rPr>
     </w:lvl>
@@ -11250,7 +11103,7 @@
         <w:ind w:left="4320" w:hanging="360"/>
       </w:pPr>
       <w:rPr>
-        <w:rFonts w:hint="default" w:ascii="Wingdings" w:hAnsi="Wingdings"/>
+        <w:rFonts w:ascii="Wingdings" w:hAnsi="Wingdings" w:hint="default"/>
         <w:sz w:val="20"/>
       </w:rPr>
     </w:lvl>
@@ -11266,7 +11119,7 @@
         <w:ind w:left="5040" w:hanging="360"/>
       </w:pPr>
       <w:rPr>
-        <w:rFonts w:hint="default" w:ascii="Wingdings" w:hAnsi="Wingdings"/>
+        <w:rFonts w:ascii="Wingdings" w:hAnsi="Wingdings" w:hint="default"/>
         <w:sz w:val="20"/>
       </w:rPr>
     </w:lvl>
@@ -11282,7 +11135,7 @@
         <w:ind w:left="5760" w:hanging="360"/>
       </w:pPr>
       <w:rPr>
-        <w:rFonts w:hint="default" w:ascii="Wingdings" w:hAnsi="Wingdings"/>
+        <w:rFonts w:ascii="Wingdings" w:hAnsi="Wingdings" w:hint="default"/>
         <w:sz w:val="20"/>
       </w:rPr>
     </w:lvl>
@@ -11298,7 +11151,7 @@
         <w:ind w:left="6480" w:hanging="360"/>
       </w:pPr>
       <w:rPr>
-        <w:rFonts w:hint="default" w:ascii="Wingdings" w:hAnsi="Wingdings"/>
+        <w:rFonts w:ascii="Wingdings" w:hAnsi="Wingdings" w:hint="default"/>
         <w:sz w:val="20"/>
       </w:rPr>
     </w:lvl>
@@ -11319,7 +11172,7 @@
         <w:ind w:left="720" w:hanging="360"/>
       </w:pPr>
       <w:rPr>
-        <w:rFonts w:hint="default" w:ascii="Symbol" w:hAnsi="Symbol"/>
+        <w:rFonts w:ascii="Symbol" w:hAnsi="Symbol" w:hint="default"/>
         <w:sz w:val="20"/>
       </w:rPr>
     </w:lvl>
@@ -11335,7 +11188,7 @@
         <w:ind w:left="1440" w:hanging="360"/>
       </w:pPr>
       <w:rPr>
-        <w:rFonts w:hint="default" w:ascii="Courier New" w:hAnsi="Courier New"/>
+        <w:rFonts w:ascii="Courier New" w:hAnsi="Courier New" w:hint="default"/>
         <w:sz w:val="20"/>
       </w:rPr>
     </w:lvl>
@@ -11351,7 +11204,7 @@
         <w:ind w:left="2160" w:hanging="360"/>
       </w:pPr>
       <w:rPr>
-        <w:rFonts w:hint="default" w:ascii="Wingdings" w:hAnsi="Wingdings"/>
+        <w:rFonts w:ascii="Wingdings" w:hAnsi="Wingdings" w:hint="default"/>
         <w:sz w:val="20"/>
       </w:rPr>
     </w:lvl>
@@ -11367,7 +11220,7 @@
         <w:ind w:left="2880" w:hanging="360"/>
       </w:pPr>
       <w:rPr>
-        <w:rFonts w:hint="default" w:ascii="Wingdings" w:hAnsi="Wingdings"/>
+        <w:rFonts w:ascii="Wingdings" w:hAnsi="Wingdings" w:hint="default"/>
         <w:sz w:val="20"/>
       </w:rPr>
     </w:lvl>
@@ -11383,7 +11236,7 @@
         <w:ind w:left="3600" w:hanging="360"/>
       </w:pPr>
       <w:rPr>
-        <w:rFonts w:hint="default" w:ascii="Wingdings" w:hAnsi="Wingdings"/>
+        <w:rFonts w:ascii="Wingdings" w:hAnsi="Wingdings" w:hint="default"/>
         <w:sz w:val="20"/>
       </w:rPr>
     </w:lvl>
@@ -11399,7 +11252,7 @@
         <w:ind w:left="4320" w:hanging="360"/>
       </w:pPr>
       <w:rPr>
-        <w:rFonts w:hint="default" w:ascii="Wingdings" w:hAnsi="Wingdings"/>
+        <w:rFonts w:ascii="Wingdings" w:hAnsi="Wingdings" w:hint="default"/>
         <w:sz w:val="20"/>
       </w:rPr>
     </w:lvl>
@@ -11415,7 +11268,7 @@
         <w:ind w:left="5040" w:hanging="360"/>
       </w:pPr>
       <w:rPr>
-        <w:rFonts w:hint="default" w:ascii="Wingdings" w:hAnsi="Wingdings"/>
+        <w:rFonts w:ascii="Wingdings" w:hAnsi="Wingdings" w:hint="default"/>
         <w:sz w:val="20"/>
       </w:rPr>
     </w:lvl>
@@ -11431,7 +11284,7 @@
         <w:ind w:left="5760" w:hanging="360"/>
       </w:pPr>
       <w:rPr>
-        <w:rFonts w:hint="default" w:ascii="Wingdings" w:hAnsi="Wingdings"/>
+        <w:rFonts w:ascii="Wingdings" w:hAnsi="Wingdings" w:hint="default"/>
         <w:sz w:val="20"/>
       </w:rPr>
     </w:lvl>
@@ -11447,7 +11300,7 @@
         <w:ind w:left="6480" w:hanging="360"/>
       </w:pPr>
       <w:rPr>
-        <w:rFonts w:hint="default" w:ascii="Wingdings" w:hAnsi="Wingdings"/>
+        <w:rFonts w:ascii="Wingdings" w:hAnsi="Wingdings" w:hint="default"/>
         <w:sz w:val="20"/>
       </w:rPr>
     </w:lvl>
@@ -11551,7 +11404,7 @@
         <w:ind w:left="1080" w:hanging="360"/>
       </w:pPr>
       <w:rPr>
-        <w:rFonts w:hint="default" w:ascii="Symbol" w:hAnsi="Symbol"/>
+        <w:rFonts w:ascii="Symbol" w:hAnsi="Symbol" w:hint="default"/>
       </w:rPr>
     </w:lvl>
     <w:lvl w:ilvl="1" w:tplc="EA96FF2A">
@@ -11563,7 +11416,7 @@
         <w:ind w:left="1800" w:hanging="360"/>
       </w:pPr>
       <w:rPr>
-        <w:rFonts w:hint="default" w:ascii="Courier New" w:hAnsi="Courier New"/>
+        <w:rFonts w:ascii="Courier New" w:hAnsi="Courier New" w:hint="default"/>
       </w:rPr>
     </w:lvl>
     <w:lvl w:ilvl="2" w:tplc="A5ECC58E">
@@ -11575,7 +11428,7 @@
         <w:ind w:left="2520" w:hanging="360"/>
       </w:pPr>
       <w:rPr>
-        <w:rFonts w:hint="default" w:ascii="Wingdings" w:hAnsi="Wingdings"/>
+        <w:rFonts w:ascii="Wingdings" w:hAnsi="Wingdings" w:hint="default"/>
       </w:rPr>
     </w:lvl>
     <w:lvl w:ilvl="3" w:tplc="9500C60A">
@@ -11587,7 +11440,7 @@
         <w:ind w:left="3240" w:hanging="360"/>
       </w:pPr>
       <w:rPr>
-        <w:rFonts w:hint="default" w:ascii="Symbol" w:hAnsi="Symbol"/>
+        <w:rFonts w:ascii="Symbol" w:hAnsi="Symbol" w:hint="default"/>
       </w:rPr>
     </w:lvl>
     <w:lvl w:ilvl="4" w:tplc="117E7F32">
@@ -11599,7 +11452,7 @@
         <w:ind w:left="3960" w:hanging="360"/>
       </w:pPr>
       <w:rPr>
-        <w:rFonts w:hint="default" w:ascii="Courier New" w:hAnsi="Courier New"/>
+        <w:rFonts w:ascii="Courier New" w:hAnsi="Courier New" w:hint="default"/>
       </w:rPr>
     </w:lvl>
     <w:lvl w:ilvl="5" w:tplc="30D82E34">
@@ -11611,7 +11464,7 @@
         <w:ind w:left="4680" w:hanging="360"/>
       </w:pPr>
       <w:rPr>
-        <w:rFonts w:hint="default" w:ascii="Wingdings" w:hAnsi="Wingdings"/>
+        <w:rFonts w:ascii="Wingdings" w:hAnsi="Wingdings" w:hint="default"/>
       </w:rPr>
     </w:lvl>
     <w:lvl w:ilvl="6" w:tplc="E056CE02">
@@ -11623,7 +11476,7 @@
         <w:ind w:left="5400" w:hanging="360"/>
       </w:pPr>
       <w:rPr>
-        <w:rFonts w:hint="default" w:ascii="Symbol" w:hAnsi="Symbol"/>
+        <w:rFonts w:ascii="Symbol" w:hAnsi="Symbol" w:hint="default"/>
       </w:rPr>
     </w:lvl>
     <w:lvl w:ilvl="7" w:tplc="D4CC2946">
@@ -11635,7 +11488,7 @@
         <w:ind w:left="6120" w:hanging="360"/>
       </w:pPr>
       <w:rPr>
-        <w:rFonts w:hint="default" w:ascii="Courier New" w:hAnsi="Courier New"/>
+        <w:rFonts w:ascii="Courier New" w:hAnsi="Courier New" w:hint="default"/>
       </w:rPr>
     </w:lvl>
     <w:lvl w:ilvl="8" w:tplc="DF8A3A6A">
@@ -11647,7 +11500,7 @@
         <w:ind w:left="6840" w:hanging="360"/>
       </w:pPr>
       <w:rPr>
-        <w:rFonts w:hint="default" w:ascii="Wingdings" w:hAnsi="Wingdings"/>
+        <w:rFonts w:ascii="Wingdings" w:hAnsi="Wingdings" w:hint="default"/>
       </w:rPr>
     </w:lvl>
   </w:abstractNum>
@@ -11664,7 +11517,7 @@
         <w:ind w:left="720" w:hanging="360"/>
       </w:pPr>
       <w:rPr>
-        <w:rFonts w:hint="default" w:ascii="Symbol" w:hAnsi="Symbol"/>
+        <w:rFonts w:ascii="Symbol" w:hAnsi="Symbol" w:hint="default"/>
       </w:rPr>
     </w:lvl>
     <w:lvl w:ilvl="1" w:tplc="7520DB0C">
@@ -11676,7 +11529,7 @@
         <w:ind w:left="1440" w:hanging="360"/>
       </w:pPr>
       <w:rPr>
-        <w:rFonts w:hint="default" w:ascii="Courier New" w:hAnsi="Courier New"/>
+        <w:rFonts w:ascii="Courier New" w:hAnsi="Courier New" w:hint="default"/>
       </w:rPr>
     </w:lvl>
     <w:lvl w:ilvl="2" w:tplc="EF064FA2">
@@ -11688,7 +11541,7 @@
         <w:ind w:left="2160" w:hanging="360"/>
       </w:pPr>
       <w:rPr>
-        <w:rFonts w:hint="default" w:ascii="Wingdings" w:hAnsi="Wingdings"/>
+        <w:rFonts w:ascii="Wingdings" w:hAnsi="Wingdings" w:hint="default"/>
       </w:rPr>
     </w:lvl>
     <w:lvl w:ilvl="3" w:tplc="8A263A88">
@@ -11700,7 +11553,7 @@
         <w:ind w:left="2880" w:hanging="360"/>
       </w:pPr>
       <w:rPr>
-        <w:rFonts w:hint="default" w:ascii="Symbol" w:hAnsi="Symbol"/>
+        <w:rFonts w:ascii="Symbol" w:hAnsi="Symbol" w:hint="default"/>
       </w:rPr>
     </w:lvl>
     <w:lvl w:ilvl="4" w:tplc="01F6B5C0">
@@ -11712,7 +11565,7 @@
         <w:ind w:left="3600" w:hanging="360"/>
       </w:pPr>
       <w:rPr>
-        <w:rFonts w:hint="default" w:ascii="Courier New" w:hAnsi="Courier New"/>
+        <w:rFonts w:ascii="Courier New" w:hAnsi="Courier New" w:hint="default"/>
       </w:rPr>
     </w:lvl>
     <w:lvl w:ilvl="5" w:tplc="234A41E4">
@@ -11724,7 +11577,7 @@
         <w:ind w:left="4320" w:hanging="360"/>
       </w:pPr>
       <w:rPr>
-        <w:rFonts w:hint="default" w:ascii="Wingdings" w:hAnsi="Wingdings"/>
+        <w:rFonts w:ascii="Wingdings" w:hAnsi="Wingdings" w:hint="default"/>
       </w:rPr>
     </w:lvl>
     <w:lvl w:ilvl="6" w:tplc="3892A932">
@@ -11736,7 +11589,7 @@
         <w:ind w:left="5040" w:hanging="360"/>
       </w:pPr>
       <w:rPr>
-        <w:rFonts w:hint="default" w:ascii="Symbol" w:hAnsi="Symbol"/>
+        <w:rFonts w:ascii="Symbol" w:hAnsi="Symbol" w:hint="default"/>
       </w:rPr>
     </w:lvl>
     <w:lvl w:ilvl="7" w:tplc="5B50A280">
@@ -11748,7 +11601,7 @@
         <w:ind w:left="5760" w:hanging="360"/>
       </w:pPr>
       <w:rPr>
-        <w:rFonts w:hint="default" w:ascii="Courier New" w:hAnsi="Courier New"/>
+        <w:rFonts w:ascii="Courier New" w:hAnsi="Courier New" w:hint="default"/>
       </w:rPr>
     </w:lvl>
     <w:lvl w:ilvl="8" w:tplc="B2260626">
@@ -11760,7 +11613,7 @@
         <w:ind w:left="6480" w:hanging="360"/>
       </w:pPr>
       <w:rPr>
-        <w:rFonts w:hint="default" w:ascii="Wingdings" w:hAnsi="Wingdings"/>
+        <w:rFonts w:ascii="Wingdings" w:hAnsi="Wingdings" w:hint="default"/>
       </w:rPr>
     </w:lvl>
   </w:abstractNum>
@@ -11780,7 +11633,7 @@
         <w:ind w:left="720" w:hanging="360"/>
       </w:pPr>
       <w:rPr>
-        <w:rFonts w:hint="default" w:ascii="Symbol" w:hAnsi="Symbol"/>
+        <w:rFonts w:ascii="Symbol" w:hAnsi="Symbol" w:hint="default"/>
         <w:sz w:val="20"/>
       </w:rPr>
     </w:lvl>
@@ -11796,7 +11649,7 @@
         <w:ind w:left="1440" w:hanging="360"/>
       </w:pPr>
       <w:rPr>
-        <w:rFonts w:hint="default" w:ascii="Courier New" w:hAnsi="Courier New"/>
+        <w:rFonts w:ascii="Courier New" w:hAnsi="Courier New" w:hint="default"/>
         <w:sz w:val="20"/>
       </w:rPr>
     </w:lvl>
@@ -11812,7 +11665,7 @@
         <w:ind w:left="2160" w:hanging="360"/>
       </w:pPr>
       <w:rPr>
-        <w:rFonts w:hint="default" w:ascii="Wingdings" w:hAnsi="Wingdings"/>
+        <w:rFonts w:ascii="Wingdings" w:hAnsi="Wingdings" w:hint="default"/>
         <w:sz w:val="20"/>
       </w:rPr>
     </w:lvl>
@@ -11828,7 +11681,7 @@
         <w:ind w:left="2880" w:hanging="360"/>
       </w:pPr>
       <w:rPr>
-        <w:rFonts w:hint="default" w:ascii="Wingdings" w:hAnsi="Wingdings"/>
+        <w:rFonts w:ascii="Wingdings" w:hAnsi="Wingdings" w:hint="default"/>
         <w:sz w:val="20"/>
       </w:rPr>
     </w:lvl>
@@ -11844,7 +11697,7 @@
         <w:ind w:left="3600" w:hanging="360"/>
       </w:pPr>
       <w:rPr>
-        <w:rFonts w:hint="default" w:ascii="Wingdings" w:hAnsi="Wingdings"/>
+        <w:rFonts w:ascii="Wingdings" w:hAnsi="Wingdings" w:hint="default"/>
         <w:sz w:val="20"/>
       </w:rPr>
     </w:lvl>
@@ -11860,7 +11713,7 @@
         <w:ind w:left="4320" w:hanging="360"/>
       </w:pPr>
       <w:rPr>
-        <w:rFonts w:hint="default" w:ascii="Wingdings" w:hAnsi="Wingdings"/>
+        <w:rFonts w:ascii="Wingdings" w:hAnsi="Wingdings" w:hint="default"/>
         <w:sz w:val="20"/>
       </w:rPr>
     </w:lvl>
@@ -11876,7 +11729,7 @@
         <w:ind w:left="5040" w:hanging="360"/>
       </w:pPr>
       <w:rPr>
-        <w:rFonts w:hint="default" w:ascii="Wingdings" w:hAnsi="Wingdings"/>
+        <w:rFonts w:ascii="Wingdings" w:hAnsi="Wingdings" w:hint="default"/>
         <w:sz w:val="20"/>
       </w:rPr>
     </w:lvl>
@@ -11892,7 +11745,7 @@
         <w:ind w:left="5760" w:hanging="360"/>
       </w:pPr>
       <w:rPr>
-        <w:rFonts w:hint="default" w:ascii="Wingdings" w:hAnsi="Wingdings"/>
+        <w:rFonts w:ascii="Wingdings" w:hAnsi="Wingdings" w:hint="default"/>
         <w:sz w:val="20"/>
       </w:rPr>
     </w:lvl>
@@ -11908,7 +11761,7 @@
         <w:ind w:left="6480" w:hanging="360"/>
       </w:pPr>
       <w:rPr>
-        <w:rFonts w:hint="default" w:ascii="Wingdings" w:hAnsi="Wingdings"/>
+        <w:rFonts w:ascii="Wingdings" w:hAnsi="Wingdings" w:hint="default"/>
         <w:sz w:val="20"/>
       </w:rPr>
     </w:lvl>
@@ -11926,7 +11779,7 @@
         <w:ind w:left="720" w:hanging="360"/>
       </w:pPr>
       <w:rPr>
-        <w:rFonts w:hint="default" w:ascii="Symbol" w:hAnsi="Symbol"/>
+        <w:rFonts w:ascii="Symbol" w:hAnsi="Symbol" w:hint="default"/>
       </w:rPr>
     </w:lvl>
     <w:lvl w:ilvl="1" w:tplc="FA1E0308">
@@ -11938,7 +11791,7 @@
         <w:ind w:left="1440" w:hanging="360"/>
       </w:pPr>
       <w:rPr>
-        <w:rFonts w:hint="default" w:ascii="Courier New" w:hAnsi="Courier New"/>
+        <w:rFonts w:ascii="Courier New" w:hAnsi="Courier New" w:hint="default"/>
       </w:rPr>
     </w:lvl>
     <w:lvl w:ilvl="2" w:tplc="92AC69AC">
@@ -11950,7 +11803,7 @@
         <w:ind w:left="2160" w:hanging="360"/>
       </w:pPr>
       <w:rPr>
-        <w:rFonts w:hint="default" w:ascii="Wingdings" w:hAnsi="Wingdings"/>
+        <w:rFonts w:ascii="Wingdings" w:hAnsi="Wingdings" w:hint="default"/>
       </w:rPr>
     </w:lvl>
     <w:lvl w:ilvl="3" w:tplc="467C91AC">
@@ -11962,7 +11815,7 @@
         <w:ind w:left="2880" w:hanging="360"/>
       </w:pPr>
       <w:rPr>
-        <w:rFonts w:hint="default" w:ascii="Symbol" w:hAnsi="Symbol"/>
+        <w:rFonts w:ascii="Symbol" w:hAnsi="Symbol" w:hint="default"/>
       </w:rPr>
     </w:lvl>
     <w:lvl w:ilvl="4" w:tplc="EC5E5D38">
@@ -11974,7 +11827,7 @@
         <w:ind w:left="3600" w:hanging="360"/>
       </w:pPr>
       <w:rPr>
-        <w:rFonts w:hint="default" w:ascii="Courier New" w:hAnsi="Courier New"/>
+        <w:rFonts w:ascii="Courier New" w:hAnsi="Courier New" w:hint="default"/>
       </w:rPr>
     </w:lvl>
     <w:lvl w:ilvl="5" w:tplc="9E6400EC">
@@ -11986,7 +11839,7 @@
         <w:ind w:left="4320" w:hanging="360"/>
       </w:pPr>
       <w:rPr>
-        <w:rFonts w:hint="default" w:ascii="Wingdings" w:hAnsi="Wingdings"/>
+        <w:rFonts w:ascii="Wingdings" w:hAnsi="Wingdings" w:hint="default"/>
       </w:rPr>
     </w:lvl>
     <w:lvl w:ilvl="6" w:tplc="9D9E5290">
@@ -11998,7 +11851,7 @@
         <w:ind w:left="5040" w:hanging="360"/>
       </w:pPr>
       <w:rPr>
-        <w:rFonts w:hint="default" w:ascii="Symbol" w:hAnsi="Symbol"/>
+        <w:rFonts w:ascii="Symbol" w:hAnsi="Symbol" w:hint="default"/>
       </w:rPr>
     </w:lvl>
     <w:lvl w:ilvl="7" w:tplc="C408EE36">
@@ -12010,7 +11863,7 @@
         <w:ind w:left="5760" w:hanging="360"/>
       </w:pPr>
       <w:rPr>
-        <w:rFonts w:hint="default" w:ascii="Courier New" w:hAnsi="Courier New"/>
+        <w:rFonts w:ascii="Courier New" w:hAnsi="Courier New" w:hint="default"/>
       </w:rPr>
     </w:lvl>
     <w:lvl w:ilvl="8" w:tplc="47A4C688">
@@ -12022,7 +11875,7 @@
         <w:ind w:left="6480" w:hanging="360"/>
       </w:pPr>
       <w:rPr>
-        <w:rFonts w:hint="default" w:ascii="Wingdings" w:hAnsi="Wingdings"/>
+        <w:rFonts w:ascii="Wingdings" w:hAnsi="Wingdings" w:hint="default"/>
       </w:rPr>
     </w:lvl>
   </w:abstractNum>
@@ -12042,7 +11895,7 @@
         <w:ind w:left="720" w:hanging="360"/>
       </w:pPr>
       <w:rPr>
-        <w:rFonts w:hint="default" w:ascii="Symbol" w:hAnsi="Symbol"/>
+        <w:rFonts w:ascii="Symbol" w:hAnsi="Symbol" w:hint="default"/>
         <w:sz w:val="20"/>
       </w:rPr>
     </w:lvl>
@@ -12058,7 +11911,7 @@
         <w:ind w:left="1440" w:hanging="360"/>
       </w:pPr>
       <w:rPr>
-        <w:rFonts w:hint="default" w:ascii="Courier New" w:hAnsi="Courier New"/>
+        <w:rFonts w:ascii="Courier New" w:hAnsi="Courier New" w:hint="default"/>
         <w:sz w:val="20"/>
       </w:rPr>
     </w:lvl>
@@ -12074,7 +11927,7 @@
         <w:ind w:left="2160" w:hanging="360"/>
       </w:pPr>
       <w:rPr>
-        <w:rFonts w:hint="default" w:ascii="Wingdings" w:hAnsi="Wingdings"/>
+        <w:rFonts w:ascii="Wingdings" w:hAnsi="Wingdings" w:hint="default"/>
         <w:sz w:val="20"/>
       </w:rPr>
     </w:lvl>
@@ -12090,7 +11943,7 @@
         <w:ind w:left="2880" w:hanging="360"/>
       </w:pPr>
       <w:rPr>
-        <w:rFonts w:hint="default" w:ascii="Wingdings" w:hAnsi="Wingdings"/>
+        <w:rFonts w:ascii="Wingdings" w:hAnsi="Wingdings" w:hint="default"/>
         <w:sz w:val="20"/>
       </w:rPr>
     </w:lvl>
@@ -12106,7 +11959,7 @@
         <w:ind w:left="3600" w:hanging="360"/>
       </w:pPr>
       <w:rPr>
-        <w:rFonts w:hint="default" w:ascii="Wingdings" w:hAnsi="Wingdings"/>
+        <w:rFonts w:ascii="Wingdings" w:hAnsi="Wingdings" w:hint="default"/>
         <w:sz w:val="20"/>
       </w:rPr>
     </w:lvl>
@@ -12122,7 +11975,7 @@
         <w:ind w:left="4320" w:hanging="360"/>
       </w:pPr>
       <w:rPr>
-        <w:rFonts w:hint="default" w:ascii="Wingdings" w:hAnsi="Wingdings"/>
+        <w:rFonts w:ascii="Wingdings" w:hAnsi="Wingdings" w:hint="default"/>
         <w:sz w:val="20"/>
       </w:rPr>
     </w:lvl>
@@ -12138,7 +11991,7 @@
         <w:ind w:left="5040" w:hanging="360"/>
       </w:pPr>
       <w:rPr>
-        <w:rFonts w:hint="default" w:ascii="Wingdings" w:hAnsi="Wingdings"/>
+        <w:rFonts w:ascii="Wingdings" w:hAnsi="Wingdings" w:hint="default"/>
         <w:sz w:val="20"/>
       </w:rPr>
     </w:lvl>
@@ -12154,7 +12007,7 @@
         <w:ind w:left="5760" w:hanging="360"/>
       </w:pPr>
       <w:rPr>
-        <w:rFonts w:hint="default" w:ascii="Wingdings" w:hAnsi="Wingdings"/>
+        <w:rFonts w:ascii="Wingdings" w:hAnsi="Wingdings" w:hint="default"/>
         <w:sz w:val="20"/>
       </w:rPr>
     </w:lvl>
@@ -12170,7 +12023,7 @@
         <w:ind w:left="6480" w:hanging="360"/>
       </w:pPr>
       <w:rPr>
-        <w:rFonts w:hint="default" w:ascii="Wingdings" w:hAnsi="Wingdings"/>
+        <w:rFonts w:ascii="Wingdings" w:hAnsi="Wingdings" w:hint="default"/>
         <w:sz w:val="20"/>
       </w:rPr>
     </w:lvl>
@@ -12188,7 +12041,7 @@
         <w:ind w:left="720" w:hanging="360"/>
       </w:pPr>
       <w:rPr>
-        <w:rFonts w:hint="default" w:ascii="Symbol" w:hAnsi="Symbol"/>
+        <w:rFonts w:ascii="Symbol" w:hAnsi="Symbol" w:hint="default"/>
       </w:rPr>
     </w:lvl>
     <w:lvl w:ilvl="1" w:tplc="DB4EC592">
@@ -12200,7 +12053,7 @@
         <w:ind w:left="1440" w:hanging="360"/>
       </w:pPr>
       <w:rPr>
-        <w:rFonts w:hint="default" w:ascii="Courier New" w:hAnsi="Courier New"/>
+        <w:rFonts w:ascii="Courier New" w:hAnsi="Courier New" w:hint="default"/>
       </w:rPr>
     </w:lvl>
     <w:lvl w:ilvl="2" w:tplc="ED2402F6">
@@ -12212,7 +12065,7 @@
         <w:ind w:left="2160" w:hanging="360"/>
       </w:pPr>
       <w:rPr>
-        <w:rFonts w:hint="default" w:ascii="Wingdings" w:hAnsi="Wingdings"/>
+        <w:rFonts w:ascii="Wingdings" w:hAnsi="Wingdings" w:hint="default"/>
       </w:rPr>
     </w:lvl>
     <w:lvl w:ilvl="3" w:tplc="0EAC52A2">
@@ -12224,7 +12077,7 @@
         <w:ind w:left="2880" w:hanging="360"/>
       </w:pPr>
       <w:rPr>
-        <w:rFonts w:hint="default" w:ascii="Symbol" w:hAnsi="Symbol"/>
+        <w:rFonts w:ascii="Symbol" w:hAnsi="Symbol" w:hint="default"/>
       </w:rPr>
     </w:lvl>
     <w:lvl w:ilvl="4" w:tplc="6E78828A">
@@ -12236,7 +12089,7 @@
         <w:ind w:left="3600" w:hanging="360"/>
       </w:pPr>
       <w:rPr>
-        <w:rFonts w:hint="default" w:ascii="Courier New" w:hAnsi="Courier New"/>
+        <w:rFonts w:ascii="Courier New" w:hAnsi="Courier New" w:hint="default"/>
       </w:rPr>
     </w:lvl>
     <w:lvl w:ilvl="5" w:tplc="6E96E942">
@@ -12248,7 +12101,7 @@
         <w:ind w:left="4320" w:hanging="360"/>
       </w:pPr>
       <w:rPr>
-        <w:rFonts w:hint="default" w:ascii="Wingdings" w:hAnsi="Wingdings"/>
+        <w:rFonts w:ascii="Wingdings" w:hAnsi="Wingdings" w:hint="default"/>
       </w:rPr>
     </w:lvl>
     <w:lvl w:ilvl="6" w:tplc="3BD82158">
@@ -12260,7 +12113,7 @@
         <w:ind w:left="5040" w:hanging="360"/>
       </w:pPr>
       <w:rPr>
-        <w:rFonts w:hint="default" w:ascii="Symbol" w:hAnsi="Symbol"/>
+        <w:rFonts w:ascii="Symbol" w:hAnsi="Symbol" w:hint="default"/>
       </w:rPr>
     </w:lvl>
     <w:lvl w:ilvl="7" w:tplc="A9E8BF5C">
@@ -12272,7 +12125,7 @@
         <w:ind w:left="5760" w:hanging="360"/>
       </w:pPr>
       <w:rPr>
-        <w:rFonts w:hint="default" w:ascii="Courier New" w:hAnsi="Courier New"/>
+        <w:rFonts w:ascii="Courier New" w:hAnsi="Courier New" w:hint="default"/>
       </w:rPr>
     </w:lvl>
     <w:lvl w:ilvl="8" w:tplc="D4008390">
@@ -12284,7 +12137,7 @@
         <w:ind w:left="6480" w:hanging="360"/>
       </w:pPr>
       <w:rPr>
-        <w:rFonts w:hint="default" w:ascii="Wingdings" w:hAnsi="Wingdings"/>
+        <w:rFonts w:ascii="Wingdings" w:hAnsi="Wingdings" w:hint="default"/>
       </w:rPr>
     </w:lvl>
   </w:abstractNum>
@@ -12301,7 +12154,7 @@
         <w:ind w:left="720" w:hanging="360"/>
       </w:pPr>
       <w:rPr>
-        <w:rFonts w:hint="default" w:ascii="Symbol" w:hAnsi="Symbol"/>
+        <w:rFonts w:ascii="Symbol" w:hAnsi="Symbol" w:hint="default"/>
       </w:rPr>
     </w:lvl>
     <w:lvl w:ilvl="1" w:tplc="BA3037F2">
@@ -12313,7 +12166,7 @@
         <w:ind w:left="1440" w:hanging="360"/>
       </w:pPr>
       <w:rPr>
-        <w:rFonts w:hint="default" w:ascii="Courier New" w:hAnsi="Courier New"/>
+        <w:rFonts w:ascii="Courier New" w:hAnsi="Courier New" w:hint="default"/>
       </w:rPr>
     </w:lvl>
     <w:lvl w:ilvl="2" w:tplc="8C08729C">
@@ -12325,7 +12178,7 @@
         <w:ind w:left="2160" w:hanging="360"/>
       </w:pPr>
       <w:rPr>
-        <w:rFonts w:hint="default" w:ascii="Wingdings" w:hAnsi="Wingdings"/>
+        <w:rFonts w:ascii="Wingdings" w:hAnsi="Wingdings" w:hint="default"/>
       </w:rPr>
     </w:lvl>
     <w:lvl w:ilvl="3" w:tplc="5B48312E">
@@ -12337,7 +12190,7 @@
         <w:ind w:left="2880" w:hanging="360"/>
       </w:pPr>
       <w:rPr>
-        <w:rFonts w:hint="default" w:ascii="Symbol" w:hAnsi="Symbol"/>
+        <w:rFonts w:ascii="Symbol" w:hAnsi="Symbol" w:hint="default"/>
       </w:rPr>
     </w:lvl>
     <w:lvl w:ilvl="4" w:tplc="004A5018">
@@ -12349,7 +12202,7 @@
         <w:ind w:left="3600" w:hanging="360"/>
       </w:pPr>
       <w:rPr>
-        <w:rFonts w:hint="default" w:ascii="Courier New" w:hAnsi="Courier New"/>
+        <w:rFonts w:ascii="Courier New" w:hAnsi="Courier New" w:hint="default"/>
       </w:rPr>
     </w:lvl>
     <w:lvl w:ilvl="5" w:tplc="21EA502E">
@@ -12361,7 +12214,7 @@
         <w:ind w:left="4320" w:hanging="360"/>
       </w:pPr>
       <w:rPr>
-        <w:rFonts w:hint="default" w:ascii="Wingdings" w:hAnsi="Wingdings"/>
+        <w:rFonts w:ascii="Wingdings" w:hAnsi="Wingdings" w:hint="default"/>
       </w:rPr>
     </w:lvl>
     <w:lvl w:ilvl="6" w:tplc="84EE082E">
@@ -12373,7 +12226,7 @@
         <w:ind w:left="5040" w:hanging="360"/>
       </w:pPr>
       <w:rPr>
-        <w:rFonts w:hint="default" w:ascii="Symbol" w:hAnsi="Symbol"/>
+        <w:rFonts w:ascii="Symbol" w:hAnsi="Symbol" w:hint="default"/>
       </w:rPr>
     </w:lvl>
     <w:lvl w:ilvl="7" w:tplc="26EC93A8">
@@ -12385,7 +12238,7 @@
         <w:ind w:left="5760" w:hanging="360"/>
       </w:pPr>
       <w:rPr>
-        <w:rFonts w:hint="default" w:ascii="Courier New" w:hAnsi="Courier New"/>
+        <w:rFonts w:ascii="Courier New" w:hAnsi="Courier New" w:hint="default"/>
       </w:rPr>
     </w:lvl>
     <w:lvl w:ilvl="8" w:tplc="1BF84A06">
@@ -12397,7 +12250,7 @@
         <w:ind w:left="6480" w:hanging="360"/>
       </w:pPr>
       <w:rPr>
-        <w:rFonts w:hint="default" w:ascii="Wingdings" w:hAnsi="Wingdings"/>
+        <w:rFonts w:ascii="Wingdings" w:hAnsi="Wingdings" w:hint="default"/>
       </w:rPr>
     </w:lvl>
   </w:abstractNum>
@@ -12417,7 +12270,7 @@
         <w:ind w:left="720" w:hanging="360"/>
       </w:pPr>
       <w:rPr>
-        <w:rFonts w:hint="default" w:ascii="Symbol" w:hAnsi="Symbol"/>
+        <w:rFonts w:ascii="Symbol" w:hAnsi="Symbol" w:hint="default"/>
         <w:sz w:val="20"/>
       </w:rPr>
     </w:lvl>
@@ -12433,7 +12286,7 @@
         <w:ind w:left="1440" w:hanging="360"/>
       </w:pPr>
       <w:rPr>
-        <w:rFonts w:hint="default" w:ascii="Courier New" w:hAnsi="Courier New"/>
+        <w:rFonts w:ascii="Courier New" w:hAnsi="Courier New" w:hint="default"/>
         <w:sz w:val="20"/>
       </w:rPr>
     </w:lvl>
@@ -12449,7 +12302,7 @@
         <w:ind w:left="2160" w:hanging="360"/>
       </w:pPr>
       <w:rPr>
-        <w:rFonts w:hint="default" w:ascii="Wingdings" w:hAnsi="Wingdings"/>
+        <w:rFonts w:ascii="Wingdings" w:hAnsi="Wingdings" w:hint="default"/>
         <w:sz w:val="20"/>
       </w:rPr>
     </w:lvl>
@@ -12465,7 +12318,7 @@
         <w:ind w:left="2880" w:hanging="360"/>
       </w:pPr>
       <w:rPr>
-        <w:rFonts w:hint="default" w:ascii="Wingdings" w:hAnsi="Wingdings"/>
+        <w:rFonts w:ascii="Wingdings" w:hAnsi="Wingdings" w:hint="default"/>
         <w:sz w:val="20"/>
       </w:rPr>
     </w:lvl>
@@ -12481,7 +12334,7 @@
         <w:ind w:left="3600" w:hanging="360"/>
       </w:pPr>
       <w:rPr>
-        <w:rFonts w:hint="default" w:ascii="Wingdings" w:hAnsi="Wingdings"/>
+        <w:rFonts w:ascii="Wingdings" w:hAnsi="Wingdings" w:hint="default"/>
         <w:sz w:val="20"/>
       </w:rPr>
     </w:lvl>
@@ -12497,7 +12350,7 @@
         <w:ind w:left="4320" w:hanging="360"/>
       </w:pPr>
       <w:rPr>
-        <w:rFonts w:hint="default" w:ascii="Wingdings" w:hAnsi="Wingdings"/>
+        <w:rFonts w:ascii="Wingdings" w:hAnsi="Wingdings" w:hint="default"/>
         <w:sz w:val="20"/>
       </w:rPr>
     </w:lvl>
@@ -12513,7 +12366,7 @@
         <w:ind w:left="5040" w:hanging="360"/>
       </w:pPr>
       <w:rPr>
-        <w:rFonts w:hint="default" w:ascii="Wingdings" w:hAnsi="Wingdings"/>
+        <w:rFonts w:ascii="Wingdings" w:hAnsi="Wingdings" w:hint="default"/>
         <w:sz w:val="20"/>
       </w:rPr>
     </w:lvl>
@@ -12529,7 +12382,7 @@
         <w:ind w:left="5760" w:hanging="360"/>
       </w:pPr>
       <w:rPr>
-        <w:rFonts w:hint="default" w:ascii="Wingdings" w:hAnsi="Wingdings"/>
+        <w:rFonts w:ascii="Wingdings" w:hAnsi="Wingdings" w:hint="default"/>
         <w:sz w:val="20"/>
       </w:rPr>
     </w:lvl>
@@ -12545,7 +12398,7 @@
         <w:ind w:left="6480" w:hanging="360"/>
       </w:pPr>
       <w:rPr>
-        <w:rFonts w:hint="default" w:ascii="Wingdings" w:hAnsi="Wingdings"/>
+        <w:rFonts w:ascii="Wingdings" w:hAnsi="Wingdings" w:hint="default"/>
         <w:sz w:val="20"/>
       </w:rPr>
     </w:lvl>
@@ -12736,7 +12589,7 @@
         <w:ind w:left="720" w:hanging="360"/>
       </w:pPr>
       <w:rPr>
-        <w:rFonts w:hint="default" w:ascii="Symbol" w:hAnsi="Symbol"/>
+        <w:rFonts w:ascii="Symbol" w:hAnsi="Symbol" w:hint="default"/>
       </w:rPr>
     </w:lvl>
     <w:lvl w:ilvl="1" w:tplc="11F2DDB2">
@@ -12748,7 +12601,7 @@
         <w:ind w:left="1440" w:hanging="360"/>
       </w:pPr>
       <w:rPr>
-        <w:rFonts w:hint="default" w:ascii="Courier New" w:hAnsi="Courier New"/>
+        <w:rFonts w:ascii="Courier New" w:hAnsi="Courier New" w:hint="default"/>
       </w:rPr>
     </w:lvl>
     <w:lvl w:ilvl="2" w:tplc="A3848F68">
@@ -12760,7 +12613,7 @@
         <w:ind w:left="2160" w:hanging="360"/>
       </w:pPr>
       <w:rPr>
-        <w:rFonts w:hint="default" w:ascii="Wingdings" w:hAnsi="Wingdings"/>
+        <w:rFonts w:ascii="Wingdings" w:hAnsi="Wingdings" w:hint="default"/>
       </w:rPr>
     </w:lvl>
     <w:lvl w:ilvl="3" w:tplc="F0B860F6">
@@ -12772,7 +12625,7 @@
         <w:ind w:left="2880" w:hanging="360"/>
       </w:pPr>
       <w:rPr>
-        <w:rFonts w:hint="default" w:ascii="Symbol" w:hAnsi="Symbol"/>
+        <w:rFonts w:ascii="Symbol" w:hAnsi="Symbol" w:hint="default"/>
       </w:rPr>
     </w:lvl>
     <w:lvl w:ilvl="4" w:tplc="2ED40782">
@@ -12784,7 +12637,7 @@
         <w:ind w:left="3600" w:hanging="360"/>
       </w:pPr>
       <w:rPr>
-        <w:rFonts w:hint="default" w:ascii="Courier New" w:hAnsi="Courier New"/>
+        <w:rFonts w:ascii="Courier New" w:hAnsi="Courier New" w:hint="default"/>
       </w:rPr>
     </w:lvl>
     <w:lvl w:ilvl="5" w:tplc="7A3CD59A">
@@ -12796,7 +12649,7 @@
         <w:ind w:left="4320" w:hanging="360"/>
       </w:pPr>
       <w:rPr>
-        <w:rFonts w:hint="default" w:ascii="Wingdings" w:hAnsi="Wingdings"/>
+        <w:rFonts w:ascii="Wingdings" w:hAnsi="Wingdings" w:hint="default"/>
       </w:rPr>
     </w:lvl>
     <w:lvl w:ilvl="6" w:tplc="FA486044">
@@ -12808,7 +12661,7 @@
         <w:ind w:left="5040" w:hanging="360"/>
       </w:pPr>
       <w:rPr>
-        <w:rFonts w:hint="default" w:ascii="Symbol" w:hAnsi="Symbol"/>
+        <w:rFonts w:ascii="Symbol" w:hAnsi="Symbol" w:hint="default"/>
       </w:rPr>
     </w:lvl>
     <w:lvl w:ilvl="7" w:tplc="9D08E594">
@@ -12820,7 +12673,7 @@
         <w:ind w:left="5760" w:hanging="360"/>
       </w:pPr>
       <w:rPr>
-        <w:rFonts w:hint="default" w:ascii="Courier New" w:hAnsi="Courier New"/>
+        <w:rFonts w:ascii="Courier New" w:hAnsi="Courier New" w:hint="default"/>
       </w:rPr>
     </w:lvl>
     <w:lvl w:ilvl="8" w:tplc="DDF2450E">
@@ -12832,7 +12685,7 @@
         <w:ind w:left="6480" w:hanging="360"/>
       </w:pPr>
       <w:rPr>
-        <w:rFonts w:hint="default" w:ascii="Wingdings" w:hAnsi="Wingdings"/>
+        <w:rFonts w:ascii="Wingdings" w:hAnsi="Wingdings" w:hint="default"/>
       </w:rPr>
     </w:lvl>
   </w:abstractNum>
@@ -13024,7 +12877,7 @@
   <w:docDefaults>
     <w:rPrDefault>
       <w:rPr>
-        <w:rFonts w:ascii="Times New Roman" w:hAnsi="Times New Roman" w:eastAsia="Times New Roman" w:cs="Times New Roman"/>
+        <w:rFonts w:ascii="Times New Roman" w:eastAsia="Times New Roman" w:hAnsi="Times New Roman" w:cs="Times New Roman"/>
         <w:lang w:val="en-US" w:eastAsia="en-US" w:bidi="ar-SA"/>
       </w:rPr>
     </w:rPrDefault>
@@ -13093,7 +12946,7 @@
     <w:lsdException w:name="Table Web 2" w:semiHidden="1" w:unhideWhenUsed="1"/>
     <w:lsdException w:name="Table Web 3" w:semiHidden="1" w:unhideWhenUsed="1"/>
     <w:lsdException w:name="Table Theme" w:semiHidden="1" w:unhideWhenUsed="1"/>
-    <w:lsdException w:name="Placeholder Text" w:uiPriority="99" w:semiHidden="1"/>
+    <w:lsdException w:name="Placeholder Text" w:semiHidden="1" w:uiPriority="99"/>
     <w:lsdException w:name="No Spacing" w:uiPriority="1" w:qFormat="1"/>
     <w:lsdException w:name="Light Shading" w:uiPriority="60"/>
     <w:lsdException w:name="Light List" w:uiPriority="61"/>
@@ -13115,7 +12968,7 @@
     <w:lsdException w:name="Medium Shading 1 Accent 1" w:uiPriority="63"/>
     <w:lsdException w:name="Medium Shading 2 Accent 1" w:uiPriority="64"/>
     <w:lsdException w:name="Medium List 1 Accent 1" w:uiPriority="65"/>
-    <w:lsdException w:name="Revision" w:uiPriority="99" w:semiHidden="1"/>
+    <w:lsdException w:name="Revision" w:semiHidden="1" w:uiPriority="99"/>
     <w:lsdException w:name="List Paragraph" w:uiPriority="34" w:qFormat="1"/>
     <w:lsdException w:name="Quote" w:uiPriority="29" w:qFormat="1"/>
     <w:lsdException w:name="Intense Quote" w:uiPriority="30" w:qFormat="1"/>
@@ -13202,8 +13055,8 @@
     <w:lsdException w:name="Subtle Reference" w:uiPriority="31" w:qFormat="1"/>
     <w:lsdException w:name="Intense Reference" w:uiPriority="32" w:qFormat="1"/>
     <w:lsdException w:name="Book Title" w:uiPriority="33" w:qFormat="1"/>
-    <w:lsdException w:name="Bibliography" w:uiPriority="37" w:semiHidden="1" w:unhideWhenUsed="1"/>
-    <w:lsdException w:name="TOC Heading" w:uiPriority="39" w:semiHidden="1" w:unhideWhenUsed="1" w:qFormat="1"/>
+    <w:lsdException w:name="Bibliography" w:semiHidden="1" w:uiPriority="37" w:unhideWhenUsed="1"/>
+    <w:lsdException w:name="TOC Heading" w:semiHidden="1" w:uiPriority="39" w:unhideWhenUsed="1" w:qFormat="1"/>
     <w:lsdException w:name="Plain Table 1" w:uiPriority="41"/>
     <w:lsdException w:name="Plain Table 2" w:uiPriority="42"/>
     <w:lsdException w:name="Plain Table 3" w:uiPriority="43"/>
@@ -13308,13 +13161,13 @@
     <w:lsdException w:name="List Table 5 Dark Accent 6" w:uiPriority="50"/>
     <w:lsdException w:name="List Table 6 Colorful Accent 6" w:uiPriority="51"/>
     <w:lsdException w:name="List Table 7 Colorful Accent 6" w:uiPriority="52"/>
-    <w:lsdException w:name="Mention" w:uiPriority="99" w:semiHidden="1" w:unhideWhenUsed="1"/>
-    <w:lsdException w:name="Smart Hyperlink" w:uiPriority="99" w:semiHidden="1" w:unhideWhenUsed="1"/>
-    <w:lsdException w:name="Hashtag" w:uiPriority="99" w:semiHidden="1" w:unhideWhenUsed="1"/>
-    <w:lsdException w:name="Unresolved Mention" w:uiPriority="99" w:semiHidden="1" w:unhideWhenUsed="1"/>
-    <w:lsdException w:name="Smart Link" w:uiPriority="99" w:semiHidden="1" w:unhideWhenUsed="1"/>
+    <w:lsdException w:name="Mention" w:semiHidden="1" w:uiPriority="99" w:unhideWhenUsed="1"/>
+    <w:lsdException w:name="Smart Hyperlink" w:semiHidden="1" w:uiPriority="99" w:unhideWhenUsed="1"/>
+    <w:lsdException w:name="Hashtag" w:semiHidden="1" w:uiPriority="99" w:unhideWhenUsed="1"/>
+    <w:lsdException w:name="Unresolved Mention" w:semiHidden="1" w:uiPriority="99" w:unhideWhenUsed="1"/>
+    <w:lsdException w:name="Smart Link" w:semiHidden="1" w:uiPriority="99" w:unhideWhenUsed="1"/>
   </w:latentStyles>
-  <w:style w:type="paragraph" w:styleId="Binhthng" w:default="1">
+  <w:style w:type="paragraph" w:default="1" w:styleId="Normal">
     <w:name w:val="Normal"/>
     <w:qFormat/>
     <w:pPr>
@@ -13325,10 +13178,10 @@
       <w:sz w:val="24"/>
     </w:rPr>
   </w:style>
-  <w:style w:type="paragraph" w:styleId="u1">
+  <w:style w:type="paragraph" w:styleId="Heading1">
     <w:name w:val="heading 1"/>
-    <w:basedOn w:val="Binhthng"/>
-    <w:next w:val="Binhthng"/>
+    <w:basedOn w:val="Normal"/>
+    <w:next w:val="Normal"/>
     <w:qFormat/>
     <w:pPr>
       <w:keepNext/>
@@ -13345,11 +13198,11 @@
       <w:sz w:val="36"/>
     </w:rPr>
   </w:style>
-  <w:style w:type="paragraph" w:styleId="u2">
+  <w:style w:type="paragraph" w:styleId="Heading2">
     <w:name w:val="heading 2"/>
-    <w:basedOn w:val="Binhthng"/>
-    <w:next w:val="Binhthng"/>
-    <w:link w:val="u2Char"/>
+    <w:basedOn w:val="Normal"/>
+    <w:next w:val="Normal"/>
+    <w:link w:val="Heading2Char"/>
     <w:qFormat/>
     <w:pPr>
       <w:keepNext/>
@@ -13366,11 +13219,11 @@
       <w:sz w:val="28"/>
     </w:rPr>
   </w:style>
-  <w:style w:type="paragraph" w:styleId="u3">
+  <w:style w:type="paragraph" w:styleId="Heading3">
     <w:name w:val="heading 3"/>
-    <w:basedOn w:val="Binhthng"/>
-    <w:next w:val="Binhthng"/>
-    <w:link w:val="u3Char"/>
+    <w:basedOn w:val="Normal"/>
+    <w:next w:val="Normal"/>
+    <w:link w:val="Heading3Char"/>
     <w:qFormat/>
     <w:pPr>
       <w:numPr>
@@ -13384,10 +13237,10 @@
       <w:b/>
     </w:rPr>
   </w:style>
-  <w:style w:type="paragraph" w:styleId="u4">
+  <w:style w:type="paragraph" w:styleId="Heading4">
     <w:name w:val="heading 4"/>
-    <w:basedOn w:val="Binhthng"/>
-    <w:next w:val="Binhthng"/>
+    <w:basedOn w:val="Normal"/>
+    <w:next w:val="Normal"/>
     <w:qFormat/>
     <w:pPr>
       <w:keepNext/>
@@ -13406,10 +13259,10 @@
       <w:sz w:val="22"/>
     </w:rPr>
   </w:style>
-  <w:style w:type="paragraph" w:styleId="u5">
+  <w:style w:type="paragraph" w:styleId="Heading5">
     <w:name w:val="heading 5"/>
-    <w:basedOn w:val="Binhthng"/>
-    <w:next w:val="Binhthng"/>
+    <w:basedOn w:val="Normal"/>
+    <w:next w:val="Normal"/>
     <w:qFormat/>
     <w:pPr>
       <w:numPr>
@@ -13425,10 +13278,10 @@
       <w:sz w:val="22"/>
     </w:rPr>
   </w:style>
-  <w:style w:type="paragraph" w:styleId="u6">
+  <w:style w:type="paragraph" w:styleId="Heading6">
     <w:name w:val="heading 6"/>
-    <w:basedOn w:val="Binhthng"/>
-    <w:next w:val="Binhthng"/>
+    <w:basedOn w:val="Normal"/>
+    <w:next w:val="Normal"/>
     <w:qFormat/>
     <w:pPr>
       <w:numPr>
@@ -13446,10 +13299,10 @@
       <w:sz w:val="22"/>
     </w:rPr>
   </w:style>
-  <w:style w:type="paragraph" w:styleId="u7">
+  <w:style w:type="paragraph" w:styleId="Heading7">
     <w:name w:val="heading 7"/>
-    <w:basedOn w:val="Binhthng"/>
-    <w:next w:val="Binhthng"/>
+    <w:basedOn w:val="Normal"/>
+    <w:next w:val="Normal"/>
     <w:qFormat/>
     <w:pPr>
       <w:numPr>
@@ -13465,10 +13318,10 @@
       <w:sz w:val="20"/>
     </w:rPr>
   </w:style>
-  <w:style w:type="paragraph" w:styleId="u8">
+  <w:style w:type="paragraph" w:styleId="Heading8">
     <w:name w:val="heading 8"/>
-    <w:basedOn w:val="Binhthng"/>
-    <w:next w:val="Binhthng"/>
+    <w:basedOn w:val="Normal"/>
+    <w:next w:val="Normal"/>
     <w:qFormat/>
     <w:pPr>
       <w:numPr>
@@ -13485,10 +13338,10 @@
       <w:sz w:val="20"/>
     </w:rPr>
   </w:style>
-  <w:style w:type="paragraph" w:styleId="u9">
+  <w:style w:type="paragraph" w:styleId="Heading9">
     <w:name w:val="heading 9"/>
-    <w:basedOn w:val="Binhthng"/>
-    <w:next w:val="Binhthng"/>
+    <w:basedOn w:val="Normal"/>
+    <w:next w:val="Normal"/>
     <w:qFormat/>
     <w:pPr>
       <w:numPr>
@@ -13506,13 +13359,13 @@
       <w:sz w:val="18"/>
     </w:rPr>
   </w:style>
-  <w:style w:type="character" w:styleId="Phngmcinhcuaoanvn" w:default="1">
+  <w:style w:type="character" w:default="1" w:styleId="DefaultParagraphFont">
     <w:name w:val="Default Paragraph Font"/>
     <w:uiPriority w:val="1"/>
     <w:semiHidden/>
     <w:unhideWhenUsed/>
   </w:style>
-  <w:style w:type="table" w:styleId="BangThngthng" w:default="1">
+  <w:style w:type="table" w:default="1" w:styleId="TableNormal">
     <w:name w:val="Normal Table"/>
     <w:uiPriority w:val="99"/>
     <w:semiHidden/>
@@ -13527,15 +13380,15 @@
       </w:tblCellMar>
     </w:tblPr>
   </w:style>
-  <w:style w:type="numbering" w:styleId="Khngco" w:default="1">
+  <w:style w:type="numbering" w:default="1" w:styleId="NoList">
     <w:name w:val="No List"/>
     <w:uiPriority w:val="99"/>
     <w:semiHidden/>
     <w:unhideWhenUsed/>
   </w:style>
-  <w:style w:type="paragraph" w:styleId="Chntrang">
+  <w:style w:type="paragraph" w:styleId="Footer">
     <w:name w:val="footer"/>
-    <w:basedOn w:val="Binhthng"/>
+    <w:basedOn w:val="Normal"/>
     <w:pPr>
       <w:tabs>
         <w:tab w:val="center" w:pos="4680"/>
@@ -13548,17 +13401,17 @@
       <w:sz w:val="20"/>
     </w:rPr>
   </w:style>
-  <w:style w:type="paragraph" w:styleId="bullet" w:customStyle="1">
+  <w:style w:type="paragraph" w:customStyle="1" w:styleId="bullet">
     <w:name w:val="bullet"/>
-    <w:basedOn w:val="Binhthng"/>
+    <w:basedOn w:val="Normal"/>
     <w:rPr>
       <w:rFonts w:ascii="Arial" w:hAnsi="Arial"/>
       <w:sz w:val="20"/>
     </w:rPr>
   </w:style>
-  <w:style w:type="paragraph" w:styleId="utrang">
+  <w:style w:type="paragraph" w:styleId="Header">
     <w:name w:val="header"/>
-    <w:basedOn w:val="Binhthng"/>
+    <w:basedOn w:val="Normal"/>
     <w:pPr>
       <w:tabs>
         <w:tab w:val="center" w:pos="4680"/>
@@ -13571,9 +13424,9 @@
       <w:sz w:val="20"/>
     </w:rPr>
   </w:style>
-  <w:style w:type="paragraph" w:styleId="heading1" w:customStyle="1">
+  <w:style w:type="paragraph" w:customStyle="1" w:styleId="heading10">
     <w:name w:val="heading1"/>
-    <w:basedOn w:val="Binhthng"/>
+    <w:basedOn w:val="Normal"/>
     <w:pPr>
       <w:tabs>
         <w:tab w:val="left" w:pos="450"/>
@@ -13583,10 +13436,10 @@
       </w:tabs>
     </w:pPr>
   </w:style>
-  <w:style w:type="paragraph" w:styleId="Mucluc1">
+  <w:style w:type="paragraph" w:styleId="TOC1">
     <w:name w:val="toc 1"/>
-    <w:basedOn w:val="Binhthng"/>
-    <w:next w:val="Binhthng"/>
+    <w:basedOn w:val="Normal"/>
+    <w:next w:val="Normal"/>
     <w:uiPriority w:val="39"/>
     <w:pPr>
       <w:tabs>
@@ -13602,10 +13455,10 @@
       <w:noProof/>
     </w:rPr>
   </w:style>
-  <w:style w:type="paragraph" w:styleId="Mucluc2">
+  <w:style w:type="paragraph" w:styleId="TOC2">
     <w:name w:val="toc 2"/>
-    <w:basedOn w:val="Binhthng"/>
-    <w:next w:val="Binhthng"/>
+    <w:basedOn w:val="Normal"/>
+    <w:next w:val="Normal"/>
     <w:uiPriority w:val="39"/>
     <w:pPr>
       <w:tabs>
@@ -13619,17 +13472,17 @@
       <w:sz w:val="22"/>
     </w:rPr>
   </w:style>
-  <w:style w:type="paragraph" w:styleId="level4" w:customStyle="1">
+  <w:style w:type="paragraph" w:customStyle="1" w:styleId="level4">
     <w:name w:val="level 4"/>
-    <w:basedOn w:val="Binhthng"/>
+    <w:basedOn w:val="Normal"/>
     <w:pPr>
       <w:spacing w:before="120" w:after="120"/>
       <w:ind w:left="634"/>
     </w:pPr>
   </w:style>
-  <w:style w:type="paragraph" w:styleId="level5" w:customStyle="1">
+  <w:style w:type="paragraph" w:customStyle="1" w:styleId="level5">
     <w:name w:val="level 5"/>
-    <w:basedOn w:val="Binhthng"/>
+    <w:basedOn w:val="Normal"/>
     <w:pPr>
       <w:tabs>
         <w:tab w:val="left" w:pos="2520"/>
@@ -13637,9 +13490,9 @@
       <w:ind w:left="1440"/>
     </w:pPr>
   </w:style>
-  <w:style w:type="paragraph" w:styleId="Tiu">
+  <w:style w:type="paragraph" w:styleId="Title">
     <w:name w:val="Title"/>
-    <w:basedOn w:val="Binhthng"/>
+    <w:basedOn w:val="Normal"/>
     <w:qFormat/>
     <w:pPr>
       <w:spacing w:before="240" w:after="720" w:line="240" w:lineRule="auto"/>
@@ -13652,9 +13505,9 @@
       <w:sz w:val="64"/>
     </w:rPr>
   </w:style>
-  <w:style w:type="paragraph" w:styleId="TOCEntry" w:customStyle="1">
+  <w:style w:type="paragraph" w:customStyle="1" w:styleId="TOCEntry">
     <w:name w:val="TOCEntry"/>
-    <w:basedOn w:val="Binhthng"/>
+    <w:basedOn w:val="Normal"/>
     <w:pPr>
       <w:keepNext/>
       <w:keepLines/>
@@ -13665,10 +13518,10 @@
       <w:sz w:val="36"/>
     </w:rPr>
   </w:style>
-  <w:style w:type="paragraph" w:styleId="Mucluc3">
+  <w:style w:type="paragraph" w:styleId="TOC3">
     <w:name w:val="toc 3"/>
-    <w:basedOn w:val="Binhthng"/>
-    <w:next w:val="Binhthng"/>
+    <w:basedOn w:val="Normal"/>
+    <w:next w:val="Normal"/>
     <w:semiHidden/>
     <w:pPr>
       <w:tabs>
@@ -13682,10 +13535,10 @@
       <w:sz w:val="22"/>
     </w:rPr>
   </w:style>
-  <w:style w:type="paragraph" w:styleId="Mucluc4">
+  <w:style w:type="paragraph" w:styleId="TOC4">
     <w:name w:val="toc 4"/>
-    <w:basedOn w:val="Binhthng"/>
-    <w:next w:val="Binhthng"/>
+    <w:basedOn w:val="Normal"/>
+    <w:next w:val="Normal"/>
     <w:semiHidden/>
     <w:pPr>
       <w:tabs>
@@ -13694,10 +13547,10 @@
       <w:ind w:left="720"/>
     </w:pPr>
   </w:style>
-  <w:style w:type="paragraph" w:styleId="Mucluc5">
+  <w:style w:type="paragraph" w:styleId="TOC5">
     <w:name w:val="toc 5"/>
-    <w:basedOn w:val="Binhthng"/>
-    <w:next w:val="Binhthng"/>
+    <w:basedOn w:val="Normal"/>
+    <w:next w:val="Normal"/>
     <w:semiHidden/>
     <w:pPr>
       <w:tabs>
@@ -13706,10 +13559,10 @@
       <w:ind w:left="960"/>
     </w:pPr>
   </w:style>
-  <w:style w:type="paragraph" w:styleId="Mucluc6">
+  <w:style w:type="paragraph" w:styleId="TOC6">
     <w:name w:val="toc 6"/>
-    <w:basedOn w:val="Binhthng"/>
-    <w:next w:val="Binhthng"/>
+    <w:basedOn w:val="Normal"/>
+    <w:next w:val="Normal"/>
     <w:semiHidden/>
     <w:pPr>
       <w:tabs>
@@ -13718,10 +13571,10 @@
       <w:ind w:left="1200"/>
     </w:pPr>
   </w:style>
-  <w:style w:type="paragraph" w:styleId="Mucluc7">
+  <w:style w:type="paragraph" w:styleId="TOC7">
     <w:name w:val="toc 7"/>
-    <w:basedOn w:val="Binhthng"/>
-    <w:next w:val="Binhthng"/>
+    <w:basedOn w:val="Normal"/>
+    <w:next w:val="Normal"/>
     <w:semiHidden/>
     <w:pPr>
       <w:tabs>
@@ -13730,10 +13583,10 @@
       <w:ind w:left="1440"/>
     </w:pPr>
   </w:style>
-  <w:style w:type="paragraph" w:styleId="Mucluc8">
+  <w:style w:type="paragraph" w:styleId="TOC8">
     <w:name w:val="toc 8"/>
-    <w:basedOn w:val="Binhthng"/>
-    <w:next w:val="Binhthng"/>
+    <w:basedOn w:val="Normal"/>
+    <w:next w:val="Normal"/>
     <w:semiHidden/>
     <w:pPr>
       <w:tabs>
@@ -13742,10 +13595,10 @@
       <w:ind w:left="1680"/>
     </w:pPr>
   </w:style>
-  <w:style w:type="paragraph" w:styleId="Mucluc9">
+  <w:style w:type="paragraph" w:styleId="TOC9">
     <w:name w:val="toc 9"/>
-    <w:basedOn w:val="Binhthng"/>
-    <w:next w:val="Binhthng"/>
+    <w:basedOn w:val="Normal"/>
+    <w:next w:val="Normal"/>
     <w:semiHidden/>
     <w:pPr>
       <w:tabs>
@@ -13754,22 +13607,22 @@
       <w:ind w:left="1920"/>
     </w:pPr>
   </w:style>
-  <w:style w:type="paragraph" w:styleId="template" w:customStyle="1">
+  <w:style w:type="paragraph" w:customStyle="1" w:styleId="template">
     <w:name w:val="template"/>
-    <w:basedOn w:val="Binhthng"/>
+    <w:basedOn w:val="Normal"/>
     <w:rPr>
       <w:rFonts w:ascii="Arial" w:hAnsi="Arial"/>
       <w:i/>
       <w:sz w:val="22"/>
     </w:rPr>
   </w:style>
-  <w:style w:type="character" w:styleId="Strang">
+  <w:style w:type="character" w:styleId="PageNumber">
     <w:name w:val="page number"/>
-    <w:basedOn w:val="Phngmcinhcuaoanvn"/>
+    <w:basedOn w:val="DefaultParagraphFont"/>
   </w:style>
-  <w:style w:type="paragraph" w:styleId="level3text" w:customStyle="1">
+  <w:style w:type="paragraph" w:customStyle="1" w:styleId="level3text">
     <w:name w:val="level 3 text"/>
-    <w:basedOn w:val="Binhthng"/>
+    <w:basedOn w:val="Normal"/>
     <w:pPr>
       <w:spacing w:line="220" w:lineRule="exact"/>
       <w:ind w:left="1350" w:hanging="716"/>
@@ -13780,7 +13633,7 @@
       <w:sz w:val="22"/>
     </w:rPr>
   </w:style>
-  <w:style w:type="paragraph" w:styleId="requirement" w:customStyle="1">
+  <w:style w:type="paragraph" w:customStyle="1" w:styleId="requirement">
     <w:name w:val="requirement"/>
     <w:basedOn w:val="level4"/>
     <w:pPr>
@@ -13791,16 +13644,16 @@
       <w:rFonts w:ascii="Times New Roman" w:hAnsi="Times New Roman"/>
     </w:rPr>
   </w:style>
-  <w:style w:type="paragraph" w:styleId="ByLine" w:customStyle="1">
+  <w:style w:type="paragraph" w:customStyle="1" w:styleId="ByLine">
     <w:name w:val="ByLine"/>
-    <w:basedOn w:val="Tiu"/>
+    <w:basedOn w:val="Title"/>
     <w:rPr>
       <w:sz w:val="28"/>
     </w:rPr>
   </w:style>
-  <w:style w:type="paragraph" w:styleId="ChangeHistoryTitle" w:customStyle="1">
+  <w:style w:type="paragraph" w:customStyle="1" w:styleId="ChangeHistoryTitle">
     <w:name w:val="ChangeHistory Title"/>
-    <w:basedOn w:val="Binhthng"/>
+    <w:basedOn w:val="Normal"/>
     <w:pPr>
       <w:keepNext/>
       <w:spacing w:before="60" w:after="60" w:line="240" w:lineRule="auto"/>
@@ -13812,13 +13665,13 @@
       <w:sz w:val="36"/>
     </w:rPr>
   </w:style>
-  <w:style w:type="paragraph" w:styleId="SuperTitle" w:customStyle="1">
+  <w:style w:type="paragraph" w:customStyle="1" w:styleId="SuperTitle">
     <w:name w:val="SuperTitle"/>
-    <w:basedOn w:val="Tiu"/>
-    <w:next w:val="Binhthng"/>
+    <w:basedOn w:val="Title"/>
+    <w:next w:val="Normal"/>
     <w:pPr>
       <w:pBdr>
-        <w:top w:val="single" w:color="auto" w:sz="48" w:space="1"/>
+        <w:top w:val="single" w:sz="48" w:space="1" w:color="auto"/>
       </w:pBdr>
       <w:spacing w:before="960" w:after="0"/>
     </w:pPr>
@@ -13826,12 +13679,12 @@
       <w:sz w:val="28"/>
     </w:rPr>
   </w:style>
-  <w:style w:type="paragraph" w:styleId="line" w:customStyle="1">
+  <w:style w:type="paragraph" w:customStyle="1" w:styleId="line">
     <w:name w:val="line"/>
-    <w:basedOn w:val="Tiu"/>
+    <w:basedOn w:val="Title"/>
     <w:pPr>
       <w:pBdr>
-        <w:top w:val="single" w:color="auto" w:sz="36" w:space="1"/>
+        <w:top w:val="single" w:sz="36" w:space="1" w:color="auto"/>
       </w:pBdr>
       <w:spacing w:after="0"/>
     </w:pPr>
@@ -13839,25 +13692,25 @@
       <w:sz w:val="40"/>
     </w:rPr>
   </w:style>
-  <w:style w:type="table" w:styleId="LiBang">
+  <w:style w:type="table" w:styleId="TableGrid">
     <w:name w:val="Table Grid"/>
-    <w:basedOn w:val="BangThngthng"/>
+    <w:basedOn w:val="TableNormal"/>
     <w:rsid w:val="00F6016F"/>
     <w:pPr>
       <w:spacing w:line="240" w:lineRule="exact"/>
     </w:pPr>
     <w:tblPr>
       <w:tblBorders>
-        <w:top w:val="single" w:color="auto" w:sz="4" w:space="0"/>
-        <w:left w:val="single" w:color="auto" w:sz="4" w:space="0"/>
-        <w:bottom w:val="single" w:color="auto" w:sz="4" w:space="0"/>
-        <w:right w:val="single" w:color="auto" w:sz="4" w:space="0"/>
-        <w:insideH w:val="single" w:color="auto" w:sz="4" w:space="0"/>
-        <w:insideV w:val="single" w:color="auto" w:sz="4" w:space="0"/>
+        <w:top w:val="single" w:sz="4" w:space="0" w:color="auto"/>
+        <w:left w:val="single" w:sz="4" w:space="0" w:color="auto"/>
+        <w:bottom w:val="single" w:sz="4" w:space="0" w:color="auto"/>
+        <w:right w:val="single" w:sz="4" w:space="0" w:color="auto"/>
+        <w:insideH w:val="single" w:sz="4" w:space="0" w:color="auto"/>
+        <w:insideV w:val="single" w:sz="4" w:space="0" w:color="auto"/>
       </w:tblBorders>
     </w:tblPr>
   </w:style>
-  <w:style w:type="character" w:styleId="Siuktni">
+  <w:style w:type="character" w:styleId="Hyperlink">
     <w:name w:val="Hyperlink"/>
     <w:uiPriority w:val="99"/>
     <w:rsid w:val="00F233C8"/>
@@ -13874,9 +13727,9 @@
       <w:u w:val="single"/>
     </w:rPr>
   </w:style>
-  <w:style w:type="paragraph" w:styleId="oancuaDanhsach">
+  <w:style w:type="paragraph" w:styleId="ListParagraph">
     <w:name w:val="List Paragraph"/>
-    <w:basedOn w:val="Binhthng"/>
+    <w:basedOn w:val="Normal"/>
     <w:uiPriority w:val="34"/>
     <w:qFormat/>
     <w:rsid w:val="00B8756E"/>
@@ -13885,7 +13738,7 @@
       <w:contextualSpacing/>
     </w:pPr>
   </w:style>
-  <w:style w:type="paragraph" w:styleId="Duytlai">
+  <w:style w:type="paragraph" w:styleId="Revision">
     <w:name w:val="Revision"/>
     <w:hidden/>
     <w:uiPriority w:val="99"/>
@@ -13896,9 +13749,9 @@
       <w:sz w:val="24"/>
     </w:rPr>
   </w:style>
-  <w:style w:type="character" w:styleId="u3Char" w:customStyle="1">
-    <w:name w:val="Đầu đề 3 Char"/>
-    <w:link w:val="u3"/>
+  <w:style w:type="character" w:customStyle="1" w:styleId="Heading3Char">
+    <w:name w:val="Heading 3 Char"/>
+    <w:link w:val="Heading3"/>
     <w:rsid w:val="005E114E"/>
     <w:rPr>
       <w:rFonts w:ascii="Times" w:hAnsi="Times"/>
@@ -13906,9 +13759,9 @@
       <w:sz w:val="24"/>
     </w:rPr>
   </w:style>
-  <w:style w:type="character" w:styleId="u2Char" w:customStyle="1">
-    <w:name w:val="Đầu đề 2 Char"/>
-    <w:link w:val="u2"/>
+  <w:style w:type="character" w:customStyle="1" w:styleId="Heading2Char">
+    <w:name w:val="Heading 2 Char"/>
+    <w:link w:val="Heading2"/>
     <w:rsid w:val="005E114E"/>
     <w:rPr>
       <w:rFonts w:ascii="Times" w:hAnsi="Times"/>
@@ -13916,11 +13769,29 @@
       <w:sz w:val="28"/>
     </w:rPr>
   </w:style>
+  <w:style w:type="paragraph" w:styleId="Caption">
+    <w:name w:val="caption"/>
+    <w:basedOn w:val="Normal"/>
+    <w:next w:val="Normal"/>
+    <w:unhideWhenUsed/>
+    <w:qFormat/>
+    <w:rsid w:val="00DA672F"/>
+    <w:pPr>
+      <w:spacing w:after="200" w:line="240" w:lineRule="auto"/>
+    </w:pPr>
+    <w:rPr>
+      <w:i/>
+      <w:iCs/>
+      <w:color w:val="0E2841" w:themeColor="text2"/>
+      <w:sz w:val="18"/>
+      <w:szCs w:val="18"/>
+    </w:rPr>
+  </w:style>
 </w:styles>
 </file>
 
 <file path=word/theme/theme1.xml><?xml version="1.0" encoding="utf-8"?>
-<a:theme xmlns:a="http://schemas.openxmlformats.org/drawingml/2006/main" xmlns:thm15="http://schemas.microsoft.com/office/thememl/2012/main" name="Office Theme">
+<a:theme xmlns:a="http://schemas.openxmlformats.org/drawingml/2006/main" name="Office Theme">
   <a:themeElements>
     <a:clrScheme name="Office">
       <a:dk1>
